--- a/Informe de Practica Profesional - David Elias Chavez Dubon.docx
+++ b/Informe de Practica Profesional - David Elias Chavez Dubon.docx
@@ -17,23 +17,23 @@
           <w:insideV w:val="none" w:sz="0" w:space="0" w:color="auto"/>
         </w:tblBorders>
         <w:tblCellMar>
-          <w:top w:w="40" w:type="dxa"/>
-          <w:left w:w="40" w:type="dxa"/>
-          <w:bottom w:w="40" w:type="dxa"/>
-          <w:right w:w="40" w:type="dxa"/>
+          <w:top w:w="0" w:type="dxa"/>
+          <w:left w:w="0" w:type="dxa"/>
+          <w:bottom w:w="0" w:type="dxa"/>
+          <w:right w:w="0" w:type="dxa"/>
         </w:tblCellMar>
       </w:tblPr>
       <w:tblGrid>
-        <w:gridCol w:w="1928"/>
-        <w:gridCol w:w="7143"/>
+        <w:gridCol w:w="1474"/>
+        <w:gridCol w:w="7597"/>
       </w:tblGrid>
       <w:tr>
         <w:trPr>
-          <w:trHeight w:val="13381" w:hRule="exact"/>
+          <w:trHeight w:val="13267" w:hRule="exact"/>
         </w:trPr>
         <w:tc>
           <w:tcPr>
-            <w:tcW w:type="dxa" w:w="1928"/>
+            <w:tcW w:type="dxa" w:w="1474"/>
           </w:tcPr>
           <w:p>
             <w:pPr>
@@ -43,7 +43,7 @@
             <w:r>
               <w:drawing>
                 <wp:inline xmlns:a="http://schemas.openxmlformats.org/drawingml/2006/main" xmlns:pic="http://schemas.openxmlformats.org/drawingml/2006/picture">
-                  <wp:extent cx="1152000" cy="8460000"/>
+                  <wp:extent cx="864000" cy="8388000"/>
                   <wp:docPr id="1" name="Picture 1"/>
                   <wp:cNvGraphicFramePr>
                     <a:graphicFrameLocks noChangeAspect="1"/>
@@ -64,7 +64,7 @@
                         <pic:spPr>
                           <a:xfrm>
                             <a:off x="0" y="0"/>
-                            <a:ext cx="1152000" cy="8460000"/>
+                            <a:ext cx="864000" cy="8388000"/>
                           </a:xfrm>
                           <a:prstGeom prst="rect"/>
                         </pic:spPr>
@@ -78,7 +78,7 @@
         </w:tc>
         <w:tc>
           <w:tcPr>
-            <w:tcW w:type="dxa" w:w="7143"/>
+            <w:tcW w:type="dxa" w:w="7597"/>
             <w:vAlign w:val="center"/>
           </w:tcPr>
           <w:p>
@@ -91,62 +91,100 @@
               <w:rPr>
                 <w:rFonts w:ascii="Arial" w:hAnsi="Arial"/>
                 <w:b/>
-                <w:sz w:val="28"/>
+                <w:color w:val="595959"/>
+                <w:sz w:val="24"/>
               </w:rPr>
               <w:t>CENTRO DE EDUCACIÓN MEDIA GUBERNAMENTAL</w:t>
             </w:r>
           </w:p>
           <w:p>
             <w:pPr>
-              <w:spacing w:line="276" w:lineRule="auto" w:after="520" w:before="0"/>
+              <w:spacing w:line="276" w:lineRule="auto" w:after="160" w:before="0"/>
+              <w:jc w:val="center"/>
+              <w:pBdr>
+                <w:bottom w:val="single" w:sz="8" w:space="10" w:color="1A8F5C"/>
+              </w:pBdr>
+            </w:pPr>
+            <w:r>
+              <w:rPr>
+                <w:rFonts w:ascii="Arial" w:hAnsi="Arial"/>
+                <w:b/>
+                <w:color w:val="595959"/>
+                <w:sz w:val="26"/>
+              </w:rPr>
+              <w:t>MARGARITA DIOMIRA CRISPÍ</w:t>
+            </w:r>
+          </w:p>
+          <w:p>
+            <w:pPr>
+              <w:spacing w:line="276" w:lineRule="auto" w:after="40" w:before="800"/>
               <w:jc w:val="center"/>
             </w:pPr>
             <w:r>
               <w:rPr>
                 <w:rFonts w:ascii="Arial" w:hAnsi="Arial"/>
                 <w:b/>
-                <w:sz w:val="28"/>
+                <w:color w:val="0D5C3F"/>
+                <w:sz w:val="42"/>
               </w:rPr>
-              <w:t>MARGARITA DIOMIRA CRISPÍ</w:t>
+              <w:t>INFORME DE</w:t>
             </w:r>
           </w:p>
           <w:p>
             <w:pPr>
-              <w:spacing w:line="276" w:lineRule="auto" w:after="600" w:before="0"/>
+              <w:spacing w:line="276" w:lineRule="auto" w:after="280" w:before="0"/>
               <w:jc w:val="center"/>
             </w:pPr>
             <w:r>
               <w:rPr>
                 <w:rFonts w:ascii="Arial" w:hAnsi="Arial"/>
                 <w:b/>
-                <w:sz w:val="32"/>
+                <w:color w:val="0D5C3F"/>
+                <w:sz w:val="42"/>
               </w:rPr>
-              <w:t>INFORME DE PRÁCTICA PROFESIONAL</w:t>
+              <w:t>PRÁCTICA PROFESIONAL</w:t>
             </w:r>
           </w:p>
           <w:p>
             <w:pPr>
-              <w:spacing w:line="276" w:lineRule="auto" w:after="40" w:before="0"/>
+              <w:spacing w:line="276" w:lineRule="auto" w:after="880" w:before="0"/>
+              <w:jc w:val="center"/>
+            </w:pPr>
+            <w:r>
+              <w:rPr>
+                <w:rFonts w:ascii="Arial" w:hAnsi="Arial"/>
+                <w:b w:val="0"/>
+                <w:color w:val="595959"/>
+                <w:sz w:val="26"/>
+              </w:rPr>
+              <w:t>TOPPIC Constructora S. de R.L.</w:t>
+            </w:r>
+          </w:p>
+          <w:p>
+            <w:pPr>
+              <w:spacing w:line="276" w:lineRule="auto" w:after="20" w:before="0"/>
               <w:jc w:val="center"/>
             </w:pPr>
             <w:r>
               <w:rPr>
                 <w:rFonts w:ascii="Arial" w:hAnsi="Arial"/>
                 <w:b/>
-                <w:sz w:val="24"/>
+                <w:color w:val="1A8F5C"/>
+                <w:sz w:val="20"/>
               </w:rPr>
-              <w:t>Alumno:</w:t>
+              <w:t>ALUMNO</w:t>
             </w:r>
           </w:p>
           <w:p>
             <w:pPr>
-              <w:spacing w:line="276" w:lineRule="auto" w:after="360" w:before="0"/>
+              <w:spacing w:line="276" w:lineRule="auto" w:after="340" w:before="0"/>
               <w:jc w:val="center"/>
             </w:pPr>
             <w:r>
               <w:rPr>
                 <w:rFonts w:ascii="Arial" w:hAnsi="Arial"/>
                 <w:b w:val="0"/>
+                <w:color w:val="1A1A1A"/>
                 <w:sz w:val="24"/>
               </w:rPr>
               <w:t>David Elías Chávez Dubón</w:t>
@@ -154,27 +192,29 @@
           </w:p>
           <w:p>
             <w:pPr>
-              <w:spacing w:line="276" w:lineRule="auto" w:after="40" w:before="0"/>
+              <w:spacing w:line="276" w:lineRule="auto" w:after="20" w:before="0"/>
               <w:jc w:val="center"/>
             </w:pPr>
             <w:r>
               <w:rPr>
                 <w:rFonts w:ascii="Arial" w:hAnsi="Arial"/>
                 <w:b/>
-                <w:sz w:val="24"/>
+                <w:color w:val="1A8F5C"/>
+                <w:sz w:val="20"/>
               </w:rPr>
-              <w:t>Carrera:</w:t>
+              <w:t>CARRERA</w:t>
             </w:r>
           </w:p>
           <w:p>
             <w:pPr>
-              <w:spacing w:line="276" w:lineRule="auto" w:after="360" w:before="0"/>
+              <w:spacing w:line="276" w:lineRule="auto" w:after="340" w:before="0"/>
               <w:jc w:val="center"/>
             </w:pPr>
             <w:r>
               <w:rPr>
                 <w:rFonts w:ascii="Arial" w:hAnsi="Arial"/>
                 <w:b w:val="0"/>
+                <w:color w:val="1A1A1A"/>
                 <w:sz w:val="24"/>
               </w:rPr>
               <w:t>Duodécimo B.T.P. en Contaduría y Finanzas</w:t>
@@ -182,55 +222,29 @@
           </w:p>
           <w:p>
             <w:pPr>
-              <w:spacing w:line="276" w:lineRule="auto" w:after="40" w:before="0"/>
+              <w:spacing w:line="276" w:lineRule="auto" w:after="20" w:before="0"/>
               <w:jc w:val="center"/>
             </w:pPr>
             <w:r>
               <w:rPr>
                 <w:rFonts w:ascii="Arial" w:hAnsi="Arial"/>
                 <w:b/>
-                <w:sz w:val="24"/>
+                <w:color w:val="1A8F5C"/>
+                <w:sz w:val="20"/>
               </w:rPr>
-              <w:t>Empresa:</w:t>
+              <w:t>CATEDRÁTICO</w:t>
             </w:r>
           </w:p>
           <w:p>
             <w:pPr>
-              <w:spacing w:line="276" w:lineRule="auto" w:after="360" w:before="0"/>
+              <w:spacing w:line="276" w:lineRule="auto" w:after="340" w:before="0"/>
               <w:jc w:val="center"/>
             </w:pPr>
             <w:r>
               <w:rPr>
                 <w:rFonts w:ascii="Arial" w:hAnsi="Arial"/>
                 <w:b w:val="0"/>
-                <w:sz w:val="24"/>
-              </w:rPr>
-              <w:t>TOPPIC Constructora S. de R.L.</w:t>
-            </w:r>
-          </w:p>
-          <w:p>
-            <w:pPr>
-              <w:spacing w:line="276" w:lineRule="auto" w:after="40" w:before="0"/>
-              <w:jc w:val="center"/>
-            </w:pPr>
-            <w:r>
-              <w:rPr>
-                <w:rFonts w:ascii="Arial" w:hAnsi="Arial"/>
-                <w:b/>
-                <w:sz w:val="24"/>
-              </w:rPr>
-              <w:t>Catedrático:</w:t>
-            </w:r>
-          </w:p>
-          <w:p>
-            <w:pPr>
-              <w:spacing w:line="276" w:lineRule="auto" w:after="360" w:before="0"/>
-              <w:jc w:val="center"/>
-            </w:pPr>
-            <w:r>
-              <w:rPr>
-                <w:rFonts w:ascii="Arial" w:hAnsi="Arial"/>
-                <w:b w:val="0"/>
+                <w:color w:val="1A1A1A"/>
                 <w:sz w:val="24"/>
               </w:rPr>
               <w:t>Lic. Jorge Luis Garay Martínez</w:t>
@@ -238,27 +252,29 @@
           </w:p>
           <w:p>
             <w:pPr>
-              <w:spacing w:line="276" w:lineRule="auto" w:after="40" w:before="0"/>
+              <w:spacing w:line="276" w:lineRule="auto" w:after="20" w:before="0"/>
               <w:jc w:val="center"/>
             </w:pPr>
             <w:r>
               <w:rPr>
                 <w:rFonts w:ascii="Arial" w:hAnsi="Arial"/>
                 <w:b/>
-                <w:sz w:val="24"/>
+                <w:color w:val="1A8F5C"/>
+                <w:sz w:val="20"/>
               </w:rPr>
-              <w:t>Directora:</w:t>
+              <w:t>DIRECTORA</w:t>
             </w:r>
           </w:p>
           <w:p>
             <w:pPr>
-              <w:spacing w:line="276" w:lineRule="auto" w:after="360" w:before="0"/>
+              <w:spacing w:line="276" w:lineRule="auto" w:after="340" w:before="0"/>
               <w:jc w:val="center"/>
             </w:pPr>
             <w:r>
               <w:rPr>
                 <w:rFonts w:ascii="Arial" w:hAnsi="Arial"/>
                 <w:b w:val="0"/>
+                <w:color w:val="1A1A1A"/>
                 <w:sz w:val="24"/>
               </w:rPr>
               <w:t>Lcda. Mirna Martínez</w:t>
@@ -266,27 +282,14 @@
           </w:p>
           <w:p>
             <w:pPr>
-              <w:spacing w:line="276" w:lineRule="auto" w:after="40" w:before="0"/>
+              <w:spacing w:line="276" w:lineRule="auto" w:after="40" w:before="360"/>
               <w:jc w:val="center"/>
             </w:pPr>
             <w:r>
               <w:rPr>
                 <w:rFonts w:ascii="Arial" w:hAnsi="Arial"/>
                 <w:b/>
-                <w:sz w:val="24"/>
-              </w:rPr>
-              <w:t>Lugar y Fecha:</w:t>
-            </w:r>
-          </w:p>
-          <w:p>
-            <w:pPr>
-              <w:spacing w:line="276" w:lineRule="auto" w:after="40" w:before="0"/>
-              <w:jc w:val="center"/>
-            </w:pPr>
-            <w:r>
-              <w:rPr>
-                <w:rFonts w:ascii="Arial" w:hAnsi="Arial"/>
-                <w:b w:val="0"/>
+                <w:color w:val="1A1A1A"/>
                 <w:sz w:val="24"/>
               </w:rPr>
               <w:t>Del 03 al 31 de agosto de 2026</w:t>
@@ -301,7 +304,8 @@
               <w:rPr>
                 <w:rFonts w:ascii="Arial" w:hAnsi="Arial"/>
                 <w:b w:val="0"/>
-                <w:sz w:val="24"/>
+                <w:color w:val="595959"/>
+                <w:sz w:val="22"/>
               </w:rPr>
               <w:t>Dulce Nombre de Copán, Copán</w:t>
             </w:r>
@@ -312,16 +316,19 @@
     <w:p>
       <w:pPr>
         <w:pageBreakBefore/>
-        <w:spacing w:line="360" w:lineRule="auto" w:before="0" w:after="360"/>
+        <w:spacing w:line="276" w:lineRule="auto" w:before="120" w:after="520"/>
         <w:jc w:val="center"/>
+        <w:pBdr>
+          <w:bottom w:val="single" w:sz="10" w:space="8" w:color="1A8F5C"/>
+        </w:pBdr>
       </w:pPr>
       <w:r>
         <w:rPr>
           <w:rFonts w:ascii="Arial" w:hAnsi="Arial"/>
           <w:b/>
           <w:i w:val="0"/>
-          <w:sz w:val="32"/>
-          <w:u w:val="single"/>
+          <w:color w:val="0D5C3F"/>
+          <w:sz w:val="40"/>
         </w:rPr>
         <w:t>ÍNDICE</w:t>
       </w:r>
@@ -331,15 +338,24 @@
         <w:tabs>
           <w:tab w:pos="9014" w:val="right" w:leader="dot"/>
         </w:tabs>
-        <w:spacing w:line="360" w:lineRule="auto" w:after="40"/>
+        <w:spacing w:line="360" w:lineRule="auto" w:after="120"/>
         <w:jc w:val="left"/>
       </w:pPr>
       <w:r>
         <w:rPr>
           <w:rFonts w:ascii="Arial" w:hAnsi="Arial"/>
+          <w:color w:val="1A1A1A"/>
           <w:sz w:val="24"/>
         </w:rPr>
-        <w:t>DATOS GENERALES</w:t>
+        <w:t>Datos generales</w:t>
+      </w:r>
+      <w:r>
+        <w:rPr>
+          <w:rFonts w:ascii="Arial" w:hAnsi="Arial"/>
+          <w:b/>
+          <w:color w:val="1A8F5C"/>
+          <w:sz w:val="24"/>
+        </w:rPr>
         <w:tab/>
         <w:t>3</w:t>
       </w:r>
@@ -349,15 +365,24 @@
         <w:tabs>
           <w:tab w:pos="9014" w:val="right" w:leader="dot"/>
         </w:tabs>
-        <w:spacing w:line="360" w:lineRule="auto" w:after="40"/>
+        <w:spacing w:line="360" w:lineRule="auto" w:after="120"/>
         <w:jc w:val="left"/>
       </w:pPr>
       <w:r>
         <w:rPr>
           <w:rFonts w:ascii="Arial" w:hAnsi="Arial"/>
+          <w:color w:val="1A1A1A"/>
           <w:sz w:val="24"/>
         </w:rPr>
-        <w:t>INTRODUCCIÓN</w:t>
+        <w:t>Introducción</w:t>
+      </w:r>
+      <w:r>
+        <w:rPr>
+          <w:rFonts w:ascii="Arial" w:hAnsi="Arial"/>
+          <w:b/>
+          <w:color w:val="1A8F5C"/>
+          <w:sz w:val="24"/>
+        </w:rPr>
         <w:tab/>
         <w:t>4</w:t>
       </w:r>
@@ -367,15 +392,24 @@
         <w:tabs>
           <w:tab w:pos="9014" w:val="right" w:leader="dot"/>
         </w:tabs>
-        <w:spacing w:line="360" w:lineRule="auto" w:after="40"/>
+        <w:spacing w:line="360" w:lineRule="auto" w:after="120"/>
         <w:jc w:val="left"/>
       </w:pPr>
       <w:r>
         <w:rPr>
           <w:rFonts w:ascii="Arial" w:hAnsi="Arial"/>
+          <w:color w:val="1A1A1A"/>
           <w:sz w:val="24"/>
         </w:rPr>
-        <w:t>OBJETIVOS</w:t>
+        <w:t>Objetivos</w:t>
+      </w:r>
+      <w:r>
+        <w:rPr>
+          <w:rFonts w:ascii="Arial" w:hAnsi="Arial"/>
+          <w:b/>
+          <w:color w:val="1A8F5C"/>
+          <w:sz w:val="24"/>
+        </w:rPr>
         <w:tab/>
         <w:t>5</w:t>
       </w:r>
@@ -385,15 +419,24 @@
         <w:tabs>
           <w:tab w:pos="9014" w:val="right" w:leader="dot"/>
         </w:tabs>
-        <w:spacing w:line="360" w:lineRule="auto" w:after="40"/>
+        <w:spacing w:line="360" w:lineRule="auto" w:after="120"/>
         <w:jc w:val="left"/>
       </w:pPr>
       <w:r>
         <w:rPr>
           <w:rFonts w:ascii="Arial" w:hAnsi="Arial"/>
+          <w:color w:val="1A1A1A"/>
           <w:sz w:val="24"/>
         </w:rPr>
-        <w:t>AGRADECIMIENTOS</w:t>
+        <w:t>Agradecimientos</w:t>
+      </w:r>
+      <w:r>
+        <w:rPr>
+          <w:rFonts w:ascii="Arial" w:hAnsi="Arial"/>
+          <w:b/>
+          <w:color w:val="1A8F5C"/>
+          <w:sz w:val="24"/>
+        </w:rPr>
         <w:tab/>
         <w:t>6</w:t>
       </w:r>
@@ -403,15 +446,24 @@
         <w:tabs>
           <w:tab w:pos="9014" w:val="right" w:leader="dot"/>
         </w:tabs>
-        <w:spacing w:line="360" w:lineRule="auto" w:after="40"/>
+        <w:spacing w:line="360" w:lineRule="auto" w:after="120"/>
         <w:jc w:val="left"/>
       </w:pPr>
       <w:r>
         <w:rPr>
           <w:rFonts w:ascii="Arial" w:hAnsi="Arial"/>
+          <w:color w:val="1A1A1A"/>
           <w:sz w:val="24"/>
         </w:rPr>
-        <w:t>JUSTIFICACIÓN</w:t>
+        <w:t>Justificación</w:t>
+      </w:r>
+      <w:r>
+        <w:rPr>
+          <w:rFonts w:ascii="Arial" w:hAnsi="Arial"/>
+          <w:b/>
+          <w:color w:val="1A8F5C"/>
+          <w:sz w:val="24"/>
+        </w:rPr>
         <w:tab/>
         <w:t>7</w:t>
       </w:r>
@@ -421,15 +473,24 @@
         <w:tabs>
           <w:tab w:pos="9014" w:val="right" w:leader="dot"/>
         </w:tabs>
-        <w:spacing w:line="360" w:lineRule="auto" w:after="40"/>
+        <w:spacing w:line="360" w:lineRule="auto" w:after="120"/>
         <w:jc w:val="left"/>
       </w:pPr>
       <w:r>
         <w:rPr>
           <w:rFonts w:ascii="Arial" w:hAnsi="Arial"/>
+          <w:color w:val="1A1A1A"/>
           <w:sz w:val="24"/>
         </w:rPr>
-        <w:t>ORGANIGRAMA DE TOPPIC CONSTRUCTORA S. DE R.L.</w:t>
+        <w:t>Organigrama de la empresa</w:t>
+      </w:r>
+      <w:r>
+        <w:rPr>
+          <w:rFonts w:ascii="Arial" w:hAnsi="Arial"/>
+          <w:b/>
+          <w:color w:val="1A8F5C"/>
+          <w:sz w:val="24"/>
+        </w:rPr>
         <w:tab/>
         <w:t>8</w:t>
       </w:r>
@@ -439,15 +500,24 @@
         <w:tabs>
           <w:tab w:pos="9014" w:val="right" w:leader="dot"/>
         </w:tabs>
-        <w:spacing w:line="360" w:lineRule="auto" w:after="40"/>
+        <w:spacing w:line="360" w:lineRule="auto" w:after="120"/>
         <w:jc w:val="left"/>
       </w:pPr>
       <w:r>
         <w:rPr>
           <w:rFonts w:ascii="Arial" w:hAnsi="Arial"/>
+          <w:color w:val="1A1A1A"/>
           <w:sz w:val="24"/>
         </w:rPr>
-        <w:t>MISIÓN, VISIÓN Y VALORES</w:t>
+        <w:t>Misión, visión y valores</w:t>
+      </w:r>
+      <w:r>
+        <w:rPr>
+          <w:rFonts w:ascii="Arial" w:hAnsi="Arial"/>
+          <w:b/>
+          <w:color w:val="1A8F5C"/>
+          <w:sz w:val="24"/>
+        </w:rPr>
         <w:tab/>
         <w:t>9</w:t>
       </w:r>
@@ -457,15 +527,24 @@
         <w:tabs>
           <w:tab w:pos="9014" w:val="right" w:leader="dot"/>
         </w:tabs>
-        <w:spacing w:line="360" w:lineRule="auto" w:after="40"/>
+        <w:spacing w:line="360" w:lineRule="auto" w:after="120"/>
         <w:jc w:val="left"/>
       </w:pPr>
       <w:r>
         <w:rPr>
           <w:rFonts w:ascii="Arial" w:hAnsi="Arial"/>
+          <w:color w:val="1A1A1A"/>
           <w:sz w:val="24"/>
         </w:rPr>
-        <w:t>DESCRIPCIÓN DE FUNCIONES REALIZADAS</w:t>
+        <w:t>Descripción de funciones realizadas</w:t>
+      </w:r>
+      <w:r>
+        <w:rPr>
+          <w:rFonts w:ascii="Arial" w:hAnsi="Arial"/>
+          <w:b/>
+          <w:color w:val="1A8F5C"/>
+          <w:sz w:val="24"/>
+        </w:rPr>
         <w:tab/>
         <w:t>10</w:t>
       </w:r>
@@ -475,15 +554,24 @@
         <w:tabs>
           <w:tab w:pos="9014" w:val="right" w:leader="dot"/>
         </w:tabs>
-        <w:spacing w:line="360" w:lineRule="auto" w:after="40"/>
+        <w:spacing w:line="360" w:lineRule="auto" w:after="120"/>
         <w:jc w:val="left"/>
       </w:pPr>
       <w:r>
         <w:rPr>
           <w:rFonts w:ascii="Arial" w:hAnsi="Arial"/>
+          <w:color w:val="1A1A1A"/>
           <w:sz w:val="24"/>
         </w:rPr>
-        <w:t>HOJA DE REFERENCIA DEL TUTOR EMPRESARIAL</w:t>
+        <w:t>Hoja de referencia del tutor empresarial</w:t>
+      </w:r>
+      <w:r>
+        <w:rPr>
+          <w:rFonts w:ascii="Arial" w:hAnsi="Arial"/>
+          <w:b/>
+          <w:color w:val="1A8F5C"/>
+          <w:sz w:val="24"/>
+        </w:rPr>
         <w:tab/>
         <w:t>14</w:t>
       </w:r>
@@ -493,15 +581,24 @@
         <w:tabs>
           <w:tab w:pos="9014" w:val="right" w:leader="dot"/>
         </w:tabs>
-        <w:spacing w:line="360" w:lineRule="auto" w:after="40"/>
+        <w:spacing w:line="360" w:lineRule="auto" w:after="120"/>
         <w:jc w:val="left"/>
       </w:pPr>
       <w:r>
         <w:rPr>
           <w:rFonts w:ascii="Arial" w:hAnsi="Arial"/>
+          <w:color w:val="1A1A1A"/>
           <w:sz w:val="24"/>
         </w:rPr>
-        <w:t>CRITERIOS A EVALUAR</w:t>
+        <w:t>Criterios a evaluar</w:t>
+      </w:r>
+      <w:r>
+        <w:rPr>
+          <w:rFonts w:ascii="Arial" w:hAnsi="Arial"/>
+          <w:b/>
+          <w:color w:val="1A8F5C"/>
+          <w:sz w:val="24"/>
+        </w:rPr>
         <w:tab/>
         <w:t>15</w:t>
       </w:r>
@@ -511,15 +608,24 @@
         <w:tabs>
           <w:tab w:pos="9014" w:val="right" w:leader="dot"/>
         </w:tabs>
-        <w:spacing w:line="360" w:lineRule="auto" w:after="40"/>
+        <w:spacing w:line="360" w:lineRule="auto" w:after="120"/>
         <w:jc w:val="left"/>
       </w:pPr>
       <w:r>
         <w:rPr>
           <w:rFonts w:ascii="Arial" w:hAnsi="Arial"/>
+          <w:color w:val="1A1A1A"/>
           <w:sz w:val="24"/>
         </w:rPr>
-        <w:t>LOGROS OBTENIDOS</w:t>
+        <w:t>Logros obtenidos</w:t>
+      </w:r>
+      <w:r>
+        <w:rPr>
+          <w:rFonts w:ascii="Arial" w:hAnsi="Arial"/>
+          <w:b/>
+          <w:color w:val="1A8F5C"/>
+          <w:sz w:val="24"/>
+        </w:rPr>
         <w:tab/>
         <w:t>16</w:t>
       </w:r>
@@ -529,15 +635,24 @@
         <w:tabs>
           <w:tab w:pos="9014" w:val="right" w:leader="dot"/>
         </w:tabs>
-        <w:spacing w:line="360" w:lineRule="auto" w:after="40"/>
+        <w:spacing w:line="360" w:lineRule="auto" w:after="120"/>
         <w:jc w:val="left"/>
       </w:pPr>
       <w:r>
         <w:rPr>
           <w:rFonts w:ascii="Arial" w:hAnsi="Arial"/>
+          <w:color w:val="1A1A1A"/>
           <w:sz w:val="24"/>
         </w:rPr>
-        <w:t>DIFICULTADES PRESENTADAS</w:t>
+        <w:t>Dificultades presentadas</w:t>
+      </w:r>
+      <w:r>
+        <w:rPr>
+          <w:rFonts w:ascii="Arial" w:hAnsi="Arial"/>
+          <w:b/>
+          <w:color w:val="1A8F5C"/>
+          <w:sz w:val="24"/>
+        </w:rPr>
         <w:tab/>
         <w:t>17</w:t>
       </w:r>
@@ -547,15 +662,24 @@
         <w:tabs>
           <w:tab w:pos="9014" w:val="right" w:leader="dot"/>
         </w:tabs>
-        <w:spacing w:line="360" w:lineRule="auto" w:after="40"/>
+        <w:spacing w:line="360" w:lineRule="auto" w:after="120"/>
         <w:jc w:val="left"/>
       </w:pPr>
       <w:r>
         <w:rPr>
           <w:rFonts w:ascii="Arial" w:hAnsi="Arial"/>
+          <w:color w:val="1A1A1A"/>
           <w:sz w:val="24"/>
         </w:rPr>
-        <w:t>RECOMENDACIONES AL PROCESO DE PRÁCTICA PROFESIONAL</w:t>
+        <w:t>Recomendaciones al proceso de práctica profesional</w:t>
+      </w:r>
+      <w:r>
+        <w:rPr>
+          <w:rFonts w:ascii="Arial" w:hAnsi="Arial"/>
+          <w:b/>
+          <w:color w:val="1A8F5C"/>
+          <w:sz w:val="24"/>
+        </w:rPr>
         <w:tab/>
         <w:t>18</w:t>
       </w:r>
@@ -565,15 +689,24 @@
         <w:tabs>
           <w:tab w:pos="9014" w:val="right" w:leader="dot"/>
         </w:tabs>
-        <w:spacing w:line="360" w:lineRule="auto" w:after="40"/>
+        <w:spacing w:line="360" w:lineRule="auto" w:after="120"/>
         <w:jc w:val="left"/>
       </w:pPr>
       <w:r>
         <w:rPr>
           <w:rFonts w:ascii="Arial" w:hAnsi="Arial"/>
+          <w:color w:val="1A1A1A"/>
           <w:sz w:val="24"/>
         </w:rPr>
-        <w:t>ANEXOS</w:t>
+        <w:t>Anexos</w:t>
+      </w:r>
+      <w:r>
+        <w:rPr>
+          <w:rFonts w:ascii="Arial" w:hAnsi="Arial"/>
+          <w:b/>
+          <w:color w:val="1A8F5C"/>
+          <w:sz w:val="24"/>
+        </w:rPr>
         <w:tab/>
         <w:t>19</w:t>
       </w:r>
@@ -583,15 +716,24 @@
         <w:tabs>
           <w:tab w:pos="9014" w:val="right" w:leader="dot"/>
         </w:tabs>
-        <w:spacing w:line="360" w:lineRule="auto" w:after="40"/>
+        <w:spacing w:line="360" w:lineRule="auto" w:after="120"/>
         <w:jc w:val="left"/>
       </w:pPr>
       <w:r>
         <w:rPr>
           <w:rFonts w:ascii="Arial" w:hAnsi="Arial"/>
+          <w:color w:val="1A1A1A"/>
           <w:sz w:val="24"/>
         </w:rPr>
-        <w:t>CARTA DE REMISIÓN</w:t>
+        <w:t>Carta de remisión</w:t>
+      </w:r>
+      <w:r>
+        <w:rPr>
+          <w:rFonts w:ascii="Arial" w:hAnsi="Arial"/>
+          <w:b/>
+          <w:color w:val="1A8F5C"/>
+          <w:sz w:val="24"/>
+        </w:rPr>
         <w:tab/>
         <w:t>20</w:t>
       </w:r>
@@ -601,15 +743,24 @@
         <w:tabs>
           <w:tab w:pos="9014" w:val="right" w:leader="dot"/>
         </w:tabs>
-        <w:spacing w:line="360" w:lineRule="auto" w:after="40"/>
+        <w:spacing w:line="360" w:lineRule="auto" w:after="120"/>
         <w:jc w:val="left"/>
       </w:pPr>
       <w:r>
         <w:rPr>
           <w:rFonts w:ascii="Arial" w:hAnsi="Arial"/>
+          <w:color w:val="1A1A1A"/>
           <w:sz w:val="24"/>
         </w:rPr>
-        <w:t>CARTA DE ACEPTACIÓN</w:t>
+        <w:t>Carta de aceptación</w:t>
+      </w:r>
+      <w:r>
+        <w:rPr>
+          <w:rFonts w:ascii="Arial" w:hAnsi="Arial"/>
+          <w:b/>
+          <w:color w:val="1A8F5C"/>
+          <w:sz w:val="24"/>
+        </w:rPr>
         <w:tab/>
         <w:t>21</w:t>
       </w:r>
@@ -619,15 +770,24 @@
         <w:tabs>
           <w:tab w:pos="9014" w:val="right" w:leader="dot"/>
         </w:tabs>
-        <w:spacing w:line="360" w:lineRule="auto" w:after="40"/>
+        <w:spacing w:line="360" w:lineRule="auto" w:after="120"/>
         <w:jc w:val="left"/>
       </w:pPr>
       <w:r>
         <w:rPr>
           <w:rFonts w:ascii="Arial" w:hAnsi="Arial"/>
+          <w:color w:val="1A1A1A"/>
           <w:sz w:val="24"/>
         </w:rPr>
-        <w:t>SOLICITUD DE PRÁCTICA PROFESIONAL</w:t>
+        <w:t>Solicitud de práctica profesional</w:t>
+      </w:r>
+      <w:r>
+        <w:rPr>
+          <w:rFonts w:ascii="Arial" w:hAnsi="Arial"/>
+          <w:b/>
+          <w:color w:val="1A8F5C"/>
+          <w:sz w:val="24"/>
+        </w:rPr>
         <w:tab/>
         <w:t>22</w:t>
       </w:r>
@@ -637,15 +797,24 @@
         <w:tabs>
           <w:tab w:pos="9014" w:val="right" w:leader="dot"/>
         </w:tabs>
-        <w:spacing w:line="360" w:lineRule="auto" w:after="40"/>
+        <w:spacing w:line="360" w:lineRule="auto" w:after="120"/>
         <w:jc w:val="left"/>
       </w:pPr>
       <w:r>
         <w:rPr>
           <w:rFonts w:ascii="Arial" w:hAnsi="Arial"/>
+          <w:color w:val="1A1A1A"/>
           <w:sz w:val="24"/>
         </w:rPr>
-        <w:t>CREDENCIAL</w:t>
+        <w:t>Credencial</w:t>
+      </w:r>
+      <w:r>
+        <w:rPr>
+          <w:rFonts w:ascii="Arial" w:hAnsi="Arial"/>
+          <w:b/>
+          <w:color w:val="1A8F5C"/>
+          <w:sz w:val="24"/>
+        </w:rPr>
         <w:tab/>
         <w:t>23</w:t>
       </w:r>
@@ -655,15 +824,24 @@
         <w:tabs>
           <w:tab w:pos="9014" w:val="right" w:leader="dot"/>
         </w:tabs>
-        <w:spacing w:line="360" w:lineRule="auto" w:after="40"/>
+        <w:spacing w:line="360" w:lineRule="auto" w:after="120"/>
         <w:jc w:val="left"/>
       </w:pPr>
       <w:r>
         <w:rPr>
           <w:rFonts w:ascii="Arial" w:hAnsi="Arial"/>
+          <w:color w:val="1A1A1A"/>
           <w:sz w:val="24"/>
         </w:rPr>
-        <w:t>CUADRO DE CONTROL DE ASISTENCIA</w:t>
+        <w:t>Cuadro de control de asistencia</w:t>
+      </w:r>
+      <w:r>
+        <w:rPr>
+          <w:rFonts w:ascii="Arial" w:hAnsi="Arial"/>
+          <w:b/>
+          <w:color w:val="1A8F5C"/>
+          <w:sz w:val="24"/>
+        </w:rPr>
         <w:tab/>
         <w:t>24</w:t>
       </w:r>
@@ -673,15 +851,24 @@
         <w:tabs>
           <w:tab w:pos="9014" w:val="right" w:leader="dot"/>
         </w:tabs>
-        <w:spacing w:line="360" w:lineRule="auto" w:after="40"/>
+        <w:spacing w:line="360" w:lineRule="auto" w:after="120"/>
         <w:jc w:val="left"/>
       </w:pPr>
       <w:r>
         <w:rPr>
           <w:rFonts w:ascii="Arial" w:hAnsi="Arial"/>
+          <w:color w:val="1A1A1A"/>
           <w:sz w:val="24"/>
         </w:rPr>
-        <w:t>BITÁCORA</w:t>
+        <w:t>Bitácora</w:t>
+      </w:r>
+      <w:r>
+        <w:rPr>
+          <w:rFonts w:ascii="Arial" w:hAnsi="Arial"/>
+          <w:b/>
+          <w:color w:val="1A8F5C"/>
+          <w:sz w:val="24"/>
+        </w:rPr>
         <w:tab/>
         <w:t>25</w:t>
       </w:r>
@@ -691,15 +878,24 @@
         <w:tabs>
           <w:tab w:pos="9014" w:val="right" w:leader="dot"/>
         </w:tabs>
-        <w:spacing w:line="360" w:lineRule="auto" w:after="40"/>
+        <w:spacing w:line="360" w:lineRule="auto" w:after="120"/>
         <w:jc w:val="left"/>
       </w:pPr>
       <w:r>
         <w:rPr>
           <w:rFonts w:ascii="Arial" w:hAnsi="Arial"/>
+          <w:color w:val="1A1A1A"/>
           <w:sz w:val="24"/>
         </w:rPr>
-        <w:t>EVIDENCIAS</w:t>
+        <w:t>Evidencias</w:t>
+      </w:r>
+      <w:r>
+        <w:rPr>
+          <w:rFonts w:ascii="Arial" w:hAnsi="Arial"/>
+          <w:b/>
+          <w:color w:val="1A8F5C"/>
+          <w:sz w:val="24"/>
+        </w:rPr>
         <w:tab/>
         <w:t>31</w:t>
       </w:r>
@@ -709,15 +905,24 @@
         <w:tabs>
           <w:tab w:pos="9014" w:val="right" w:leader="dot"/>
         </w:tabs>
-        <w:spacing w:line="360" w:lineRule="auto" w:after="40"/>
+        <w:spacing w:line="360" w:lineRule="auto" w:after="120"/>
         <w:jc w:val="left"/>
       </w:pPr>
       <w:r>
         <w:rPr>
           <w:rFonts w:ascii="Arial" w:hAnsi="Arial"/>
+          <w:color w:val="1A1A1A"/>
           <w:sz w:val="24"/>
         </w:rPr>
-        <w:t>DIAGNÓSTICO</w:t>
+        <w:t>Diagnóstico</w:t>
+      </w:r>
+      <w:r>
+        <w:rPr>
+          <w:rFonts w:ascii="Arial" w:hAnsi="Arial"/>
+          <w:b/>
+          <w:color w:val="1A8F5C"/>
+          <w:sz w:val="24"/>
+        </w:rPr>
         <w:tab/>
         <w:t>33</w:t>
       </w:r>
@@ -727,15 +932,24 @@
         <w:tabs>
           <w:tab w:pos="9014" w:val="right" w:leader="dot"/>
         </w:tabs>
-        <w:spacing w:line="360" w:lineRule="auto" w:after="40"/>
+        <w:spacing w:line="360" w:lineRule="auto" w:after="120"/>
         <w:jc w:val="left"/>
       </w:pPr>
       <w:r>
         <w:rPr>
           <w:rFonts w:ascii="Arial" w:hAnsi="Arial"/>
+          <w:color w:val="1A1A1A"/>
           <w:sz w:val="24"/>
         </w:rPr>
-        <w:t>FLUJOGRAMA</w:t>
+        <w:t>Flujograma</w:t>
+      </w:r>
+      <w:r>
+        <w:rPr>
+          <w:rFonts w:ascii="Arial" w:hAnsi="Arial"/>
+          <w:b/>
+          <w:color w:val="1A8F5C"/>
+          <w:sz w:val="24"/>
+        </w:rPr>
         <w:tab/>
         <w:t>34</w:t>
       </w:r>
@@ -743,7 +957,26 @@
     <w:p>
       <w:pPr>
         <w:pageBreakBefore/>
-        <w:spacing w:line="360" w:lineRule="auto" w:before="0" w:after="480"/>
+        <w:spacing w:line="276" w:lineRule="auto" w:before="120" w:after="680"/>
+        <w:jc w:val="center"/>
+        <w:pBdr>
+          <w:bottom w:val="single" w:sz="10" w:space="8" w:color="1A8F5C"/>
+        </w:pBdr>
+      </w:pPr>
+      <w:r>
+        <w:rPr>
+          <w:rFonts w:ascii="Arial" w:hAnsi="Arial"/>
+          <w:b/>
+          <w:i w:val="0"/>
+          <w:color w:val="0D5C3F"/>
+          <w:sz w:val="40"/>
+        </w:rPr>
+        <w:t>DATOS GENERALES</w:t>
+      </w:r>
+    </w:p>
+    <w:p>
+      <w:pPr>
+        <w:spacing w:line="276" w:lineRule="auto" w:before="0" w:after="40"/>
         <w:jc w:val="center"/>
       </w:pPr>
       <w:r>
@@ -751,15 +984,31 @@
           <w:rFonts w:ascii="Arial" w:hAnsi="Arial"/>
           <w:b/>
           <w:i w:val="0"/>
-          <w:sz w:val="32"/>
-          <w:u w:val="single"/>
+          <w:color w:val="1A8F5C"/>
+          <w:sz w:val="20"/>
         </w:rPr>
-        <w:t>DATOS GENERALES</w:t>
+        <w:t>NOMBRE</w:t>
       </w:r>
     </w:p>
     <w:p>
       <w:pPr>
-        <w:spacing w:line="360" w:lineRule="auto" w:before="0" w:after="40"/>
+        <w:spacing w:line="276" w:lineRule="auto" w:before="0" w:after="560"/>
+        <w:jc w:val="center"/>
+      </w:pPr>
+      <w:r>
+        <w:rPr>
+          <w:rFonts w:ascii="Arial" w:hAnsi="Arial"/>
+          <w:b w:val="0"/>
+          <w:i w:val="0"/>
+          <w:color w:val="1A1A1A"/>
+          <w:sz w:val="26"/>
+        </w:rPr>
+        <w:t>David Elías Chávez Dubón</w:t>
+      </w:r>
+    </w:p>
+    <w:p>
+      <w:pPr>
+        <w:spacing w:line="276" w:lineRule="auto" w:before="0" w:after="40"/>
         <w:jc w:val="center"/>
       </w:pPr>
       <w:r>
@@ -767,15 +1016,15 @@
           <w:rFonts w:ascii="Arial" w:hAnsi="Arial"/>
           <w:b/>
           <w:i w:val="0"/>
-          <w:sz w:val="24"/>
-          <w:u w:val="none"/>
+          <w:color w:val="1A8F5C"/>
+          <w:sz w:val="20"/>
         </w:rPr>
-        <w:t>Nombre:</w:t>
+        <w:t>LUGAR DE PRÁCTICA</w:t>
       </w:r>
     </w:p>
     <w:p>
       <w:pPr>
-        <w:spacing w:line="360" w:lineRule="auto" w:before="0" w:after="440"/>
+        <w:spacing w:line="276" w:lineRule="auto" w:before="0" w:after="560"/>
         <w:jc w:val="center"/>
       </w:pPr>
       <w:r>
@@ -783,15 +1032,15 @@
           <w:rFonts w:ascii="Arial" w:hAnsi="Arial"/>
           <w:b w:val="0"/>
           <w:i w:val="0"/>
-          <w:sz w:val="24"/>
-          <w:u w:val="none"/>
+          <w:color w:val="1A1A1A"/>
+          <w:sz w:val="26"/>
         </w:rPr>
-        <w:t>David Elías Chávez Dubón</w:t>
+        <w:t>TOPPIC Constructora S. de R.L.</w:t>
       </w:r>
     </w:p>
     <w:p>
       <w:pPr>
-        <w:spacing w:line="360" w:lineRule="auto" w:before="0" w:after="40"/>
+        <w:spacing w:line="276" w:lineRule="auto" w:before="0" w:after="40"/>
         <w:jc w:val="center"/>
       </w:pPr>
       <w:r>
@@ -799,15 +1048,15 @@
           <w:rFonts w:ascii="Arial" w:hAnsi="Arial"/>
           <w:b/>
           <w:i w:val="0"/>
-          <w:sz w:val="24"/>
-          <w:u w:val="none"/>
+          <w:color w:val="1A8F5C"/>
+          <w:sz w:val="20"/>
         </w:rPr>
-        <w:t>Lugar de Práctica:</w:t>
+        <w:t>UBICACIÓN</w:t>
       </w:r>
     </w:p>
     <w:p>
       <w:pPr>
-        <w:spacing w:line="360" w:lineRule="auto" w:before="0" w:after="440"/>
+        <w:spacing w:line="276" w:lineRule="auto" w:before="0" w:after="560"/>
         <w:jc w:val="center"/>
       </w:pPr>
       <w:r>
@@ -815,15 +1064,15 @@
           <w:rFonts w:ascii="Arial" w:hAnsi="Arial"/>
           <w:b w:val="0"/>
           <w:i w:val="0"/>
-          <w:sz w:val="24"/>
-          <w:u w:val="none"/>
+          <w:color w:val="1A1A1A"/>
+          <w:sz w:val="26"/>
         </w:rPr>
-        <w:t>TOPPIC Constructora S. de R.L.</w:t>
+        <w:t>Dulce Nombre de Copán, departamento de Copán</w:t>
       </w:r>
     </w:p>
     <w:p>
       <w:pPr>
-        <w:spacing w:line="360" w:lineRule="auto" w:before="0" w:after="40"/>
+        <w:spacing w:line="276" w:lineRule="auto" w:before="0" w:after="40"/>
         <w:jc w:val="center"/>
       </w:pPr>
       <w:r>
@@ -831,15 +1080,15 @@
           <w:rFonts w:ascii="Arial" w:hAnsi="Arial"/>
           <w:b/>
           <w:i w:val="0"/>
-          <w:sz w:val="24"/>
-          <w:u w:val="none"/>
+          <w:color w:val="1A8F5C"/>
+          <w:sz w:val="20"/>
         </w:rPr>
-        <w:t>Ubicación:</w:t>
+        <w:t>ÁREA DE TRABAJO</w:t>
       </w:r>
     </w:p>
     <w:p>
       <w:pPr>
-        <w:spacing w:line="360" w:lineRule="auto" w:before="0" w:after="440"/>
+        <w:spacing w:line="276" w:lineRule="auto" w:before="0" w:after="560"/>
         <w:jc w:val="center"/>
       </w:pPr>
       <w:r>
@@ -847,15 +1096,15 @@
           <w:rFonts w:ascii="Arial" w:hAnsi="Arial"/>
           <w:b w:val="0"/>
           <w:i w:val="0"/>
-          <w:sz w:val="24"/>
-          <w:u w:val="none"/>
+          <w:color w:val="1A1A1A"/>
+          <w:sz w:val="26"/>
         </w:rPr>
-        <w:t>Dulce Nombre de Copán, departamento de Copán</w:t>
+        <w:t>Departamento de Contabilidad</w:t>
       </w:r>
     </w:p>
     <w:p>
       <w:pPr>
-        <w:spacing w:line="360" w:lineRule="auto" w:before="0" w:after="40"/>
+        <w:spacing w:line="276" w:lineRule="auto" w:before="0" w:after="40"/>
         <w:jc w:val="center"/>
       </w:pPr>
       <w:r>
@@ -863,15 +1112,15 @@
           <w:rFonts w:ascii="Arial" w:hAnsi="Arial"/>
           <w:b/>
           <w:i w:val="0"/>
-          <w:sz w:val="24"/>
-          <w:u w:val="none"/>
+          <w:color w:val="1A8F5C"/>
+          <w:sz w:val="20"/>
         </w:rPr>
-        <w:t>Área de Trabajo:</w:t>
+        <w:t>PERIODO DE PRÁCTICA</w:t>
       </w:r>
     </w:p>
     <w:p>
       <w:pPr>
-        <w:spacing w:line="360" w:lineRule="auto" w:before="0" w:after="440"/>
+        <w:spacing w:line="276" w:lineRule="auto" w:before="0" w:after="560"/>
         <w:jc w:val="center"/>
       </w:pPr>
       <w:r>
@@ -879,15 +1128,15 @@
           <w:rFonts w:ascii="Arial" w:hAnsi="Arial"/>
           <w:b w:val="0"/>
           <w:i w:val="0"/>
-          <w:sz w:val="24"/>
-          <w:u w:val="none"/>
+          <w:color w:val="1A1A1A"/>
+          <w:sz w:val="26"/>
         </w:rPr>
-        <w:t>Departamento de Contabilidad</w:t>
+        <w:t>Del 03 al 31 de agosto de 2026</w:t>
       </w:r>
     </w:p>
     <w:p>
       <w:pPr>
-        <w:spacing w:line="360" w:lineRule="auto" w:before="0" w:after="40"/>
+        <w:spacing w:line="276" w:lineRule="auto" w:before="0" w:after="40"/>
         <w:jc w:val="center"/>
       </w:pPr>
       <w:r>
@@ -895,15 +1144,15 @@
           <w:rFonts w:ascii="Arial" w:hAnsi="Arial"/>
           <w:b/>
           <w:i w:val="0"/>
-          <w:sz w:val="24"/>
-          <w:u w:val="none"/>
+          <w:color w:val="1A8F5C"/>
+          <w:sz w:val="20"/>
         </w:rPr>
-        <w:t>Periodo de Práctica:</w:t>
+        <w:t>HORARIO</w:t>
       </w:r>
     </w:p>
     <w:p>
       <w:pPr>
-        <w:spacing w:line="360" w:lineRule="auto" w:before="0" w:after="440"/>
+        <w:spacing w:line="276" w:lineRule="auto" w:before="0" w:after="560"/>
         <w:jc w:val="center"/>
       </w:pPr>
       <w:r>
@@ -911,40 +1160,8 @@
           <w:rFonts w:ascii="Arial" w:hAnsi="Arial"/>
           <w:b w:val="0"/>
           <w:i w:val="0"/>
-          <w:sz w:val="24"/>
-          <w:u w:val="none"/>
-        </w:rPr>
-        <w:t>Del 03 al 31 de agosto de 2026</w:t>
-      </w:r>
-    </w:p>
-    <w:p>
-      <w:pPr>
-        <w:spacing w:line="360" w:lineRule="auto" w:before="0" w:after="40"/>
-        <w:jc w:val="center"/>
-      </w:pPr>
-      <w:r>
-        <w:rPr>
-          <w:rFonts w:ascii="Arial" w:hAnsi="Arial"/>
-          <w:b/>
-          <w:i w:val="0"/>
-          <w:sz w:val="24"/>
-          <w:u w:val="none"/>
-        </w:rPr>
-        <w:t>Horario de Práctica:</w:t>
-      </w:r>
-    </w:p>
-    <w:p>
-      <w:pPr>
-        <w:spacing w:line="360" w:lineRule="auto" w:before="0" w:after="440"/>
-        <w:jc w:val="center"/>
-      </w:pPr>
-      <w:r>
-        <w:rPr>
-          <w:rFonts w:ascii="Arial" w:hAnsi="Arial"/>
-          <w:b w:val="0"/>
-          <w:i w:val="0"/>
-          <w:sz w:val="24"/>
-          <w:u w:val="none"/>
+          <w:color w:val="1A1A1A"/>
+          <w:sz w:val="26"/>
         </w:rPr>
         <w:t>De 8:00 a. m. a 5:00 p. m.</w:t>
       </w:r>
@@ -952,23 +1169,26 @@
     <w:p>
       <w:pPr>
         <w:pageBreakBefore/>
-        <w:spacing w:line="360" w:lineRule="auto" w:before="0" w:after="320"/>
+        <w:spacing w:line="276" w:lineRule="auto" w:before="120" w:after="520"/>
         <w:jc w:val="center"/>
+        <w:pBdr>
+          <w:bottom w:val="single" w:sz="10" w:space="8" w:color="1A8F5C"/>
+        </w:pBdr>
       </w:pPr>
       <w:r>
         <w:rPr>
           <w:rFonts w:ascii="Arial" w:hAnsi="Arial"/>
           <w:b/>
           <w:i w:val="0"/>
-          <w:sz w:val="32"/>
-          <w:u w:val="single"/>
+          <w:color w:val="0D5C3F"/>
+          <w:sz w:val="40"/>
         </w:rPr>
         <w:t>INTRODUCCIÓN</w:t>
       </w:r>
     </w:p>
     <w:p>
       <w:pPr>
-        <w:spacing w:line="360" w:lineRule="auto" w:before="0" w:after="240"/>
+        <w:spacing w:line="360" w:lineRule="auto" w:before="0" w:after="360"/>
         <w:jc w:val="both"/>
       </w:pPr>
       <w:r>
@@ -976,15 +1196,15 @@
           <w:rFonts w:ascii="Arial" w:hAnsi="Arial"/>
           <w:b w:val="0"/>
           <w:i w:val="0"/>
+          <w:color w:val="1A1A1A"/>
           <w:sz w:val="24"/>
-          <w:u w:val="none"/>
         </w:rPr>
-        <w:t>El presente informe tiene como propósito dar a conocer el trabajo que realicé durante mi práctica profesional, la cual llevé a cabo en la empresa TOPPIC Constructora S. de R.L., en el municipio de Dulce Nombre de Copán, durante el periodo comprendido del 03 al 31 de agosto de 2026.</w:t>
+        <w:t>En este informe doy a conocer el trabajo que realicé durante mi práctica profesional en la empresa TOPPIC Constructora S. de R.L., del municipio de Dulce Nombre de Copán, del 03 al 31 de agosto de 2026.</w:t>
       </w:r>
     </w:p>
     <w:p>
       <w:pPr>
-        <w:spacing w:line="360" w:lineRule="auto" w:before="0" w:after="240"/>
+        <w:spacing w:line="360" w:lineRule="auto" w:before="0" w:after="360"/>
         <w:jc w:val="both"/>
       </w:pPr>
       <w:r>
@@ -992,15 +1212,15 @@
           <w:rFonts w:ascii="Arial" w:hAnsi="Arial"/>
           <w:b w:val="0"/>
           <w:i w:val="0"/>
+          <w:color w:val="1A1A1A"/>
           <w:sz w:val="24"/>
-          <w:u w:val="none"/>
         </w:rPr>
-        <w:t>La práctica profesional es la etapa en la que el estudiante sale del aula y se enfrenta al trabajo real. En mi caso me permitió aplicar lo que aprendí en la carrera de Contaduría y Finanzas dentro de una empresa constructora, donde el manejo de facturas, planillas, inventarios y declaraciones de impuestos forma parte del trabajo de todos los días.</w:t>
+        <w:t>La práctica es la etapa en la que el estudiante sale del aula y se enfrenta al trabajo real. En mi caso me permitió aplicar lo aprendido en la carrera de Contaduría y Finanzas dentro de una empresa constructora, donde el manejo de facturas, planillas e impuestos es parte del trabajo de todos los días.</w:t>
       </w:r>
     </w:p>
     <w:p>
       <w:pPr>
-        <w:spacing w:line="360" w:lineRule="auto" w:before="0" w:after="240"/>
+        <w:spacing w:line="360" w:lineRule="auto" w:before="0" w:after="360"/>
         <w:jc w:val="both"/>
       </w:pPr>
       <w:r>
@@ -1008,15 +1228,15 @@
           <w:rFonts w:ascii="Arial" w:hAnsi="Arial"/>
           <w:b w:val="0"/>
           <w:i w:val="0"/>
+          <w:color w:val="1A1A1A"/>
           <w:sz w:val="24"/>
-          <w:u w:val="none"/>
         </w:rPr>
-        <w:t>Fui asignado al área contable de la empresa. Ahí apoyé en el registro de facturas en el sistema contable VisionWin, la elaboración de partidas, la revisión de balances, el archivo de documentos, la preparación de la información para la declaración mensual ante el Servicio de Administración de Rentas, el análisis financiero de la empresa y el levantamiento del inventario de materiales de bodega.</w:t>
+        <w:t>Fui asignado al Departamento de Contabilidad. Ahí apoyé en el registro de facturas en el sistema VisionWin, la elaboración de partidas, la revisión de balances, la declaración mensual ante el SAR, el análisis financiero de la empresa y el inventario de materiales de bodega.</w:t>
       </w:r>
     </w:p>
     <w:p>
       <w:pPr>
-        <w:spacing w:line="360" w:lineRule="auto" w:before="0" w:after="240"/>
+        <w:spacing w:line="360" w:lineRule="auto" w:before="0" w:after="0"/>
         <w:jc w:val="both"/>
       </w:pPr>
       <w:r>
@@ -1024,27 +1244,470 @@
           <w:rFonts w:ascii="Arial" w:hAnsi="Arial"/>
           <w:b w:val="0"/>
           <w:i w:val="0"/>
+          <w:color w:val="1A1A1A"/>
           <w:sz w:val="24"/>
-          <w:u w:val="none"/>
         </w:rPr>
-        <w:t>En las páginas siguientes se presentan los datos generales de la empresa, los objetivos que me propuse, la descripción de cada una de las funciones que realicé, los logros que alcancé, las dificultades que tuve que resolver y las recomendaciones que dejo para los estudiantes que hagan su práctica más adelante. Al final se incluyen los anexos que respaldan todo lo que aquí se describe.</w:t>
+        <w:t>En las páginas siguientes se presentan los datos de la empresa, mis objetivos, las funciones que realicé, los logros que alcancé, las dificultades que enfrenté y las recomendaciones que dejo para los estudiantes que vengan después.</w:t>
       </w:r>
     </w:p>
     <w:p>
       <w:pPr>
         <w:pageBreakBefore/>
-        <w:spacing w:line="360" w:lineRule="auto" w:before="0" w:after="280"/>
+        <w:spacing w:line="276" w:lineRule="auto" w:before="120" w:after="480"/>
         <w:jc w:val="center"/>
+        <w:pBdr>
+          <w:bottom w:val="single" w:sz="10" w:space="8" w:color="1A8F5C"/>
+        </w:pBdr>
       </w:pPr>
       <w:r>
         <w:rPr>
           <w:rFonts w:ascii="Arial" w:hAnsi="Arial"/>
           <w:b/>
           <w:i w:val="0"/>
-          <w:sz w:val="32"/>
-          <w:u w:val="single"/>
+          <w:color w:val="0D5C3F"/>
+          <w:sz w:val="40"/>
         </w:rPr>
         <w:t>OBJETIVOS</w:t>
+      </w:r>
+    </w:p>
+    <w:p>
+      <w:pPr>
+        <w:spacing w:line="360" w:lineRule="auto" w:before="0" w:after="160"/>
+        <w:jc w:val="left"/>
+      </w:pPr>
+      <w:r>
+        <w:rPr>
+          <w:rFonts w:ascii="Arial" w:hAnsi="Arial"/>
+          <w:b/>
+          <w:i w:val="0"/>
+          <w:color w:val="1A8F5C"/>
+          <w:sz w:val="26"/>
+        </w:rPr>
+        <w:t>Objetivo general</w:t>
+      </w:r>
+    </w:p>
+    <w:p>
+      <w:pPr>
+        <w:spacing w:line="360" w:lineRule="auto" w:before="0" w:after="480"/>
+        <w:jc w:val="both"/>
+      </w:pPr>
+      <w:r>
+        <w:rPr>
+          <w:rFonts w:ascii="Arial" w:hAnsi="Arial"/>
+          <w:b w:val="0"/>
+          <w:i w:val="0"/>
+          <w:color w:val="1A1A1A"/>
+          <w:sz w:val="24"/>
+        </w:rPr>
+        <w:t>Poner en práctica los conocimientos adquiridos en la carrera de Contaduría y Finanzas dentro de una empresa real, apoyando en el registro contable y en el manejo de la información financiera de TOPPIC Constructora S. de R.L., para ganar experiencia y prepararme para el ámbito laboral.</w:t>
+      </w:r>
+    </w:p>
+    <w:p>
+      <w:pPr>
+        <w:spacing w:line="360" w:lineRule="auto" w:before="0" w:after="240"/>
+        <w:jc w:val="left"/>
+      </w:pPr>
+      <w:r>
+        <w:rPr>
+          <w:rFonts w:ascii="Arial" w:hAnsi="Arial"/>
+          <w:b/>
+          <w:i w:val="0"/>
+          <w:color w:val="1A8F5C"/>
+          <w:sz w:val="26"/>
+        </w:rPr>
+        <w:t>Objetivos específicos</w:t>
+      </w:r>
+    </w:p>
+    <w:p>
+      <w:pPr>
+        <w:spacing w:line="360" w:lineRule="auto" w:after="280"/>
+        <w:ind w:left="510" w:hanging="510"/>
+        <w:jc w:val="both"/>
+      </w:pPr>
+      <w:r>
+        <w:rPr>
+          <w:rFonts w:ascii="Arial" w:hAnsi="Arial"/>
+          <w:b/>
+          <w:color w:val="1A8F5C"/>
+          <w:sz w:val="24"/>
+        </w:rPr>
+        <w:t xml:space="preserve">1.  </w:t>
+      </w:r>
+      <w:r>
+        <w:rPr>
+          <w:rFonts w:ascii="Arial" w:hAnsi="Arial"/>
+          <w:color w:val="1A1A1A"/>
+          <w:sz w:val="24"/>
+        </w:rPr>
+        <w:t>Registrar facturas y elaborar partidas contables en el sistema VisionWin.</w:t>
+      </w:r>
+    </w:p>
+    <w:p>
+      <w:pPr>
+        <w:spacing w:line="360" w:lineRule="auto" w:after="280"/>
+        <w:ind w:left="510" w:hanging="510"/>
+        <w:jc w:val="both"/>
+      </w:pPr>
+      <w:r>
+        <w:rPr>
+          <w:rFonts w:ascii="Arial" w:hAnsi="Arial"/>
+          <w:b/>
+          <w:color w:val="1A8F5C"/>
+          <w:sz w:val="24"/>
+        </w:rPr>
+        <w:t xml:space="preserve">2.  </w:t>
+      </w:r>
+      <w:r>
+        <w:rPr>
+          <w:rFonts w:ascii="Arial" w:hAnsi="Arial"/>
+          <w:color w:val="1A1A1A"/>
+          <w:sz w:val="24"/>
+        </w:rPr>
+        <w:t>Apoyar en la revisión de balances para identificar y corregir errores en los registros.</w:t>
+      </w:r>
+    </w:p>
+    <w:p>
+      <w:pPr>
+        <w:spacing w:line="360" w:lineRule="auto" w:after="280"/>
+        <w:ind w:left="510" w:hanging="510"/>
+        <w:jc w:val="both"/>
+      </w:pPr>
+      <w:r>
+        <w:rPr>
+          <w:rFonts w:ascii="Arial" w:hAnsi="Arial"/>
+          <w:b/>
+          <w:color w:val="1A8F5C"/>
+          <w:sz w:val="24"/>
+        </w:rPr>
+        <w:t xml:space="preserve">3.  </w:t>
+      </w:r>
+      <w:r>
+        <w:rPr>
+          <w:rFonts w:ascii="Arial" w:hAnsi="Arial"/>
+          <w:color w:val="1A1A1A"/>
+          <w:sz w:val="24"/>
+        </w:rPr>
+        <w:t>Colaborar en la preparación de la información para la declaración mensual ante el SAR.</w:t>
+      </w:r>
+    </w:p>
+    <w:p>
+      <w:pPr>
+        <w:spacing w:line="360" w:lineRule="auto" w:after="280"/>
+        <w:ind w:left="510" w:hanging="510"/>
+        <w:jc w:val="both"/>
+      </w:pPr>
+      <w:r>
+        <w:rPr>
+          <w:rFonts w:ascii="Arial" w:hAnsi="Arial"/>
+          <w:b/>
+          <w:color w:val="1A8F5C"/>
+          <w:sz w:val="24"/>
+        </w:rPr>
+        <w:t xml:space="preserve">4.  </w:t>
+      </w:r>
+      <w:r>
+        <w:rPr>
+          <w:rFonts w:ascii="Arial" w:hAnsi="Arial"/>
+          <w:color w:val="1A1A1A"/>
+          <w:sz w:val="24"/>
+        </w:rPr>
+        <w:t>Aplicar razones financieras para conocer la situación económica de la empresa.</w:t>
+      </w:r>
+    </w:p>
+    <w:p>
+      <w:pPr>
+        <w:spacing w:line="360" w:lineRule="auto" w:after="280"/>
+        <w:ind w:left="510" w:hanging="510"/>
+        <w:jc w:val="both"/>
+      </w:pPr>
+      <w:r>
+        <w:rPr>
+          <w:rFonts w:ascii="Arial" w:hAnsi="Arial"/>
+          <w:b/>
+          <w:color w:val="1A8F5C"/>
+          <w:sz w:val="24"/>
+        </w:rPr>
+        <w:t xml:space="preserve">5.  </w:t>
+      </w:r>
+      <w:r>
+        <w:rPr>
+          <w:rFonts w:ascii="Arial" w:hAnsi="Arial"/>
+          <w:color w:val="1A1A1A"/>
+          <w:sz w:val="24"/>
+        </w:rPr>
+        <w:t>Mantener ordenada la documentación contable, tanto en físico como en digital.</w:t>
+      </w:r>
+    </w:p>
+    <w:p>
+      <w:pPr>
+        <w:pageBreakBefore/>
+        <w:spacing w:line="276" w:lineRule="auto" w:before="120" w:after="520"/>
+        <w:jc w:val="center"/>
+        <w:pBdr>
+          <w:bottom w:val="single" w:sz="10" w:space="8" w:color="1A8F5C"/>
+        </w:pBdr>
+      </w:pPr>
+      <w:r>
+        <w:rPr>
+          <w:rFonts w:ascii="Arial" w:hAnsi="Arial"/>
+          <w:b/>
+          <w:i w:val="0"/>
+          <w:color w:val="0D5C3F"/>
+          <w:sz w:val="40"/>
+        </w:rPr>
+        <w:t>AGRADECIMIENTOS</w:t>
+      </w:r>
+    </w:p>
+    <w:p>
+      <w:pPr>
+        <w:spacing w:line="360" w:lineRule="auto" w:before="0" w:after="600"/>
+        <w:jc w:val="both"/>
+      </w:pPr>
+      <w:r>
+        <w:rPr>
+          <w:rFonts w:ascii="Arial" w:hAnsi="Arial"/>
+          <w:b w:val="0"/>
+          <w:i w:val="0"/>
+          <w:color w:val="1A1A1A"/>
+          <w:sz w:val="24"/>
+        </w:rPr>
+        <w:t>Le agradezco a Dios por darme salud, fuerza y entendimiento para llegar hasta esta etapa de mi formación.</w:t>
+      </w:r>
+    </w:p>
+    <w:p>
+      <w:pPr>
+        <w:spacing w:line="360" w:lineRule="auto" w:before="0" w:after="600"/>
+        <w:jc w:val="both"/>
+      </w:pPr>
+      <w:r>
+        <w:rPr>
+          <w:rFonts w:ascii="Arial" w:hAnsi="Arial"/>
+          <w:b w:val="0"/>
+          <w:i w:val="0"/>
+          <w:color w:val="1A1A1A"/>
+          <w:sz w:val="24"/>
+        </w:rPr>
+        <w:t>A mis padres y a mi familia, porque siempre me han apoyado en mis estudios y estuvieron pendientes de mí durante todo el mes de práctica.</w:t>
+      </w:r>
+    </w:p>
+    <w:p>
+      <w:pPr>
+        <w:spacing w:line="360" w:lineRule="auto" w:before="0" w:after="600"/>
+        <w:jc w:val="both"/>
+      </w:pPr>
+      <w:r>
+        <w:rPr>
+          <w:rFonts w:ascii="Arial" w:hAnsi="Arial"/>
+          <w:b w:val="0"/>
+          <w:i w:val="0"/>
+          <w:color w:val="1A1A1A"/>
+          <w:sz w:val="24"/>
+        </w:rPr>
+        <w:t>Al Centro de Educación Media Gubernamental Margarita Diomira Crispí, por la formación que me ha dado. De manera especial al Lic. Jorge Luis Garay Martínez, coordinador de la práctica profesional, por su orientación durante todo el proceso.</w:t>
+      </w:r>
+    </w:p>
+    <w:p>
+      <w:pPr>
+        <w:spacing w:line="360" w:lineRule="auto" w:before="0" w:after="0"/>
+        <w:jc w:val="both"/>
+      </w:pPr>
+      <w:r>
+        <w:rPr>
+          <w:rFonts w:ascii="Arial" w:hAnsi="Arial"/>
+          <w:b w:val="0"/>
+          <w:i w:val="0"/>
+          <w:color w:val="1A1A1A"/>
+          <w:sz w:val="24"/>
+        </w:rPr>
+        <w:t>A TOPPIC Constructora S. de R.L., por abrirme las puertas y permitirme formar parte de su equipo. Al personal del área contable le agradezco la paciencia que me tuvieron y la confianza de dejarme trabajar con información real de la empresa.</w:t>
+      </w:r>
+    </w:p>
+    <w:p>
+      <w:pPr>
+        <w:pageBreakBefore/>
+        <w:spacing w:line="276" w:lineRule="auto" w:before="120" w:after="520"/>
+        <w:jc w:val="center"/>
+        <w:pBdr>
+          <w:bottom w:val="single" w:sz="10" w:space="8" w:color="1A8F5C"/>
+        </w:pBdr>
+      </w:pPr>
+      <w:r>
+        <w:rPr>
+          <w:rFonts w:ascii="Arial" w:hAnsi="Arial"/>
+          <w:b/>
+          <w:i w:val="0"/>
+          <w:color w:val="0D5C3F"/>
+          <w:sz w:val="40"/>
+        </w:rPr>
+        <w:t>JUSTIFICACIÓN</w:t>
+      </w:r>
+    </w:p>
+    <w:p>
+      <w:pPr>
+        <w:spacing w:line="360" w:lineRule="auto" w:before="0" w:after="640"/>
+        <w:jc w:val="both"/>
+      </w:pPr>
+      <w:r>
+        <w:rPr>
+          <w:rFonts w:ascii="Arial" w:hAnsi="Arial"/>
+          <w:b w:val="0"/>
+          <w:i w:val="0"/>
+          <w:color w:val="1A1A1A"/>
+          <w:sz w:val="24"/>
+        </w:rPr>
+        <w:t>La práctica profesional es necesaria porque no basta con aprender la teoría en el aula. Hay procesos que solo se entienden trabajando con documentos reales y con la responsabilidad de que un error afecta a la empresa.</w:t>
+      </w:r>
+    </w:p>
+    <w:p>
+      <w:pPr>
+        <w:spacing w:line="360" w:lineRule="auto" w:before="0" w:after="640"/>
+        <w:jc w:val="both"/>
+      </w:pPr>
+      <w:r>
+        <w:rPr>
+          <w:rFonts w:ascii="Arial" w:hAnsi="Arial"/>
+          <w:b w:val="0"/>
+          <w:i w:val="0"/>
+          <w:color w:val="1A1A1A"/>
+          <w:sz w:val="24"/>
+        </w:rPr>
+        <w:t>Elegí TOPPIC Constructora S. de R.L. porque es una empresa que maneja proyectos de construcción y, por lo mismo, mueve facturas, planillas y compras de materiales de manera constante. Eso me permitió ver la contabilidad aplicada a una empresa que produce y no solo a un ejercicio de clase.</w:t>
+      </w:r>
+    </w:p>
+    <w:p>
+      <w:pPr>
+        <w:spacing w:line="360" w:lineRule="auto" w:before="0" w:after="0"/>
+        <w:jc w:val="both"/>
+      </w:pPr>
+      <w:r>
+        <w:rPr>
+          <w:rFonts w:ascii="Arial" w:hAnsi="Arial"/>
+          <w:b w:val="0"/>
+          <w:i w:val="0"/>
+          <w:color w:val="1A1A1A"/>
+          <w:sz w:val="24"/>
+        </w:rPr>
+        <w:t>Este informe deja constancia de las actividades que realicé, demuestra lo que aprendí y sirve de referencia para los estudiantes que hagan su práctica más adelante. Además me ayudó a confirmar que sí me gusta esta carrera.</w:t>
+      </w:r>
+    </w:p>
+    <w:p>
+      <w:pPr>
+        <w:pageBreakBefore/>
+        <w:spacing w:line="276" w:lineRule="auto" w:before="120" w:after="360"/>
+        <w:jc w:val="center"/>
+        <w:pBdr>
+          <w:bottom w:val="single" w:sz="10" w:space="8" w:color="1A8F5C"/>
+        </w:pBdr>
+      </w:pPr>
+      <w:r>
+        <w:rPr>
+          <w:rFonts w:ascii="Arial" w:hAnsi="Arial"/>
+          <w:b/>
+          <w:i w:val="0"/>
+          <w:color w:val="0D5C3F"/>
+          <w:sz w:val="36"/>
+        </w:rPr>
+        <w:t>ORGANIGRAMA DE LA EMPRESA</w:t>
+      </w:r>
+    </w:p>
+    <w:tbl>
+      <w:tblPr>
+        <w:tblW w:type="auto" w:w="0"/>
+        <w:jc w:val="center"/>
+        <w:tblLayout w:type="fixed"/>
+        <w:tblLook w:firstColumn="1" w:firstRow="1" w:lastColumn="0" w:lastRow="0" w:noHBand="0" w:noVBand="1" w:val="04A0"/>
+        <w:tblBorders>
+          <w:top w:val="dashed" w:sz="6" w:space="0" w:color="BFBFBF"/>
+          <w:left w:val="dashed" w:sz="6" w:space="0" w:color="BFBFBF"/>
+          <w:bottom w:val="dashed" w:sz="6" w:space="0" w:color="BFBFBF"/>
+          <w:right w:val="dashed" w:sz="6" w:space="0" w:color="BFBFBF"/>
+          <w:insideH w:val="dashed" w:sz="6" w:space="0" w:color="BFBFBF"/>
+          <w:insideV w:val="dashed" w:sz="6" w:space="0" w:color="BFBFBF"/>
+        </w:tblBorders>
+        <w:tblCellMar>
+          <w:top w:w="160" w:type="dxa"/>
+          <w:left w:w="160" w:type="dxa"/>
+          <w:bottom w:w="160" w:type="dxa"/>
+          <w:right w:w="160" w:type="dxa"/>
+        </w:tblCellMar>
+      </w:tblPr>
+      <w:tblGrid>
+        <w:gridCol w:w="9071"/>
+      </w:tblGrid>
+      <w:tr>
+        <w:trPr>
+          <w:trHeight w:val="11113" w:hRule="exact"/>
+        </w:trPr>
+        <w:tc>
+          <w:tcPr>
+            <w:tcW w:type="dxa" w:w="9071"/>
+            <w:vAlign w:val="center"/>
+          </w:tcPr>
+          <w:p>
+            <w:pPr>
+              <w:spacing w:line="360" w:lineRule="auto" w:after="280"/>
+              <w:jc w:val="center"/>
+            </w:pPr>
+            <w:r/>
+            <w:r>
+              <w:rPr>
+                <w:rFonts w:ascii="Arial" w:hAnsi="Arial"/>
+                <w:b/>
+                <w:color w:val="1A8F5C"/>
+                <w:sz w:val="24"/>
+              </w:rPr>
+              <w:t>AQUÍ VA EL ORGANIGRAMA DE TOPPIC CONSTRUCTORA S. DE R.L.</w:t>
+            </w:r>
+          </w:p>
+          <w:p>
+            <w:pPr>
+              <w:spacing w:line="360" w:lineRule="auto" w:after="200"/>
+              <w:jc w:val="center"/>
+            </w:pPr>
+            <w:r>
+              <w:rPr>
+                <w:rFonts w:ascii="Arial" w:hAnsi="Arial"/>
+                <w:color w:val="595959"/>
+                <w:sz w:val="22"/>
+              </w:rPr>
+              <w:t>Pega la imagen del organigrama que solicitaste a la empresa.</w:t>
+            </w:r>
+          </w:p>
+          <w:p>
+            <w:pPr>
+              <w:spacing w:line="360" w:lineRule="auto" w:after="200"/>
+              <w:jc w:val="center"/>
+            </w:pPr>
+            <w:r>
+              <w:rPr>
+                <w:rFonts w:ascii="Arial" w:hAnsi="Arial"/>
+                <w:color w:val="595959"/>
+                <w:sz w:val="22"/>
+              </w:rPr>
+              <w:t>Debe ocupar toda la hoja y mostrar los cargos desde la gerencia hasta el Departamento de Contabilidad, que es donde realizaste la práctica.</w:t>
+            </w:r>
+          </w:p>
+        </w:tc>
+      </w:tr>
+    </w:tbl>
+    <w:p>
+      <w:pPr>
+        <w:pageBreakBefore/>
+        <w:spacing w:line="276" w:lineRule="auto" w:before="120" w:after="440"/>
+        <w:jc w:val="center"/>
+        <w:pBdr>
+          <w:bottom w:val="single" w:sz="10" w:space="8" w:color="1A8F5C"/>
+        </w:pBdr>
+      </w:pPr>
+      <w:r>
+        <w:rPr>
+          <w:rFonts w:ascii="Arial" w:hAnsi="Arial"/>
+          <w:b/>
+          <w:i w:val="0"/>
+          <w:color w:val="0D5C3F"/>
+          <w:sz w:val="36"/>
+        </w:rPr>
+        <w:t>MISIÓN, VISIÓN Y VALORES</w:t>
       </w:r>
     </w:p>
     <w:p>
@@ -1057,15 +1720,15 @@
           <w:rFonts w:ascii="Arial" w:hAnsi="Arial"/>
           <w:b/>
           <w:i w:val="0"/>
-          <w:sz w:val="24"/>
-          <w:u w:val="none"/>
+          <w:color w:val="1A8F5C"/>
+          <w:sz w:val="26"/>
         </w:rPr>
-        <w:t>OBJETIVO GENERAL:</w:t>
+        <w:t>Misión</w:t>
       </w:r>
     </w:p>
     <w:p>
       <w:pPr>
-        <w:spacing w:line="360" w:lineRule="auto" w:before="0" w:after="280"/>
+        <w:spacing w:line="360" w:lineRule="auto" w:before="0" w:after="400"/>
         <w:jc w:val="both"/>
       </w:pPr>
       <w:r>
@@ -1073,10 +1736,10 @@
           <w:rFonts w:ascii="Arial" w:hAnsi="Arial"/>
           <w:b w:val="0"/>
           <w:i w:val="0"/>
+          <w:color w:val="1A1A1A"/>
           <w:sz w:val="24"/>
-          <w:u w:val="none"/>
         </w:rPr>
-        <w:t>Poner en práctica los conocimientos adquiridos en la carrera de Contaduría y Finanzas dentro de una empresa real, apoyando en el registro contable, el control de documentos y el manejo de la información financiera de TOPPIC Constructora S. de R.L., con el fin de ganar experiencia en el trabajo diario de un área de contabilidad y prepararme para incorporarme al ámbito laboral al terminar mi formación académica.</w:t>
+        <w:t>Aprovechar al máximo mi práctica profesional en TOPPIC Constructora S. de R.L., aplicando con responsabilidad lo aprendido en la carrera y cumpliendo con cada tarea que se me asigne.</w:t>
       </w:r>
     </w:p>
     <w:p>
@@ -1089,116 +1752,15 @@
           <w:rFonts w:ascii="Arial" w:hAnsi="Arial"/>
           <w:b/>
           <w:i w:val="0"/>
-          <w:sz w:val="24"/>
-          <w:u w:val="none"/>
+          <w:color w:val="1A8F5C"/>
+          <w:sz w:val="26"/>
         </w:rPr>
-        <w:t>OBJETIVOS ESPECÍFICOS:</w:t>
+        <w:t>Visión</w:t>
       </w:r>
     </w:p>
     <w:p>
       <w:pPr>
-        <w:spacing w:line="360" w:lineRule="auto" w:after="120"/>
-        <w:ind w:left="482" w:hanging="482"/>
-        <w:jc w:val="both"/>
-      </w:pPr>
-      <w:r>
-        <w:rPr>
-          <w:rFonts w:ascii="Arial" w:hAnsi="Arial"/>
-          <w:sz w:val="24"/>
-        </w:rPr>
-        <w:t>1. Registrar facturas y elaborar partidas contables en el sistema VisionWin, siguiendo los procedimientos que utiliza la empresa.</w:t>
-      </w:r>
-    </w:p>
-    <w:p>
-      <w:pPr>
-        <w:spacing w:line="360" w:lineRule="auto" w:after="120"/>
-        <w:ind w:left="482" w:hanging="482"/>
-        <w:jc w:val="both"/>
-      </w:pPr>
-      <w:r>
-        <w:rPr>
-          <w:rFonts w:ascii="Arial" w:hAnsi="Arial"/>
-          <w:sz w:val="24"/>
-        </w:rPr>
-        <w:t>2. Apoyar en la revisión de balances generales y balances de prueba para identificar y corregir errores en los registros.</w:t>
-      </w:r>
-    </w:p>
-    <w:p>
-      <w:pPr>
-        <w:spacing w:line="360" w:lineRule="auto" w:after="120"/>
-        <w:ind w:left="482" w:hanging="482"/>
-        <w:jc w:val="both"/>
-      </w:pPr>
-      <w:r>
-        <w:rPr>
-          <w:rFonts w:ascii="Arial" w:hAnsi="Arial"/>
-          <w:sz w:val="24"/>
-        </w:rPr>
-        <w:t>3. Colaborar en la preparación de la información contable necesaria para la declaración mensual ante el Servicio de Administración de Rentas.</w:t>
-      </w:r>
-    </w:p>
-    <w:p>
-      <w:pPr>
-        <w:spacing w:line="360" w:lineRule="auto" w:after="120"/>
-        <w:ind w:left="482" w:hanging="482"/>
-        <w:jc w:val="both"/>
-      </w:pPr>
-      <w:r>
-        <w:rPr>
-          <w:rFonts w:ascii="Arial" w:hAnsi="Arial"/>
-          <w:sz w:val="24"/>
-        </w:rPr>
-        <w:t>4. Aplicar razones financieras básicas para conocer la situación económica de la empresa y de sus proyectos.</w:t>
-      </w:r>
-    </w:p>
-    <w:p>
-      <w:pPr>
-        <w:spacing w:line="360" w:lineRule="auto" w:after="120"/>
-        <w:ind w:left="482" w:hanging="482"/>
-        <w:jc w:val="both"/>
-      </w:pPr>
-      <w:r>
-        <w:rPr>
-          <w:rFonts w:ascii="Arial" w:hAnsi="Arial"/>
-          <w:sz w:val="24"/>
-        </w:rPr>
-        <w:t>5. Mantener ordenada y actualizada la documentación contable, tanto en físico como en las plataformas digitales que utiliza la empresa.</w:t>
-      </w:r>
-    </w:p>
-    <w:p>
-      <w:pPr>
-        <w:spacing w:line="360" w:lineRule="auto" w:after="120"/>
-        <w:ind w:left="482" w:hanging="482"/>
-        <w:jc w:val="both"/>
-      </w:pPr>
-      <w:r>
-        <w:rPr>
-          <w:rFonts w:ascii="Arial" w:hAnsi="Arial"/>
-          <w:sz w:val="24"/>
-        </w:rPr>
-        <w:t>6. Conocer la estructura y el funcionamiento interno de una empresa del sector de la construcción.</w:t>
-      </w:r>
-    </w:p>
-    <w:p>
-      <w:pPr>
-        <w:pageBreakBefore/>
-        <w:spacing w:line="360" w:lineRule="auto" w:before="0" w:after="320"/>
-        <w:jc w:val="center"/>
-      </w:pPr>
-      <w:r>
-        <w:rPr>
-          <w:rFonts w:ascii="Arial" w:hAnsi="Arial"/>
-          <w:b/>
-          <w:i w:val="0"/>
-          <w:sz w:val="32"/>
-          <w:u w:val="single"/>
-        </w:rPr>
-        <w:t>AGRADECIMIENTOS</w:t>
-      </w:r>
-    </w:p>
-    <w:p>
-      <w:pPr>
-        <w:spacing w:line="360" w:lineRule="auto" w:before="0" w:after="240"/>
+        <w:spacing w:line="360" w:lineRule="auto" w:before="0" w:after="400"/>
         <w:jc w:val="both"/>
       </w:pPr>
       <w:r>
@@ -1206,327 +1768,15 @@
           <w:rFonts w:ascii="Arial" w:hAnsi="Arial"/>
           <w:b w:val="0"/>
           <w:i w:val="0"/>
+          <w:color w:val="1A1A1A"/>
           <w:sz w:val="24"/>
-          <w:u w:val="none"/>
         </w:rPr>
-        <w:t>Primero le agradezco a Dios por darme salud, fuerza y entendimiento para llegar hasta esta etapa de mi formación. Sin su ayuda no habría podido cumplir con este proceso.</w:t>
+        <w:t>Llegar a ser un profesional preparado y honesto en el área contable y financiera, con la capacidad de trabajar en cualquier empresa y de seguir estudiando.</w:t>
       </w:r>
     </w:p>
     <w:p>
       <w:pPr>
-        <w:spacing w:line="360" w:lineRule="auto" w:before="0" w:after="240"/>
-        <w:jc w:val="both"/>
-      </w:pPr>
-      <w:r>
-        <w:rPr>
-          <w:rFonts w:ascii="Arial" w:hAnsi="Arial"/>
-          <w:b w:val="0"/>
-          <w:i w:val="0"/>
-          <w:sz w:val="24"/>
-          <w:u w:val="none"/>
-        </w:rPr>
-        <w:t>Agradezco a mis padres y a mi familia, porque siempre me han apoyado en mis estudios y estuvieron pendientes de mí durante todo el mes de práctica. Su respaldo fue lo que me dio ánimo para cumplir con el horario y con cada tarea que se me asignó.</w:t>
-      </w:r>
-    </w:p>
-    <w:p>
-      <w:pPr>
-        <w:spacing w:line="360" w:lineRule="auto" w:before="0" w:after="240"/>
-        <w:jc w:val="both"/>
-      </w:pPr>
-      <w:r>
-        <w:rPr>
-          <w:rFonts w:ascii="Arial" w:hAnsi="Arial"/>
-          <w:b w:val="0"/>
-          <w:i w:val="0"/>
-          <w:sz w:val="24"/>
-          <w:u w:val="none"/>
-        </w:rPr>
-        <w:t>Al Centro de Educación Media Gubernamental Margarita Diomira Crispí le agradezco la formación que me ha dado y los valores que me ha enseñado. De manera especial agradezco al Lic. Jorge Luis Garay Martínez, coordinador de la práctica profesional, por su orientación y por estar siempre pendiente de nuestro proceso, y a los demás docentes de la carrera de Contaduría y Finanzas.</w:t>
-      </w:r>
-    </w:p>
-    <w:p>
-      <w:pPr>
-        <w:spacing w:line="360" w:lineRule="auto" w:before="0" w:after="240"/>
-        <w:jc w:val="both"/>
-      </w:pPr>
-      <w:r>
-        <w:rPr>
-          <w:rFonts w:ascii="Arial" w:hAnsi="Arial"/>
-          <w:b w:val="0"/>
-          <w:i w:val="0"/>
-          <w:sz w:val="24"/>
-          <w:u w:val="none"/>
-        </w:rPr>
-        <w:t>También agradezco a TOPPIC Constructora S. de R.L. por abrirme las puertas y permitirme formar parte de su equipo durante este mes. Al personal del área contable le agradezco la paciencia que me tuvieron, el tiempo que dedicaron a explicarme y la confianza de dejarme trabajar con información real de la empresa.</w:t>
-      </w:r>
-    </w:p>
-    <w:p>
-      <w:pPr>
-        <w:spacing w:line="360" w:lineRule="auto" w:before="0" w:after="240"/>
-        <w:jc w:val="both"/>
-      </w:pPr>
-      <w:r>
-        <w:rPr>
-          <w:rFonts w:ascii="Arial" w:hAnsi="Arial"/>
-          <w:b w:val="0"/>
-          <w:i w:val="0"/>
-          <w:sz w:val="24"/>
-          <w:u w:val="none"/>
-        </w:rPr>
-        <w:t>A todas las personas que de una u otra forma me ayudaron en esta etapa, muchas gracias.</w:t>
-      </w:r>
-    </w:p>
-    <w:p>
-      <w:pPr>
-        <w:pageBreakBefore/>
-        <w:spacing w:line="360" w:lineRule="auto" w:before="0" w:after="320"/>
-        <w:jc w:val="center"/>
-      </w:pPr>
-      <w:r>
-        <w:rPr>
-          <w:rFonts w:ascii="Arial" w:hAnsi="Arial"/>
-          <w:b/>
-          <w:i w:val="0"/>
-          <w:sz w:val="32"/>
-          <w:u w:val="single"/>
-        </w:rPr>
-        <w:t>JUSTIFICACIÓN</w:t>
-      </w:r>
-    </w:p>
-    <w:p>
-      <w:pPr>
-        <w:spacing w:line="360" w:lineRule="auto" w:before="0" w:after="240"/>
-        <w:jc w:val="both"/>
-      </w:pPr>
-      <w:r>
-        <w:rPr>
-          <w:rFonts w:ascii="Arial" w:hAnsi="Arial"/>
-          <w:b w:val="0"/>
-          <w:i w:val="0"/>
-          <w:sz w:val="24"/>
-          <w:u w:val="none"/>
-        </w:rPr>
-        <w:t>La práctica profesional se realiza porque no es suficiente aprender la teoría en el aula. Hay procesos que solo se entienden cuando se trabaja con documentos reales, con fechas de entrega y con la responsabilidad de que un error afecta a la empresa. Por eso esta etapa es necesaria para cerrar la formación del Bachillerato Técnico Profesional en Contaduría y Finanzas.</w:t>
-      </w:r>
-    </w:p>
-    <w:p>
-      <w:pPr>
-        <w:spacing w:line="360" w:lineRule="auto" w:before="0" w:after="240"/>
-        <w:jc w:val="both"/>
-      </w:pPr>
-      <w:r>
-        <w:rPr>
-          <w:rFonts w:ascii="Arial" w:hAnsi="Arial"/>
-          <w:b w:val="0"/>
-          <w:i w:val="0"/>
-          <w:sz w:val="24"/>
-          <w:u w:val="none"/>
-        </w:rPr>
-        <w:t>Elegí realizar mi práctica en TOPPIC Constructora S. de R.L. porque es una empresa que maneja proyectos de construcción y, por lo tanto, mueve facturas, planillas, compras de materiales y contratos de manera constante. Eso me permitió ver la contabilidad aplicada a una empresa que produce y no solo a un ejercicio de clase.</w:t>
-      </w:r>
-    </w:p>
-    <w:p>
-      <w:pPr>
-        <w:spacing w:line="360" w:lineRule="auto" w:before="0" w:after="240"/>
-        <w:jc w:val="both"/>
-      </w:pPr>
-      <w:r>
-        <w:rPr>
-          <w:rFonts w:ascii="Arial" w:hAnsi="Arial"/>
-          <w:b w:val="0"/>
-          <w:i w:val="0"/>
-          <w:sz w:val="24"/>
-          <w:u w:val="none"/>
-        </w:rPr>
-        <w:t>Durante este mes trabajé con un sistema contable, con hojas de Excel, con archivo físico y con plataformas digitales. Aprendí cómo se prepara la información para la declaración de impuestos, cómo se revisa un balance y por qué el orden en los documentos es tan importante. Todo esto me sirvió para entender que la contabilidad es un trabajo de exactitud y de responsabilidad.</w:t>
-      </w:r>
-    </w:p>
-    <w:p>
-      <w:pPr>
-        <w:spacing w:line="360" w:lineRule="auto" w:before="0" w:after="240"/>
-        <w:jc w:val="both"/>
-      </w:pPr>
-      <w:r>
-        <w:rPr>
-          <w:rFonts w:ascii="Arial" w:hAnsi="Arial"/>
-          <w:b w:val="0"/>
-          <w:i w:val="0"/>
-          <w:sz w:val="24"/>
-          <w:u w:val="none"/>
-        </w:rPr>
-        <w:t>Este informe se justifica porque deja constancia de las actividades que realicé, demuestra lo que aprendí y sirve de referencia para los estudiantes que vengan después. Además me ayudó a confirmar que sí me gusta esta carrera y a tener una idea más clara de lo que quiero hacer al terminar el colegio.</w:t>
-      </w:r>
-    </w:p>
-    <w:p>
-      <w:pPr>
-        <w:pageBreakBefore/>
-        <w:spacing w:line="360" w:lineRule="auto" w:before="0" w:after="240"/>
-        <w:jc w:val="center"/>
-      </w:pPr>
-      <w:r>
-        <w:rPr>
-          <w:rFonts w:ascii="Arial" w:hAnsi="Arial"/>
-          <w:b/>
-          <w:i w:val="0"/>
-          <w:sz w:val="28"/>
-          <w:u w:val="single"/>
-        </w:rPr>
-        <w:t>ORGANIGRAMA DE TOPPIC CONSTRUCTORA S. DE R.L.</w:t>
-      </w:r>
-    </w:p>
-    <w:tbl>
-      <w:tblPr>
-        <w:tblW w:type="auto" w:w="0"/>
-        <w:jc w:val="center"/>
-        <w:tblLayout w:type="fixed"/>
-        <w:tblLook w:firstColumn="1" w:firstRow="1" w:lastColumn="0" w:lastRow="0" w:noHBand="0" w:noVBand="1" w:val="04A0"/>
-        <w:tblBorders>
-          <w:top w:val="dashed" w:sz="8" w:space="0" w:color="7F7F7F"/>
-          <w:left w:val="dashed" w:sz="8" w:space="0" w:color="7F7F7F"/>
-          <w:bottom w:val="dashed" w:sz="8" w:space="0" w:color="7F7F7F"/>
-          <w:right w:val="dashed" w:sz="8" w:space="0" w:color="7F7F7F"/>
-          <w:insideH w:val="dashed" w:sz="8" w:space="0" w:color="7F7F7F"/>
-          <w:insideV w:val="dashed" w:sz="8" w:space="0" w:color="7F7F7F"/>
-        </w:tblBorders>
-      </w:tblPr>
-      <w:tblGrid>
-        <w:gridCol w:w="9071"/>
-      </w:tblGrid>
-      <w:tr>
-        <w:trPr>
-          <w:trHeight w:val="11566" w:hRule="exact"/>
-        </w:trPr>
-        <w:tc>
-          <w:tcPr>
-            <w:tcW w:type="dxa" w:w="9071"/>
-            <w:vAlign w:val="center"/>
-          </w:tcPr>
-          <w:p>
-            <w:pPr>
-              <w:spacing w:line="360" w:lineRule="auto" w:after="120"/>
-              <w:jc w:val="center"/>
-            </w:pPr>
-            <w:r/>
-            <w:r>
-              <w:rPr>
-                <w:rFonts w:ascii="Arial" w:hAnsi="Arial"/>
-                <w:b/>
-                <w:color w:val="595959"/>
-                <w:sz w:val="24"/>
-              </w:rPr>
-              <w:t>ESPACIO RESERVADO PARA EL ORGANIGRAMA</w:t>
-            </w:r>
-          </w:p>
-          <w:p>
-            <w:pPr>
-              <w:spacing w:line="360" w:lineRule="auto" w:after="120"/>
-              <w:jc w:val="center"/>
-            </w:pPr>
-            <w:r>
-              <w:rPr>
-                <w:rFonts w:ascii="Arial" w:hAnsi="Arial"/>
-                <w:b w:val="0"/>
-                <w:color w:val="595959"/>
-                <w:sz w:val="24"/>
-              </w:rPr>
-            </w:r>
-          </w:p>
-          <w:p>
-            <w:pPr>
-              <w:spacing w:line="360" w:lineRule="auto" w:after="120"/>
-              <w:jc w:val="center"/>
-            </w:pPr>
-            <w:r>
-              <w:rPr>
-                <w:rFonts w:ascii="Arial" w:hAnsi="Arial"/>
-                <w:b w:val="0"/>
-                <w:color w:val="595959"/>
-                <w:sz w:val="24"/>
-              </w:rPr>
-              <w:t>Aquí debes pegar la imagen del organigrama de TOPPIC Constructora S. de R.L. que solicitaste a la empresa.</w:t>
-            </w:r>
-          </w:p>
-          <w:p>
-            <w:pPr>
-              <w:spacing w:line="360" w:lineRule="auto" w:after="120"/>
-              <w:jc w:val="center"/>
-            </w:pPr>
-            <w:r>
-              <w:rPr>
-                <w:rFonts w:ascii="Arial" w:hAnsi="Arial"/>
-                <w:b w:val="0"/>
-                <w:color w:val="595959"/>
-                <w:sz w:val="24"/>
-              </w:rPr>
-            </w:r>
-          </w:p>
-          <w:p>
-            <w:pPr>
-              <w:spacing w:line="360" w:lineRule="auto" w:after="120"/>
-              <w:jc w:val="center"/>
-            </w:pPr>
-            <w:r>
-              <w:rPr>
-                <w:rFonts w:ascii="Arial" w:hAnsi="Arial"/>
-                <w:b w:val="0"/>
-                <w:color w:val="595959"/>
-                <w:sz w:val="24"/>
-              </w:rPr>
-              <w:t>Debe ocupar toda la hoja y mostrar los cargos de la empresa desde la gerencia hasta el Departamento de Contabilidad, que es el área donde realizaste la práctica.</w:t>
-            </w:r>
-          </w:p>
-          <w:p>
-            <w:pPr>
-              <w:spacing w:line="360" w:lineRule="auto" w:after="120"/>
-              <w:jc w:val="center"/>
-            </w:pPr>
-            <w:r>
-              <w:rPr>
-                <w:rFonts w:ascii="Arial" w:hAnsi="Arial"/>
-                <w:b w:val="0"/>
-                <w:color w:val="595959"/>
-                <w:sz w:val="24"/>
-              </w:rPr>
-            </w:r>
-          </w:p>
-          <w:p>
-            <w:pPr>
-              <w:spacing w:line="360" w:lineRule="auto" w:after="120"/>
-              <w:jc w:val="center"/>
-            </w:pPr>
-            <w:r>
-              <w:rPr>
-                <w:rFonts w:ascii="Arial" w:hAnsi="Arial"/>
-                <w:b w:val="0"/>
-                <w:color w:val="595959"/>
-                <w:sz w:val="24"/>
-              </w:rPr>
-              <w:t>Para colocarla: da clic dentro de este recuadro, luego en Insertar y Imágenes, y ajusta el tamaño hasta que llene el espacio.</w:t>
-            </w:r>
-          </w:p>
-        </w:tc>
-      </w:tr>
-    </w:tbl>
-    <w:p>
-      <w:pPr>
-        <w:pageBreakBefore/>
-        <w:spacing w:line="360" w:lineRule="auto" w:before="0" w:after="280"/>
-        <w:jc w:val="center"/>
-      </w:pPr>
-      <w:r>
-        <w:rPr>
-          <w:rFonts w:ascii="Arial" w:hAnsi="Arial"/>
-          <w:b/>
-          <w:i w:val="0"/>
-          <w:sz w:val="32"/>
-          <w:u w:val="single"/>
-        </w:rPr>
-        <w:t>MISIÓN, VISIÓN Y VALORES</w:t>
-      </w:r>
-    </w:p>
-    <w:p>
-      <w:pPr>
-        <w:spacing w:line="360" w:lineRule="auto" w:before="0" w:after="40"/>
+        <w:spacing w:line="360" w:lineRule="auto" w:before="0" w:after="200"/>
         <w:jc w:val="left"/>
       </w:pPr>
       <w:r>
@@ -1534,753 +1784,612 @@
           <w:rFonts w:ascii="Arial" w:hAnsi="Arial"/>
           <w:b/>
           <w:i w:val="0"/>
-          <w:sz w:val="24"/>
-          <w:u w:val="none"/>
+          <w:color w:val="1A8F5C"/>
+          <w:sz w:val="26"/>
         </w:rPr>
-        <w:t>Misión:</w:t>
+        <w:t>Valores</w:t>
       </w:r>
     </w:p>
     <w:p>
       <w:pPr>
-        <w:spacing w:line="360" w:lineRule="auto" w:before="0" w:after="200"/>
+        <w:spacing w:line="360" w:lineRule="auto" w:after="240"/>
+        <w:ind w:left="510" w:hanging="510"/>
         <w:jc w:val="both"/>
       </w:pPr>
       <w:r>
         <w:rPr>
           <w:rFonts w:ascii="Arial" w:hAnsi="Arial"/>
-          <w:b w:val="0"/>
-          <w:i w:val="0"/>
+          <w:b/>
+          <w:color w:val="1A8F5C"/>
           <w:sz w:val="24"/>
-          <w:u w:val="none"/>
         </w:rPr>
-        <w:t>Aprovechar al máximo mi práctica profesional en TOPPIC Constructora S. de R.L., aplicando con responsabilidad lo que aprendí en la carrera de Contaduría y Finanzas, apoyando al área contable en el registro y el control de la información y cumpliendo con cada tarea que se me asigne.</w:t>
+        <w:t xml:space="preserve">▪  </w:t>
+      </w:r>
+      <w:r>
+        <w:rPr>
+          <w:rFonts w:ascii="Arial" w:hAnsi="Arial"/>
+          <w:b/>
+          <w:color w:val="1A8F5C"/>
+          <w:sz w:val="24"/>
+        </w:rPr>
+        <w:t>Responsabilidad:</w:t>
+      </w:r>
+      <w:r>
+        <w:rPr>
+          <w:rFonts w:ascii="Arial" w:hAnsi="Arial"/>
+          <w:color w:val="1A1A1A"/>
+          <w:sz w:val="24"/>
+        </w:rPr>
+        <w:t xml:space="preserve"> cumplí con las tareas asignadas y las entregué terminadas.</w:t>
       </w:r>
     </w:p>
     <w:p>
       <w:pPr>
-        <w:spacing w:line="360" w:lineRule="auto" w:before="0" w:after="40"/>
+        <w:spacing w:line="360" w:lineRule="auto" w:after="240"/>
+        <w:ind w:left="510" w:hanging="510"/>
+        <w:jc w:val="both"/>
+      </w:pPr>
+      <w:r>
+        <w:rPr>
+          <w:rFonts w:ascii="Arial" w:hAnsi="Arial"/>
+          <w:b/>
+          <w:color w:val="1A8F5C"/>
+          <w:sz w:val="24"/>
+        </w:rPr>
+        <w:t xml:space="preserve">▪  </w:t>
+      </w:r>
+      <w:r>
+        <w:rPr>
+          <w:rFonts w:ascii="Arial" w:hAnsi="Arial"/>
+          <w:b/>
+          <w:color w:val="1A8F5C"/>
+          <w:sz w:val="24"/>
+        </w:rPr>
+        <w:t>Puntualidad:</w:t>
+      </w:r>
+      <w:r>
+        <w:rPr>
+          <w:rFonts w:ascii="Arial" w:hAnsi="Arial"/>
+          <w:color w:val="1A1A1A"/>
+          <w:sz w:val="24"/>
+        </w:rPr>
+        <w:t xml:space="preserve"> respeté el horario de entrada y de salida todos los días.</w:t>
+      </w:r>
+    </w:p>
+    <w:p>
+      <w:pPr>
+        <w:spacing w:line="360" w:lineRule="auto" w:after="240"/>
+        <w:ind w:left="510" w:hanging="510"/>
+        <w:jc w:val="both"/>
+      </w:pPr>
+      <w:r>
+        <w:rPr>
+          <w:rFonts w:ascii="Arial" w:hAnsi="Arial"/>
+          <w:b/>
+          <w:color w:val="1A8F5C"/>
+          <w:sz w:val="24"/>
+        </w:rPr>
+        <w:t xml:space="preserve">▪  </w:t>
+      </w:r>
+      <w:r>
+        <w:rPr>
+          <w:rFonts w:ascii="Arial" w:hAnsi="Arial"/>
+          <w:b/>
+          <w:color w:val="1A8F5C"/>
+          <w:sz w:val="24"/>
+        </w:rPr>
+        <w:t>Honestidad:</w:t>
+      </w:r>
+      <w:r>
+        <w:rPr>
+          <w:rFonts w:ascii="Arial" w:hAnsi="Arial"/>
+          <w:color w:val="1A1A1A"/>
+          <w:sz w:val="24"/>
+        </w:rPr>
+        <w:t xml:space="preserve"> manejé la información de la empresa con transparencia.</w:t>
+      </w:r>
+    </w:p>
+    <w:p>
+      <w:pPr>
+        <w:spacing w:line="360" w:lineRule="auto" w:after="240"/>
+        <w:ind w:left="510" w:hanging="510"/>
+        <w:jc w:val="both"/>
+      </w:pPr>
+      <w:r>
+        <w:rPr>
+          <w:rFonts w:ascii="Arial" w:hAnsi="Arial"/>
+          <w:b/>
+          <w:color w:val="1A8F5C"/>
+          <w:sz w:val="24"/>
+        </w:rPr>
+        <w:t xml:space="preserve">▪  </w:t>
+      </w:r>
+      <w:r>
+        <w:rPr>
+          <w:rFonts w:ascii="Arial" w:hAnsi="Arial"/>
+          <w:b/>
+          <w:color w:val="1A8F5C"/>
+          <w:sz w:val="24"/>
+        </w:rPr>
+        <w:t>Orden:</w:t>
+      </w:r>
+      <w:r>
+        <w:rPr>
+          <w:rFonts w:ascii="Arial" w:hAnsi="Arial"/>
+          <w:color w:val="1A1A1A"/>
+          <w:sz w:val="24"/>
+        </w:rPr>
+        <w:t xml:space="preserve"> mantuve la documentación clasificada y archivada por fecha.</w:t>
+      </w:r>
+    </w:p>
+    <w:p>
+      <w:pPr>
+        <w:pageBreakBefore/>
+        <w:spacing w:line="276" w:lineRule="auto" w:before="120" w:after="440"/>
+        <w:jc w:val="center"/>
+        <w:pBdr>
+          <w:bottom w:val="single" w:sz="10" w:space="8" w:color="1A8F5C"/>
+        </w:pBdr>
+      </w:pPr>
+      <w:r>
+        <w:rPr>
+          <w:rFonts w:ascii="Arial" w:hAnsi="Arial"/>
+          <w:b/>
+          <w:i w:val="0"/>
+          <w:color w:val="0D5C3F"/>
+          <w:sz w:val="36"/>
+        </w:rPr>
+        <w:t>DESCRIPCIÓN DE FUNCIONES</w:t>
+      </w:r>
+    </w:p>
+    <w:p>
+      <w:pPr>
+        <w:spacing w:line="360" w:lineRule="auto" w:after="80"/>
+        <w:ind w:left="454" w:hanging="454"/>
         <w:jc w:val="left"/>
       </w:pPr>
       <w:r>
         <w:rPr>
           <w:rFonts w:ascii="Arial" w:hAnsi="Arial"/>
           <w:b/>
-          <w:i w:val="0"/>
-          <w:sz w:val="24"/>
-          <w:u w:val="none"/>
+          <w:color w:val="1A8F5C"/>
+          <w:sz w:val="25"/>
         </w:rPr>
-        <w:t>Visión:</w:t>
+        <w:t>▪  Impresión de planos y documentos</w:t>
       </w:r>
     </w:p>
     <w:p>
       <w:pPr>
-        <w:spacing w:line="360" w:lineRule="auto" w:before="0" w:after="200"/>
+        <w:spacing w:line="360" w:lineRule="auto" w:after="840"/>
+        <w:ind w:left="454"/>
         <w:jc w:val="both"/>
       </w:pPr>
       <w:r>
         <w:rPr>
           <w:rFonts w:ascii="Arial" w:hAnsi="Arial"/>
-          <w:b w:val="0"/>
-          <w:i w:val="0"/>
+          <w:color w:val="1A1A1A"/>
           <w:sz w:val="24"/>
-          <w:u w:val="none"/>
         </w:rPr>
-        <w:t>Llegar a ser un profesional preparado y honesto en el área contable y financiera, con la capacidad de trabajar en cualquier empresa, seguir estudiando y aportar de verdad al lugar donde me desempeñe.</w:t>
+        <w:t>Me explicaron cómo se imprimen los planos en el formato y la escala que necesita la empresa. Imprimía los planos y las hojas de los planes de cada proyecto, revisando antes que salieran completos y legibles, porque se le presentaban al cliente.</w:t>
       </w:r>
     </w:p>
     <w:p>
       <w:pPr>
-        <w:spacing w:line="360" w:lineRule="auto" w:before="0" w:after="80"/>
+        <w:spacing w:line="360" w:lineRule="auto" w:after="80"/>
+        <w:ind w:left="454" w:hanging="454"/>
         <w:jc w:val="left"/>
       </w:pPr>
       <w:r>
         <w:rPr>
           <w:rFonts w:ascii="Arial" w:hAnsi="Arial"/>
           <w:b/>
-          <w:i w:val="0"/>
+          <w:color w:val="1A8F5C"/>
+          <w:sz w:val="25"/>
+        </w:rPr>
+        <w:t>▪  Registro de facturas en el sistema VisionWin</w:t>
+      </w:r>
+    </w:p>
+    <w:p>
+      <w:pPr>
+        <w:spacing w:line="360" w:lineRule="auto" w:after="840"/>
+        <w:ind w:left="454"/>
+        <w:jc w:val="both"/>
+      </w:pPr>
+      <w:r>
+        <w:rPr>
+          <w:rFonts w:ascii="Arial" w:hAnsi="Arial"/>
+          <w:color w:val="1A1A1A"/>
           <w:sz w:val="24"/>
-          <w:u w:val="none"/>
         </w:rPr>
-        <w:t>Valores:</w:t>
+        <w:t>Fue la actividad que más realicé. Aprendí a verificar los datos del proveedor, la fecha, el número del documento y el monto, y a guardar la factura en la cuenta que le corresponde. Empecé con facturas de prueba y luego pasé a las reales.</w:t>
       </w:r>
     </w:p>
     <w:p>
       <w:pPr>
         <w:spacing w:line="360" w:lineRule="auto" w:after="80"/>
-        <w:ind w:left="425" w:hanging="425"/>
+        <w:ind w:left="454" w:hanging="454"/>
+        <w:jc w:val="left"/>
+      </w:pPr>
+      <w:r>
+        <w:rPr>
+          <w:rFonts w:ascii="Arial" w:hAnsi="Arial"/>
+          <w:b/>
+          <w:color w:val="1A8F5C"/>
+          <w:sz w:val="25"/>
+        </w:rPr>
+        <w:t>▪  Elaboración de partidas contables</w:t>
+      </w:r>
+    </w:p>
+    <w:p>
+      <w:pPr>
+        <w:spacing w:line="360" w:lineRule="auto" w:after="840"/>
+        <w:ind w:left="454"/>
         <w:jc w:val="both"/>
       </w:pPr>
       <w:r>
         <w:rPr>
           <w:rFonts w:ascii="Arial" w:hAnsi="Arial"/>
-          <w:b/>
+          <w:color w:val="1A1A1A"/>
           <w:sz w:val="24"/>
         </w:rPr>
-        <w:t xml:space="preserve">• Responsabilidad: </w:t>
-      </w:r>
-      <w:r>
-        <w:rPr>
-          <w:rFonts w:ascii="Arial" w:hAnsi="Arial"/>
-          <w:sz w:val="24"/>
-        </w:rPr>
-        <w:t>cumplí con las tareas que se me asignaron y las entregué terminadas.</w:t>
-      </w:r>
-    </w:p>
-    <w:p>
-      <w:pPr>
-        <w:spacing w:line="360" w:lineRule="auto" w:after="80"/>
-        <w:ind w:left="425" w:hanging="425"/>
-        <w:jc w:val="both"/>
-      </w:pPr>
-      <w:r>
-        <w:rPr>
-          <w:rFonts w:ascii="Arial" w:hAnsi="Arial"/>
-          <w:b/>
-          <w:sz w:val="24"/>
-        </w:rPr>
-        <w:t xml:space="preserve">• Puntualidad: </w:t>
-      </w:r>
-      <w:r>
-        <w:rPr>
-          <w:rFonts w:ascii="Arial" w:hAnsi="Arial"/>
-          <w:sz w:val="24"/>
-        </w:rPr>
-        <w:t>me presenté a las 8:00 de la mañana todos los días y respeté el horario de salida.</w:t>
-      </w:r>
-    </w:p>
-    <w:p>
-      <w:pPr>
-        <w:spacing w:line="360" w:lineRule="auto" w:after="80"/>
-        <w:ind w:left="425" w:hanging="425"/>
-        <w:jc w:val="both"/>
-      </w:pPr>
-      <w:r>
-        <w:rPr>
-          <w:rFonts w:ascii="Arial" w:hAnsi="Arial"/>
-          <w:b/>
-          <w:sz w:val="24"/>
-        </w:rPr>
-        <w:t xml:space="preserve">• Honestidad: </w:t>
-      </w:r>
-      <w:r>
-        <w:rPr>
-          <w:rFonts w:ascii="Arial" w:hAnsi="Arial"/>
-          <w:sz w:val="24"/>
-        </w:rPr>
-        <w:t>manejé facturas e información de la empresa con transparencia y sin ocultar errores.</w:t>
-      </w:r>
-    </w:p>
-    <w:p>
-      <w:pPr>
-        <w:spacing w:line="360" w:lineRule="auto" w:after="80"/>
-        <w:ind w:left="425" w:hanging="425"/>
-        <w:jc w:val="both"/>
-      </w:pPr>
-      <w:r>
-        <w:rPr>
-          <w:rFonts w:ascii="Arial" w:hAnsi="Arial"/>
-          <w:b/>
-          <w:sz w:val="24"/>
-        </w:rPr>
-        <w:t xml:space="preserve">• Respeto: </w:t>
-      </w:r>
-      <w:r>
-        <w:rPr>
-          <w:rFonts w:ascii="Arial" w:hAnsi="Arial"/>
-          <w:sz w:val="24"/>
-        </w:rPr>
-        <w:t>traté con educación al personal, a los supervisores y a las personas que llegaban a la oficina.</w:t>
-      </w:r>
-    </w:p>
-    <w:p>
-      <w:pPr>
-        <w:spacing w:line="360" w:lineRule="auto" w:after="80"/>
-        <w:ind w:left="425" w:hanging="425"/>
-        <w:jc w:val="both"/>
-      </w:pPr>
-      <w:r>
-        <w:rPr>
-          <w:rFonts w:ascii="Arial" w:hAnsi="Arial"/>
-          <w:b/>
-          <w:sz w:val="24"/>
-        </w:rPr>
-        <w:t xml:space="preserve">• Orden: </w:t>
-      </w:r>
-      <w:r>
-        <w:rPr>
-          <w:rFonts w:ascii="Arial" w:hAnsi="Arial"/>
-          <w:sz w:val="24"/>
-        </w:rPr>
-        <w:t>mantuve la documentación clasificada y archivada por fecha para poder encontrarla cuando se necesitara.</w:t>
-      </w:r>
-    </w:p>
-    <w:p>
-      <w:pPr>
-        <w:spacing w:line="360" w:lineRule="auto" w:after="80"/>
-        <w:ind w:left="425" w:hanging="425"/>
-        <w:jc w:val="both"/>
-      </w:pPr>
-      <w:r>
-        <w:rPr>
-          <w:rFonts w:ascii="Arial" w:hAnsi="Arial"/>
-          <w:b/>
-          <w:sz w:val="24"/>
-        </w:rPr>
-        <w:t xml:space="preserve">• Disposición para aprender: </w:t>
-      </w:r>
-      <w:r>
-        <w:rPr>
-          <w:rFonts w:ascii="Arial" w:hAnsi="Arial"/>
-          <w:sz w:val="24"/>
-        </w:rPr>
-        <w:t>pregunté cuando no entendía algo y acepté las correcciones que me hicieron.</w:t>
+        <w:t>Después de ingresar cada factura elaboraba la partida correspondiente. Aprendí a identificar qué cuenta se carga y qué cuenta se abona, y a revisar que la partida quedara cuadrada antes de guardarla.</w:t>
       </w:r>
     </w:p>
     <w:p>
       <w:pPr>
         <w:pageBreakBefore/>
-        <w:spacing w:line="360" w:lineRule="auto" w:before="0" w:after="200"/>
+        <w:spacing w:line="276" w:lineRule="auto" w:before="120" w:after="440"/>
         <w:jc w:val="center"/>
+        <w:pBdr>
+          <w:bottom w:val="single" w:sz="10" w:space="8" w:color="1A8F5C"/>
+        </w:pBdr>
       </w:pPr>
       <w:r>
         <w:rPr>
           <w:rFonts w:ascii="Arial" w:hAnsi="Arial"/>
           <w:b/>
           <w:i w:val="0"/>
-          <w:sz w:val="30"/>
-          <w:u w:val="single"/>
+          <w:color w:val="0D5C3F"/>
+          <w:sz w:val="36"/>
         </w:rPr>
-        <w:t>DESCRIPCIÓN DE FUNCIONES REALIZADAS</w:t>
+        <w:t>DESCRIPCIÓN DE FUNCIONES</w:t>
       </w:r>
     </w:p>
     <w:p>
       <w:pPr>
-        <w:spacing w:line="360" w:lineRule="auto" w:after="40"/>
-        <w:ind w:left="425" w:hanging="425"/>
+        <w:spacing w:line="360" w:lineRule="auto" w:after="80"/>
+        <w:ind w:left="454" w:hanging="454"/>
+        <w:jc w:val="left"/>
+      </w:pPr>
+      <w:r>
+        <w:rPr>
+          <w:rFonts w:ascii="Arial" w:hAnsi="Arial"/>
+          <w:b/>
+          <w:color w:val="1A8F5C"/>
+          <w:sz w:val="25"/>
+        </w:rPr>
+        <w:t>▪  Facturas de activo y de pasivo</w:t>
+      </w:r>
+    </w:p>
+    <w:p>
+      <w:pPr>
+        <w:spacing w:line="360" w:lineRule="auto" w:after="840"/>
+        <w:ind w:left="454"/>
         <w:jc w:val="both"/>
       </w:pPr>
       <w:r>
         <w:rPr>
           <w:rFonts w:ascii="Arial" w:hAnsi="Arial"/>
-          <w:b/>
+          <w:color w:val="1A1A1A"/>
           <w:sz w:val="24"/>
         </w:rPr>
-        <w:t>• Impresión de planos y documentos de proyectos</w:t>
+        <w:t>Me explicaron la diferencia entre las facturas que representan un pasivo y las que representan un activo. Las de activo llevan más trabajo, porque hay que configurar la depreciación del bien dentro del sistema.</w:t>
       </w:r>
     </w:p>
     <w:p>
       <w:pPr>
-        <w:spacing w:line="360" w:lineRule="auto" w:after="160"/>
-        <w:ind w:left="425"/>
+        <w:spacing w:line="360" w:lineRule="auto" w:after="80"/>
+        <w:ind w:left="454" w:hanging="454"/>
+        <w:jc w:val="left"/>
+      </w:pPr>
+      <w:r>
+        <w:rPr>
+          <w:rFonts w:ascii="Arial" w:hAnsi="Arial"/>
+          <w:b/>
+          <w:color w:val="1A8F5C"/>
+          <w:sz w:val="25"/>
+        </w:rPr>
+        <w:t>▪  Revisión de balances</w:t>
+      </w:r>
+    </w:p>
+    <w:p>
+      <w:pPr>
+        <w:spacing w:line="360" w:lineRule="auto" w:after="840"/>
+        <w:ind w:left="454"/>
         <w:jc w:val="both"/>
       </w:pPr>
       <w:r>
         <w:rPr>
           <w:rFonts w:ascii="Arial" w:hAnsi="Arial"/>
+          <w:color w:val="1A1A1A"/>
           <w:sz w:val="24"/>
         </w:rPr>
-        <w:t>El primer día me explicaron cómo se imprimen los planos en el formato y la escala que necesita la empresa. A partir de ahí me encargaron imprimir los planos y las hojas de los planes que se presentaban para cada proyecto. Antes de entregarlos revisaba que la impresión saliera completa y legible, porque esos documentos se le presentaban al cliente y a los encargados de la obra. Algunos los imprimía primero como prueba, para verificar que quedaran bien, y después sacaba la impresión definitiva.</w:t>
+        <w:t>Aprendí a revisar los balances generales, a detectar descuadres y a buscar de dónde venía la diferencia para corregirla. También elaboré balances de prueba, que el sistema genera cuando la información está bien ingresada.</w:t>
       </w:r>
     </w:p>
     <w:p>
       <w:pPr>
-        <w:spacing w:line="360" w:lineRule="auto" w:after="40"/>
-        <w:ind w:left="425" w:hanging="425"/>
+        <w:spacing w:line="360" w:lineRule="auto" w:after="80"/>
+        <w:ind w:left="454" w:hanging="454"/>
+        <w:jc w:val="left"/>
+      </w:pPr>
+      <w:r>
+        <w:rPr>
+          <w:rFonts w:ascii="Arial" w:hAnsi="Arial"/>
+          <w:b/>
+          <w:color w:val="1A8F5C"/>
+          <w:sz w:val="25"/>
+        </w:rPr>
+        <w:t>▪  Ordenamiento y archivo de facturas</w:t>
+      </w:r>
+    </w:p>
+    <w:p>
+      <w:pPr>
+        <w:spacing w:line="360" w:lineRule="auto" w:after="840"/>
+        <w:ind w:left="454"/>
         <w:jc w:val="both"/>
       </w:pPr>
       <w:r>
         <w:rPr>
           <w:rFonts w:ascii="Arial" w:hAnsi="Arial"/>
-          <w:b/>
+          <w:color w:val="1A1A1A"/>
           <w:sz w:val="24"/>
         </w:rPr>
-        <w:t>• Reconocimiento de los programas del área contable</w:t>
-      </w:r>
-    </w:p>
-    <w:p>
-      <w:pPr>
-        <w:spacing w:line="360" w:lineRule="auto" w:after="160"/>
-        <w:ind w:left="425"/>
-        <w:jc w:val="both"/>
-      </w:pPr>
-      <w:r>
-        <w:rPr>
-          <w:rFonts w:ascii="Arial" w:hAnsi="Arial"/>
-          <w:sz w:val="24"/>
-        </w:rPr>
-        <w:t>Durante los primeros días el personal me mostró los programas que se utilizan en el área contable de la empresa y me explicó para qué sirve cada uno. Me enseñaron cómo se ingresa la información, dónde se consultan los reportes y de qué manera se debe organizar la documentación para llevar un mejor control diario. Esta explicación fue la base para poder trabajar el resto del mes.</w:t>
-      </w:r>
-    </w:p>
-    <w:p>
-      <w:pPr>
-        <w:spacing w:line="360" w:lineRule="auto" w:after="40"/>
-        <w:ind w:left="425" w:hanging="425"/>
-        <w:jc w:val="both"/>
-      </w:pPr>
-      <w:r>
-        <w:rPr>
-          <w:rFonts w:ascii="Arial" w:hAnsi="Arial"/>
-          <w:b/>
-          <w:sz w:val="24"/>
-        </w:rPr>
-        <w:t>• Registro de facturas en el sistema contable VisionWin</w:t>
-      </w:r>
-    </w:p>
-    <w:p>
-      <w:pPr>
-        <w:spacing w:line="360" w:lineRule="auto" w:after="160"/>
-        <w:ind w:left="425"/>
-        <w:jc w:val="both"/>
-      </w:pPr>
-      <w:r>
-        <w:rPr>
-          <w:rFonts w:ascii="Arial" w:hAnsi="Arial"/>
-          <w:sz w:val="24"/>
-        </w:rPr>
-        <w:t>Esta fue la actividad que más realicé durante la práctica. Me enseñaron paso a paso cómo se ingresa una factura al sistema VisionWin: verificar los datos del proveedor, la fecha, el número del documento y el monto, y luego guardarla en la cuenta que le corresponde. Empecé practicando con facturas de prueba y, cuando me revisaron el trabajo y me confirmaron que estaba correcto, pasé a registrar las facturas reales de la empresa.</w:t>
-      </w:r>
-    </w:p>
-    <w:p>
-      <w:pPr>
-        <w:spacing w:line="360" w:lineRule="auto" w:after="40"/>
-        <w:ind w:left="425" w:hanging="425"/>
-        <w:jc w:val="both"/>
-      </w:pPr>
-      <w:r>
-        <w:rPr>
-          <w:rFonts w:ascii="Arial" w:hAnsi="Arial"/>
-          <w:b/>
-          <w:sz w:val="24"/>
-        </w:rPr>
-        <w:t>• Elaboración de partidas contables</w:t>
-      </w:r>
-    </w:p>
-    <w:p>
-      <w:pPr>
-        <w:spacing w:line="360" w:lineRule="auto" w:after="160"/>
-        <w:ind w:left="425"/>
-        <w:jc w:val="both"/>
-      </w:pPr>
-      <w:r>
-        <w:rPr>
-          <w:rFonts w:ascii="Arial" w:hAnsi="Arial"/>
-          <w:sz w:val="24"/>
-        </w:rPr>
-        <w:t>Después de ingresar cada factura tenía que elaborar la partida que le correspondía. Aprendí a identificar qué cuenta se carga y qué cuenta se abona según el tipo de operación, y a revisar que la partida quedara cuadrada antes de guardarla.</w:t>
+        <w:t>Las facturas debían quedar archivadas en fólder y ordenadas por fecha. En una ocasión, mientras ordenaba, noté que faltaba una factura por registrar; la ingresé al sistema y la coloqué en su lugar.</w:t>
       </w:r>
     </w:p>
     <w:p>
       <w:pPr>
         <w:pageBreakBefore/>
-        <w:spacing w:line="360" w:lineRule="auto" w:before="0" w:after="200"/>
+        <w:spacing w:line="276" w:lineRule="auto" w:before="120" w:after="440"/>
         <w:jc w:val="center"/>
+        <w:pBdr>
+          <w:bottom w:val="single" w:sz="10" w:space="8" w:color="1A8F5C"/>
+        </w:pBdr>
       </w:pPr>
       <w:r>
         <w:rPr>
           <w:rFonts w:ascii="Arial" w:hAnsi="Arial"/>
           <w:b/>
           <w:i w:val="0"/>
-          <w:sz w:val="30"/>
-          <w:u w:val="single"/>
+          <w:color w:val="0D5C3F"/>
+          <w:sz w:val="36"/>
         </w:rPr>
-        <w:t>DESCRIPCIÓN DE FUNCIONES REALIZADAS</w:t>
+        <w:t>DESCRIPCIÓN DE FUNCIONES</w:t>
       </w:r>
     </w:p>
     <w:p>
       <w:pPr>
-        <w:spacing w:line="360" w:lineRule="auto" w:after="40"/>
-        <w:ind w:left="425" w:hanging="425"/>
+        <w:spacing w:line="360" w:lineRule="auto" w:after="80"/>
+        <w:ind w:left="454" w:hanging="454"/>
+        <w:jc w:val="left"/>
+      </w:pPr>
+      <w:r>
+        <w:rPr>
+          <w:rFonts w:ascii="Arial" w:hAnsi="Arial"/>
+          <w:b/>
+          <w:color w:val="1A8F5C"/>
+          <w:sz w:val="25"/>
+        </w:rPr>
+        <w:t>▪  Apoyo en la declaración mensual ante el SAR</w:t>
+      </w:r>
+    </w:p>
+    <w:p>
+      <w:pPr>
+        <w:spacing w:line="360" w:lineRule="auto" w:after="840"/>
+        <w:ind w:left="454"/>
         <w:jc w:val="both"/>
       </w:pPr>
       <w:r>
         <w:rPr>
           <w:rFonts w:ascii="Arial" w:hAnsi="Arial"/>
-          <w:b/>
+          <w:color w:val="1A1A1A"/>
           <w:sz w:val="24"/>
         </w:rPr>
-        <w:t>• Registro de facturas de activo y de pasivo</w:t>
+        <w:t>Con un supervisor pasamos al sistema las facturas del mes anterior para presentar la declaración ante el Servicio de Administración de Rentas. Aprendí que un comerciante individual declara una vez al año y una S. de R.L. cada mes.</w:t>
       </w:r>
     </w:p>
     <w:p>
       <w:pPr>
-        <w:spacing w:line="360" w:lineRule="auto" w:after="160"/>
-        <w:ind w:left="425"/>
+        <w:spacing w:line="360" w:lineRule="auto" w:after="80"/>
+        <w:ind w:left="454" w:hanging="454"/>
+        <w:jc w:val="left"/>
+      </w:pPr>
+      <w:r>
+        <w:rPr>
+          <w:rFonts w:ascii="Arial" w:hAnsi="Arial"/>
+          <w:b/>
+          <w:color w:val="1A8F5C"/>
+          <w:sz w:val="25"/>
+        </w:rPr>
+        <w:t>▪  Registro de ingresos por alquiler de equipo</w:t>
+      </w:r>
+    </w:p>
+    <w:p>
+      <w:pPr>
+        <w:spacing w:line="360" w:lineRule="auto" w:after="840"/>
+        <w:ind w:left="454"/>
         <w:jc w:val="both"/>
       </w:pPr>
       <w:r>
         <w:rPr>
           <w:rFonts w:ascii="Arial" w:hAnsi="Arial"/>
+          <w:color w:val="1A1A1A"/>
           <w:sz w:val="24"/>
         </w:rPr>
-        <w:t>Me explicaron la diferencia entre las facturas que representan un pasivo para la empresa y las que representan un activo. Las de activo llevan más trabajo, porque además del registro hay que configurar la depreciación del bien dentro del sistema, seleccionando bien cada paso. Practiqué primero con documentos de prueba y después registré los reales, hasta que logré hacerlo de forma correcta por mi cuenta.</w:t>
+        <w:t>La empresa también alquila equipo de medición. Cuando llegó una persona a pagar un alquiler, me dejaron hacer el registro completo de esa operación en el sistema.</w:t>
       </w:r>
     </w:p>
     <w:p>
       <w:pPr>
-        <w:spacing w:line="360" w:lineRule="auto" w:after="40"/>
-        <w:ind w:left="425" w:hanging="425"/>
+        <w:spacing w:line="360" w:lineRule="auto" w:after="80"/>
+        <w:ind w:left="454" w:hanging="454"/>
+        <w:jc w:val="left"/>
+      </w:pPr>
+      <w:r>
+        <w:rPr>
+          <w:rFonts w:ascii="Arial" w:hAnsi="Arial"/>
+          <w:b/>
+          <w:color w:val="1A8F5C"/>
+          <w:sz w:val="25"/>
+        </w:rPr>
+        <w:t>▪  Análisis financiero de la empresa</w:t>
+      </w:r>
+    </w:p>
+    <w:p>
+      <w:pPr>
+        <w:spacing w:line="360" w:lineRule="auto" w:after="840"/>
+        <w:ind w:left="454"/>
         <w:jc w:val="both"/>
       </w:pPr>
       <w:r>
         <w:rPr>
           <w:rFonts w:ascii="Arial" w:hAnsi="Arial"/>
-          <w:b/>
+          <w:color w:val="1A1A1A"/>
           <w:sz w:val="24"/>
         </w:rPr>
-        <w:t>• Revisión de balances generales y balances de prueba</w:t>
-      </w:r>
-    </w:p>
-    <w:p>
-      <w:pPr>
-        <w:spacing w:line="360" w:lineRule="auto" w:after="160"/>
-        <w:ind w:left="425"/>
-        <w:jc w:val="both"/>
-      </w:pPr>
-      <w:r>
-        <w:rPr>
-          <w:rFonts w:ascii="Arial" w:hAnsi="Arial"/>
-          <w:sz w:val="24"/>
-        </w:rPr>
-        <w:t>Me mostraron cómo revisar los balances en el sistema y en qué debía fijarme para interpretar bien la información. Aprendí a detectar descuadres y a buscar de dónde venía la diferencia para corregirla y mantener los registros correctos. También elaboré balances de prueba, que el sistema genera de manera casi automática cuando la información está bien ingresada.</w:t>
-      </w:r>
-    </w:p>
-    <w:p>
-      <w:pPr>
-        <w:spacing w:line="360" w:lineRule="auto" w:after="40"/>
-        <w:ind w:left="425" w:hanging="425"/>
-        <w:jc w:val="both"/>
-      </w:pPr>
-      <w:r>
-        <w:rPr>
-          <w:rFonts w:ascii="Arial" w:hAnsi="Arial"/>
-          <w:b/>
-          <w:sz w:val="24"/>
-        </w:rPr>
-        <w:t>• Ordenamiento y archivo de facturas</w:t>
-      </w:r>
-    </w:p>
-    <w:p>
-      <w:pPr>
-        <w:spacing w:line="360" w:lineRule="auto" w:after="160"/>
-        <w:ind w:left="425"/>
-        <w:jc w:val="both"/>
-      </w:pPr>
-      <w:r>
-        <w:rPr>
-          <w:rFonts w:ascii="Arial" w:hAnsi="Arial"/>
-          <w:sz w:val="24"/>
-        </w:rPr>
-        <w:t>Todas las facturas que pasaba al sistema debían quedar archivadas en fólder y ordenadas según la fecha del documento. Los papeles no venían ordenados, así que tenía que clasificarlos uno por uno antes de archivarlos. En una ocasión, mientras ordenaba, me di cuenta de que faltaba una factura por registrar; la ingresé al sistema y la coloqué en el lugar que le correspondía dentro del fólder.</w:t>
-      </w:r>
-    </w:p>
-    <w:p>
-      <w:pPr>
-        <w:spacing w:line="360" w:lineRule="auto" w:after="40"/>
-        <w:ind w:left="425" w:hanging="425"/>
-        <w:jc w:val="both"/>
-      </w:pPr>
-      <w:r>
-        <w:rPr>
-          <w:rFonts w:ascii="Arial" w:hAnsi="Arial"/>
-          <w:b/>
-          <w:sz w:val="24"/>
-        </w:rPr>
-        <w:t>• Organización de la documentación para el control diario</w:t>
-      </w:r>
-    </w:p>
-    <w:p>
-      <w:pPr>
-        <w:spacing w:line="360" w:lineRule="auto" w:after="160"/>
-        <w:ind w:left="425"/>
-        <w:jc w:val="both"/>
-      </w:pPr>
-      <w:r>
-        <w:rPr>
-          <w:rFonts w:ascii="Arial" w:hAnsi="Arial"/>
-          <w:sz w:val="24"/>
-        </w:rPr>
-        <w:t>Además del archivo, me encargaba de mantener la documentación del día ordenada y separada, para que el personal pudiera encontrar cualquier documento cuando lo necesitara y para llevar un mejor control de lo que ya estaba registrado y lo que seguía pendiente.</w:t>
+        <w:t>En Excel trabajé con los balances y los estados de resultados de 2024, 2025 y 2026 hasta junio. Calculé la razón corriente, el capital de trabajo neto y el margen neto de ganancia, y después el mismo análisis aplicado a un proyecto.</w:t>
       </w:r>
     </w:p>
     <w:p>
       <w:pPr>
         <w:pageBreakBefore/>
-        <w:spacing w:line="360" w:lineRule="auto" w:before="0" w:after="200"/>
+        <w:spacing w:line="276" w:lineRule="auto" w:before="120" w:after="440"/>
         <w:jc w:val="center"/>
+        <w:pBdr>
+          <w:bottom w:val="single" w:sz="10" w:space="8" w:color="1A8F5C"/>
+        </w:pBdr>
       </w:pPr>
       <w:r>
         <w:rPr>
           <w:rFonts w:ascii="Arial" w:hAnsi="Arial"/>
           <w:b/>
           <w:i w:val="0"/>
-          <w:sz w:val="30"/>
-          <w:u w:val="single"/>
+          <w:color w:val="0D5C3F"/>
+          <w:sz w:val="36"/>
         </w:rPr>
-        <w:t>DESCRIPCIÓN DE FUNCIONES REALIZADAS</w:t>
+        <w:t>DESCRIPCIÓN DE FUNCIONES</w:t>
       </w:r>
     </w:p>
     <w:p>
       <w:pPr>
-        <w:spacing w:line="360" w:lineRule="auto" w:after="40"/>
-        <w:ind w:left="425" w:hanging="425"/>
+        <w:spacing w:line="360" w:lineRule="auto" w:after="80"/>
+        <w:ind w:left="454" w:hanging="454"/>
+        <w:jc w:val="left"/>
+      </w:pPr>
+      <w:r>
+        <w:rPr>
+          <w:rFonts w:ascii="Arial" w:hAnsi="Arial"/>
+          <w:b/>
+          <w:color w:val="1A8F5C"/>
+          <w:sz w:val="25"/>
+        </w:rPr>
+        <w:t>▪  Revisión de información en la plataforma Indexa</w:t>
+      </w:r>
+    </w:p>
+    <w:p>
+      <w:pPr>
+        <w:spacing w:line="360" w:lineRule="auto" w:after="840"/>
+        <w:ind w:left="454"/>
         <w:jc w:val="both"/>
       </w:pPr>
       <w:r>
         <w:rPr>
           <w:rFonts w:ascii="Arial" w:hAnsi="Arial"/>
-          <w:b/>
+          <w:color w:val="1A1A1A"/>
           <w:sz w:val="24"/>
         </w:rPr>
-        <w:t>• Apoyo en la declaración mensual ante el SAR</w:t>
+        <w:t>Comparé la información subida a la plataforma Indexa con la que estaba registrada en el sistema contable. En esa revisión encontré dos fechas invertidas y las corregí.</w:t>
       </w:r>
     </w:p>
     <w:p>
       <w:pPr>
-        <w:spacing w:line="360" w:lineRule="auto" w:after="160"/>
-        <w:ind w:left="425"/>
+        <w:spacing w:line="360" w:lineRule="auto" w:after="80"/>
+        <w:ind w:left="454" w:hanging="454"/>
+        <w:jc w:val="left"/>
+      </w:pPr>
+      <w:r>
+        <w:rPr>
+          <w:rFonts w:ascii="Arial" w:hAnsi="Arial"/>
+          <w:b/>
+          <w:color w:val="1A8F5C"/>
+          <w:sz w:val="25"/>
+        </w:rPr>
+        <w:t>▪  Revisión de planillas y cálculo de totales</w:t>
+      </w:r>
+    </w:p>
+    <w:p>
+      <w:pPr>
+        <w:spacing w:line="360" w:lineRule="auto" w:after="840"/>
+        <w:ind w:left="454"/>
         <w:jc w:val="both"/>
       </w:pPr>
       <w:r>
         <w:rPr>
           <w:rFonts w:ascii="Arial" w:hAnsi="Arial"/>
+          <w:color w:val="1A1A1A"/>
           <w:sz w:val="24"/>
         </w:rPr>
-        <w:t>Junto con un supervisor pasamos al sistema todas las facturas del mes anterior, porque ya correspondía presentar la declaración ante el Servicio de Administración de Rentas y aún no se había hecho. Cuando terminamos, me explicaron los pasos que se siguen para presentarla y me dejaron ver el proceso completo. Ahí entendí que todo debe estar cuadrado, porque cualquier diferencia le puede traer problemas a la empresa.</w:t>
+        <w:t>Pasé las planillas que estaban pendientes de contabilizar. Estaban completas y firmadas, pero les faltaba el total del saldo al final, así que calculé el total de cada una y actualicé las que ya estaban subidas.</w:t>
       </w:r>
     </w:p>
     <w:p>
       <w:pPr>
-        <w:spacing w:line="360" w:lineRule="auto" w:after="40"/>
-        <w:ind w:left="425" w:hanging="425"/>
+        <w:spacing w:line="360" w:lineRule="auto" w:after="80"/>
+        <w:ind w:left="454" w:hanging="454"/>
+        <w:jc w:val="left"/>
+      </w:pPr>
+      <w:r>
+        <w:rPr>
+          <w:rFonts w:ascii="Arial" w:hAnsi="Arial"/>
+          <w:b/>
+          <w:color w:val="1A8F5C"/>
+          <w:sz w:val="25"/>
+        </w:rPr>
+        <w:t>▪  Inventario de materiales en bodega</w:t>
+      </w:r>
+    </w:p>
+    <w:p>
+      <w:pPr>
+        <w:spacing w:line="360" w:lineRule="auto" w:after="840"/>
+        <w:ind w:left="454"/>
         <w:jc w:val="both"/>
       </w:pPr>
       <w:r>
         <w:rPr>
           <w:rFonts w:ascii="Arial" w:hAnsi="Arial"/>
-          <w:b/>
+          <w:color w:val="1A1A1A"/>
           <w:sz w:val="24"/>
         </w:rPr>
-        <w:t>• Consolidación del registro financiero del mes</w:t>
-      </w:r>
-    </w:p>
-    <w:p>
-      <w:pPr>
-        <w:spacing w:line="360" w:lineRule="auto" w:after="160"/>
-        <w:ind w:left="425"/>
-        <w:jc w:val="both"/>
-      </w:pPr>
-      <w:r>
-        <w:rPr>
-          <w:rFonts w:ascii="Arial" w:hAnsi="Arial"/>
-          <w:sz w:val="24"/>
-        </w:rPr>
-        <w:t>Apoyé en la consolidación de la información financiera del mes, que consiste en reunir y verificar todos los registros para que la declaración salga con los datos correctos. En este proceso aprendí que un comerciante individual presenta su declaración una vez al año, mientras que una empresa registrada como S. de R.L. debe hacerlo cada mes.</w:t>
-      </w:r>
-    </w:p>
-    <w:p>
-      <w:pPr>
-        <w:spacing w:line="360" w:lineRule="auto" w:after="40"/>
-        <w:ind w:left="425" w:hanging="425"/>
-        <w:jc w:val="both"/>
-      </w:pPr>
-      <w:r>
-        <w:rPr>
-          <w:rFonts w:ascii="Arial" w:hAnsi="Arial"/>
-          <w:b/>
-          <w:sz w:val="24"/>
-        </w:rPr>
-        <w:t>• Registro de ingresos por alquiler de equipo</w:t>
-      </w:r>
-    </w:p>
-    <w:p>
-      <w:pPr>
-        <w:spacing w:line="360" w:lineRule="auto" w:after="160"/>
-        <w:ind w:left="425"/>
-        <w:jc w:val="both"/>
-      </w:pPr>
-      <w:r>
-        <w:rPr>
-          <w:rFonts w:ascii="Arial" w:hAnsi="Arial"/>
-          <w:sz w:val="24"/>
-        </w:rPr>
-        <w:t>La empresa también alquila equipo de medición. Un día llegó una persona a realizar el pago de un alquiler y, como en los días anteriores había estado practicando en el área contable, me dejaron a mí hacer el registro completo de esa operación en el sistema.</w:t>
-      </w:r>
-    </w:p>
-    <w:p>
-      <w:pPr>
-        <w:spacing w:line="360" w:lineRule="auto" w:after="40"/>
-        <w:ind w:left="425" w:hanging="425"/>
-        <w:jc w:val="both"/>
-      </w:pPr>
-      <w:r>
-        <w:rPr>
-          <w:rFonts w:ascii="Arial" w:hAnsi="Arial"/>
-          <w:b/>
-          <w:sz w:val="24"/>
-        </w:rPr>
-        <w:t>• Análisis financiero de la empresa</w:t>
-      </w:r>
-    </w:p>
-    <w:p>
-      <w:pPr>
-        <w:spacing w:line="360" w:lineRule="auto" w:after="160"/>
-        <w:ind w:left="425"/>
-        <w:jc w:val="both"/>
-      </w:pPr>
-      <w:r>
-        <w:rPr>
-          <w:rFonts w:ascii="Arial" w:hAnsi="Arial"/>
-          <w:sz w:val="24"/>
-        </w:rPr>
-        <w:t>En una hoja de Excel trabajé con los balances generales y los estados de resultados de los años 2024 y 2025, y del año 2026 hasta el mes de junio. Calculé la razón corriente para medir la solvencia, el capital de trabajo neto y el margen neto de ganancia. Después hicimos el mismo análisis, pero aplicado a un proyecto en particular, y pudimos ver que tanto el año en curso como el proyecto estaban operando bien y con capacidad de cubrir sus deudas.</w:t>
+        <w:t>Levanté en Excel el inventario de los materiales que sobraron de proyectos anteriores, como cemento, bloque, cables y herramientas, clasificados por tipo, marca, cantidad y estado. Servía para cotizar el proyecto siguiente.</w:t>
       </w:r>
     </w:p>
     <w:p>
       <w:pPr>
         <w:pageBreakBefore/>
-        <w:spacing w:line="360" w:lineRule="auto" w:before="0" w:after="200"/>
+        <w:spacing w:line="276" w:lineRule="auto" w:before="120" w:after="360"/>
         <w:jc w:val="center"/>
+        <w:pBdr>
+          <w:bottom w:val="single" w:sz="10" w:space="8" w:color="1A8F5C"/>
+        </w:pBdr>
       </w:pPr>
       <w:r>
         <w:rPr>
           <w:rFonts w:ascii="Arial" w:hAnsi="Arial"/>
           <w:b/>
           <w:i w:val="0"/>
-          <w:sz w:val="30"/>
-          <w:u w:val="single"/>
-        </w:rPr>
-        <w:t>DESCRIPCIÓN DE FUNCIONES REALIZADAS</w:t>
-      </w:r>
-    </w:p>
-    <w:p>
-      <w:pPr>
-        <w:spacing w:line="360" w:lineRule="auto" w:after="40"/>
-        <w:ind w:left="425" w:hanging="425"/>
-        <w:jc w:val="both"/>
-      </w:pPr>
-      <w:r>
-        <w:rPr>
-          <w:rFonts w:ascii="Arial" w:hAnsi="Arial"/>
-          <w:b/>
-          <w:sz w:val="24"/>
-        </w:rPr>
-        <w:t>• Contabilización de facturas por proyecto</w:t>
-      </w:r>
-    </w:p>
-    <w:p>
-      <w:pPr>
-        <w:spacing w:line="360" w:lineRule="auto" w:after="160"/>
-        <w:ind w:left="425"/>
-        <w:jc w:val="both"/>
-      </w:pPr>
-      <w:r>
-        <w:rPr>
-          <w:rFonts w:ascii="Arial" w:hAnsi="Arial"/>
-          <w:sz w:val="24"/>
-        </w:rPr>
-        <w:t>Terminé de contabilizar las facturas que pertenecían a un proyecto y las marqué como contabilizadas dentro del balance general en el sistema, para que quedara claro cuáles ya estaban aplicadas y cuáles seguían pendientes. Aunque la información ya aparecía en el balance, siempre revisaba de nuevo las facturas y las fechas por si había quedado algún error.</w:t>
-      </w:r>
-    </w:p>
-    <w:p>
-      <w:pPr>
-        <w:spacing w:line="360" w:lineRule="auto" w:after="40"/>
-        <w:ind w:left="425" w:hanging="425"/>
-        <w:jc w:val="both"/>
-      </w:pPr>
-      <w:r>
-        <w:rPr>
-          <w:rFonts w:ascii="Arial" w:hAnsi="Arial"/>
-          <w:b/>
-          <w:sz w:val="24"/>
-        </w:rPr>
-        <w:t>• Revisión y corrección de información en la plataforma Indexa</w:t>
-      </w:r>
-    </w:p>
-    <w:p>
-      <w:pPr>
-        <w:spacing w:line="360" w:lineRule="auto" w:after="160"/>
-        <w:ind w:left="425"/>
-        <w:jc w:val="both"/>
-      </w:pPr>
-      <w:r>
-        <w:rPr>
-          <w:rFonts w:ascii="Arial" w:hAnsi="Arial"/>
-          <w:sz w:val="24"/>
-        </w:rPr>
-        <w:t>Revisé la información que se sube a la plataforma Indexa y la comparé con lo que estaba registrado en el sistema contable. En esa revisión encontré dos fechas que aparecían invertidas y con las que se habían contabilizado los documentos, así que las corregí para que coincidieran con las fechas reales de las facturas.</w:t>
-      </w:r>
-    </w:p>
-    <w:p>
-      <w:pPr>
-        <w:spacing w:line="360" w:lineRule="auto" w:after="40"/>
-        <w:ind w:left="425" w:hanging="425"/>
-        <w:jc w:val="both"/>
-      </w:pPr>
-      <w:r>
-        <w:rPr>
-          <w:rFonts w:ascii="Arial" w:hAnsi="Arial"/>
-          <w:b/>
-          <w:sz w:val="24"/>
-        </w:rPr>
-        <w:t>• Revisión de planillas y cálculo de totales</w:t>
-      </w:r>
-    </w:p>
-    <w:p>
-      <w:pPr>
-        <w:spacing w:line="360" w:lineRule="auto" w:after="160"/>
-        <w:ind w:left="425"/>
-        <w:jc w:val="both"/>
-      </w:pPr>
-      <w:r>
-        <w:rPr>
-          <w:rFonts w:ascii="Arial" w:hAnsi="Arial"/>
-          <w:sz w:val="24"/>
-        </w:rPr>
-        <w:t>Me asignaron pasar las planillas que estaban pendientes de contabilizar. Las planillas estaban completas y firmadas, pero les faltaba el total del saldo sumado al final, así que calculé el total de cada una y también modifiqué las que ya estaban subidas a la plataforma para agregarles ese total.</w:t>
-      </w:r>
-    </w:p>
-    <w:p>
-      <w:pPr>
-        <w:spacing w:line="360" w:lineRule="auto" w:after="40"/>
-        <w:ind w:left="425" w:hanging="425"/>
-        <w:jc w:val="both"/>
-      </w:pPr>
-      <w:r>
-        <w:rPr>
-          <w:rFonts w:ascii="Arial" w:hAnsi="Arial"/>
-          <w:b/>
-          <w:sz w:val="24"/>
-        </w:rPr>
-        <w:t>• Inventario de materiales en bodega</w:t>
-      </w:r>
-    </w:p>
-    <w:p>
-      <w:pPr>
-        <w:spacing w:line="360" w:lineRule="auto" w:after="160"/>
-        <w:ind w:left="425"/>
-        <w:jc w:val="both"/>
-      </w:pPr>
-      <w:r>
-        <w:rPr>
-          <w:rFonts w:ascii="Arial" w:hAnsi="Arial"/>
-          <w:sz w:val="24"/>
-        </w:rPr>
-        <w:t>Levanté en Excel el inventario de los materiales que habían sobrado de proyectos anteriores, como cemento, bloque, cables y herramientas. Los clasifiqué por tipo, marca, cantidad y estado, señalando si estaban nuevos o ya abiertos. Este inventario servía para saber con qué material contaba la empresa antes de comprar y para poder elaborar la cotización del proyecto siguiente.</w:t>
-      </w:r>
-    </w:p>
-    <w:p>
-      <w:pPr>
-        <w:pageBreakBefore/>
-        <w:spacing w:line="360" w:lineRule="auto" w:before="0" w:after="240"/>
-        <w:jc w:val="center"/>
-      </w:pPr>
-      <w:r>
-        <w:rPr>
-          <w:rFonts w:ascii="Arial" w:hAnsi="Arial"/>
-          <w:b/>
-          <w:i w:val="0"/>
-          <w:sz w:val="28"/>
-          <w:u w:val="single"/>
+          <w:color w:val="0D5C3F"/>
+          <w:sz w:val="34"/>
         </w:rPr>
         <w:t>HOJA DE REFERENCIA DEL TUTOR EMPRESARIAL</w:t>
       </w:r>
@@ -2292,20 +2401,26 @@
         <w:tblLayout w:type="fixed"/>
         <w:tblLook w:firstColumn="1" w:firstRow="1" w:lastColumn="0" w:lastRow="0" w:noHBand="0" w:noVBand="1" w:val="04A0"/>
         <w:tblBorders>
-          <w:top w:val="dashed" w:sz="8" w:space="0" w:color="7F7F7F"/>
-          <w:left w:val="dashed" w:sz="8" w:space="0" w:color="7F7F7F"/>
-          <w:bottom w:val="dashed" w:sz="8" w:space="0" w:color="7F7F7F"/>
-          <w:right w:val="dashed" w:sz="8" w:space="0" w:color="7F7F7F"/>
-          <w:insideH w:val="dashed" w:sz="8" w:space="0" w:color="7F7F7F"/>
-          <w:insideV w:val="dashed" w:sz="8" w:space="0" w:color="7F7F7F"/>
+          <w:top w:val="dashed" w:sz="6" w:space="0" w:color="BFBFBF"/>
+          <w:left w:val="dashed" w:sz="6" w:space="0" w:color="BFBFBF"/>
+          <w:bottom w:val="dashed" w:sz="6" w:space="0" w:color="BFBFBF"/>
+          <w:right w:val="dashed" w:sz="6" w:space="0" w:color="BFBFBF"/>
+          <w:insideH w:val="dashed" w:sz="6" w:space="0" w:color="BFBFBF"/>
+          <w:insideV w:val="dashed" w:sz="6" w:space="0" w:color="BFBFBF"/>
         </w:tblBorders>
+        <w:tblCellMar>
+          <w:top w:w="160" w:type="dxa"/>
+          <w:left w:w="160" w:type="dxa"/>
+          <w:bottom w:w="160" w:type="dxa"/>
+          <w:right w:w="160" w:type="dxa"/>
+        </w:tblCellMar>
       </w:tblPr>
       <w:tblGrid>
         <w:gridCol w:w="9071"/>
       </w:tblGrid>
       <w:tr>
         <w:trPr>
-          <w:trHeight w:val="11566" w:hRule="exact"/>
+          <w:trHeight w:val="10943" w:hRule="exact"/>
         </w:trPr>
         <w:tc>
           <w:tcPr>
@@ -2314,7 +2429,7 @@
           </w:tcPr>
           <w:p>
             <w:pPr>
-              <w:spacing w:line="360" w:lineRule="auto" w:after="120"/>
+              <w:spacing w:line="360" w:lineRule="auto" w:after="280"/>
               <w:jc w:val="center"/>
             </w:pPr>
             <w:r/>
@@ -2322,97 +2437,52 @@
               <w:rPr>
                 <w:rFonts w:ascii="Arial" w:hAnsi="Arial"/>
                 <w:b/>
-                <w:color w:val="595959"/>
+                <w:color w:val="1A8F5C"/>
                 <w:sz w:val="24"/>
               </w:rPr>
-              <w:t>ESPACIO RESERVADO PARA LA HOJA DE REFERENCIA DEL TUTOR EMPRESARIAL</w:t>
+              <w:t>AQUÍ VA EL FORMATO DE LA SECRETARÍA DE EDUCACIÓN</w:t>
             </w:r>
           </w:p>
           <w:p>
             <w:pPr>
-              <w:spacing w:line="360" w:lineRule="auto" w:after="120"/>
+              <w:spacing w:line="360" w:lineRule="auto" w:after="200"/>
               <w:jc w:val="center"/>
             </w:pPr>
             <w:r>
               <w:rPr>
                 <w:rFonts w:ascii="Arial" w:hAnsi="Arial"/>
-                <w:b w:val="0"/>
                 <w:color w:val="595959"/>
-                <w:sz w:val="24"/>
+                <w:sz w:val="22"/>
               </w:rPr>
+              <w:t>Es la hoja con valor del 40 % que entrega el catedrático.</w:t>
             </w:r>
           </w:p>
           <w:p>
             <w:pPr>
-              <w:spacing w:line="360" w:lineRule="auto" w:after="120"/>
+              <w:spacing w:line="360" w:lineRule="auto" w:after="200"/>
               <w:jc w:val="center"/>
             </w:pPr>
             <w:r>
               <w:rPr>
                 <w:rFonts w:ascii="Arial" w:hAnsi="Arial"/>
-                <w:b w:val="0"/>
                 <w:color w:val="595959"/>
-                <w:sz w:val="24"/>
+                <w:sz w:val="22"/>
               </w:rPr>
-              <w:t>Aquí va el formato oficial de la Secretaría de Educación que entrega el catedrático (Subsecretaría de Asuntos Técnicos Pedagógicos, Dirección General de Currículo y Evaluación).</w:t>
+              <w:t>El tutor de la empresa evalúa cada semana de la práctica.</w:t>
             </w:r>
           </w:p>
           <w:p>
             <w:pPr>
-              <w:spacing w:line="360" w:lineRule="auto" w:after="120"/>
+              <w:spacing w:line="360" w:lineRule="auto" w:after="200"/>
               <w:jc w:val="center"/>
             </w:pPr>
             <w:r>
               <w:rPr>
                 <w:rFonts w:ascii="Arial" w:hAnsi="Arial"/>
-                <w:b w:val="0"/>
                 <w:color w:val="595959"/>
-                <w:sz w:val="24"/>
+                <w:sz w:val="22"/>
               </w:rPr>
-            </w:r>
-          </w:p>
-          <w:p>
-            <w:pPr>
-              <w:spacing w:line="360" w:lineRule="auto" w:after="120"/>
-              <w:jc w:val="center"/>
-            </w:pPr>
-            <w:r>
-              <w:rPr>
-                <w:rFonts w:ascii="Arial" w:hAnsi="Arial"/>
-                <w:b w:val="0"/>
-                <w:color w:val="595959"/>
-                <w:sz w:val="24"/>
-              </w:rPr>
-              <w:t>Es la hoja con valor del 40%, en la que el tutor de TOPPIC Constructora S. de R.L. evalúa cada semana de la práctica, con las instrucciones y la fórmula para el cálculo de la nota final.</w:t>
-            </w:r>
-          </w:p>
-          <w:p>
-            <w:pPr>
-              <w:spacing w:line="360" w:lineRule="auto" w:after="120"/>
-              <w:jc w:val="center"/>
-            </w:pPr>
-            <w:r>
-              <w:rPr>
-                <w:rFonts w:ascii="Arial" w:hAnsi="Arial"/>
-                <w:b w:val="0"/>
-                <w:color w:val="595959"/>
-                <w:sz w:val="24"/>
-              </w:rPr>
-            </w:r>
-          </w:p>
-          <w:p>
-            <w:pPr>
-              <w:spacing w:line="360" w:lineRule="auto" w:after="120"/>
-              <w:jc w:val="center"/>
-            </w:pPr>
-            <w:r>
-              <w:rPr>
-                <w:rFonts w:ascii="Arial" w:hAnsi="Arial"/>
-                <w:b w:val="0"/>
-                <w:color w:val="595959"/>
-                <w:sz w:val="24"/>
-              </w:rPr>
-              <w:t>Debe estar llena, firmada y sellada por la empresa. Escanéala y pégala en este espacio.</w:t>
+              <w:t>Debe ir llena, firmada y sellada. Escanéala y pégala aquí.</w:t>
             </w:r>
           </w:p>
         </w:tc>
@@ -2421,16 +2491,19 @@
     <w:p>
       <w:pPr>
         <w:pageBreakBefore/>
-        <w:spacing w:line="360" w:lineRule="auto" w:before="0" w:after="240"/>
+        <w:spacing w:line="276" w:lineRule="auto" w:before="120" w:after="360"/>
         <w:jc w:val="center"/>
+        <w:pBdr>
+          <w:bottom w:val="single" w:sz="10" w:space="8" w:color="1A8F5C"/>
+        </w:pBdr>
       </w:pPr>
       <w:r>
         <w:rPr>
           <w:rFonts w:ascii="Arial" w:hAnsi="Arial"/>
           <w:b/>
           <w:i w:val="0"/>
-          <w:sz w:val="30"/>
-          <w:u w:val="single"/>
+          <w:color w:val="0D5C3F"/>
+          <w:sz w:val="36"/>
         </w:rPr>
         <w:t>CRITERIOS A EVALUAR</w:t>
       </w:r>
@@ -2442,20 +2515,26 @@
         <w:tblLayout w:type="fixed"/>
         <w:tblLook w:firstColumn="1" w:firstRow="1" w:lastColumn="0" w:lastRow="0" w:noHBand="0" w:noVBand="1" w:val="04A0"/>
         <w:tblBorders>
-          <w:top w:val="dashed" w:sz="8" w:space="0" w:color="7F7F7F"/>
-          <w:left w:val="dashed" w:sz="8" w:space="0" w:color="7F7F7F"/>
-          <w:bottom w:val="dashed" w:sz="8" w:space="0" w:color="7F7F7F"/>
-          <w:right w:val="dashed" w:sz="8" w:space="0" w:color="7F7F7F"/>
-          <w:insideH w:val="dashed" w:sz="8" w:space="0" w:color="7F7F7F"/>
-          <w:insideV w:val="dashed" w:sz="8" w:space="0" w:color="7F7F7F"/>
+          <w:top w:val="dashed" w:sz="6" w:space="0" w:color="BFBFBF"/>
+          <w:left w:val="dashed" w:sz="6" w:space="0" w:color="BFBFBF"/>
+          <w:bottom w:val="dashed" w:sz="6" w:space="0" w:color="BFBFBF"/>
+          <w:right w:val="dashed" w:sz="6" w:space="0" w:color="BFBFBF"/>
+          <w:insideH w:val="dashed" w:sz="6" w:space="0" w:color="BFBFBF"/>
+          <w:insideV w:val="dashed" w:sz="6" w:space="0" w:color="BFBFBF"/>
         </w:tblBorders>
+        <w:tblCellMar>
+          <w:top w:w="160" w:type="dxa"/>
+          <w:left w:w="160" w:type="dxa"/>
+          <w:bottom w:w="160" w:type="dxa"/>
+          <w:right w:w="160" w:type="dxa"/>
+        </w:tblCellMar>
       </w:tblPr>
       <w:tblGrid>
         <w:gridCol w:w="9071"/>
       </w:tblGrid>
       <w:tr>
         <w:trPr>
-          <w:trHeight w:val="11680" w:hRule="exact"/>
+          <w:trHeight w:val="11113" w:hRule="exact"/>
         </w:trPr>
         <w:tc>
           <w:tcPr>
@@ -2464,7 +2543,7 @@
           </w:tcPr>
           <w:p>
             <w:pPr>
-              <w:spacing w:line="360" w:lineRule="auto" w:after="120"/>
+              <w:spacing w:line="360" w:lineRule="auto" w:after="280"/>
               <w:jc w:val="center"/>
             </w:pPr>
             <w:r/>
@@ -2472,68 +2551,38 @@
               <w:rPr>
                 <w:rFonts w:ascii="Arial" w:hAnsi="Arial"/>
                 <w:b/>
-                <w:color w:val="595959"/>
+                <w:color w:val="1A8F5C"/>
                 <w:sz w:val="24"/>
               </w:rPr>
-              <w:t>ESPACIO RESERVADO PARA EL CUADRO DE CRITERIOS A EVALUAR</w:t>
+              <w:t>AQUÍ VA EL CUADRO DE CRITERIOS A EVALUAR</w:t>
             </w:r>
           </w:p>
           <w:p>
             <w:pPr>
-              <w:spacing w:line="360" w:lineRule="auto" w:after="120"/>
+              <w:spacing w:line="360" w:lineRule="auto" w:after="200"/>
               <w:jc w:val="center"/>
             </w:pPr>
             <w:r>
               <w:rPr>
                 <w:rFonts w:ascii="Arial" w:hAnsi="Arial"/>
-                <w:b w:val="0"/>
                 <w:color w:val="595959"/>
-                <w:sz w:val="24"/>
+                <w:sz w:val="22"/>
               </w:rPr>
+              <w:t>Es la segunda hoja del formato de la Secretaría de Educación, con los ocho criterios que el tutor evalúa en las cuatro semanas.</w:t>
             </w:r>
           </w:p>
           <w:p>
             <w:pPr>
-              <w:spacing w:line="360" w:lineRule="auto" w:after="120"/>
+              <w:spacing w:line="360" w:lineRule="auto" w:after="200"/>
               <w:jc w:val="center"/>
             </w:pPr>
             <w:r>
               <w:rPr>
                 <w:rFonts w:ascii="Arial" w:hAnsi="Arial"/>
-                <w:b w:val="0"/>
                 <w:color w:val="595959"/>
-                <w:sz w:val="24"/>
+                <w:sz w:val="22"/>
               </w:rPr>
-              <w:t>Aquí va la segunda hoja del formato de la Secretaría de Educación, con el cuadro de los ocho criterios que evalúa el tutor empresarial en cada una de las cuatro semanas (puntualidad, uniforme, uso de herramientas, actitud, bioseguridad, competencias, nuevos conocimientos y seguimiento a las recomendaciones).</w:t>
-            </w:r>
-          </w:p>
-          <w:p>
-            <w:pPr>
-              <w:spacing w:line="360" w:lineRule="auto" w:after="120"/>
-              <w:jc w:val="center"/>
-            </w:pPr>
-            <w:r>
-              <w:rPr>
-                <w:rFonts w:ascii="Arial" w:hAnsi="Arial"/>
-                <w:b w:val="0"/>
-                <w:color w:val="595959"/>
-                <w:sz w:val="24"/>
-              </w:rPr>
-            </w:r>
-          </w:p>
-          <w:p>
-            <w:pPr>
-              <w:spacing w:line="360" w:lineRule="auto" w:after="120"/>
-              <w:jc w:val="center"/>
-            </w:pPr>
-            <w:r>
-              <w:rPr>
-                <w:rFonts w:ascii="Arial" w:hAnsi="Arial"/>
-                <w:b w:val="0"/>
-                <w:color w:val="595959"/>
-                <w:sz w:val="24"/>
-              </w:rPr>
-              <w:t>Debe venir con el puntaje de cada semana, el total por semana y la firma y sello del tutor de la empresa. Escanéala y pégala en este espacio.</w:t>
+              <w:t>Debe traer el puntaje de cada semana, el total y la firma y sello del tutor.</w:t>
             </w:r>
           </w:p>
         </w:tc>
@@ -2542,634 +2591,755 @@
     <w:p>
       <w:pPr>
         <w:pageBreakBefore/>
-        <w:spacing w:line="360" w:lineRule="auto" w:before="0" w:after="240"/>
+        <w:spacing w:line="276" w:lineRule="auto" w:before="120" w:after="480"/>
         <w:jc w:val="center"/>
+        <w:pBdr>
+          <w:bottom w:val="single" w:sz="10" w:space="8" w:color="1A8F5C"/>
+        </w:pBdr>
       </w:pPr>
       <w:r>
         <w:rPr>
           <w:rFonts w:ascii="Arial" w:hAnsi="Arial"/>
           <w:b/>
           <w:i w:val="0"/>
-          <w:sz w:val="32"/>
-          <w:u w:val="single"/>
+          <w:color w:val="0D5C3F"/>
+          <w:sz w:val="40"/>
         </w:rPr>
         <w:t>LOGROS OBTENIDOS</w:t>
       </w:r>
     </w:p>
     <w:p>
       <w:pPr>
-        <w:spacing w:line="360" w:lineRule="auto" w:after="120"/>
-        <w:ind w:left="425" w:hanging="425"/>
+        <w:spacing w:line="360" w:lineRule="auto" w:after="320"/>
+        <w:ind w:left="510" w:hanging="510"/>
         <w:jc w:val="both"/>
       </w:pPr>
       <w:r>
         <w:rPr>
           <w:rFonts w:ascii="Arial" w:hAnsi="Arial"/>
+          <w:b/>
+          <w:color w:val="1A8F5C"/>
           <w:sz w:val="24"/>
         </w:rPr>
-        <w:t>• Aprendí a manejar el sistema contable VisionWin y a registrar facturas en él de forma correcta, desde documentos de prueba hasta las facturas reales de la empresa.</w:t>
+        <w:t xml:space="preserve">▪  </w:t>
+      </w:r>
+      <w:r>
+        <w:rPr>
+          <w:rFonts w:ascii="Arial" w:hAnsi="Arial"/>
+          <w:color w:val="1A1A1A"/>
+          <w:sz w:val="24"/>
+        </w:rPr>
+        <w:t>Aprendí a manejar el sistema contable VisionWin y a registrar facturas correctamente.</w:t>
       </w:r>
     </w:p>
     <w:p>
       <w:pPr>
-        <w:spacing w:line="360" w:lineRule="auto" w:after="120"/>
-        <w:ind w:left="425" w:hanging="425"/>
+        <w:spacing w:line="360" w:lineRule="auto" w:after="320"/>
+        <w:ind w:left="510" w:hanging="510"/>
         <w:jc w:val="both"/>
       </w:pPr>
       <w:r>
         <w:rPr>
           <w:rFonts w:ascii="Arial" w:hAnsi="Arial"/>
+          <w:b/>
+          <w:color w:val="1A8F5C"/>
           <w:sz w:val="24"/>
         </w:rPr>
-        <w:t>• Logré elaborar partidas contables por mi cuenta, identificando las cuentas que se cargan y las que se abonan según el tipo de operación.</w:t>
+        <w:t xml:space="preserve">▪  </w:t>
+      </w:r>
+      <w:r>
+        <w:rPr>
+          <w:rFonts w:ascii="Arial" w:hAnsi="Arial"/>
+          <w:color w:val="1A1A1A"/>
+          <w:sz w:val="24"/>
+        </w:rPr>
+        <w:t>Logré elaborar partidas contables por mi cuenta.</w:t>
       </w:r>
     </w:p>
     <w:p>
       <w:pPr>
-        <w:spacing w:line="360" w:lineRule="auto" w:after="120"/>
-        <w:ind w:left="425" w:hanging="425"/>
+        <w:spacing w:line="360" w:lineRule="auto" w:after="320"/>
+        <w:ind w:left="510" w:hanging="510"/>
         <w:jc w:val="both"/>
       </w:pPr>
       <w:r>
         <w:rPr>
           <w:rFonts w:ascii="Arial" w:hAnsi="Arial"/>
+          <w:b/>
+          <w:color w:val="1A8F5C"/>
           <w:sz w:val="24"/>
         </w:rPr>
-        <w:t>• Aprendí a diferenciar las facturas de activo y las de pasivo, y a configurar la depreciación de un bien dentro del sistema.</w:t>
+        <w:t xml:space="preserve">▪  </w:t>
+      </w:r>
+      <w:r>
+        <w:rPr>
+          <w:rFonts w:ascii="Arial" w:hAnsi="Arial"/>
+          <w:color w:val="1A1A1A"/>
+          <w:sz w:val="24"/>
+        </w:rPr>
+        <w:t>Aprendí a diferenciar las facturas de activo y de pasivo, y a configurar la depreciación de un bien en el sistema.</w:t>
       </w:r>
     </w:p>
     <w:p>
       <w:pPr>
-        <w:spacing w:line="360" w:lineRule="auto" w:after="120"/>
-        <w:ind w:left="425" w:hanging="425"/>
+        <w:spacing w:line="360" w:lineRule="auto" w:after="320"/>
+        <w:ind w:left="510" w:hanging="510"/>
         <w:jc w:val="both"/>
       </w:pPr>
       <w:r>
         <w:rPr>
           <w:rFonts w:ascii="Arial" w:hAnsi="Arial"/>
+          <w:b/>
+          <w:color w:val="1A8F5C"/>
           <w:sz w:val="24"/>
         </w:rPr>
-        <w:t>• Aprendí a revisar balances generales y balances de prueba, a detectar descuadres y a buscar el origen de la diferencia para corregirla.</w:t>
+        <w:t xml:space="preserve">▪  </w:t>
+      </w:r>
+      <w:r>
+        <w:rPr>
+          <w:rFonts w:ascii="Arial" w:hAnsi="Arial"/>
+          <w:color w:val="1A1A1A"/>
+          <w:sz w:val="24"/>
+        </w:rPr>
+        <w:t>Aprendí a revisar balances, detectar descuadres y corregirlos.</w:t>
       </w:r>
     </w:p>
     <w:p>
       <w:pPr>
-        <w:spacing w:line="360" w:lineRule="auto" w:after="120"/>
-        <w:ind w:left="425" w:hanging="425"/>
+        <w:spacing w:line="360" w:lineRule="auto" w:after="320"/>
+        <w:ind w:left="510" w:hanging="510"/>
         <w:jc w:val="both"/>
       </w:pPr>
       <w:r>
         <w:rPr>
           <w:rFonts w:ascii="Arial" w:hAnsi="Arial"/>
+          <w:b/>
+          <w:color w:val="1A8F5C"/>
           <w:sz w:val="24"/>
         </w:rPr>
-        <w:t>• Participé en la preparación de la información contable para la declaración mensual ante el Servicio de Administración de Rentas y entendí los pasos que lleva ese proceso.</w:t>
+        <w:t xml:space="preserve">▪  </w:t>
+      </w:r>
+      <w:r>
+        <w:rPr>
+          <w:rFonts w:ascii="Arial" w:hAnsi="Arial"/>
+          <w:color w:val="1A1A1A"/>
+          <w:sz w:val="24"/>
+        </w:rPr>
+        <w:t>Participé en la preparación de la declaración mensual ante el SAR.</w:t>
       </w:r>
     </w:p>
     <w:p>
       <w:pPr>
-        <w:spacing w:line="360" w:lineRule="auto" w:after="120"/>
-        <w:ind w:left="425" w:hanging="425"/>
+        <w:spacing w:line="360" w:lineRule="auto" w:after="320"/>
+        <w:ind w:left="510" w:hanging="510"/>
         <w:jc w:val="both"/>
       </w:pPr>
       <w:r>
         <w:rPr>
           <w:rFonts w:ascii="Arial" w:hAnsi="Arial"/>
+          <w:b/>
+          <w:color w:val="1A8F5C"/>
           <w:sz w:val="24"/>
         </w:rPr>
-        <w:t>• Realicé el análisis financiero de la empresa en Excel, calculando la razón corriente, el capital de trabajo neto y el margen neto de ganancia de tres periodos y de un proyecto.</w:t>
+        <w:t xml:space="preserve">▪  </w:t>
+      </w:r>
+      <w:r>
+        <w:rPr>
+          <w:rFonts w:ascii="Arial" w:hAnsi="Arial"/>
+          <w:color w:val="1A1A1A"/>
+          <w:sz w:val="24"/>
+        </w:rPr>
+        <w:t>Realicé el análisis financiero de la empresa en Excel con razones financieras.</w:t>
       </w:r>
     </w:p>
     <w:p>
       <w:pPr>
-        <w:spacing w:line="360" w:lineRule="auto" w:after="120"/>
-        <w:ind w:left="425" w:hanging="425"/>
+        <w:spacing w:line="360" w:lineRule="auto" w:after="320"/>
+        <w:ind w:left="510" w:hanging="510"/>
         <w:jc w:val="both"/>
       </w:pPr>
       <w:r>
         <w:rPr>
           <w:rFonts w:ascii="Arial" w:hAnsi="Arial"/>
+          <w:b/>
+          <w:color w:val="1A8F5C"/>
           <w:sz w:val="24"/>
         </w:rPr>
-        <w:t>• Elaboré el inventario de los materiales de bodega, clasificado por tipo, marca, cantidad y estado, que sirvió para cotizar el siguiente proyecto de la empresa.</w:t>
+        <w:t xml:space="preserve">▪  </w:t>
+      </w:r>
+      <w:r>
+        <w:rPr>
+          <w:rFonts w:ascii="Arial" w:hAnsi="Arial"/>
+          <w:color w:val="1A1A1A"/>
+          <w:sz w:val="24"/>
+        </w:rPr>
+        <w:t>Elaboré el inventario de los materiales de bodega, que sirvió para cotizar un proyecto.</w:t>
       </w:r>
     </w:p>
     <w:p>
       <w:pPr>
-        <w:spacing w:line="360" w:lineRule="auto" w:after="120"/>
-        <w:ind w:left="425" w:hanging="425"/>
+        <w:spacing w:line="360" w:lineRule="auto" w:after="320"/>
+        <w:ind w:left="510" w:hanging="510"/>
         <w:jc w:val="both"/>
       </w:pPr>
       <w:r>
         <w:rPr>
           <w:rFonts w:ascii="Arial" w:hAnsi="Arial"/>
+          <w:b/>
+          <w:color w:val="1A8F5C"/>
           <w:sz w:val="24"/>
         </w:rPr>
-        <w:t>• Aprendí a revisar y corregir información en la plataforma Indexa, comparándola con la que estaba registrada en el sistema contable.</w:t>
+        <w:t xml:space="preserve">▪  </w:t>
       </w:r>
-    </w:p>
-    <w:p>
-      <w:pPr>
-        <w:spacing w:line="360" w:lineRule="auto" w:after="120"/>
-        <w:ind w:left="425" w:hanging="425"/>
-        <w:jc w:val="both"/>
-      </w:pPr>
       <w:r>
         <w:rPr>
           <w:rFonts w:ascii="Arial" w:hAnsi="Arial"/>
+          <w:color w:val="1A1A1A"/>
           <w:sz w:val="24"/>
         </w:rPr>
-        <w:t>• Mejoré mi orden en el manejo de documentos, ya que archivé y clasifiqué facturas y planillas por fecha durante todo el mes.</w:t>
-      </w:r>
-    </w:p>
-    <w:p>
-      <w:pPr>
-        <w:spacing w:line="360" w:lineRule="auto" w:after="120"/>
-        <w:ind w:left="425" w:hanging="425"/>
-        <w:jc w:val="both"/>
-      </w:pPr>
-      <w:r>
-        <w:rPr>
-          <w:rFonts w:ascii="Arial" w:hAnsi="Arial"/>
-          <w:sz w:val="24"/>
-        </w:rPr>
-        <w:t>• Cumplí con el horario y con todas las tareas asignadas, y gané la confianza del personal del área contable, que terminó dejándome trabajar con información real de la empresa.</w:t>
+        <w:t>Cumplí con el horario y gané la confianza del personal del área contable.</w:t>
       </w:r>
     </w:p>
     <w:p>
       <w:pPr>
         <w:pageBreakBefore/>
-        <w:spacing w:line="360" w:lineRule="auto" w:before="0" w:after="240"/>
+        <w:spacing w:line="276" w:lineRule="auto" w:before="120" w:after="480"/>
         <w:jc w:val="center"/>
+        <w:pBdr>
+          <w:bottom w:val="single" w:sz="10" w:space="8" w:color="1A8F5C"/>
+        </w:pBdr>
       </w:pPr>
       <w:r>
         <w:rPr>
           <w:rFonts w:ascii="Arial" w:hAnsi="Arial"/>
           <w:b/>
           <w:i w:val="0"/>
-          <w:sz w:val="32"/>
-          <w:u w:val="single"/>
+          <w:color w:val="0D5C3F"/>
+          <w:sz w:val="38"/>
         </w:rPr>
         <w:t>DIFICULTADES PRESENTADAS</w:t>
       </w:r>
     </w:p>
     <w:p>
       <w:pPr>
-        <w:spacing w:line="360" w:lineRule="auto" w:after="120"/>
-        <w:ind w:left="425" w:hanging="425"/>
+        <w:spacing w:line="360" w:lineRule="auto" w:after="360"/>
+        <w:ind w:left="510" w:hanging="510"/>
         <w:jc w:val="both"/>
       </w:pPr>
       <w:r>
         <w:rPr>
           <w:rFonts w:ascii="Arial" w:hAnsi="Arial"/>
+          <w:b/>
+          <w:color w:val="1A8F5C"/>
           <w:sz w:val="24"/>
         </w:rPr>
-        <w:t>• Al principio no sabía manejar el sistema VisionWin, porque era un programa que nunca había usado. Los primeros días tuve que trabajar con facturas de prueba y con la ayuda del personal hasta que le tomé el ritmo.</w:t>
+        <w:t xml:space="preserve">▪  </w:t>
+      </w:r>
+      <w:r>
+        <w:rPr>
+          <w:rFonts w:ascii="Arial" w:hAnsi="Arial"/>
+          <w:color w:val="1A1A1A"/>
+          <w:sz w:val="24"/>
+        </w:rPr>
+        <w:t>Al principio no sabía manejar el sistema VisionWin, porque nunca lo había usado. Lo resolví practicando con facturas de prueba.</w:t>
       </w:r>
     </w:p>
     <w:p>
       <w:pPr>
-        <w:spacing w:line="360" w:lineRule="auto" w:after="120"/>
-        <w:ind w:left="425" w:hanging="425"/>
+        <w:spacing w:line="360" w:lineRule="auto" w:after="360"/>
+        <w:ind w:left="510" w:hanging="510"/>
         <w:jc w:val="both"/>
       </w:pPr>
       <w:r>
         <w:rPr>
           <w:rFonts w:ascii="Arial" w:hAnsi="Arial"/>
+          <w:b/>
+          <w:color w:val="1A8F5C"/>
           <w:sz w:val="24"/>
         </w:rPr>
-        <w:t>• Me costó entender el registro de las facturas de activo, ya que lleva más pasos que las de pasivo y hay que configurar la depreciación. Lo resolví practicando con documentos de prueba antes de tocar los reales.</w:t>
+        <w:t xml:space="preserve">▪  </w:t>
+      </w:r>
+      <w:r>
+        <w:rPr>
+          <w:rFonts w:ascii="Arial" w:hAnsi="Arial"/>
+          <w:color w:val="1A1A1A"/>
+          <w:sz w:val="24"/>
+        </w:rPr>
+        <w:t>Me costó entender el registro de las facturas de activo, ya que lleva más pasos y hay que configurar la depreciación.</w:t>
       </w:r>
     </w:p>
     <w:p>
       <w:pPr>
-        <w:spacing w:line="360" w:lineRule="auto" w:after="120"/>
-        <w:ind w:left="425" w:hanging="425"/>
+        <w:spacing w:line="360" w:lineRule="auto" w:after="360"/>
+        <w:ind w:left="510" w:hanging="510"/>
         <w:jc w:val="both"/>
       </w:pPr>
       <w:r>
         <w:rPr>
           <w:rFonts w:ascii="Arial" w:hAnsi="Arial"/>
+          <w:b/>
+          <w:color w:val="1A8F5C"/>
           <w:sz w:val="24"/>
         </w:rPr>
-        <w:t>• El archivo de las facturas me llevó más tiempo del que pensaba, porque los documentos no venían ordenados y tuve que clasificarlos uno por uno según la fecha.</w:t>
+        <w:t xml:space="preserve">▪  </w:t>
+      </w:r>
+      <w:r>
+        <w:rPr>
+          <w:rFonts w:ascii="Arial" w:hAnsi="Arial"/>
+          <w:color w:val="1A1A1A"/>
+          <w:sz w:val="24"/>
+        </w:rPr>
+        <w:t>El archivo de las facturas me llevó más tiempo del que pensaba, porque los documentos no venían ordenados.</w:t>
       </w:r>
     </w:p>
     <w:p>
       <w:pPr>
-        <w:spacing w:line="360" w:lineRule="auto" w:after="120"/>
-        <w:ind w:left="425" w:hanging="425"/>
+        <w:spacing w:line="360" w:lineRule="auto" w:after="360"/>
+        <w:ind w:left="510" w:hanging="510"/>
         <w:jc w:val="both"/>
       </w:pPr>
       <w:r>
         <w:rPr>
           <w:rFonts w:ascii="Arial" w:hAnsi="Arial"/>
+          <w:b/>
+          <w:color w:val="1A8F5C"/>
           <w:sz w:val="24"/>
         </w:rPr>
-        <w:t>• En una ocasión terminé de archivar y me di cuenta de que faltaba una factura por registrar. Tuve que revisar todo de nuevo, ingresarla al sistema y colocarla en el lugar correcto del fólder.</w:t>
+        <w:t xml:space="preserve">▪  </w:t>
+      </w:r>
+      <w:r>
+        <w:rPr>
+          <w:rFonts w:ascii="Arial" w:hAnsi="Arial"/>
+          <w:color w:val="1A1A1A"/>
+          <w:sz w:val="24"/>
+        </w:rPr>
+        <w:t>Una vez terminé de archivar y faltaba una factura por registrar, así que tuve que revisar todo de nuevo.</w:t>
       </w:r>
     </w:p>
     <w:p>
       <w:pPr>
-        <w:spacing w:line="360" w:lineRule="auto" w:after="120"/>
-        <w:ind w:left="425" w:hanging="425"/>
+        <w:spacing w:line="360" w:lineRule="auto" w:after="360"/>
+        <w:ind w:left="510" w:hanging="510"/>
         <w:jc w:val="both"/>
       </w:pPr>
       <w:r>
         <w:rPr>
           <w:rFonts w:ascii="Arial" w:hAnsi="Arial"/>
+          <w:b/>
+          <w:color w:val="1A8F5C"/>
           <w:sz w:val="24"/>
         </w:rPr>
-        <w:t>• Encontré fechas invertidas en la información subida a la plataforma Indexa, y tuve que revisar documento por documento para dar con las que estaban mal y corregirlas.</w:t>
+        <w:t xml:space="preserve">▪  </w:t>
+      </w:r>
+      <w:r>
+        <w:rPr>
+          <w:rFonts w:ascii="Arial" w:hAnsi="Arial"/>
+          <w:color w:val="1A1A1A"/>
+          <w:sz w:val="24"/>
+        </w:rPr>
+        <w:t>Encontrar las fechas invertidas en la plataforma Indexa me obligó a revisar documento por documento.</w:t>
       </w:r>
     </w:p>
     <w:p>
       <w:pPr>
-        <w:spacing w:line="360" w:lineRule="auto" w:after="120"/>
-        <w:ind w:left="425" w:hanging="425"/>
+        <w:spacing w:line="360" w:lineRule="auto" w:after="360"/>
+        <w:ind w:left="510" w:hanging="510"/>
         <w:jc w:val="both"/>
       </w:pPr>
       <w:r>
         <w:rPr>
           <w:rFonts w:ascii="Arial" w:hAnsi="Arial"/>
+          <w:b/>
+          <w:color w:val="1A8F5C"/>
           <w:sz w:val="24"/>
         </w:rPr>
-        <w:t>• El proceso de la declaración ante el SAR me pareció largo y algo tedioso al inicio, y me costó seguir todos los pasos, pero después de verlo completo entendí por qué debe hacerse con tanto cuidado.</w:t>
+        <w:t xml:space="preserve">▪  </w:t>
       </w:r>
-    </w:p>
-    <w:p>
-      <w:pPr>
-        <w:spacing w:line="360" w:lineRule="auto" w:after="120"/>
-        <w:ind w:left="425" w:hanging="425"/>
-        <w:jc w:val="both"/>
-      </w:pPr>
       <w:r>
         <w:rPr>
           <w:rFonts w:ascii="Arial" w:hAnsi="Arial"/>
+          <w:color w:val="1A1A1A"/>
           <w:sz w:val="24"/>
         </w:rPr>
-        <w:t>• Al comenzar sentía inseguridad al trabajar con información real de la empresa, por miedo a equivocarme. Esa inseguridad fue bajando conforme me revisaban el trabajo y me confirmaban que estaba quedando bien.</w:t>
+        <w:t>Al comenzar sentía inseguridad al trabajar con información real, por miedo a equivocarme.</w:t>
       </w:r>
     </w:p>
     <w:p>
       <w:pPr>
         <w:pageBreakBefore/>
-        <w:spacing w:line="360" w:lineRule="auto" w:before="0" w:after="200"/>
+        <w:spacing w:line="276" w:lineRule="auto" w:before="120" w:after="480"/>
         <w:jc w:val="center"/>
+        <w:pBdr>
+          <w:bottom w:val="single" w:sz="10" w:space="8" w:color="1A8F5C"/>
+        </w:pBdr>
       </w:pPr>
       <w:r>
         <w:rPr>
           <w:rFonts w:ascii="Arial" w:hAnsi="Arial"/>
           <w:b/>
           <w:i w:val="0"/>
-          <w:sz w:val="28"/>
-          <w:u w:val="single"/>
+          <w:color w:val="0D5C3F"/>
+          <w:sz w:val="40"/>
         </w:rPr>
-        <w:t>RECOMENDACIONES AL PROCESO DE PRÁCTICA PROFESIONAL</w:t>
+        <w:t>RECOMENDACIONES</w:t>
       </w:r>
     </w:p>
     <w:p>
       <w:pPr>
-        <w:spacing w:line="360" w:lineRule="auto" w:after="80"/>
-        <w:ind w:left="425" w:hanging="425"/>
+        <w:spacing w:line="360" w:lineRule="auto" w:after="400"/>
+        <w:ind w:left="510" w:hanging="510"/>
         <w:jc w:val="both"/>
       </w:pPr>
       <w:r>
         <w:rPr>
           <w:rFonts w:ascii="Arial" w:hAnsi="Arial"/>
+          <w:b/>
+          <w:color w:val="1A8F5C"/>
           <w:sz w:val="24"/>
         </w:rPr>
-        <w:t>• Llegar puntual y cumplir el horario completo desde el primer día, porque es lo primero que la empresa toma en cuenta del practicante.</w:t>
+        <w:t xml:space="preserve">▪  </w:t>
+      </w:r>
+      <w:r>
+        <w:rPr>
+          <w:rFonts w:ascii="Arial" w:hAnsi="Arial"/>
+          <w:color w:val="1A1A1A"/>
+          <w:sz w:val="24"/>
+        </w:rPr>
+        <w:t>Llegar puntual y cumplir el horario completo desde el primer día.</w:t>
       </w:r>
     </w:p>
     <w:p>
       <w:pPr>
-        <w:spacing w:line="360" w:lineRule="auto" w:after="80"/>
-        <w:ind w:left="425" w:hanging="425"/>
+        <w:spacing w:line="360" w:lineRule="auto" w:after="400"/>
+        <w:ind w:left="510" w:hanging="510"/>
         <w:jc w:val="both"/>
       </w:pPr>
       <w:r>
         <w:rPr>
           <w:rFonts w:ascii="Arial" w:hAnsi="Arial"/>
+          <w:b/>
+          <w:color w:val="1A8F5C"/>
           <w:sz w:val="24"/>
         </w:rPr>
-        <w:t>• Presentarse siempre con el uniforme completo y con buena presentación personal.</w:t>
+        <w:t xml:space="preserve">▪  </w:t>
+      </w:r>
+      <w:r>
+        <w:rPr>
+          <w:rFonts w:ascii="Arial" w:hAnsi="Arial"/>
+          <w:color w:val="1A1A1A"/>
+          <w:sz w:val="24"/>
+        </w:rPr>
+        <w:t>Presentarse siempre con el uniforme completo y buena presentación.</w:t>
       </w:r>
     </w:p>
     <w:p>
       <w:pPr>
-        <w:spacing w:line="360" w:lineRule="auto" w:after="80"/>
-        <w:ind w:left="425" w:hanging="425"/>
+        <w:spacing w:line="360" w:lineRule="auto" w:after="400"/>
+        <w:ind w:left="510" w:hanging="510"/>
         <w:jc w:val="both"/>
       </w:pPr>
       <w:r>
         <w:rPr>
           <w:rFonts w:ascii="Arial" w:hAnsi="Arial"/>
+          <w:b/>
+          <w:color w:val="1A8F5C"/>
           <w:sz w:val="24"/>
         </w:rPr>
-        <w:t>• Anotar en la bitácora todo lo que se hace el mismo día, sin dejarlo para después, porque de ahí sale la información para elaborar este informe.</w:t>
+        <w:t xml:space="preserve">▪  </w:t>
+      </w:r>
+      <w:r>
+        <w:rPr>
+          <w:rFonts w:ascii="Arial" w:hAnsi="Arial"/>
+          <w:color w:val="1A1A1A"/>
+          <w:sz w:val="24"/>
+        </w:rPr>
+        <w:t>Anotar en la bitácora todo lo que se hace el mismo día, sin dejarlo para después.</w:t>
       </w:r>
     </w:p>
     <w:p>
       <w:pPr>
-        <w:spacing w:line="360" w:lineRule="auto" w:after="80"/>
-        <w:ind w:left="425" w:hanging="425"/>
+        <w:spacing w:line="360" w:lineRule="auto" w:after="400"/>
+        <w:ind w:left="510" w:hanging="510"/>
         <w:jc w:val="both"/>
       </w:pPr>
       <w:r>
         <w:rPr>
           <w:rFonts w:ascii="Arial" w:hAnsi="Arial"/>
+          <w:b/>
+          <w:color w:val="1A8F5C"/>
           <w:sz w:val="24"/>
         </w:rPr>
-        <w:t>• Preguntar cuando no se entiende algo. Es mejor preguntar dos veces que echar a perder un registro en el sistema.</w:t>
+        <w:t xml:space="preserve">▪  </w:t>
+      </w:r>
+      <w:r>
+        <w:rPr>
+          <w:rFonts w:ascii="Arial" w:hAnsi="Arial"/>
+          <w:color w:val="1A1A1A"/>
+          <w:sz w:val="24"/>
+        </w:rPr>
+        <w:t>Preguntar cuando no se entiende algo, antes de echar a perder un registro.</w:t>
       </w:r>
     </w:p>
     <w:p>
       <w:pPr>
-        <w:spacing w:line="360" w:lineRule="auto" w:after="80"/>
-        <w:ind w:left="425" w:hanging="425"/>
+        <w:spacing w:line="360" w:lineRule="auto" w:after="400"/>
+        <w:ind w:left="510" w:hanging="510"/>
         <w:jc w:val="both"/>
       </w:pPr>
       <w:r>
         <w:rPr>
           <w:rFonts w:ascii="Arial" w:hAnsi="Arial"/>
+          <w:b/>
+          <w:color w:val="1A8F5C"/>
           <w:sz w:val="24"/>
         </w:rPr>
-        <w:t>• No usar el celular en horas de trabajo, porque en contabilidad un descuido con un número o una fecha genera un problema mayor.</w:t>
+        <w:t xml:space="preserve">▪  </w:t>
+      </w:r>
+      <w:r>
+        <w:rPr>
+          <w:rFonts w:ascii="Arial" w:hAnsi="Arial"/>
+          <w:color w:val="1A1A1A"/>
+          <w:sz w:val="24"/>
+        </w:rPr>
+        <w:t>No usar el celular en horas de trabajo.</w:t>
       </w:r>
     </w:p>
     <w:p>
       <w:pPr>
-        <w:spacing w:line="360" w:lineRule="auto" w:after="80"/>
-        <w:ind w:left="425" w:hanging="425"/>
+        <w:spacing w:line="360" w:lineRule="auto" w:after="400"/>
+        <w:ind w:left="510" w:hanging="510"/>
         <w:jc w:val="both"/>
       </w:pPr>
       <w:r>
         <w:rPr>
           <w:rFonts w:ascii="Arial" w:hAnsi="Arial"/>
+          <w:b/>
+          <w:color w:val="1A8F5C"/>
           <w:sz w:val="24"/>
         </w:rPr>
-        <w:t>• Revisar siempre el trabajo antes de darlo por terminado, sobre todo las fechas, los montos y los totales.</w:t>
+        <w:t xml:space="preserve">▪  </w:t>
+      </w:r>
+      <w:r>
+        <w:rPr>
+          <w:rFonts w:ascii="Arial" w:hAnsi="Arial"/>
+          <w:color w:val="1A1A1A"/>
+          <w:sz w:val="24"/>
+        </w:rPr>
+        <w:t>Revisar el trabajo antes de darlo por terminado, sobre todo fechas y montos.</w:t>
       </w:r>
     </w:p>
     <w:p>
       <w:pPr>
-        <w:spacing w:line="360" w:lineRule="auto" w:after="80"/>
-        <w:ind w:left="425" w:hanging="425"/>
+        <w:spacing w:line="360" w:lineRule="auto" w:after="400"/>
+        <w:ind w:left="510" w:hanging="510"/>
         <w:jc w:val="both"/>
       </w:pPr>
       <w:r>
         <w:rPr>
           <w:rFonts w:ascii="Arial" w:hAnsi="Arial"/>
+          <w:b/>
+          <w:color w:val="1A8F5C"/>
           <w:sz w:val="24"/>
         </w:rPr>
-        <w:t>• Practicar primero con documentos de prueba cuando se trabaja con un sistema nuevo, antes de tocar la información real.</w:t>
+        <w:t xml:space="preserve">▪  </w:t>
+      </w:r>
+      <w:r>
+        <w:rPr>
+          <w:rFonts w:ascii="Arial" w:hAnsi="Arial"/>
+          <w:color w:val="1A1A1A"/>
+          <w:sz w:val="24"/>
+        </w:rPr>
+        <w:t>Practicar con documentos de prueba antes de tocar la información real.</w:t>
       </w:r>
     </w:p>
     <w:p>
       <w:pPr>
-        <w:spacing w:line="360" w:lineRule="auto" w:after="80"/>
-        <w:ind w:left="425" w:hanging="425"/>
+        <w:spacing w:line="360" w:lineRule="auto" w:after="400"/>
+        <w:ind w:left="510" w:hanging="510"/>
         <w:jc w:val="both"/>
       </w:pPr>
       <w:r>
         <w:rPr>
           <w:rFonts w:ascii="Arial" w:hAnsi="Arial"/>
+          <w:b/>
+          <w:color w:val="1A8F5C"/>
           <w:sz w:val="24"/>
         </w:rPr>
-        <w:t>• Mantener ordenado el escritorio y la documentación, y archivar cada documento en su lugar el mismo día.</w:t>
+        <w:t xml:space="preserve">▪  </w:t>
+      </w:r>
+      <w:r>
+        <w:rPr>
+          <w:rFonts w:ascii="Arial" w:hAnsi="Arial"/>
+          <w:color w:val="1A1A1A"/>
+          <w:sz w:val="24"/>
+        </w:rPr>
+        <w:t>Tomar fotografías del trabajo, porque después se necesitan para las evidencias.</w:t>
       </w:r>
     </w:p>
     <w:p>
       <w:pPr>
-        <w:spacing w:line="360" w:lineRule="auto" w:after="80"/>
-        <w:ind w:left="425" w:hanging="425"/>
+        <w:spacing w:line="360" w:lineRule="auto" w:after="400"/>
+        <w:ind w:left="510" w:hanging="510"/>
         <w:jc w:val="both"/>
       </w:pPr>
       <w:r>
         <w:rPr>
           <w:rFonts w:ascii="Arial" w:hAnsi="Arial"/>
+          <w:b/>
+          <w:color w:val="1A8F5C"/>
           <w:sz w:val="24"/>
         </w:rPr>
-        <w:t>• Tratar con respeto a los compañeros de trabajo, a los supervisores y a las personas que llegan a la oficina.</w:t>
+        <w:t xml:space="preserve">▪  </w:t>
       </w:r>
-    </w:p>
-    <w:p>
-      <w:pPr>
-        <w:spacing w:line="360" w:lineRule="auto" w:after="80"/>
-        <w:ind w:left="425" w:hanging="425"/>
-        <w:jc w:val="both"/>
-      </w:pPr>
       <w:r>
         <w:rPr>
           <w:rFonts w:ascii="Arial" w:hAnsi="Arial"/>
+          <w:color w:val="1A1A1A"/>
           <w:sz w:val="24"/>
         </w:rPr>
-        <w:t>• Mostrar disposición para ayudar en lo que se necesite, aunque no sea exactamente del área contable, porque así se aprende más y se gana la confianza del personal.</w:t>
-      </w:r>
-    </w:p>
-    <w:p>
-      <w:pPr>
-        <w:spacing w:line="360" w:lineRule="auto" w:after="80"/>
-        <w:ind w:left="425" w:hanging="425"/>
-        <w:jc w:val="both"/>
-      </w:pPr>
-      <w:r>
-        <w:rPr>
-          <w:rFonts w:ascii="Arial" w:hAnsi="Arial"/>
-          <w:sz w:val="24"/>
-        </w:rPr>
-        <w:t>• Aceptar las correcciones sin molestarse, ya que las observaciones que hacen en la empresa son las que hacen mejorar.</w:t>
-      </w:r>
-    </w:p>
-    <w:p>
-      <w:pPr>
-        <w:spacing w:line="360" w:lineRule="auto" w:after="80"/>
-        <w:ind w:left="425" w:hanging="425"/>
-        <w:jc w:val="both"/>
-      </w:pPr>
-      <w:r>
-        <w:rPr>
-          <w:rFonts w:ascii="Arial" w:hAnsi="Arial"/>
-          <w:sz w:val="24"/>
-        </w:rPr>
-        <w:t>• Tomar fotografías del trabajo durante la práctica y guardar copia de los formatos y documentos, porque después se necesitan para las evidencias del informe.</w:t>
-      </w:r>
-    </w:p>
-    <w:p>
-      <w:pPr>
-        <w:spacing w:line="360" w:lineRule="auto" w:after="80"/>
-        <w:ind w:left="425" w:hanging="425"/>
-        <w:jc w:val="both"/>
-      </w:pPr>
-      <w:r>
-        <w:rPr>
-          <w:rFonts w:ascii="Arial" w:hAnsi="Arial"/>
-          <w:sz w:val="24"/>
-        </w:rPr>
-        <w:t>• Aprovechar el mes completo. La práctica pasa rápido y es la oportunidad de aprender cosas que no se ven en el aula.</w:t>
+        <w:t>Aprovechar el mes completo, porque la práctica pasa rápido.</w:t>
       </w:r>
     </w:p>
     <w:p>
       <w:pPr>
         <w:pageBreakBefore/>
-        <w:spacing w:line="360" w:lineRule="auto" w:before="0" w:after="400"/>
+        <w:spacing w:after="0" w:line="240" w:lineRule="auto"/>
+      </w:pPr>
+      <w:r>
+        <w:rPr>
+          <w:rFonts w:ascii="Arial" w:hAnsi="Arial"/>
+          <w:sz w:val="60"/>
+        </w:rPr>
+      </w:r>
+    </w:p>
+    <w:p>
+      <w:pPr>
+        <w:spacing w:after="0" w:line="240" w:lineRule="auto"/>
+      </w:pPr>
+      <w:r>
+        <w:rPr>
+          <w:rFonts w:ascii="Arial" w:hAnsi="Arial"/>
+          <w:sz w:val="60"/>
+        </w:rPr>
+      </w:r>
+    </w:p>
+    <w:p>
+      <w:pPr>
+        <w:spacing w:after="0" w:line="240" w:lineRule="auto"/>
+      </w:pPr>
+      <w:r>
+        <w:rPr>
+          <w:rFonts w:ascii="Arial" w:hAnsi="Arial"/>
+          <w:sz w:val="60"/>
+        </w:rPr>
+      </w:r>
+    </w:p>
+    <w:p>
+      <w:pPr>
+        <w:spacing w:after="0" w:line="240" w:lineRule="auto"/>
+      </w:pPr>
+      <w:r>
+        <w:rPr>
+          <w:rFonts w:ascii="Arial" w:hAnsi="Arial"/>
+          <w:sz w:val="60"/>
+        </w:rPr>
+      </w:r>
+    </w:p>
+    <w:p>
+      <w:pPr>
+        <w:spacing w:after="0" w:line="240" w:lineRule="auto"/>
+      </w:pPr>
+      <w:r>
+        <w:rPr>
+          <w:rFonts w:ascii="Arial" w:hAnsi="Arial"/>
+          <w:sz w:val="60"/>
+        </w:rPr>
+      </w:r>
+    </w:p>
+    <w:p>
+      <w:pPr>
+        <w:spacing w:after="0" w:line="240" w:lineRule="auto"/>
+      </w:pPr>
+      <w:r>
+        <w:rPr>
+          <w:rFonts w:ascii="Arial" w:hAnsi="Arial"/>
+          <w:sz w:val="60"/>
+        </w:rPr>
+      </w:r>
+    </w:p>
+    <w:p>
+      <w:pPr>
+        <w:spacing w:after="0" w:line="240" w:lineRule="auto"/>
+      </w:pPr>
+      <w:r>
+        <w:rPr>
+          <w:rFonts w:ascii="Arial" w:hAnsi="Arial"/>
+          <w:sz w:val="60"/>
+        </w:rPr>
+      </w:r>
+    </w:p>
+    <w:p>
+      <w:pPr>
+        <w:spacing w:after="0" w:line="240" w:lineRule="auto"/>
+      </w:pPr>
+      <w:r>
+        <w:rPr>
+          <w:rFonts w:ascii="Arial" w:hAnsi="Arial"/>
+          <w:sz w:val="60"/>
+        </w:rPr>
+      </w:r>
+    </w:p>
+    <w:p>
+      <w:pPr>
+        <w:spacing w:line="240" w:lineRule="auto" w:before="0" w:after="400"/>
         <w:jc w:val="center"/>
+        <w:pBdr>
+          <w:bottom w:val="single" w:sz="12" w:space="14" w:color="1A8F5C"/>
+        </w:pBdr>
       </w:pPr>
       <w:r>
         <w:rPr>
           <w:rFonts w:ascii="Arial" w:hAnsi="Arial"/>
           <w:b/>
           <w:i w:val="0"/>
-          <w:sz w:val="60"/>
-          <w:u w:val="single"/>
+          <w:color w:val="0D5C3F"/>
+          <w:sz w:val="68"/>
         </w:rPr>
         <w:t>ANEXOS</w:t>
       </w:r>
     </w:p>
     <w:p>
       <w:pPr>
-        <w:spacing w:line="360" w:lineRule="auto" w:before="0" w:after="320"/>
-        <w:jc w:val="both"/>
+        <w:spacing w:line="360" w:lineRule="auto" w:before="0" w:after="0"/>
+        <w:jc w:val="center"/>
       </w:pPr>
       <w:r>
         <w:rPr>
           <w:rFonts w:ascii="Arial" w:hAnsi="Arial"/>
           <w:b w:val="0"/>
-          <w:i w:val="0"/>
-          <w:sz w:val="24"/>
-          <w:u w:val="none"/>
-        </w:rPr>
-        <w:t>En esta sección se presentan los documentos y las evidencias que respaldan la práctica profesional que realicé en TOPPIC Constructora S. de R.L., en el Departamento de Contabilidad, del 03 al 31 de agosto de 2026. Cada uno de estos documentos hace constar que la práctica fue solicitada, aceptada y cumplida en el periodo establecido por el centro educativo.</w:t>
-      </w:r>
-    </w:p>
-    <w:p>
-      <w:pPr>
-        <w:spacing w:line="360" w:lineRule="auto" w:before="0" w:after="200"/>
-        <w:jc w:val="both"/>
-      </w:pPr>
-      <w:r>
-        <w:rPr>
-          <w:rFonts w:ascii="Arial" w:hAnsi="Arial"/>
-          <w:b w:val="0"/>
-          <w:i w:val="0"/>
-          <w:sz w:val="24"/>
-          <w:u w:val="none"/>
-        </w:rPr>
-        <w:t>Los anexos que se incluyen son los siguientes:</w:t>
-      </w:r>
-    </w:p>
-    <w:p>
-      <w:pPr>
-        <w:spacing w:line="360" w:lineRule="auto" w:after="160"/>
-        <w:ind w:left="510" w:hanging="510"/>
-        <w:jc w:val="both"/>
-      </w:pPr>
-      <w:r>
-        <w:rPr>
-          <w:rFonts w:ascii="Arial" w:hAnsi="Arial"/>
+          <w:i/>
+          <w:color w:val="595959"/>
           <w:sz w:val="24"/>
         </w:rPr>
-        <w:t>1. Carta de remisión, con la que el centro educativo me remitió a la empresa.</w:t>
-      </w:r>
-    </w:p>
-    <w:p>
-      <w:pPr>
-        <w:spacing w:line="360" w:lineRule="auto" w:after="160"/>
-        <w:ind w:left="510" w:hanging="510"/>
-        <w:jc w:val="both"/>
-      </w:pPr>
-      <w:r>
-        <w:rPr>
-          <w:rFonts w:ascii="Arial" w:hAnsi="Arial"/>
-          <w:sz w:val="24"/>
-        </w:rPr>
-        <w:t>2. Carta de aceptación, en la que la empresa hace constar que aceptó la solicitud.</w:t>
-      </w:r>
-    </w:p>
-    <w:p>
-      <w:pPr>
-        <w:spacing w:line="360" w:lineRule="auto" w:after="160"/>
-        <w:ind w:left="510" w:hanging="510"/>
-        <w:jc w:val="both"/>
-      </w:pPr>
-      <w:r>
-        <w:rPr>
-          <w:rFonts w:ascii="Arial" w:hAnsi="Arial"/>
-          <w:sz w:val="24"/>
-        </w:rPr>
-        <w:t>3. Solicitud de práctica profesional presentada a la empresa.</w:t>
-      </w:r>
-    </w:p>
-    <w:p>
-      <w:pPr>
-        <w:spacing w:line="360" w:lineRule="auto" w:after="160"/>
-        <w:ind w:left="510" w:hanging="510"/>
-        <w:jc w:val="both"/>
-      </w:pPr>
-      <w:r>
-        <w:rPr>
-          <w:rFonts w:ascii="Arial" w:hAnsi="Arial"/>
-          <w:sz w:val="24"/>
-        </w:rPr>
-        <w:t>4. Credencial extendida por la dirección del centro educativo.</w:t>
-      </w:r>
-    </w:p>
-    <w:p>
-      <w:pPr>
-        <w:spacing w:line="360" w:lineRule="auto" w:after="160"/>
-        <w:ind w:left="510" w:hanging="510"/>
-        <w:jc w:val="both"/>
-      </w:pPr>
-      <w:r>
-        <w:rPr>
-          <w:rFonts w:ascii="Arial" w:hAnsi="Arial"/>
-          <w:sz w:val="24"/>
-        </w:rPr>
-        <w:t>5. Cuadro de control de asistencia del mes de agosto de 2026, con las fechas y las horas de entrada y de salida.</w:t>
-      </w:r>
-    </w:p>
-    <w:p>
-      <w:pPr>
-        <w:spacing w:line="360" w:lineRule="auto" w:after="160"/>
-        <w:ind w:left="510" w:hanging="510"/>
-        <w:jc w:val="both"/>
-      </w:pPr>
-      <w:r>
-        <w:rPr>
-          <w:rFonts w:ascii="Arial" w:hAnsi="Arial"/>
-          <w:sz w:val="24"/>
-        </w:rPr>
-        <w:t>6. Bitácora completa de las actividades diarias asignadas, escaneada en el orden de las fechas.</w:t>
-      </w:r>
-    </w:p>
-    <w:p>
-      <w:pPr>
-        <w:spacing w:line="360" w:lineRule="auto" w:after="160"/>
-        <w:ind w:left="510" w:hanging="510"/>
-        <w:jc w:val="both"/>
-      </w:pPr>
-      <w:r>
-        <w:rPr>
-          <w:rFonts w:ascii="Arial" w:hAnsi="Arial"/>
-          <w:sz w:val="24"/>
-        </w:rPr>
-        <w:t>7. Evidencias fotográficas tomadas durante el desarrollo de la práctica.</w:t>
+        <w:t>Documentos y evidencias que respaldan la práctica profesional realizada en TOPPIC Constructora S. de R.L.</w:t>
       </w:r>
     </w:p>
     <w:p>
       <w:pPr>
         <w:pageBreakBefore/>
-        <w:spacing w:line="360" w:lineRule="auto" w:before="0" w:after="240"/>
+        <w:spacing w:line="276" w:lineRule="auto" w:before="120" w:after="360"/>
         <w:jc w:val="center"/>
+        <w:pBdr>
+          <w:bottom w:val="single" w:sz="10" w:space="8" w:color="1A8F5C"/>
+        </w:pBdr>
       </w:pPr>
       <w:r>
         <w:rPr>
           <w:rFonts w:ascii="Arial" w:hAnsi="Arial"/>
           <w:b/>
           <w:i w:val="0"/>
-          <w:sz w:val="28"/>
-          <w:u w:val="single"/>
+          <w:color w:val="0D5C3F"/>
+          <w:sz w:val="38"/>
         </w:rPr>
         <w:t>CARTA DE REMISIÓN</w:t>
       </w:r>
@@ -3181,20 +3351,26 @@
         <w:tblLayout w:type="fixed"/>
         <w:tblLook w:firstColumn="1" w:firstRow="1" w:lastColumn="0" w:lastRow="0" w:noHBand="0" w:noVBand="1" w:val="04A0"/>
         <w:tblBorders>
-          <w:top w:val="dashed" w:sz="8" w:space="0" w:color="7F7F7F"/>
-          <w:left w:val="dashed" w:sz="8" w:space="0" w:color="7F7F7F"/>
-          <w:bottom w:val="dashed" w:sz="8" w:space="0" w:color="7F7F7F"/>
-          <w:right w:val="dashed" w:sz="8" w:space="0" w:color="7F7F7F"/>
-          <w:insideH w:val="dashed" w:sz="8" w:space="0" w:color="7F7F7F"/>
-          <w:insideV w:val="dashed" w:sz="8" w:space="0" w:color="7F7F7F"/>
+          <w:top w:val="dashed" w:sz="6" w:space="0" w:color="BFBFBF"/>
+          <w:left w:val="dashed" w:sz="6" w:space="0" w:color="BFBFBF"/>
+          <w:bottom w:val="dashed" w:sz="6" w:space="0" w:color="BFBFBF"/>
+          <w:right w:val="dashed" w:sz="6" w:space="0" w:color="BFBFBF"/>
+          <w:insideH w:val="dashed" w:sz="6" w:space="0" w:color="BFBFBF"/>
+          <w:insideV w:val="dashed" w:sz="6" w:space="0" w:color="BFBFBF"/>
         </w:tblBorders>
+        <w:tblCellMar>
+          <w:top w:w="160" w:type="dxa"/>
+          <w:left w:w="160" w:type="dxa"/>
+          <w:bottom w:w="160" w:type="dxa"/>
+          <w:right w:w="160" w:type="dxa"/>
+        </w:tblCellMar>
       </w:tblPr>
       <w:tblGrid>
         <w:gridCol w:w="9071"/>
       </w:tblGrid>
       <w:tr>
         <w:trPr>
-          <w:trHeight w:val="11566" w:hRule="exact"/>
+          <w:trHeight w:val="10999" w:hRule="exact"/>
         </w:trPr>
         <w:tc>
           <w:tcPr>
@@ -3203,7 +3379,7 @@
           </w:tcPr>
           <w:p>
             <w:pPr>
-              <w:spacing w:line="360" w:lineRule="auto" w:after="120"/>
+              <w:spacing w:line="360" w:lineRule="auto" w:after="280"/>
               <w:jc w:val="center"/>
             </w:pPr>
             <w:r/>
@@ -3211,97 +3387,52 @@
               <w:rPr>
                 <w:rFonts w:ascii="Arial" w:hAnsi="Arial"/>
                 <w:b/>
-                <w:color w:val="595959"/>
+                <w:color w:val="1A8F5C"/>
                 <w:sz w:val="24"/>
               </w:rPr>
-              <w:t>ESPACIO RESERVADO PARA LA CARTA DE REMISIÓN</w:t>
+              <w:t>AQUÍ VA LA CARTA DE REMISIÓN</w:t>
             </w:r>
           </w:p>
           <w:p>
             <w:pPr>
-              <w:spacing w:line="360" w:lineRule="auto" w:after="120"/>
+              <w:spacing w:line="360" w:lineRule="auto" w:after="200"/>
               <w:jc w:val="center"/>
             </w:pPr>
             <w:r>
               <w:rPr>
                 <w:rFonts w:ascii="Arial" w:hAnsi="Arial"/>
-                <w:b w:val="0"/>
                 <w:color w:val="595959"/>
-                <w:sz w:val="24"/>
+                <w:sz w:val="22"/>
               </w:rPr>
+              <w:t>Es la carta con la que el centro educativo te remite a la empresa.</w:t>
             </w:r>
           </w:p>
           <w:p>
             <w:pPr>
-              <w:spacing w:line="360" w:lineRule="auto" w:after="120"/>
+              <w:spacing w:line="360" w:lineRule="auto" w:after="200"/>
               <w:jc w:val="center"/>
             </w:pPr>
             <w:r>
               <w:rPr>
                 <w:rFonts w:ascii="Arial" w:hAnsi="Arial"/>
-                <w:b w:val="0"/>
                 <w:color w:val="595959"/>
-                <w:sz w:val="24"/>
+                <w:sz w:val="22"/>
               </w:rPr>
-              <w:t>Aquí va la carta de remisión con la que el centro educativo remite al alumno a la empresa para realizar la práctica profesional.</w:t>
+              <w:t>La entrega el catedrático y debe ir firmada y sellada por la dirección.</w:t>
             </w:r>
           </w:p>
           <w:p>
             <w:pPr>
-              <w:spacing w:line="360" w:lineRule="auto" w:after="120"/>
+              <w:spacing w:line="360" w:lineRule="auto" w:after="200"/>
               <w:jc w:val="center"/>
             </w:pPr>
             <w:r>
               <w:rPr>
                 <w:rFonts w:ascii="Arial" w:hAnsi="Arial"/>
-                <w:b w:val="0"/>
                 <w:color w:val="595959"/>
-                <w:sz w:val="24"/>
+                <w:sz w:val="22"/>
               </w:rPr>
-            </w:r>
-          </w:p>
-          <w:p>
-            <w:pPr>
-              <w:spacing w:line="360" w:lineRule="auto" w:after="120"/>
-              <w:jc w:val="center"/>
-            </w:pPr>
-            <w:r>
-              <w:rPr>
-                <w:rFonts w:ascii="Arial" w:hAnsi="Arial"/>
-                <w:b w:val="0"/>
-                <w:color w:val="595959"/>
-                <w:sz w:val="24"/>
-              </w:rPr>
-              <w:t>Es uno de los formatos que entrega el catedrático. Debe ir firmada y sellada por la dirección del centro educativo.</w:t>
-            </w:r>
-          </w:p>
-          <w:p>
-            <w:pPr>
-              <w:spacing w:line="360" w:lineRule="auto" w:after="120"/>
-              <w:jc w:val="center"/>
-            </w:pPr>
-            <w:r>
-              <w:rPr>
-                <w:rFonts w:ascii="Arial" w:hAnsi="Arial"/>
-                <w:b w:val="0"/>
-                <w:color w:val="595959"/>
-                <w:sz w:val="24"/>
-              </w:rPr>
-            </w:r>
-          </w:p>
-          <w:p>
-            <w:pPr>
-              <w:spacing w:line="360" w:lineRule="auto" w:after="120"/>
-              <w:jc w:val="center"/>
-            </w:pPr>
-            <w:r>
-              <w:rPr>
-                <w:rFonts w:ascii="Arial" w:hAnsi="Arial"/>
-                <w:b w:val="0"/>
-                <w:color w:val="595959"/>
-                <w:sz w:val="24"/>
-              </w:rPr>
-              <w:t>Escanéala y pégala en este espacio, ocupando toda la hoja.</w:t>
+              <w:t>Escanéala y pégala aquí, ocupando toda la hoja.</w:t>
             </w:r>
           </w:p>
         </w:tc>
@@ -3310,16 +3441,19 @@
     <w:p>
       <w:pPr>
         <w:pageBreakBefore/>
-        <w:spacing w:line="360" w:lineRule="auto" w:before="0" w:after="240"/>
+        <w:spacing w:line="276" w:lineRule="auto" w:before="120" w:after="360"/>
         <w:jc w:val="center"/>
+        <w:pBdr>
+          <w:bottom w:val="single" w:sz="10" w:space="8" w:color="1A8F5C"/>
+        </w:pBdr>
       </w:pPr>
       <w:r>
         <w:rPr>
           <w:rFonts w:ascii="Arial" w:hAnsi="Arial"/>
           <w:b/>
           <w:i w:val="0"/>
-          <w:sz w:val="28"/>
-          <w:u w:val="single"/>
+          <w:color w:val="0D5C3F"/>
+          <w:sz w:val="38"/>
         </w:rPr>
         <w:t>CARTA DE ACEPTACIÓN</w:t>
       </w:r>
@@ -3331,20 +3465,26 @@
         <w:tblLayout w:type="fixed"/>
         <w:tblLook w:firstColumn="1" w:firstRow="1" w:lastColumn="0" w:lastRow="0" w:noHBand="0" w:noVBand="1" w:val="04A0"/>
         <w:tblBorders>
-          <w:top w:val="dashed" w:sz="8" w:space="0" w:color="7F7F7F"/>
-          <w:left w:val="dashed" w:sz="8" w:space="0" w:color="7F7F7F"/>
-          <w:bottom w:val="dashed" w:sz="8" w:space="0" w:color="7F7F7F"/>
-          <w:right w:val="dashed" w:sz="8" w:space="0" w:color="7F7F7F"/>
-          <w:insideH w:val="dashed" w:sz="8" w:space="0" w:color="7F7F7F"/>
-          <w:insideV w:val="dashed" w:sz="8" w:space="0" w:color="7F7F7F"/>
+          <w:top w:val="dashed" w:sz="6" w:space="0" w:color="BFBFBF"/>
+          <w:left w:val="dashed" w:sz="6" w:space="0" w:color="BFBFBF"/>
+          <w:bottom w:val="dashed" w:sz="6" w:space="0" w:color="BFBFBF"/>
+          <w:right w:val="dashed" w:sz="6" w:space="0" w:color="BFBFBF"/>
+          <w:insideH w:val="dashed" w:sz="6" w:space="0" w:color="BFBFBF"/>
+          <w:insideV w:val="dashed" w:sz="6" w:space="0" w:color="BFBFBF"/>
         </w:tblBorders>
+        <w:tblCellMar>
+          <w:top w:w="160" w:type="dxa"/>
+          <w:left w:w="160" w:type="dxa"/>
+          <w:bottom w:w="160" w:type="dxa"/>
+          <w:right w:w="160" w:type="dxa"/>
+        </w:tblCellMar>
       </w:tblPr>
       <w:tblGrid>
         <w:gridCol w:w="9071"/>
       </w:tblGrid>
       <w:tr>
         <w:trPr>
-          <w:trHeight w:val="11566" w:hRule="exact"/>
+          <w:trHeight w:val="10999" w:hRule="exact"/>
         </w:trPr>
         <w:tc>
           <w:tcPr>
@@ -3353,7 +3493,7 @@
           </w:tcPr>
           <w:p>
             <w:pPr>
-              <w:spacing w:line="360" w:lineRule="auto" w:after="120"/>
+              <w:spacing w:line="360" w:lineRule="auto" w:after="280"/>
               <w:jc w:val="center"/>
             </w:pPr>
             <w:r/>
@@ -3361,97 +3501,52 @@
               <w:rPr>
                 <w:rFonts w:ascii="Arial" w:hAnsi="Arial"/>
                 <w:b/>
-                <w:color w:val="595959"/>
+                <w:color w:val="1A8F5C"/>
                 <w:sz w:val="24"/>
               </w:rPr>
-              <w:t>ESPACIO RESERVADO PARA LA CARTA DE ACEPTACIÓN</w:t>
+              <w:t>AQUÍ VA LA CARTA DE ACEPTACIÓN</w:t>
             </w:r>
           </w:p>
           <w:p>
             <w:pPr>
-              <w:spacing w:line="360" w:lineRule="auto" w:after="120"/>
+              <w:spacing w:line="360" w:lineRule="auto" w:after="200"/>
               <w:jc w:val="center"/>
             </w:pPr>
             <w:r>
               <w:rPr>
                 <w:rFonts w:ascii="Arial" w:hAnsi="Arial"/>
-                <w:b w:val="0"/>
                 <w:color w:val="595959"/>
-                <w:sz w:val="24"/>
+                <w:sz w:val="22"/>
               </w:rPr>
+              <w:t>Es la carta en la que TOPPIC Constructora S. de R.L. hace constar que aceptó tu solicitud de práctica.</w:t>
             </w:r>
           </w:p>
           <w:p>
             <w:pPr>
-              <w:spacing w:line="360" w:lineRule="auto" w:after="120"/>
+              <w:spacing w:line="360" w:lineRule="auto" w:after="200"/>
               <w:jc w:val="center"/>
             </w:pPr>
             <w:r>
               <w:rPr>
                 <w:rFonts w:ascii="Arial" w:hAnsi="Arial"/>
-                <w:b w:val="0"/>
                 <w:color w:val="595959"/>
-                <w:sz w:val="24"/>
+                <w:sz w:val="22"/>
               </w:rPr>
-              <w:t>Aquí va la carta de aceptación de la Secretaría de Educación, en la que TOPPIC Constructora S. de R.L. hace constar que aceptó la solicitud para realizar la práctica profesional en el Departamento de Contabilidad.</w:t>
+              <w:t>Debe llevar los datos de la empresa, tu nombre, la carrera, el área, el periodo, y la firma y sello de Recursos Humanos.</w:t>
             </w:r>
           </w:p>
           <w:p>
             <w:pPr>
-              <w:spacing w:line="360" w:lineRule="auto" w:after="120"/>
+              <w:spacing w:line="360" w:lineRule="auto" w:after="200"/>
               <w:jc w:val="center"/>
             </w:pPr>
             <w:r>
               <w:rPr>
                 <w:rFonts w:ascii="Arial" w:hAnsi="Arial"/>
-                <w:b w:val="0"/>
                 <w:color w:val="595959"/>
-                <w:sz w:val="24"/>
+                <w:sz w:val="22"/>
               </w:rPr>
-            </w:r>
-          </w:p>
-          <w:p>
-            <w:pPr>
-              <w:spacing w:line="360" w:lineRule="auto" w:after="120"/>
-              <w:jc w:val="center"/>
-            </w:pPr>
-            <w:r>
-              <w:rPr>
-                <w:rFonts w:ascii="Arial" w:hAnsi="Arial"/>
-                <w:b w:val="0"/>
-                <w:color w:val="595959"/>
-                <w:sz w:val="24"/>
-              </w:rPr>
-              <w:t>Debe estar llena con los datos de la empresa, el rubro, el nombre del alumno, la carrera, el centro educativo, el área, el municipio, el departamento y el periodo de práctica, y llevar la firma y el sello de Recursos Humanos de la empresa.</w:t>
-            </w:r>
-          </w:p>
-          <w:p>
-            <w:pPr>
-              <w:spacing w:line="360" w:lineRule="auto" w:after="120"/>
-              <w:jc w:val="center"/>
-            </w:pPr>
-            <w:r>
-              <w:rPr>
-                <w:rFonts w:ascii="Arial" w:hAnsi="Arial"/>
-                <w:b w:val="0"/>
-                <w:color w:val="595959"/>
-                <w:sz w:val="24"/>
-              </w:rPr>
-            </w:r>
-          </w:p>
-          <w:p>
-            <w:pPr>
-              <w:spacing w:line="360" w:lineRule="auto" w:after="120"/>
-              <w:jc w:val="center"/>
-            </w:pPr>
-            <w:r>
-              <w:rPr>
-                <w:rFonts w:ascii="Arial" w:hAnsi="Arial"/>
-                <w:b w:val="0"/>
-                <w:color w:val="595959"/>
-                <w:sz w:val="24"/>
-              </w:rPr>
-              <w:t>Escanea el documento original y pégalo en este espacio, ocupando toda la hoja.</w:t>
+              <w:t>Escanéala y pégala aquí, ocupando toda la hoja.</w:t>
             </w:r>
           </w:p>
         </w:tc>
@@ -3460,16 +3555,19 @@
     <w:p>
       <w:pPr>
         <w:pageBreakBefore/>
-        <w:spacing w:line="360" w:lineRule="auto" w:before="0" w:after="240"/>
+        <w:spacing w:line="276" w:lineRule="auto" w:before="120" w:after="360"/>
         <w:jc w:val="center"/>
+        <w:pBdr>
+          <w:bottom w:val="single" w:sz="10" w:space="8" w:color="1A8F5C"/>
+        </w:pBdr>
       </w:pPr>
       <w:r>
         <w:rPr>
           <w:rFonts w:ascii="Arial" w:hAnsi="Arial"/>
           <w:b/>
           <w:i w:val="0"/>
-          <w:sz w:val="28"/>
-          <w:u w:val="single"/>
+          <w:color w:val="0D5C3F"/>
+          <w:sz w:val="34"/>
         </w:rPr>
         <w:t>SOLICITUD DE PRÁCTICA PROFESIONAL</w:t>
       </w:r>
@@ -3481,20 +3579,26 @@
         <w:tblLayout w:type="fixed"/>
         <w:tblLook w:firstColumn="1" w:firstRow="1" w:lastColumn="0" w:lastRow="0" w:noHBand="0" w:noVBand="1" w:val="04A0"/>
         <w:tblBorders>
-          <w:top w:val="dashed" w:sz="8" w:space="0" w:color="7F7F7F"/>
-          <w:left w:val="dashed" w:sz="8" w:space="0" w:color="7F7F7F"/>
-          <w:bottom w:val="dashed" w:sz="8" w:space="0" w:color="7F7F7F"/>
-          <w:right w:val="dashed" w:sz="8" w:space="0" w:color="7F7F7F"/>
-          <w:insideH w:val="dashed" w:sz="8" w:space="0" w:color="7F7F7F"/>
-          <w:insideV w:val="dashed" w:sz="8" w:space="0" w:color="7F7F7F"/>
+          <w:top w:val="dashed" w:sz="6" w:space="0" w:color="BFBFBF"/>
+          <w:left w:val="dashed" w:sz="6" w:space="0" w:color="BFBFBF"/>
+          <w:bottom w:val="dashed" w:sz="6" w:space="0" w:color="BFBFBF"/>
+          <w:right w:val="dashed" w:sz="6" w:space="0" w:color="BFBFBF"/>
+          <w:insideH w:val="dashed" w:sz="6" w:space="0" w:color="BFBFBF"/>
+          <w:insideV w:val="dashed" w:sz="6" w:space="0" w:color="BFBFBF"/>
         </w:tblBorders>
+        <w:tblCellMar>
+          <w:top w:w="160" w:type="dxa"/>
+          <w:left w:w="160" w:type="dxa"/>
+          <w:bottom w:w="160" w:type="dxa"/>
+          <w:right w:w="160" w:type="dxa"/>
+        </w:tblCellMar>
       </w:tblPr>
       <w:tblGrid>
         <w:gridCol w:w="9071"/>
       </w:tblGrid>
       <w:tr>
         <w:trPr>
-          <w:trHeight w:val="11566" w:hRule="exact"/>
+          <w:trHeight w:val="10999" w:hRule="exact"/>
         </w:trPr>
         <w:tc>
           <w:tcPr>
@@ -3503,7 +3607,7 @@
           </w:tcPr>
           <w:p>
             <w:pPr>
-              <w:spacing w:line="360" w:lineRule="auto" w:after="120"/>
+              <w:spacing w:line="360" w:lineRule="auto" w:after="280"/>
               <w:jc w:val="center"/>
             </w:pPr>
             <w:r/>
@@ -3511,97 +3615,52 @@
               <w:rPr>
                 <w:rFonts w:ascii="Arial" w:hAnsi="Arial"/>
                 <w:b/>
-                <w:color w:val="595959"/>
+                <w:color w:val="1A8F5C"/>
                 <w:sz w:val="24"/>
               </w:rPr>
-              <w:t>ESPACIO RESERVADO PARA LA SOLICITUD DE PRÁCTICA PROFESIONAL</w:t>
+              <w:t>AQUÍ VA LA SOLICITUD</w:t>
             </w:r>
           </w:p>
           <w:p>
             <w:pPr>
-              <w:spacing w:line="360" w:lineRule="auto" w:after="120"/>
+              <w:spacing w:line="360" w:lineRule="auto" w:after="200"/>
               <w:jc w:val="center"/>
             </w:pPr>
             <w:r>
               <w:rPr>
                 <w:rFonts w:ascii="Arial" w:hAnsi="Arial"/>
-                <w:b w:val="0"/>
                 <w:color w:val="595959"/>
-                <w:sz w:val="24"/>
+                <w:sz w:val="22"/>
               </w:rPr>
+              <w:t>Es la solicitud que presentaste a la empresa para pedir el espacio de práctica.</w:t>
             </w:r>
           </w:p>
           <w:p>
             <w:pPr>
-              <w:spacing w:line="360" w:lineRule="auto" w:after="120"/>
+              <w:spacing w:line="360" w:lineRule="auto" w:after="200"/>
               <w:jc w:val="center"/>
             </w:pPr>
             <w:r>
               <w:rPr>
                 <w:rFonts w:ascii="Arial" w:hAnsi="Arial"/>
-                <w:b w:val="0"/>
                 <w:color w:val="595959"/>
-                <w:sz w:val="24"/>
+                <w:sz w:val="22"/>
               </w:rPr>
-              <w:t>Aquí va la solicitud que se presentó a TOPPIC Constructora S. de R.L. para pedir el espacio de práctica profesional.</w:t>
+              <w:t>La entrega el catedrático y debe llevar el sello de recibido de la empresa.</w:t>
             </w:r>
           </w:p>
           <w:p>
             <w:pPr>
-              <w:spacing w:line="360" w:lineRule="auto" w:after="120"/>
+              <w:spacing w:line="360" w:lineRule="auto" w:after="200"/>
               <w:jc w:val="center"/>
             </w:pPr>
             <w:r>
               <w:rPr>
                 <w:rFonts w:ascii="Arial" w:hAnsi="Arial"/>
-                <w:b w:val="0"/>
                 <w:color w:val="595959"/>
-                <w:sz w:val="24"/>
+                <w:sz w:val="22"/>
               </w:rPr>
-            </w:r>
-          </w:p>
-          <w:p>
-            <w:pPr>
-              <w:spacing w:line="360" w:lineRule="auto" w:after="120"/>
-              <w:jc w:val="center"/>
-            </w:pPr>
-            <w:r>
-              <w:rPr>
-                <w:rFonts w:ascii="Arial" w:hAnsi="Arial"/>
-                <w:b w:val="0"/>
-                <w:color w:val="595959"/>
-                <w:sz w:val="24"/>
-              </w:rPr>
-              <w:t>Es el formato que entrega el catedrático. Debe ir con los datos del alumno, la carrera y el periodo solicitado, firmada y con el sello de recibido de la empresa.</w:t>
-            </w:r>
-          </w:p>
-          <w:p>
-            <w:pPr>
-              <w:spacing w:line="360" w:lineRule="auto" w:after="120"/>
-              <w:jc w:val="center"/>
-            </w:pPr>
-            <w:r>
-              <w:rPr>
-                <w:rFonts w:ascii="Arial" w:hAnsi="Arial"/>
-                <w:b w:val="0"/>
-                <w:color w:val="595959"/>
-                <w:sz w:val="24"/>
-              </w:rPr>
-            </w:r>
-          </w:p>
-          <w:p>
-            <w:pPr>
-              <w:spacing w:line="360" w:lineRule="auto" w:after="120"/>
-              <w:jc w:val="center"/>
-            </w:pPr>
-            <w:r>
-              <w:rPr>
-                <w:rFonts w:ascii="Arial" w:hAnsi="Arial"/>
-                <w:b w:val="0"/>
-                <w:color w:val="595959"/>
-                <w:sz w:val="24"/>
-              </w:rPr>
-              <w:t>Escanéala y pégala en este espacio, ocupando toda la hoja.</w:t>
+              <w:t>Escanéala y pégala aquí, ocupando toda la hoja.</w:t>
             </w:r>
           </w:p>
         </w:tc>
@@ -3610,16 +3669,19 @@
     <w:p>
       <w:pPr>
         <w:pageBreakBefore/>
-        <w:spacing w:line="360" w:lineRule="auto" w:before="0" w:after="240"/>
+        <w:spacing w:line="276" w:lineRule="auto" w:before="120" w:after="360"/>
         <w:jc w:val="center"/>
+        <w:pBdr>
+          <w:bottom w:val="single" w:sz="10" w:space="8" w:color="1A8F5C"/>
+        </w:pBdr>
       </w:pPr>
       <w:r>
         <w:rPr>
           <w:rFonts w:ascii="Arial" w:hAnsi="Arial"/>
           <w:b/>
           <w:i w:val="0"/>
-          <w:sz w:val="30"/>
-          <w:u w:val="single"/>
+          <w:color w:val="0D5C3F"/>
+          <w:sz w:val="40"/>
         </w:rPr>
         <w:t>CREDENCIAL</w:t>
       </w:r>
@@ -3631,20 +3693,26 @@
         <w:tblLayout w:type="fixed"/>
         <w:tblLook w:firstColumn="1" w:firstRow="1" w:lastColumn="0" w:lastRow="0" w:noHBand="0" w:noVBand="1" w:val="04A0"/>
         <w:tblBorders>
-          <w:top w:val="dashed" w:sz="8" w:space="0" w:color="7F7F7F"/>
-          <w:left w:val="dashed" w:sz="8" w:space="0" w:color="7F7F7F"/>
-          <w:bottom w:val="dashed" w:sz="8" w:space="0" w:color="7F7F7F"/>
-          <w:right w:val="dashed" w:sz="8" w:space="0" w:color="7F7F7F"/>
-          <w:insideH w:val="dashed" w:sz="8" w:space="0" w:color="7F7F7F"/>
-          <w:insideV w:val="dashed" w:sz="8" w:space="0" w:color="7F7F7F"/>
+          <w:top w:val="dashed" w:sz="6" w:space="0" w:color="BFBFBF"/>
+          <w:left w:val="dashed" w:sz="6" w:space="0" w:color="BFBFBF"/>
+          <w:bottom w:val="dashed" w:sz="6" w:space="0" w:color="BFBFBF"/>
+          <w:right w:val="dashed" w:sz="6" w:space="0" w:color="BFBFBF"/>
+          <w:insideH w:val="dashed" w:sz="6" w:space="0" w:color="BFBFBF"/>
+          <w:insideV w:val="dashed" w:sz="6" w:space="0" w:color="BFBFBF"/>
         </w:tblBorders>
+        <w:tblCellMar>
+          <w:top w:w="160" w:type="dxa"/>
+          <w:left w:w="160" w:type="dxa"/>
+          <w:bottom w:w="160" w:type="dxa"/>
+          <w:right w:w="160" w:type="dxa"/>
+        </w:tblCellMar>
       </w:tblPr>
       <w:tblGrid>
         <w:gridCol w:w="9071"/>
       </w:tblGrid>
       <w:tr>
         <w:trPr>
-          <w:trHeight w:val="11566" w:hRule="exact"/>
+          <w:trHeight w:val="10999" w:hRule="exact"/>
         </w:trPr>
         <w:tc>
           <w:tcPr>
@@ -3653,7 +3721,7 @@
           </w:tcPr>
           <w:p>
             <w:pPr>
-              <w:spacing w:line="360" w:lineRule="auto" w:after="120"/>
+              <w:spacing w:line="360" w:lineRule="auto" w:after="280"/>
               <w:jc w:val="center"/>
             </w:pPr>
             <w:r/>
@@ -3661,97 +3729,52 @@
               <w:rPr>
                 <w:rFonts w:ascii="Arial" w:hAnsi="Arial"/>
                 <w:b/>
-                <w:color w:val="595959"/>
+                <w:color w:val="1A8F5C"/>
                 <w:sz w:val="24"/>
               </w:rPr>
-              <w:t>ESPACIO RESERVADO PARA LA CREDENCIAL</w:t>
+              <w:t>AQUÍ VA LA CREDENCIAL</w:t>
             </w:r>
           </w:p>
           <w:p>
             <w:pPr>
-              <w:spacing w:line="360" w:lineRule="auto" w:after="120"/>
+              <w:spacing w:line="360" w:lineRule="auto" w:after="200"/>
               <w:jc w:val="center"/>
             </w:pPr>
             <w:r>
               <w:rPr>
                 <w:rFonts w:ascii="Arial" w:hAnsi="Arial"/>
-                <w:b w:val="0"/>
                 <w:color w:val="595959"/>
-                <w:sz w:val="24"/>
+                <w:sz w:val="22"/>
               </w:rPr>
+              <w:t>Es el documento con el que el director del centro educativo te acredita para realizar la práctica.</w:t>
             </w:r>
           </w:p>
           <w:p>
             <w:pPr>
-              <w:spacing w:line="360" w:lineRule="auto" w:after="120"/>
+              <w:spacing w:line="360" w:lineRule="auto" w:after="200"/>
               <w:jc w:val="center"/>
             </w:pPr>
             <w:r>
               <w:rPr>
                 <w:rFonts w:ascii="Arial" w:hAnsi="Arial"/>
-                <w:b w:val="0"/>
                 <w:color w:val="595959"/>
-                <w:sz w:val="24"/>
+                <w:sz w:val="22"/>
               </w:rPr>
-              <w:t>Aquí va la credencial de la Secretaría de Educación, en la que el director del centro educativo acredita al alumno para realizar su práctica profesional en el periodo correspondiente.</w:t>
+              <w:t>Debe llevar tu nombre, la carrera, las fechas, y la firma y sello del director.</w:t>
             </w:r>
           </w:p>
           <w:p>
             <w:pPr>
-              <w:spacing w:line="360" w:lineRule="auto" w:after="120"/>
+              <w:spacing w:line="360" w:lineRule="auto" w:after="200"/>
               <w:jc w:val="center"/>
             </w:pPr>
             <w:r>
               <w:rPr>
                 <w:rFonts w:ascii="Arial" w:hAnsi="Arial"/>
-                <w:b w:val="0"/>
                 <w:color w:val="595959"/>
-                <w:sz w:val="24"/>
+                <w:sz w:val="22"/>
               </w:rPr>
-            </w:r>
-          </w:p>
-          <w:p>
-            <w:pPr>
-              <w:spacing w:line="360" w:lineRule="auto" w:after="120"/>
-              <w:jc w:val="center"/>
-            </w:pPr>
-            <w:r>
-              <w:rPr>
-                <w:rFonts w:ascii="Arial" w:hAnsi="Arial"/>
-                <w:b w:val="0"/>
-                <w:color w:val="595959"/>
-                <w:sz w:val="24"/>
-              </w:rPr>
-              <w:t>Debe estar llena con el nombre del centro educativo, el municipio, el departamento, el nombre del alumno, la carrera y las fechas de la práctica, y llevar la firma y el sello del director.</w:t>
-            </w:r>
-          </w:p>
-          <w:p>
-            <w:pPr>
-              <w:spacing w:line="360" w:lineRule="auto" w:after="120"/>
-              <w:jc w:val="center"/>
-            </w:pPr>
-            <w:r>
-              <w:rPr>
-                <w:rFonts w:ascii="Arial" w:hAnsi="Arial"/>
-                <w:b w:val="0"/>
-                <w:color w:val="595959"/>
-                <w:sz w:val="24"/>
-              </w:rPr>
-            </w:r>
-          </w:p>
-          <w:p>
-            <w:pPr>
-              <w:spacing w:line="360" w:lineRule="auto" w:after="120"/>
-              <w:jc w:val="center"/>
-            </w:pPr>
-            <w:r>
-              <w:rPr>
-                <w:rFonts w:ascii="Arial" w:hAnsi="Arial"/>
-                <w:b w:val="0"/>
-                <w:color w:val="595959"/>
-                <w:sz w:val="24"/>
-              </w:rPr>
-              <w:t>Escanéala y pégala en este espacio, ocupando toda la hoja.</w:t>
+              <w:t>Escanéala y pégala aquí, ocupando toda la hoja.</w:t>
             </w:r>
           </w:p>
         </w:tc>
@@ -3760,34 +3783,37 @@
     <w:p>
       <w:pPr>
         <w:pageBreakBefore/>
-        <w:spacing w:line="360" w:lineRule="auto" w:before="0" w:after="120"/>
+        <w:spacing w:line="276" w:lineRule="auto" w:before="120" w:after="200"/>
         <w:jc w:val="center"/>
+        <w:pBdr>
+          <w:bottom w:val="single" w:sz="10" w:space="8" w:color="1A8F5C"/>
+        </w:pBdr>
       </w:pPr>
       <w:r>
         <w:rPr>
           <w:rFonts w:ascii="Arial" w:hAnsi="Arial"/>
           <w:b/>
           <w:i w:val="0"/>
-          <w:sz w:val="28"/>
-          <w:u w:val="single"/>
+          <w:color w:val="0D5C3F"/>
+          <w:sz w:val="36"/>
         </w:rPr>
-        <w:t>CUADRO DE CONTROL DE ASISTENCIA</w:t>
+        <w:t>CONTROL DE ASISTENCIA</w:t>
       </w:r>
     </w:p>
     <w:p>
       <w:pPr>
-        <w:spacing w:line="240" w:lineRule="auto" w:before="0" w:after="160"/>
+        <w:spacing w:line="240" w:lineRule="auto" w:before="0" w:after="280"/>
         <w:jc w:val="center"/>
       </w:pPr>
       <w:r>
         <w:rPr>
           <w:rFonts w:ascii="Arial" w:hAnsi="Arial"/>
-          <w:b/>
+          <w:b w:val="0"/>
           <w:i w:val="0"/>
+          <w:color w:val="595959"/>
           <w:sz w:val="22"/>
-          <w:u w:val="none"/>
         </w:rPr>
-        <w:t>TOPPIC Constructora S. de R.L.  –  Mes de agosto de 2026</w:t>
+        <w:t>TOPPIC Constructora S. de R.L.   ·   Agosto de 2026</w:t>
       </w:r>
     </w:p>
     <w:tbl>
@@ -3797,12 +3823,12 @@
         <w:tblLayout w:type="fixed"/>
         <w:tblLook w:firstColumn="1" w:firstRow="1" w:lastColumn="0" w:lastRow="0" w:noHBand="0" w:noVBand="1" w:val="04A0"/>
         <w:tblBorders>
-          <w:top w:val="single" w:sz="8" w:space="0" w:color="000000"/>
-          <w:left w:val="single" w:sz="8" w:space="0" w:color="000000"/>
-          <w:bottom w:val="single" w:sz="8" w:space="0" w:color="000000"/>
-          <w:right w:val="single" w:sz="8" w:space="0" w:color="000000"/>
-          <w:insideH w:val="single" w:sz="8" w:space="0" w:color="000000"/>
-          <w:insideV w:val="single" w:sz="8" w:space="0" w:color="000000"/>
+          <w:top w:val="single" w:sz="4" w:space="0" w:color="A6A6A6"/>
+          <w:left w:val="single" w:sz="4" w:space="0" w:color="A6A6A6"/>
+          <w:bottom w:val="single" w:sz="4" w:space="0" w:color="A6A6A6"/>
+          <w:right w:val="single" w:sz="4" w:space="0" w:color="A6A6A6"/>
+          <w:insideH w:val="single" w:sz="4" w:space="0" w:color="A6A6A6"/>
+          <w:insideV w:val="single" w:sz="4" w:space="0" w:color="A6A6A6"/>
         </w:tblBorders>
         <w:tblCellMar>
           <w:top w:w="40" w:type="dxa"/>
@@ -3812,23 +3838,23 @@
         </w:tblCellMar>
       </w:tblPr>
       <w:tblGrid>
-        <w:gridCol w:w="1304"/>
-        <w:gridCol w:w="1304"/>
+        <w:gridCol w:w="1361"/>
+        <w:gridCol w:w="1361"/>
         <w:gridCol w:w="1247"/>
         <w:gridCol w:w="1247"/>
         <w:gridCol w:w="567"/>
         <w:gridCol w:w="567"/>
-        <w:gridCol w:w="2268"/>
+        <w:gridCol w:w="2154"/>
       </w:tblGrid>
       <w:tr>
         <w:trPr>
-          <w:trHeight w:val="538" w:hRule="atLeast"/>
+          <w:trHeight w:val="481" w:hRule="exact"/>
         </w:trPr>
         <w:tc>
           <w:tcPr>
-            <w:tcW w:type="dxa" w:w="1304"/>
+            <w:tcW w:type="dxa" w:w="1361"/>
             <w:vAlign w:val="center"/>
-            <w:shd w:val="clear" w:color="auto" w:fill="D9D9D9"/>
+            <w:shd w:val="clear" w:color="auto" w:fill="0D5C3F"/>
           </w:tcPr>
           <w:p>
             <w:pPr>
@@ -3840,7 +3866,8 @@
               <w:rPr>
                 <w:rFonts w:ascii="Arial" w:hAnsi="Arial"/>
                 <w:b/>
-                <w:sz w:val="16"/>
+                <w:color w:val="FFFFFF"/>
+                <w:sz w:val="18"/>
               </w:rPr>
               <w:t>DÍA</w:t>
             </w:r>
@@ -3848,9 +3875,9 @@
         </w:tc>
         <w:tc>
           <w:tcPr>
-            <w:tcW w:type="dxa" w:w="1304"/>
+            <w:tcW w:type="dxa" w:w="1361"/>
             <w:vAlign w:val="center"/>
-            <w:shd w:val="clear" w:color="auto" w:fill="D9D9D9"/>
+            <w:shd w:val="clear" w:color="auto" w:fill="0D5C3F"/>
           </w:tcPr>
           <w:p>
             <w:pPr>
@@ -3862,7 +3889,8 @@
               <w:rPr>
                 <w:rFonts w:ascii="Arial" w:hAnsi="Arial"/>
                 <w:b/>
-                <w:sz w:val="16"/>
+                <w:color w:val="FFFFFF"/>
+                <w:sz w:val="18"/>
               </w:rPr>
               <w:t>FECHA</w:t>
             </w:r>
@@ -3872,7 +3900,7 @@
           <w:tcPr>
             <w:tcW w:type="dxa" w:w="1247"/>
             <w:vAlign w:val="center"/>
-            <w:shd w:val="clear" w:color="auto" w:fill="D9D9D9"/>
+            <w:shd w:val="clear" w:color="auto" w:fill="0D5C3F"/>
           </w:tcPr>
           <w:p>
             <w:pPr>
@@ -3884,21 +3912,8 @@
               <w:rPr>
                 <w:rFonts w:ascii="Arial" w:hAnsi="Arial"/>
                 <w:b/>
-                <w:sz w:val="16"/>
-              </w:rPr>
-              <w:t>HORA DE</w:t>
-            </w:r>
-          </w:p>
-          <w:p>
-            <w:pPr>
-              <w:spacing w:line="240" w:lineRule="auto" w:after="0"/>
-              <w:jc w:val="center"/>
-            </w:pPr>
-            <w:r>
-              <w:rPr>
-                <w:rFonts w:ascii="Arial" w:hAnsi="Arial"/>
-                <w:b/>
-                <w:sz w:val="16"/>
+                <w:color w:val="FFFFFF"/>
+                <w:sz w:val="18"/>
               </w:rPr>
               <w:t>ENTRADA</w:t>
             </w:r>
@@ -3908,7 +3923,7 @@
           <w:tcPr>
             <w:tcW w:type="dxa" w:w="1247"/>
             <w:vAlign w:val="center"/>
-            <w:shd w:val="clear" w:color="auto" w:fill="D9D9D9"/>
+            <w:shd w:val="clear" w:color="auto" w:fill="0D5C3F"/>
           </w:tcPr>
           <w:p>
             <w:pPr>
@@ -3920,21 +3935,8 @@
               <w:rPr>
                 <w:rFonts w:ascii="Arial" w:hAnsi="Arial"/>
                 <w:b/>
-                <w:sz w:val="16"/>
-              </w:rPr>
-              <w:t>HORA DE</w:t>
-            </w:r>
-          </w:p>
-          <w:p>
-            <w:pPr>
-              <w:spacing w:line="240" w:lineRule="auto" w:after="0"/>
-              <w:jc w:val="center"/>
-            </w:pPr>
-            <w:r>
-              <w:rPr>
-                <w:rFonts w:ascii="Arial" w:hAnsi="Arial"/>
-                <w:b/>
-                <w:sz w:val="16"/>
+                <w:color w:val="FFFFFF"/>
+                <w:sz w:val="18"/>
               </w:rPr>
               <w:t>SALIDA</w:t>
             </w:r>
@@ -3944,7 +3946,7 @@
           <w:tcPr>
             <w:tcW w:type="dxa" w:w="567"/>
             <w:vAlign w:val="center"/>
-            <w:shd w:val="clear" w:color="auto" w:fill="D9D9D9"/>
+            <w:shd w:val="clear" w:color="auto" w:fill="0D5C3F"/>
           </w:tcPr>
           <w:p>
             <w:pPr>
@@ -3956,7 +3958,8 @@
               <w:rPr>
                 <w:rFonts w:ascii="Arial" w:hAnsi="Arial"/>
                 <w:b/>
-                <w:sz w:val="16"/>
+                <w:color w:val="FFFFFF"/>
+                <w:sz w:val="18"/>
               </w:rPr>
               <w:t>SÍ</w:t>
             </w:r>
@@ -3966,7 +3969,7 @@
           <w:tcPr>
             <w:tcW w:type="dxa" w:w="567"/>
             <w:vAlign w:val="center"/>
-            <w:shd w:val="clear" w:color="auto" w:fill="D9D9D9"/>
+            <w:shd w:val="clear" w:color="auto" w:fill="0D5C3F"/>
           </w:tcPr>
           <w:p>
             <w:pPr>
@@ -3978,7 +3981,8 @@
               <w:rPr>
                 <w:rFonts w:ascii="Arial" w:hAnsi="Arial"/>
                 <w:b/>
-                <w:sz w:val="16"/>
+                <w:color w:val="FFFFFF"/>
+                <w:sz w:val="18"/>
               </w:rPr>
               <w:t>NO</w:t>
             </w:r>
@@ -3986,9 +3990,9 @@
         </w:tc>
         <w:tc>
           <w:tcPr>
-            <w:tcW w:type="dxa" w:w="2268"/>
+            <w:tcW w:type="dxa" w:w="2154"/>
             <w:vAlign w:val="center"/>
-            <w:shd w:val="clear" w:color="auto" w:fill="D9D9D9"/>
+            <w:shd w:val="clear" w:color="auto" w:fill="0D5C3F"/>
           </w:tcPr>
           <w:p>
             <w:pPr>
@@ -4000,7 +4004,8 @@
               <w:rPr>
                 <w:rFonts w:ascii="Arial" w:hAnsi="Arial"/>
                 <w:b/>
-                <w:sz w:val="16"/>
+                <w:color w:val="FFFFFF"/>
+                <w:sz w:val="18"/>
               </w:rPr>
               <w:t>OBSERVACIONES</w:t>
             </w:r>
@@ -4009,14 +4014,14 @@
       </w:tr>
       <w:tr>
         <w:trPr>
-          <w:trHeight w:val="351" w:hRule="atLeast"/>
+          <w:trHeight w:val="385" w:hRule="exact"/>
         </w:trPr>
         <w:tc>
           <w:tcPr>
             <w:tcW w:type="dxa" w:w="8504"/>
             <w:gridSpan w:val="7"/>
             <w:vAlign w:val="center"/>
-            <w:shd w:val="clear" w:color="auto" w:fill="F2F2F2"/>
+            <w:shd w:val="clear" w:color="auto" w:fill="E8F3ED"/>
           </w:tcPr>
           <w:p>
             <w:pPr>
@@ -4028,6 +4033,7 @@
               <w:rPr>
                 <w:rFonts w:ascii="Arial" w:hAnsi="Arial"/>
                 <w:b/>
+                <w:color w:val="0D5C3F"/>
                 <w:sz w:val="18"/>
               </w:rPr>
               <w:t>SEMANA 1</w:t>
@@ -4037,11 +4043,11 @@
       </w:tr>
       <w:tr>
         <w:trPr>
-          <w:trHeight w:val="351" w:hRule="atLeast"/>
+          <w:trHeight w:val="385" w:hRule="exact"/>
         </w:trPr>
         <w:tc>
           <w:tcPr>
-            <w:tcW w:type="dxa" w:w="1304"/>
+            <w:tcW w:type="dxa" w:w="1361"/>
             <w:vAlign w:val="center"/>
           </w:tcPr>
           <w:p>
@@ -4054,6 +4060,7 @@
               <w:rPr>
                 <w:rFonts w:ascii="Arial" w:hAnsi="Arial"/>
                 <w:b w:val="0"/>
+                <w:color w:val="1A1A1A"/>
                 <w:sz w:val="18"/>
               </w:rPr>
               <w:t>Lunes</w:t>
@@ -4062,7 +4069,7 @@
         </w:tc>
         <w:tc>
           <w:tcPr>
-            <w:tcW w:type="dxa" w:w="1304"/>
+            <w:tcW w:type="dxa" w:w="1361"/>
             <w:vAlign w:val="center"/>
           </w:tcPr>
           <w:p>
@@ -4075,6 +4082,7 @@
               <w:rPr>
                 <w:rFonts w:ascii="Arial" w:hAnsi="Arial"/>
                 <w:b w:val="0"/>
+                <w:color w:val="1A1A1A"/>
                 <w:sz w:val="18"/>
               </w:rPr>
               <w:t>03/08/2026</w:t>
@@ -4096,6 +4104,7 @@
               <w:rPr>
                 <w:rFonts w:ascii="Arial" w:hAnsi="Arial"/>
                 <w:b w:val="0"/>
+                <w:color w:val="1A1A1A"/>
                 <w:sz w:val="18"/>
               </w:rPr>
               <w:t>8:00 a. m.</w:t>
@@ -4117,6 +4126,7 @@
               <w:rPr>
                 <w:rFonts w:ascii="Arial" w:hAnsi="Arial"/>
                 <w:b w:val="0"/>
+                <w:color w:val="1A1A1A"/>
                 <w:sz w:val="18"/>
               </w:rPr>
               <w:t>5:00 p. m.</w:t>
@@ -4138,6 +4148,7 @@
               <w:rPr>
                 <w:rFonts w:ascii="Arial" w:hAnsi="Arial"/>
                 <w:b w:val="0"/>
+                <w:color w:val="1A1A1A"/>
                 <w:sz w:val="18"/>
               </w:rPr>
               <w:t>X</w:t>
@@ -4159,6 +4170,7 @@
               <w:rPr>
                 <w:rFonts w:ascii="Arial" w:hAnsi="Arial"/>
                 <w:b w:val="0"/>
+                <w:color w:val="1A1A1A"/>
                 <w:sz w:val="18"/>
               </w:rPr>
             </w:r>
@@ -4166,7 +4178,7 @@
         </w:tc>
         <w:tc>
           <w:tcPr>
-            <w:tcW w:type="dxa" w:w="2268"/>
+            <w:tcW w:type="dxa" w:w="2154"/>
             <w:vAlign w:val="center"/>
           </w:tcPr>
           <w:p>
@@ -4179,6 +4191,7 @@
               <w:rPr>
                 <w:rFonts w:ascii="Arial" w:hAnsi="Arial"/>
                 <w:b w:val="0"/>
+                <w:color w:val="1A1A1A"/>
                 <w:sz w:val="18"/>
               </w:rPr>
             </w:r>
@@ -4187,11 +4200,11 @@
       </w:tr>
       <w:tr>
         <w:trPr>
-          <w:trHeight w:val="351" w:hRule="atLeast"/>
+          <w:trHeight w:val="385" w:hRule="exact"/>
         </w:trPr>
         <w:tc>
           <w:tcPr>
-            <w:tcW w:type="dxa" w:w="1304"/>
+            <w:tcW w:type="dxa" w:w="1361"/>
             <w:vAlign w:val="center"/>
           </w:tcPr>
           <w:p>
@@ -4204,6 +4217,7 @@
               <w:rPr>
                 <w:rFonts w:ascii="Arial" w:hAnsi="Arial"/>
                 <w:b w:val="0"/>
+                <w:color w:val="1A1A1A"/>
                 <w:sz w:val="18"/>
               </w:rPr>
               <w:t>Martes</w:t>
@@ -4212,7 +4226,7 @@
         </w:tc>
         <w:tc>
           <w:tcPr>
-            <w:tcW w:type="dxa" w:w="1304"/>
+            <w:tcW w:type="dxa" w:w="1361"/>
             <w:vAlign w:val="center"/>
           </w:tcPr>
           <w:p>
@@ -4225,6 +4239,7 @@
               <w:rPr>
                 <w:rFonts w:ascii="Arial" w:hAnsi="Arial"/>
                 <w:b w:val="0"/>
+                <w:color w:val="1A1A1A"/>
                 <w:sz w:val="18"/>
               </w:rPr>
               <w:t>04/08/2026</w:t>
@@ -4246,6 +4261,7 @@
               <w:rPr>
                 <w:rFonts w:ascii="Arial" w:hAnsi="Arial"/>
                 <w:b w:val="0"/>
+                <w:color w:val="1A1A1A"/>
                 <w:sz w:val="18"/>
               </w:rPr>
               <w:t>8:00 a. m.</w:t>
@@ -4267,6 +4283,7 @@
               <w:rPr>
                 <w:rFonts w:ascii="Arial" w:hAnsi="Arial"/>
                 <w:b w:val="0"/>
+                <w:color w:val="1A1A1A"/>
                 <w:sz w:val="18"/>
               </w:rPr>
               <w:t>5:00 p. m.</w:t>
@@ -4288,6 +4305,7 @@
               <w:rPr>
                 <w:rFonts w:ascii="Arial" w:hAnsi="Arial"/>
                 <w:b w:val="0"/>
+                <w:color w:val="1A1A1A"/>
                 <w:sz w:val="18"/>
               </w:rPr>
               <w:t>X</w:t>
@@ -4309,6 +4327,7 @@
               <w:rPr>
                 <w:rFonts w:ascii="Arial" w:hAnsi="Arial"/>
                 <w:b w:val="0"/>
+                <w:color w:val="1A1A1A"/>
                 <w:sz w:val="18"/>
               </w:rPr>
             </w:r>
@@ -4316,7 +4335,7 @@
         </w:tc>
         <w:tc>
           <w:tcPr>
-            <w:tcW w:type="dxa" w:w="2268"/>
+            <w:tcW w:type="dxa" w:w="2154"/>
             <w:vAlign w:val="center"/>
           </w:tcPr>
           <w:p>
@@ -4329,6 +4348,7 @@
               <w:rPr>
                 <w:rFonts w:ascii="Arial" w:hAnsi="Arial"/>
                 <w:b w:val="0"/>
+                <w:color w:val="1A1A1A"/>
                 <w:sz w:val="18"/>
               </w:rPr>
             </w:r>
@@ -4337,11 +4357,11 @@
       </w:tr>
       <w:tr>
         <w:trPr>
-          <w:trHeight w:val="351" w:hRule="atLeast"/>
+          <w:trHeight w:val="385" w:hRule="exact"/>
         </w:trPr>
         <w:tc>
           <w:tcPr>
-            <w:tcW w:type="dxa" w:w="1304"/>
+            <w:tcW w:type="dxa" w:w="1361"/>
             <w:vAlign w:val="center"/>
           </w:tcPr>
           <w:p>
@@ -4354,6 +4374,7 @@
               <w:rPr>
                 <w:rFonts w:ascii="Arial" w:hAnsi="Arial"/>
                 <w:b w:val="0"/>
+                <w:color w:val="1A1A1A"/>
                 <w:sz w:val="18"/>
               </w:rPr>
               <w:t>Miércoles</w:t>
@@ -4362,7 +4383,7 @@
         </w:tc>
         <w:tc>
           <w:tcPr>
-            <w:tcW w:type="dxa" w:w="1304"/>
+            <w:tcW w:type="dxa" w:w="1361"/>
             <w:vAlign w:val="center"/>
           </w:tcPr>
           <w:p>
@@ -4375,6 +4396,7 @@
               <w:rPr>
                 <w:rFonts w:ascii="Arial" w:hAnsi="Arial"/>
                 <w:b w:val="0"/>
+                <w:color w:val="1A1A1A"/>
                 <w:sz w:val="18"/>
               </w:rPr>
               <w:t>05/08/2026</w:t>
@@ -4396,6 +4418,7 @@
               <w:rPr>
                 <w:rFonts w:ascii="Arial" w:hAnsi="Arial"/>
                 <w:b w:val="0"/>
+                <w:color w:val="1A1A1A"/>
                 <w:sz w:val="18"/>
               </w:rPr>
               <w:t>8:00 a. m.</w:t>
@@ -4417,6 +4440,7 @@
               <w:rPr>
                 <w:rFonts w:ascii="Arial" w:hAnsi="Arial"/>
                 <w:b w:val="0"/>
+                <w:color w:val="1A1A1A"/>
                 <w:sz w:val="18"/>
               </w:rPr>
               <w:t>5:00 p. m.</w:t>
@@ -4438,6 +4462,7 @@
               <w:rPr>
                 <w:rFonts w:ascii="Arial" w:hAnsi="Arial"/>
                 <w:b w:val="0"/>
+                <w:color w:val="1A1A1A"/>
                 <w:sz w:val="18"/>
               </w:rPr>
               <w:t>X</w:t>
@@ -4459,6 +4484,7 @@
               <w:rPr>
                 <w:rFonts w:ascii="Arial" w:hAnsi="Arial"/>
                 <w:b w:val="0"/>
+                <w:color w:val="1A1A1A"/>
                 <w:sz w:val="18"/>
               </w:rPr>
             </w:r>
@@ -4466,7 +4492,7 @@
         </w:tc>
         <w:tc>
           <w:tcPr>
-            <w:tcW w:type="dxa" w:w="2268"/>
+            <w:tcW w:type="dxa" w:w="2154"/>
             <w:vAlign w:val="center"/>
           </w:tcPr>
           <w:p>
@@ -4479,6 +4505,7 @@
               <w:rPr>
                 <w:rFonts w:ascii="Arial" w:hAnsi="Arial"/>
                 <w:b w:val="0"/>
+                <w:color w:val="1A1A1A"/>
                 <w:sz w:val="18"/>
               </w:rPr>
             </w:r>
@@ -4487,11 +4514,11 @@
       </w:tr>
       <w:tr>
         <w:trPr>
-          <w:trHeight w:val="351" w:hRule="atLeast"/>
+          <w:trHeight w:val="385" w:hRule="exact"/>
         </w:trPr>
         <w:tc>
           <w:tcPr>
-            <w:tcW w:type="dxa" w:w="1304"/>
+            <w:tcW w:type="dxa" w:w="1361"/>
             <w:vAlign w:val="center"/>
           </w:tcPr>
           <w:p>
@@ -4504,6 +4531,7 @@
               <w:rPr>
                 <w:rFonts w:ascii="Arial" w:hAnsi="Arial"/>
                 <w:b w:val="0"/>
+                <w:color w:val="1A1A1A"/>
                 <w:sz w:val="18"/>
               </w:rPr>
               <w:t>Jueves</w:t>
@@ -4512,7 +4540,7 @@
         </w:tc>
         <w:tc>
           <w:tcPr>
-            <w:tcW w:type="dxa" w:w="1304"/>
+            <w:tcW w:type="dxa" w:w="1361"/>
             <w:vAlign w:val="center"/>
           </w:tcPr>
           <w:p>
@@ -4525,6 +4553,7 @@
               <w:rPr>
                 <w:rFonts w:ascii="Arial" w:hAnsi="Arial"/>
                 <w:b w:val="0"/>
+                <w:color w:val="1A1A1A"/>
                 <w:sz w:val="18"/>
               </w:rPr>
               <w:t>06/08/2026</w:t>
@@ -4546,6 +4575,7 @@
               <w:rPr>
                 <w:rFonts w:ascii="Arial" w:hAnsi="Arial"/>
                 <w:b w:val="0"/>
+                <w:color w:val="1A1A1A"/>
                 <w:sz w:val="18"/>
               </w:rPr>
               <w:t>8:00 a. m.</w:t>
@@ -4567,6 +4597,7 @@
               <w:rPr>
                 <w:rFonts w:ascii="Arial" w:hAnsi="Arial"/>
                 <w:b w:val="0"/>
+                <w:color w:val="1A1A1A"/>
                 <w:sz w:val="18"/>
               </w:rPr>
               <w:t>5:00 p. m.</w:t>
@@ -4588,6 +4619,7 @@
               <w:rPr>
                 <w:rFonts w:ascii="Arial" w:hAnsi="Arial"/>
                 <w:b w:val="0"/>
+                <w:color w:val="1A1A1A"/>
                 <w:sz w:val="18"/>
               </w:rPr>
               <w:t>X</w:t>
@@ -4609,6 +4641,7 @@
               <w:rPr>
                 <w:rFonts w:ascii="Arial" w:hAnsi="Arial"/>
                 <w:b w:val="0"/>
+                <w:color w:val="1A1A1A"/>
                 <w:sz w:val="18"/>
               </w:rPr>
             </w:r>
@@ -4616,7 +4649,7 @@
         </w:tc>
         <w:tc>
           <w:tcPr>
-            <w:tcW w:type="dxa" w:w="2268"/>
+            <w:tcW w:type="dxa" w:w="2154"/>
             <w:vAlign w:val="center"/>
           </w:tcPr>
           <w:p>
@@ -4629,6 +4662,7 @@
               <w:rPr>
                 <w:rFonts w:ascii="Arial" w:hAnsi="Arial"/>
                 <w:b w:val="0"/>
+                <w:color w:val="1A1A1A"/>
                 <w:sz w:val="18"/>
               </w:rPr>
             </w:r>
@@ -4637,11 +4671,11 @@
       </w:tr>
       <w:tr>
         <w:trPr>
-          <w:trHeight w:val="351" w:hRule="atLeast"/>
+          <w:trHeight w:val="385" w:hRule="exact"/>
         </w:trPr>
         <w:tc>
           <w:tcPr>
-            <w:tcW w:type="dxa" w:w="1304"/>
+            <w:tcW w:type="dxa" w:w="1361"/>
             <w:vAlign w:val="center"/>
           </w:tcPr>
           <w:p>
@@ -4654,6 +4688,7 @@
               <w:rPr>
                 <w:rFonts w:ascii="Arial" w:hAnsi="Arial"/>
                 <w:b w:val="0"/>
+                <w:color w:val="1A1A1A"/>
                 <w:sz w:val="18"/>
               </w:rPr>
               <w:t>Viernes</w:t>
@@ -4662,7 +4697,7 @@
         </w:tc>
         <w:tc>
           <w:tcPr>
-            <w:tcW w:type="dxa" w:w="1304"/>
+            <w:tcW w:type="dxa" w:w="1361"/>
             <w:vAlign w:val="center"/>
           </w:tcPr>
           <w:p>
@@ -4675,6 +4710,7 @@
               <w:rPr>
                 <w:rFonts w:ascii="Arial" w:hAnsi="Arial"/>
                 <w:b w:val="0"/>
+                <w:color w:val="1A1A1A"/>
                 <w:sz w:val="18"/>
               </w:rPr>
               <w:t>07/08/2026</w:t>
@@ -4696,6 +4732,7 @@
               <w:rPr>
                 <w:rFonts w:ascii="Arial" w:hAnsi="Arial"/>
                 <w:b w:val="0"/>
+                <w:color w:val="1A1A1A"/>
                 <w:sz w:val="18"/>
               </w:rPr>
               <w:t>8:00 a. m.</w:t>
@@ -4717,6 +4754,7 @@
               <w:rPr>
                 <w:rFonts w:ascii="Arial" w:hAnsi="Arial"/>
                 <w:b w:val="0"/>
+                <w:color w:val="1A1A1A"/>
                 <w:sz w:val="18"/>
               </w:rPr>
               <w:t>4:00 p. m.</w:t>
@@ -4738,6 +4776,7 @@
               <w:rPr>
                 <w:rFonts w:ascii="Arial" w:hAnsi="Arial"/>
                 <w:b w:val="0"/>
+                <w:color w:val="1A1A1A"/>
                 <w:sz w:val="18"/>
               </w:rPr>
               <w:t>X</w:t>
@@ -4759,6 +4798,7 @@
               <w:rPr>
                 <w:rFonts w:ascii="Arial" w:hAnsi="Arial"/>
                 <w:b w:val="0"/>
+                <w:color w:val="1A1A1A"/>
                 <w:sz w:val="18"/>
               </w:rPr>
             </w:r>
@@ -4766,7 +4806,7 @@
         </w:tc>
         <w:tc>
           <w:tcPr>
-            <w:tcW w:type="dxa" w:w="2268"/>
+            <w:tcW w:type="dxa" w:w="2154"/>
             <w:vAlign w:val="center"/>
           </w:tcPr>
           <w:p>
@@ -4779,6 +4819,7 @@
               <w:rPr>
                 <w:rFonts w:ascii="Arial" w:hAnsi="Arial"/>
                 <w:b w:val="0"/>
+                <w:color w:val="1A1A1A"/>
                 <w:sz w:val="18"/>
               </w:rPr>
             </w:r>
@@ -4787,14 +4828,14 @@
       </w:tr>
       <w:tr>
         <w:trPr>
-          <w:trHeight w:val="351" w:hRule="atLeast"/>
+          <w:trHeight w:val="385" w:hRule="exact"/>
         </w:trPr>
         <w:tc>
           <w:tcPr>
             <w:tcW w:type="dxa" w:w="8504"/>
             <w:gridSpan w:val="7"/>
             <w:vAlign w:val="center"/>
-            <w:shd w:val="clear" w:color="auto" w:fill="F2F2F2"/>
+            <w:shd w:val="clear" w:color="auto" w:fill="E8F3ED"/>
           </w:tcPr>
           <w:p>
             <w:pPr>
@@ -4806,6 +4847,7 @@
               <w:rPr>
                 <w:rFonts w:ascii="Arial" w:hAnsi="Arial"/>
                 <w:b/>
+                <w:color w:val="0D5C3F"/>
                 <w:sz w:val="18"/>
               </w:rPr>
               <w:t>SEMANA 2</w:t>
@@ -4815,11 +4857,11 @@
       </w:tr>
       <w:tr>
         <w:trPr>
-          <w:trHeight w:val="351" w:hRule="atLeast"/>
+          <w:trHeight w:val="385" w:hRule="exact"/>
         </w:trPr>
         <w:tc>
           <w:tcPr>
-            <w:tcW w:type="dxa" w:w="1304"/>
+            <w:tcW w:type="dxa" w:w="1361"/>
             <w:vAlign w:val="center"/>
           </w:tcPr>
           <w:p>
@@ -4832,6 +4874,7 @@
               <w:rPr>
                 <w:rFonts w:ascii="Arial" w:hAnsi="Arial"/>
                 <w:b w:val="0"/>
+                <w:color w:val="1A1A1A"/>
                 <w:sz w:val="18"/>
               </w:rPr>
               <w:t>Lunes</w:t>
@@ -4840,7 +4883,7 @@
         </w:tc>
         <w:tc>
           <w:tcPr>
-            <w:tcW w:type="dxa" w:w="1304"/>
+            <w:tcW w:type="dxa" w:w="1361"/>
             <w:vAlign w:val="center"/>
           </w:tcPr>
           <w:p>
@@ -4853,6 +4896,7 @@
               <w:rPr>
                 <w:rFonts w:ascii="Arial" w:hAnsi="Arial"/>
                 <w:b w:val="0"/>
+                <w:color w:val="1A1A1A"/>
                 <w:sz w:val="18"/>
               </w:rPr>
               <w:t>10/08/2026</w:t>
@@ -4874,6 +4918,7 @@
               <w:rPr>
                 <w:rFonts w:ascii="Arial" w:hAnsi="Arial"/>
                 <w:b w:val="0"/>
+                <w:color w:val="1A1A1A"/>
                 <w:sz w:val="18"/>
               </w:rPr>
               <w:t>8:00 a. m.</w:t>
@@ -4895,6 +4940,7 @@
               <w:rPr>
                 <w:rFonts w:ascii="Arial" w:hAnsi="Arial"/>
                 <w:b w:val="0"/>
+                <w:color w:val="1A1A1A"/>
                 <w:sz w:val="18"/>
               </w:rPr>
               <w:t>5:00 p. m.</w:t>
@@ -4916,6 +4962,7 @@
               <w:rPr>
                 <w:rFonts w:ascii="Arial" w:hAnsi="Arial"/>
                 <w:b w:val="0"/>
+                <w:color w:val="1A1A1A"/>
                 <w:sz w:val="18"/>
               </w:rPr>
               <w:t>X</w:t>
@@ -4937,6 +4984,7 @@
               <w:rPr>
                 <w:rFonts w:ascii="Arial" w:hAnsi="Arial"/>
                 <w:b w:val="0"/>
+                <w:color w:val="1A1A1A"/>
                 <w:sz w:val="18"/>
               </w:rPr>
             </w:r>
@@ -4944,7 +4992,7 @@
         </w:tc>
         <w:tc>
           <w:tcPr>
-            <w:tcW w:type="dxa" w:w="2268"/>
+            <w:tcW w:type="dxa" w:w="2154"/>
             <w:vAlign w:val="center"/>
           </w:tcPr>
           <w:p>
@@ -4957,6 +5005,7 @@
               <w:rPr>
                 <w:rFonts w:ascii="Arial" w:hAnsi="Arial"/>
                 <w:b w:val="0"/>
+                <w:color w:val="1A1A1A"/>
                 <w:sz w:val="18"/>
               </w:rPr>
             </w:r>
@@ -4965,11 +5014,11 @@
       </w:tr>
       <w:tr>
         <w:trPr>
-          <w:trHeight w:val="351" w:hRule="atLeast"/>
+          <w:trHeight w:val="385" w:hRule="exact"/>
         </w:trPr>
         <w:tc>
           <w:tcPr>
-            <w:tcW w:type="dxa" w:w="1304"/>
+            <w:tcW w:type="dxa" w:w="1361"/>
             <w:vAlign w:val="center"/>
           </w:tcPr>
           <w:p>
@@ -4982,6 +5031,7 @@
               <w:rPr>
                 <w:rFonts w:ascii="Arial" w:hAnsi="Arial"/>
                 <w:b w:val="0"/>
+                <w:color w:val="1A1A1A"/>
                 <w:sz w:val="18"/>
               </w:rPr>
               <w:t>Martes</w:t>
@@ -4990,7 +5040,7 @@
         </w:tc>
         <w:tc>
           <w:tcPr>
-            <w:tcW w:type="dxa" w:w="1304"/>
+            <w:tcW w:type="dxa" w:w="1361"/>
             <w:vAlign w:val="center"/>
           </w:tcPr>
           <w:p>
@@ -5003,6 +5053,7 @@
               <w:rPr>
                 <w:rFonts w:ascii="Arial" w:hAnsi="Arial"/>
                 <w:b w:val="0"/>
+                <w:color w:val="1A1A1A"/>
                 <w:sz w:val="18"/>
               </w:rPr>
               <w:t>11/08/2026</w:t>
@@ -5024,6 +5075,7 @@
               <w:rPr>
                 <w:rFonts w:ascii="Arial" w:hAnsi="Arial"/>
                 <w:b w:val="0"/>
+                <w:color w:val="1A1A1A"/>
                 <w:sz w:val="18"/>
               </w:rPr>
               <w:t>8:00 a. m.</w:t>
@@ -5045,6 +5097,7 @@
               <w:rPr>
                 <w:rFonts w:ascii="Arial" w:hAnsi="Arial"/>
                 <w:b w:val="0"/>
+                <w:color w:val="1A1A1A"/>
                 <w:sz w:val="18"/>
               </w:rPr>
               <w:t>5:00 p. m.</w:t>
@@ -5066,6 +5119,7 @@
               <w:rPr>
                 <w:rFonts w:ascii="Arial" w:hAnsi="Arial"/>
                 <w:b w:val="0"/>
+                <w:color w:val="1A1A1A"/>
                 <w:sz w:val="18"/>
               </w:rPr>
               <w:t>X</w:t>
@@ -5087,6 +5141,7 @@
               <w:rPr>
                 <w:rFonts w:ascii="Arial" w:hAnsi="Arial"/>
                 <w:b w:val="0"/>
+                <w:color w:val="1A1A1A"/>
                 <w:sz w:val="18"/>
               </w:rPr>
             </w:r>
@@ -5094,7 +5149,7 @@
         </w:tc>
         <w:tc>
           <w:tcPr>
-            <w:tcW w:type="dxa" w:w="2268"/>
+            <w:tcW w:type="dxa" w:w="2154"/>
             <w:vAlign w:val="center"/>
           </w:tcPr>
           <w:p>
@@ -5107,6 +5162,7 @@
               <w:rPr>
                 <w:rFonts w:ascii="Arial" w:hAnsi="Arial"/>
                 <w:b w:val="0"/>
+                <w:color w:val="1A1A1A"/>
                 <w:sz w:val="18"/>
               </w:rPr>
             </w:r>
@@ -5115,11 +5171,11 @@
       </w:tr>
       <w:tr>
         <w:trPr>
-          <w:trHeight w:val="351" w:hRule="atLeast"/>
+          <w:trHeight w:val="385" w:hRule="exact"/>
         </w:trPr>
         <w:tc>
           <w:tcPr>
-            <w:tcW w:type="dxa" w:w="1304"/>
+            <w:tcW w:type="dxa" w:w="1361"/>
             <w:vAlign w:val="center"/>
           </w:tcPr>
           <w:p>
@@ -5132,6 +5188,7 @@
               <w:rPr>
                 <w:rFonts w:ascii="Arial" w:hAnsi="Arial"/>
                 <w:b w:val="0"/>
+                <w:color w:val="1A1A1A"/>
                 <w:sz w:val="18"/>
               </w:rPr>
               <w:t>Miércoles</w:t>
@@ -5140,7 +5197,7 @@
         </w:tc>
         <w:tc>
           <w:tcPr>
-            <w:tcW w:type="dxa" w:w="1304"/>
+            <w:tcW w:type="dxa" w:w="1361"/>
             <w:vAlign w:val="center"/>
           </w:tcPr>
           <w:p>
@@ -5153,6 +5210,7 @@
               <w:rPr>
                 <w:rFonts w:ascii="Arial" w:hAnsi="Arial"/>
                 <w:b w:val="0"/>
+                <w:color w:val="1A1A1A"/>
                 <w:sz w:val="18"/>
               </w:rPr>
               <w:t>12/08/2026</w:t>
@@ -5174,6 +5232,7 @@
               <w:rPr>
                 <w:rFonts w:ascii="Arial" w:hAnsi="Arial"/>
                 <w:b w:val="0"/>
+                <w:color w:val="1A1A1A"/>
                 <w:sz w:val="18"/>
               </w:rPr>
               <w:t>8:00 a. m.</w:t>
@@ -5195,6 +5254,7 @@
               <w:rPr>
                 <w:rFonts w:ascii="Arial" w:hAnsi="Arial"/>
                 <w:b w:val="0"/>
+                <w:color w:val="1A1A1A"/>
                 <w:sz w:val="18"/>
               </w:rPr>
               <w:t>5:00 p. m.</w:t>
@@ -5216,6 +5276,7 @@
               <w:rPr>
                 <w:rFonts w:ascii="Arial" w:hAnsi="Arial"/>
                 <w:b w:val="0"/>
+                <w:color w:val="1A1A1A"/>
                 <w:sz w:val="18"/>
               </w:rPr>
               <w:t>X</w:t>
@@ -5237,6 +5298,7 @@
               <w:rPr>
                 <w:rFonts w:ascii="Arial" w:hAnsi="Arial"/>
                 <w:b w:val="0"/>
+                <w:color w:val="1A1A1A"/>
                 <w:sz w:val="18"/>
               </w:rPr>
             </w:r>
@@ -5244,7 +5306,7 @@
         </w:tc>
         <w:tc>
           <w:tcPr>
-            <w:tcW w:type="dxa" w:w="2268"/>
+            <w:tcW w:type="dxa" w:w="2154"/>
             <w:vAlign w:val="center"/>
           </w:tcPr>
           <w:p>
@@ -5257,6 +5319,7 @@
               <w:rPr>
                 <w:rFonts w:ascii="Arial" w:hAnsi="Arial"/>
                 <w:b w:val="0"/>
+                <w:color w:val="1A1A1A"/>
                 <w:sz w:val="18"/>
               </w:rPr>
             </w:r>
@@ -5265,11 +5328,11 @@
       </w:tr>
       <w:tr>
         <w:trPr>
-          <w:trHeight w:val="351" w:hRule="atLeast"/>
+          <w:trHeight w:val="385" w:hRule="exact"/>
         </w:trPr>
         <w:tc>
           <w:tcPr>
-            <w:tcW w:type="dxa" w:w="1304"/>
+            <w:tcW w:type="dxa" w:w="1361"/>
             <w:vAlign w:val="center"/>
           </w:tcPr>
           <w:p>
@@ -5282,6 +5345,7 @@
               <w:rPr>
                 <w:rFonts w:ascii="Arial" w:hAnsi="Arial"/>
                 <w:b w:val="0"/>
+                <w:color w:val="1A1A1A"/>
                 <w:sz w:val="18"/>
               </w:rPr>
               <w:t>Jueves</w:t>
@@ -5290,7 +5354,7 @@
         </w:tc>
         <w:tc>
           <w:tcPr>
-            <w:tcW w:type="dxa" w:w="1304"/>
+            <w:tcW w:type="dxa" w:w="1361"/>
             <w:vAlign w:val="center"/>
           </w:tcPr>
           <w:p>
@@ -5303,6 +5367,7 @@
               <w:rPr>
                 <w:rFonts w:ascii="Arial" w:hAnsi="Arial"/>
                 <w:b w:val="0"/>
+                <w:color w:val="1A1A1A"/>
                 <w:sz w:val="18"/>
               </w:rPr>
               <w:t>13/08/2026</w:t>
@@ -5324,6 +5389,7 @@
               <w:rPr>
                 <w:rFonts w:ascii="Arial" w:hAnsi="Arial"/>
                 <w:b w:val="0"/>
+                <w:color w:val="1A1A1A"/>
                 <w:sz w:val="18"/>
               </w:rPr>
               <w:t>8:00 a. m.</w:t>
@@ -5345,6 +5411,7 @@
               <w:rPr>
                 <w:rFonts w:ascii="Arial" w:hAnsi="Arial"/>
                 <w:b w:val="0"/>
+                <w:color w:val="1A1A1A"/>
                 <w:sz w:val="18"/>
               </w:rPr>
               <w:t>5:00 p. m.</w:t>
@@ -5366,6 +5433,7 @@
               <w:rPr>
                 <w:rFonts w:ascii="Arial" w:hAnsi="Arial"/>
                 <w:b w:val="0"/>
+                <w:color w:val="1A1A1A"/>
                 <w:sz w:val="18"/>
               </w:rPr>
               <w:t>X</w:t>
@@ -5387,6 +5455,7 @@
               <w:rPr>
                 <w:rFonts w:ascii="Arial" w:hAnsi="Arial"/>
                 <w:b w:val="0"/>
+                <w:color w:val="1A1A1A"/>
                 <w:sz w:val="18"/>
               </w:rPr>
             </w:r>
@@ -5394,7 +5463,7 @@
         </w:tc>
         <w:tc>
           <w:tcPr>
-            <w:tcW w:type="dxa" w:w="2268"/>
+            <w:tcW w:type="dxa" w:w="2154"/>
             <w:vAlign w:val="center"/>
           </w:tcPr>
           <w:p>
@@ -5407,6 +5476,7 @@
               <w:rPr>
                 <w:rFonts w:ascii="Arial" w:hAnsi="Arial"/>
                 <w:b w:val="0"/>
+                <w:color w:val="1A1A1A"/>
                 <w:sz w:val="18"/>
               </w:rPr>
             </w:r>
@@ -5415,11 +5485,11 @@
       </w:tr>
       <w:tr>
         <w:trPr>
-          <w:trHeight w:val="351" w:hRule="atLeast"/>
+          <w:trHeight w:val="385" w:hRule="exact"/>
         </w:trPr>
         <w:tc>
           <w:tcPr>
-            <w:tcW w:type="dxa" w:w="1304"/>
+            <w:tcW w:type="dxa" w:w="1361"/>
             <w:vAlign w:val="center"/>
           </w:tcPr>
           <w:p>
@@ -5432,6 +5502,7 @@
               <w:rPr>
                 <w:rFonts w:ascii="Arial" w:hAnsi="Arial"/>
                 <w:b w:val="0"/>
+                <w:color w:val="1A1A1A"/>
                 <w:sz w:val="18"/>
               </w:rPr>
               <w:t>Viernes</w:t>
@@ -5440,7 +5511,7 @@
         </w:tc>
         <w:tc>
           <w:tcPr>
-            <w:tcW w:type="dxa" w:w="1304"/>
+            <w:tcW w:type="dxa" w:w="1361"/>
             <w:vAlign w:val="center"/>
           </w:tcPr>
           <w:p>
@@ -5453,6 +5524,7 @@
               <w:rPr>
                 <w:rFonts w:ascii="Arial" w:hAnsi="Arial"/>
                 <w:b w:val="0"/>
+                <w:color w:val="1A1A1A"/>
                 <w:sz w:val="18"/>
               </w:rPr>
               <w:t>14/08/2026</w:t>
@@ -5474,6 +5546,7 @@
               <w:rPr>
                 <w:rFonts w:ascii="Arial" w:hAnsi="Arial"/>
                 <w:b w:val="0"/>
+                <w:color w:val="1A1A1A"/>
                 <w:sz w:val="18"/>
               </w:rPr>
               <w:t>8:00 a. m.</w:t>
@@ -5495,6 +5568,7 @@
               <w:rPr>
                 <w:rFonts w:ascii="Arial" w:hAnsi="Arial"/>
                 <w:b w:val="0"/>
+                <w:color w:val="1A1A1A"/>
                 <w:sz w:val="18"/>
               </w:rPr>
               <w:t>4:00 p. m.</w:t>
@@ -5516,6 +5590,7 @@
               <w:rPr>
                 <w:rFonts w:ascii="Arial" w:hAnsi="Arial"/>
                 <w:b w:val="0"/>
+                <w:color w:val="1A1A1A"/>
                 <w:sz w:val="18"/>
               </w:rPr>
               <w:t>X</w:t>
@@ -5537,6 +5612,7 @@
               <w:rPr>
                 <w:rFonts w:ascii="Arial" w:hAnsi="Arial"/>
                 <w:b w:val="0"/>
+                <w:color w:val="1A1A1A"/>
                 <w:sz w:val="18"/>
               </w:rPr>
             </w:r>
@@ -5544,7 +5620,7 @@
         </w:tc>
         <w:tc>
           <w:tcPr>
-            <w:tcW w:type="dxa" w:w="2268"/>
+            <w:tcW w:type="dxa" w:w="2154"/>
             <w:vAlign w:val="center"/>
           </w:tcPr>
           <w:p>
@@ -5557,6 +5633,7 @@
               <w:rPr>
                 <w:rFonts w:ascii="Arial" w:hAnsi="Arial"/>
                 <w:b w:val="0"/>
+                <w:color w:val="1A1A1A"/>
                 <w:sz w:val="18"/>
               </w:rPr>
             </w:r>
@@ -5565,14 +5642,14 @@
       </w:tr>
       <w:tr>
         <w:trPr>
-          <w:trHeight w:val="351" w:hRule="atLeast"/>
+          <w:trHeight w:val="385" w:hRule="exact"/>
         </w:trPr>
         <w:tc>
           <w:tcPr>
             <w:tcW w:type="dxa" w:w="8504"/>
             <w:gridSpan w:val="7"/>
             <w:vAlign w:val="center"/>
-            <w:shd w:val="clear" w:color="auto" w:fill="F2F2F2"/>
+            <w:shd w:val="clear" w:color="auto" w:fill="E8F3ED"/>
           </w:tcPr>
           <w:p>
             <w:pPr>
@@ -5584,6 +5661,7 @@
               <w:rPr>
                 <w:rFonts w:ascii="Arial" w:hAnsi="Arial"/>
                 <w:b/>
+                <w:color w:val="0D5C3F"/>
                 <w:sz w:val="18"/>
               </w:rPr>
               <w:t>SEMANA 3</w:t>
@@ -5593,11 +5671,11 @@
       </w:tr>
       <w:tr>
         <w:trPr>
-          <w:trHeight w:val="351" w:hRule="atLeast"/>
+          <w:trHeight w:val="385" w:hRule="exact"/>
         </w:trPr>
         <w:tc>
           <w:tcPr>
-            <w:tcW w:type="dxa" w:w="1304"/>
+            <w:tcW w:type="dxa" w:w="1361"/>
             <w:vAlign w:val="center"/>
           </w:tcPr>
           <w:p>
@@ -5610,6 +5688,7 @@
               <w:rPr>
                 <w:rFonts w:ascii="Arial" w:hAnsi="Arial"/>
                 <w:b w:val="0"/>
+                <w:color w:val="1A1A1A"/>
                 <w:sz w:val="18"/>
               </w:rPr>
               <w:t>Lunes</w:t>
@@ -5618,7 +5697,7 @@
         </w:tc>
         <w:tc>
           <w:tcPr>
-            <w:tcW w:type="dxa" w:w="1304"/>
+            <w:tcW w:type="dxa" w:w="1361"/>
             <w:vAlign w:val="center"/>
           </w:tcPr>
           <w:p>
@@ -5631,6 +5710,7 @@
               <w:rPr>
                 <w:rFonts w:ascii="Arial" w:hAnsi="Arial"/>
                 <w:b w:val="0"/>
+                <w:color w:val="1A1A1A"/>
                 <w:sz w:val="18"/>
               </w:rPr>
               <w:t>17/08/2026</w:t>
@@ -5652,6 +5732,7 @@
               <w:rPr>
                 <w:rFonts w:ascii="Arial" w:hAnsi="Arial"/>
                 <w:b w:val="0"/>
+                <w:color w:val="1A1A1A"/>
                 <w:sz w:val="18"/>
               </w:rPr>
               <w:t>8:00 a. m.</w:t>
@@ -5673,6 +5754,7 @@
               <w:rPr>
                 <w:rFonts w:ascii="Arial" w:hAnsi="Arial"/>
                 <w:b w:val="0"/>
+                <w:color w:val="1A1A1A"/>
                 <w:sz w:val="18"/>
               </w:rPr>
               <w:t>5:00 p. m.</w:t>
@@ -5694,6 +5776,7 @@
               <w:rPr>
                 <w:rFonts w:ascii="Arial" w:hAnsi="Arial"/>
                 <w:b w:val="0"/>
+                <w:color w:val="1A1A1A"/>
                 <w:sz w:val="18"/>
               </w:rPr>
               <w:t>X</w:t>
@@ -5715,6 +5798,7 @@
               <w:rPr>
                 <w:rFonts w:ascii="Arial" w:hAnsi="Arial"/>
                 <w:b w:val="0"/>
+                <w:color w:val="1A1A1A"/>
                 <w:sz w:val="18"/>
               </w:rPr>
             </w:r>
@@ -5722,7 +5806,7 @@
         </w:tc>
         <w:tc>
           <w:tcPr>
-            <w:tcW w:type="dxa" w:w="2268"/>
+            <w:tcW w:type="dxa" w:w="2154"/>
             <w:vAlign w:val="center"/>
           </w:tcPr>
           <w:p>
@@ -5735,6 +5819,7 @@
               <w:rPr>
                 <w:rFonts w:ascii="Arial" w:hAnsi="Arial"/>
                 <w:b w:val="0"/>
+                <w:color w:val="1A1A1A"/>
                 <w:sz w:val="18"/>
               </w:rPr>
             </w:r>
@@ -5743,11 +5828,11 @@
       </w:tr>
       <w:tr>
         <w:trPr>
-          <w:trHeight w:val="351" w:hRule="atLeast"/>
+          <w:trHeight w:val="385" w:hRule="exact"/>
         </w:trPr>
         <w:tc>
           <w:tcPr>
-            <w:tcW w:type="dxa" w:w="1304"/>
+            <w:tcW w:type="dxa" w:w="1361"/>
             <w:vAlign w:val="center"/>
           </w:tcPr>
           <w:p>
@@ -5760,6 +5845,7 @@
               <w:rPr>
                 <w:rFonts w:ascii="Arial" w:hAnsi="Arial"/>
                 <w:b w:val="0"/>
+                <w:color w:val="1A1A1A"/>
                 <w:sz w:val="18"/>
               </w:rPr>
               <w:t>Martes</w:t>
@@ -5768,7 +5854,7 @@
         </w:tc>
         <w:tc>
           <w:tcPr>
-            <w:tcW w:type="dxa" w:w="1304"/>
+            <w:tcW w:type="dxa" w:w="1361"/>
             <w:vAlign w:val="center"/>
           </w:tcPr>
           <w:p>
@@ -5781,6 +5867,7 @@
               <w:rPr>
                 <w:rFonts w:ascii="Arial" w:hAnsi="Arial"/>
                 <w:b w:val="0"/>
+                <w:color w:val="1A1A1A"/>
                 <w:sz w:val="18"/>
               </w:rPr>
               <w:t>18/08/2026</w:t>
@@ -5802,6 +5889,7 @@
               <w:rPr>
                 <w:rFonts w:ascii="Arial" w:hAnsi="Arial"/>
                 <w:b w:val="0"/>
+                <w:color w:val="1A1A1A"/>
                 <w:sz w:val="18"/>
               </w:rPr>
               <w:t>8:00 a. m.</w:t>
@@ -5823,6 +5911,7 @@
               <w:rPr>
                 <w:rFonts w:ascii="Arial" w:hAnsi="Arial"/>
                 <w:b w:val="0"/>
+                <w:color w:val="1A1A1A"/>
                 <w:sz w:val="18"/>
               </w:rPr>
               <w:t>5:00 p. m.</w:t>
@@ -5844,6 +5933,7 @@
               <w:rPr>
                 <w:rFonts w:ascii="Arial" w:hAnsi="Arial"/>
                 <w:b w:val="0"/>
+                <w:color w:val="1A1A1A"/>
                 <w:sz w:val="18"/>
               </w:rPr>
               <w:t>X</w:t>
@@ -5865,6 +5955,7 @@
               <w:rPr>
                 <w:rFonts w:ascii="Arial" w:hAnsi="Arial"/>
                 <w:b w:val="0"/>
+                <w:color w:val="1A1A1A"/>
                 <w:sz w:val="18"/>
               </w:rPr>
             </w:r>
@@ -5872,7 +5963,7 @@
         </w:tc>
         <w:tc>
           <w:tcPr>
-            <w:tcW w:type="dxa" w:w="2268"/>
+            <w:tcW w:type="dxa" w:w="2154"/>
             <w:vAlign w:val="center"/>
           </w:tcPr>
           <w:p>
@@ -5885,6 +5976,7 @@
               <w:rPr>
                 <w:rFonts w:ascii="Arial" w:hAnsi="Arial"/>
                 <w:b w:val="0"/>
+                <w:color w:val="1A1A1A"/>
                 <w:sz w:val="18"/>
               </w:rPr>
             </w:r>
@@ -5893,11 +5985,11 @@
       </w:tr>
       <w:tr>
         <w:trPr>
-          <w:trHeight w:val="351" w:hRule="atLeast"/>
+          <w:trHeight w:val="385" w:hRule="exact"/>
         </w:trPr>
         <w:tc>
           <w:tcPr>
-            <w:tcW w:type="dxa" w:w="1304"/>
+            <w:tcW w:type="dxa" w:w="1361"/>
             <w:vAlign w:val="center"/>
           </w:tcPr>
           <w:p>
@@ -5910,6 +6002,7 @@
               <w:rPr>
                 <w:rFonts w:ascii="Arial" w:hAnsi="Arial"/>
                 <w:b w:val="0"/>
+                <w:color w:val="1A1A1A"/>
                 <w:sz w:val="18"/>
               </w:rPr>
               <w:t>Miércoles</w:t>
@@ -5918,7 +6011,7 @@
         </w:tc>
         <w:tc>
           <w:tcPr>
-            <w:tcW w:type="dxa" w:w="1304"/>
+            <w:tcW w:type="dxa" w:w="1361"/>
             <w:vAlign w:val="center"/>
           </w:tcPr>
           <w:p>
@@ -5931,6 +6024,7 @@
               <w:rPr>
                 <w:rFonts w:ascii="Arial" w:hAnsi="Arial"/>
                 <w:b w:val="0"/>
+                <w:color w:val="1A1A1A"/>
                 <w:sz w:val="18"/>
               </w:rPr>
               <w:t>19/08/2026</w:t>
@@ -5952,6 +6046,7 @@
               <w:rPr>
                 <w:rFonts w:ascii="Arial" w:hAnsi="Arial"/>
                 <w:b w:val="0"/>
+                <w:color w:val="1A1A1A"/>
                 <w:sz w:val="18"/>
               </w:rPr>
               <w:t>8:00 a. m.</w:t>
@@ -5973,6 +6068,7 @@
               <w:rPr>
                 <w:rFonts w:ascii="Arial" w:hAnsi="Arial"/>
                 <w:b w:val="0"/>
+                <w:color w:val="1A1A1A"/>
                 <w:sz w:val="18"/>
               </w:rPr>
               <w:t>5:00 p. m.</w:t>
@@ -5994,6 +6090,7 @@
               <w:rPr>
                 <w:rFonts w:ascii="Arial" w:hAnsi="Arial"/>
                 <w:b w:val="0"/>
+                <w:color w:val="1A1A1A"/>
                 <w:sz w:val="18"/>
               </w:rPr>
               <w:t>X</w:t>
@@ -6015,6 +6112,7 @@
               <w:rPr>
                 <w:rFonts w:ascii="Arial" w:hAnsi="Arial"/>
                 <w:b w:val="0"/>
+                <w:color w:val="1A1A1A"/>
                 <w:sz w:val="18"/>
               </w:rPr>
             </w:r>
@@ -6022,7 +6120,7 @@
         </w:tc>
         <w:tc>
           <w:tcPr>
-            <w:tcW w:type="dxa" w:w="2268"/>
+            <w:tcW w:type="dxa" w:w="2154"/>
             <w:vAlign w:val="center"/>
           </w:tcPr>
           <w:p>
@@ -6035,6 +6133,7 @@
               <w:rPr>
                 <w:rFonts w:ascii="Arial" w:hAnsi="Arial"/>
                 <w:b w:val="0"/>
+                <w:color w:val="1A1A1A"/>
                 <w:sz w:val="18"/>
               </w:rPr>
             </w:r>
@@ -6043,11 +6142,11 @@
       </w:tr>
       <w:tr>
         <w:trPr>
-          <w:trHeight w:val="351" w:hRule="atLeast"/>
+          <w:trHeight w:val="385" w:hRule="exact"/>
         </w:trPr>
         <w:tc>
           <w:tcPr>
-            <w:tcW w:type="dxa" w:w="1304"/>
+            <w:tcW w:type="dxa" w:w="1361"/>
             <w:vAlign w:val="center"/>
           </w:tcPr>
           <w:p>
@@ -6060,6 +6159,7 @@
               <w:rPr>
                 <w:rFonts w:ascii="Arial" w:hAnsi="Arial"/>
                 <w:b w:val="0"/>
+                <w:color w:val="1A1A1A"/>
                 <w:sz w:val="18"/>
               </w:rPr>
               <w:t>Jueves</w:t>
@@ -6068,7 +6168,7 @@
         </w:tc>
         <w:tc>
           <w:tcPr>
-            <w:tcW w:type="dxa" w:w="1304"/>
+            <w:tcW w:type="dxa" w:w="1361"/>
             <w:vAlign w:val="center"/>
           </w:tcPr>
           <w:p>
@@ -6081,6 +6181,7 @@
               <w:rPr>
                 <w:rFonts w:ascii="Arial" w:hAnsi="Arial"/>
                 <w:b w:val="0"/>
+                <w:color w:val="1A1A1A"/>
                 <w:sz w:val="18"/>
               </w:rPr>
               <w:t>20/08/2026</w:t>
@@ -6102,6 +6203,7 @@
               <w:rPr>
                 <w:rFonts w:ascii="Arial" w:hAnsi="Arial"/>
                 <w:b w:val="0"/>
+                <w:color w:val="1A1A1A"/>
                 <w:sz w:val="18"/>
               </w:rPr>
               <w:t>8:00 a. m.</w:t>
@@ -6123,6 +6225,7 @@
               <w:rPr>
                 <w:rFonts w:ascii="Arial" w:hAnsi="Arial"/>
                 <w:b w:val="0"/>
+                <w:color w:val="1A1A1A"/>
                 <w:sz w:val="18"/>
               </w:rPr>
               <w:t>5:00 p. m.</w:t>
@@ -6144,6 +6247,7 @@
               <w:rPr>
                 <w:rFonts w:ascii="Arial" w:hAnsi="Arial"/>
                 <w:b w:val="0"/>
+                <w:color w:val="1A1A1A"/>
                 <w:sz w:val="18"/>
               </w:rPr>
               <w:t>X</w:t>
@@ -6165,6 +6269,7 @@
               <w:rPr>
                 <w:rFonts w:ascii="Arial" w:hAnsi="Arial"/>
                 <w:b w:val="0"/>
+                <w:color w:val="1A1A1A"/>
                 <w:sz w:val="18"/>
               </w:rPr>
             </w:r>
@@ -6172,7 +6277,7 @@
         </w:tc>
         <w:tc>
           <w:tcPr>
-            <w:tcW w:type="dxa" w:w="2268"/>
+            <w:tcW w:type="dxa" w:w="2154"/>
             <w:vAlign w:val="center"/>
           </w:tcPr>
           <w:p>
@@ -6185,6 +6290,7 @@
               <w:rPr>
                 <w:rFonts w:ascii="Arial" w:hAnsi="Arial"/>
                 <w:b w:val="0"/>
+                <w:color w:val="1A1A1A"/>
                 <w:sz w:val="18"/>
               </w:rPr>
             </w:r>
@@ -6193,11 +6299,11 @@
       </w:tr>
       <w:tr>
         <w:trPr>
-          <w:trHeight w:val="351" w:hRule="atLeast"/>
+          <w:trHeight w:val="385" w:hRule="exact"/>
         </w:trPr>
         <w:tc>
           <w:tcPr>
-            <w:tcW w:type="dxa" w:w="1304"/>
+            <w:tcW w:type="dxa" w:w="1361"/>
             <w:vAlign w:val="center"/>
           </w:tcPr>
           <w:p>
@@ -6210,6 +6316,7 @@
               <w:rPr>
                 <w:rFonts w:ascii="Arial" w:hAnsi="Arial"/>
                 <w:b w:val="0"/>
+                <w:color w:val="1A1A1A"/>
                 <w:sz w:val="18"/>
               </w:rPr>
               <w:t>Viernes</w:t>
@@ -6218,7 +6325,7 @@
         </w:tc>
         <w:tc>
           <w:tcPr>
-            <w:tcW w:type="dxa" w:w="1304"/>
+            <w:tcW w:type="dxa" w:w="1361"/>
             <w:vAlign w:val="center"/>
           </w:tcPr>
           <w:p>
@@ -6231,6 +6338,7 @@
               <w:rPr>
                 <w:rFonts w:ascii="Arial" w:hAnsi="Arial"/>
                 <w:b w:val="0"/>
+                <w:color w:val="1A1A1A"/>
                 <w:sz w:val="18"/>
               </w:rPr>
               <w:t>21/08/2026</w:t>
@@ -6252,6 +6360,7 @@
               <w:rPr>
                 <w:rFonts w:ascii="Arial" w:hAnsi="Arial"/>
                 <w:b w:val="0"/>
+                <w:color w:val="1A1A1A"/>
                 <w:sz w:val="18"/>
               </w:rPr>
               <w:t>8:00 a. m.</w:t>
@@ -6273,6 +6382,7 @@
               <w:rPr>
                 <w:rFonts w:ascii="Arial" w:hAnsi="Arial"/>
                 <w:b w:val="0"/>
+                <w:color w:val="1A1A1A"/>
                 <w:sz w:val="18"/>
               </w:rPr>
               <w:t>4:00 p. m.</w:t>
@@ -6294,6 +6404,7 @@
               <w:rPr>
                 <w:rFonts w:ascii="Arial" w:hAnsi="Arial"/>
                 <w:b w:val="0"/>
+                <w:color w:val="1A1A1A"/>
                 <w:sz w:val="18"/>
               </w:rPr>
               <w:t>X</w:t>
@@ -6315,6 +6426,7 @@
               <w:rPr>
                 <w:rFonts w:ascii="Arial" w:hAnsi="Arial"/>
                 <w:b w:val="0"/>
+                <w:color w:val="1A1A1A"/>
                 <w:sz w:val="18"/>
               </w:rPr>
             </w:r>
@@ -6322,7 +6434,7 @@
         </w:tc>
         <w:tc>
           <w:tcPr>
-            <w:tcW w:type="dxa" w:w="2268"/>
+            <w:tcW w:type="dxa" w:w="2154"/>
             <w:vAlign w:val="center"/>
           </w:tcPr>
           <w:p>
@@ -6335,6 +6447,7 @@
               <w:rPr>
                 <w:rFonts w:ascii="Arial" w:hAnsi="Arial"/>
                 <w:b w:val="0"/>
+                <w:color w:val="1A1A1A"/>
                 <w:sz w:val="18"/>
               </w:rPr>
             </w:r>
@@ -6343,14 +6456,14 @@
       </w:tr>
       <w:tr>
         <w:trPr>
-          <w:trHeight w:val="351" w:hRule="atLeast"/>
+          <w:trHeight w:val="385" w:hRule="exact"/>
         </w:trPr>
         <w:tc>
           <w:tcPr>
             <w:tcW w:type="dxa" w:w="8504"/>
             <w:gridSpan w:val="7"/>
             <w:vAlign w:val="center"/>
-            <w:shd w:val="clear" w:color="auto" w:fill="F2F2F2"/>
+            <w:shd w:val="clear" w:color="auto" w:fill="E8F3ED"/>
           </w:tcPr>
           <w:p>
             <w:pPr>
@@ -6362,6 +6475,7 @@
               <w:rPr>
                 <w:rFonts w:ascii="Arial" w:hAnsi="Arial"/>
                 <w:b/>
+                <w:color w:val="0D5C3F"/>
                 <w:sz w:val="18"/>
               </w:rPr>
               <w:t>SEMANA 4</w:t>
@@ -6371,11 +6485,11 @@
       </w:tr>
       <w:tr>
         <w:trPr>
-          <w:trHeight w:val="351" w:hRule="atLeast"/>
+          <w:trHeight w:val="385" w:hRule="exact"/>
         </w:trPr>
         <w:tc>
           <w:tcPr>
-            <w:tcW w:type="dxa" w:w="1304"/>
+            <w:tcW w:type="dxa" w:w="1361"/>
             <w:vAlign w:val="center"/>
           </w:tcPr>
           <w:p>
@@ -6388,6 +6502,7 @@
               <w:rPr>
                 <w:rFonts w:ascii="Arial" w:hAnsi="Arial"/>
                 <w:b w:val="0"/>
+                <w:color w:val="1A1A1A"/>
                 <w:sz w:val="18"/>
               </w:rPr>
               <w:t>Lunes</w:t>
@@ -6396,7 +6511,7 @@
         </w:tc>
         <w:tc>
           <w:tcPr>
-            <w:tcW w:type="dxa" w:w="1304"/>
+            <w:tcW w:type="dxa" w:w="1361"/>
             <w:vAlign w:val="center"/>
           </w:tcPr>
           <w:p>
@@ -6409,6 +6524,7 @@
               <w:rPr>
                 <w:rFonts w:ascii="Arial" w:hAnsi="Arial"/>
                 <w:b w:val="0"/>
+                <w:color w:val="1A1A1A"/>
                 <w:sz w:val="18"/>
               </w:rPr>
               <w:t>24/08/2026</w:t>
@@ -6430,6 +6546,7 @@
               <w:rPr>
                 <w:rFonts w:ascii="Arial" w:hAnsi="Arial"/>
                 <w:b w:val="0"/>
+                <w:color w:val="1A1A1A"/>
                 <w:sz w:val="18"/>
               </w:rPr>
               <w:t>8:00 a. m.</w:t>
@@ -6451,6 +6568,7 @@
               <w:rPr>
                 <w:rFonts w:ascii="Arial" w:hAnsi="Arial"/>
                 <w:b w:val="0"/>
+                <w:color w:val="1A1A1A"/>
                 <w:sz w:val="18"/>
               </w:rPr>
               <w:t>5:00 p. m.</w:t>
@@ -6472,6 +6590,7 @@
               <w:rPr>
                 <w:rFonts w:ascii="Arial" w:hAnsi="Arial"/>
                 <w:b w:val="0"/>
+                <w:color w:val="1A1A1A"/>
                 <w:sz w:val="18"/>
               </w:rPr>
               <w:t>X</w:t>
@@ -6493,6 +6612,7 @@
               <w:rPr>
                 <w:rFonts w:ascii="Arial" w:hAnsi="Arial"/>
                 <w:b w:val="0"/>
+                <w:color w:val="1A1A1A"/>
                 <w:sz w:val="18"/>
               </w:rPr>
             </w:r>
@@ -6500,7 +6620,7 @@
         </w:tc>
         <w:tc>
           <w:tcPr>
-            <w:tcW w:type="dxa" w:w="2268"/>
+            <w:tcW w:type="dxa" w:w="2154"/>
             <w:vAlign w:val="center"/>
           </w:tcPr>
           <w:p>
@@ -6513,6 +6633,7 @@
               <w:rPr>
                 <w:rFonts w:ascii="Arial" w:hAnsi="Arial"/>
                 <w:b w:val="0"/>
+                <w:color w:val="1A1A1A"/>
                 <w:sz w:val="18"/>
               </w:rPr>
             </w:r>
@@ -6521,11 +6642,11 @@
       </w:tr>
       <w:tr>
         <w:trPr>
-          <w:trHeight w:val="351" w:hRule="atLeast"/>
+          <w:trHeight w:val="385" w:hRule="exact"/>
         </w:trPr>
         <w:tc>
           <w:tcPr>
-            <w:tcW w:type="dxa" w:w="1304"/>
+            <w:tcW w:type="dxa" w:w="1361"/>
             <w:vAlign w:val="center"/>
           </w:tcPr>
           <w:p>
@@ -6538,6 +6659,7 @@
               <w:rPr>
                 <w:rFonts w:ascii="Arial" w:hAnsi="Arial"/>
                 <w:b w:val="0"/>
+                <w:color w:val="1A1A1A"/>
                 <w:sz w:val="18"/>
               </w:rPr>
               <w:t>Martes</w:t>
@@ -6546,7 +6668,7 @@
         </w:tc>
         <w:tc>
           <w:tcPr>
-            <w:tcW w:type="dxa" w:w="1304"/>
+            <w:tcW w:type="dxa" w:w="1361"/>
             <w:vAlign w:val="center"/>
           </w:tcPr>
           <w:p>
@@ -6559,6 +6681,7 @@
               <w:rPr>
                 <w:rFonts w:ascii="Arial" w:hAnsi="Arial"/>
                 <w:b w:val="0"/>
+                <w:color w:val="1A1A1A"/>
                 <w:sz w:val="18"/>
               </w:rPr>
               <w:t>25/08/2026</w:t>
@@ -6580,6 +6703,7 @@
               <w:rPr>
                 <w:rFonts w:ascii="Arial" w:hAnsi="Arial"/>
                 <w:b w:val="0"/>
+                <w:color w:val="1A1A1A"/>
                 <w:sz w:val="18"/>
               </w:rPr>
               <w:t>8:00 a. m.</w:t>
@@ -6601,6 +6725,7 @@
               <w:rPr>
                 <w:rFonts w:ascii="Arial" w:hAnsi="Arial"/>
                 <w:b w:val="0"/>
+                <w:color w:val="1A1A1A"/>
                 <w:sz w:val="18"/>
               </w:rPr>
               <w:t>5:00 p. m.</w:t>
@@ -6622,6 +6747,7 @@
               <w:rPr>
                 <w:rFonts w:ascii="Arial" w:hAnsi="Arial"/>
                 <w:b w:val="0"/>
+                <w:color w:val="1A1A1A"/>
                 <w:sz w:val="18"/>
               </w:rPr>
               <w:t>X</w:t>
@@ -6643,6 +6769,7 @@
               <w:rPr>
                 <w:rFonts w:ascii="Arial" w:hAnsi="Arial"/>
                 <w:b w:val="0"/>
+                <w:color w:val="1A1A1A"/>
                 <w:sz w:val="18"/>
               </w:rPr>
             </w:r>
@@ -6650,7 +6777,7 @@
         </w:tc>
         <w:tc>
           <w:tcPr>
-            <w:tcW w:type="dxa" w:w="2268"/>
+            <w:tcW w:type="dxa" w:w="2154"/>
             <w:vAlign w:val="center"/>
           </w:tcPr>
           <w:p>
@@ -6663,6 +6790,7 @@
               <w:rPr>
                 <w:rFonts w:ascii="Arial" w:hAnsi="Arial"/>
                 <w:b w:val="0"/>
+                <w:color w:val="1A1A1A"/>
                 <w:sz w:val="18"/>
               </w:rPr>
             </w:r>
@@ -6671,11 +6799,11 @@
       </w:tr>
       <w:tr>
         <w:trPr>
-          <w:trHeight w:val="351" w:hRule="atLeast"/>
+          <w:trHeight w:val="385" w:hRule="exact"/>
         </w:trPr>
         <w:tc>
           <w:tcPr>
-            <w:tcW w:type="dxa" w:w="1304"/>
+            <w:tcW w:type="dxa" w:w="1361"/>
             <w:vAlign w:val="center"/>
           </w:tcPr>
           <w:p>
@@ -6688,6 +6816,7 @@
               <w:rPr>
                 <w:rFonts w:ascii="Arial" w:hAnsi="Arial"/>
                 <w:b w:val="0"/>
+                <w:color w:val="1A1A1A"/>
                 <w:sz w:val="18"/>
               </w:rPr>
               <w:t>Miércoles</w:t>
@@ -6696,7 +6825,7 @@
         </w:tc>
         <w:tc>
           <w:tcPr>
-            <w:tcW w:type="dxa" w:w="1304"/>
+            <w:tcW w:type="dxa" w:w="1361"/>
             <w:vAlign w:val="center"/>
           </w:tcPr>
           <w:p>
@@ -6709,6 +6838,7 @@
               <w:rPr>
                 <w:rFonts w:ascii="Arial" w:hAnsi="Arial"/>
                 <w:b w:val="0"/>
+                <w:color w:val="1A1A1A"/>
                 <w:sz w:val="18"/>
               </w:rPr>
               <w:t>26/08/2026</w:t>
@@ -6730,6 +6860,7 @@
               <w:rPr>
                 <w:rFonts w:ascii="Arial" w:hAnsi="Arial"/>
                 <w:b w:val="0"/>
+                <w:color w:val="1A1A1A"/>
                 <w:sz w:val="18"/>
               </w:rPr>
               <w:t>8:00 a. m.</w:t>
@@ -6751,6 +6882,7 @@
               <w:rPr>
                 <w:rFonts w:ascii="Arial" w:hAnsi="Arial"/>
                 <w:b w:val="0"/>
+                <w:color w:val="1A1A1A"/>
                 <w:sz w:val="18"/>
               </w:rPr>
               <w:t>5:00 p. m.</w:t>
@@ -6772,6 +6904,7 @@
               <w:rPr>
                 <w:rFonts w:ascii="Arial" w:hAnsi="Arial"/>
                 <w:b w:val="0"/>
+                <w:color w:val="1A1A1A"/>
                 <w:sz w:val="18"/>
               </w:rPr>
               <w:t>X</w:t>
@@ -6793,6 +6926,7 @@
               <w:rPr>
                 <w:rFonts w:ascii="Arial" w:hAnsi="Arial"/>
                 <w:b w:val="0"/>
+                <w:color w:val="1A1A1A"/>
                 <w:sz w:val="18"/>
               </w:rPr>
             </w:r>
@@ -6800,7 +6934,7 @@
         </w:tc>
         <w:tc>
           <w:tcPr>
-            <w:tcW w:type="dxa" w:w="2268"/>
+            <w:tcW w:type="dxa" w:w="2154"/>
             <w:vAlign w:val="center"/>
           </w:tcPr>
           <w:p>
@@ -6813,6 +6947,7 @@
               <w:rPr>
                 <w:rFonts w:ascii="Arial" w:hAnsi="Arial"/>
                 <w:b w:val="0"/>
+                <w:color w:val="1A1A1A"/>
                 <w:sz w:val="18"/>
               </w:rPr>
             </w:r>
@@ -6821,11 +6956,11 @@
       </w:tr>
       <w:tr>
         <w:trPr>
-          <w:trHeight w:val="351" w:hRule="atLeast"/>
+          <w:trHeight w:val="385" w:hRule="exact"/>
         </w:trPr>
         <w:tc>
           <w:tcPr>
-            <w:tcW w:type="dxa" w:w="1304"/>
+            <w:tcW w:type="dxa" w:w="1361"/>
             <w:vAlign w:val="center"/>
           </w:tcPr>
           <w:p>
@@ -6838,6 +6973,7 @@
               <w:rPr>
                 <w:rFonts w:ascii="Arial" w:hAnsi="Arial"/>
                 <w:b w:val="0"/>
+                <w:color w:val="1A1A1A"/>
                 <w:sz w:val="18"/>
               </w:rPr>
               <w:t>Jueves</w:t>
@@ -6846,7 +6982,7 @@
         </w:tc>
         <w:tc>
           <w:tcPr>
-            <w:tcW w:type="dxa" w:w="1304"/>
+            <w:tcW w:type="dxa" w:w="1361"/>
             <w:vAlign w:val="center"/>
           </w:tcPr>
           <w:p>
@@ -6859,6 +6995,7 @@
               <w:rPr>
                 <w:rFonts w:ascii="Arial" w:hAnsi="Arial"/>
                 <w:b w:val="0"/>
+                <w:color w:val="1A1A1A"/>
                 <w:sz w:val="18"/>
               </w:rPr>
               <w:t>27/08/2026</w:t>
@@ -6880,6 +7017,7 @@
               <w:rPr>
                 <w:rFonts w:ascii="Arial" w:hAnsi="Arial"/>
                 <w:b w:val="0"/>
+                <w:color w:val="1A1A1A"/>
                 <w:sz w:val="18"/>
               </w:rPr>
               <w:t>8:00 a. m.</w:t>
@@ -6901,6 +7039,7 @@
               <w:rPr>
                 <w:rFonts w:ascii="Arial" w:hAnsi="Arial"/>
                 <w:b w:val="0"/>
+                <w:color w:val="1A1A1A"/>
                 <w:sz w:val="18"/>
               </w:rPr>
               <w:t>5:00 p. m.</w:t>
@@ -6922,6 +7061,7 @@
               <w:rPr>
                 <w:rFonts w:ascii="Arial" w:hAnsi="Arial"/>
                 <w:b w:val="0"/>
+                <w:color w:val="1A1A1A"/>
                 <w:sz w:val="18"/>
               </w:rPr>
               <w:t>X</w:t>
@@ -6943,6 +7083,7 @@
               <w:rPr>
                 <w:rFonts w:ascii="Arial" w:hAnsi="Arial"/>
                 <w:b w:val="0"/>
+                <w:color w:val="1A1A1A"/>
                 <w:sz w:val="18"/>
               </w:rPr>
             </w:r>
@@ -6950,7 +7091,7 @@
         </w:tc>
         <w:tc>
           <w:tcPr>
-            <w:tcW w:type="dxa" w:w="2268"/>
+            <w:tcW w:type="dxa" w:w="2154"/>
             <w:vAlign w:val="center"/>
           </w:tcPr>
           <w:p>
@@ -6963,6 +7104,7 @@
               <w:rPr>
                 <w:rFonts w:ascii="Arial" w:hAnsi="Arial"/>
                 <w:b w:val="0"/>
+                <w:color w:val="1A1A1A"/>
                 <w:sz w:val="18"/>
               </w:rPr>
             </w:r>
@@ -6971,11 +7113,11 @@
       </w:tr>
       <w:tr>
         <w:trPr>
-          <w:trHeight w:val="351" w:hRule="atLeast"/>
+          <w:trHeight w:val="385" w:hRule="exact"/>
         </w:trPr>
         <w:tc>
           <w:tcPr>
-            <w:tcW w:type="dxa" w:w="1304"/>
+            <w:tcW w:type="dxa" w:w="1361"/>
             <w:vAlign w:val="center"/>
           </w:tcPr>
           <w:p>
@@ -6988,6 +7130,7 @@
               <w:rPr>
                 <w:rFonts w:ascii="Arial" w:hAnsi="Arial"/>
                 <w:b w:val="0"/>
+                <w:color w:val="1A1A1A"/>
                 <w:sz w:val="18"/>
               </w:rPr>
               <w:t>Viernes</w:t>
@@ -6996,7 +7139,7 @@
         </w:tc>
         <w:tc>
           <w:tcPr>
-            <w:tcW w:type="dxa" w:w="1304"/>
+            <w:tcW w:type="dxa" w:w="1361"/>
             <w:vAlign w:val="center"/>
           </w:tcPr>
           <w:p>
@@ -7009,6 +7152,7 @@
               <w:rPr>
                 <w:rFonts w:ascii="Arial" w:hAnsi="Arial"/>
                 <w:b w:val="0"/>
+                <w:color w:val="1A1A1A"/>
                 <w:sz w:val="18"/>
               </w:rPr>
               <w:t>28/08/2026</w:t>
@@ -7030,6 +7174,7 @@
               <w:rPr>
                 <w:rFonts w:ascii="Arial" w:hAnsi="Arial"/>
                 <w:b w:val="0"/>
+                <w:color w:val="1A1A1A"/>
                 <w:sz w:val="18"/>
               </w:rPr>
               <w:t>8:00 a. m.</w:t>
@@ -7051,6 +7196,7 @@
               <w:rPr>
                 <w:rFonts w:ascii="Arial" w:hAnsi="Arial"/>
                 <w:b w:val="0"/>
+                <w:color w:val="1A1A1A"/>
                 <w:sz w:val="18"/>
               </w:rPr>
               <w:t>4:00 p. m.</w:t>
@@ -7072,6 +7218,7 @@
               <w:rPr>
                 <w:rFonts w:ascii="Arial" w:hAnsi="Arial"/>
                 <w:b w:val="0"/>
+                <w:color w:val="1A1A1A"/>
                 <w:sz w:val="18"/>
               </w:rPr>
               <w:t>X</w:t>
@@ -7093,6 +7240,7 @@
               <w:rPr>
                 <w:rFonts w:ascii="Arial" w:hAnsi="Arial"/>
                 <w:b w:val="0"/>
+                <w:color w:val="1A1A1A"/>
                 <w:sz w:val="18"/>
               </w:rPr>
             </w:r>
@@ -7100,7 +7248,7 @@
         </w:tc>
         <w:tc>
           <w:tcPr>
-            <w:tcW w:type="dxa" w:w="2268"/>
+            <w:tcW w:type="dxa" w:w="2154"/>
             <w:vAlign w:val="center"/>
           </w:tcPr>
           <w:p>
@@ -7113,6 +7261,7 @@
               <w:rPr>
                 <w:rFonts w:ascii="Arial" w:hAnsi="Arial"/>
                 <w:b w:val="0"/>
+                <w:color w:val="1A1A1A"/>
                 <w:sz w:val="18"/>
               </w:rPr>
             </w:r>
@@ -7121,14 +7270,14 @@
       </w:tr>
       <w:tr>
         <w:trPr>
-          <w:trHeight w:val="351" w:hRule="atLeast"/>
+          <w:trHeight w:val="385" w:hRule="exact"/>
         </w:trPr>
         <w:tc>
           <w:tcPr>
             <w:tcW w:type="dxa" w:w="8504"/>
             <w:gridSpan w:val="7"/>
             <w:vAlign w:val="center"/>
-            <w:shd w:val="clear" w:color="auto" w:fill="F2F2F2"/>
+            <w:shd w:val="clear" w:color="auto" w:fill="E8F3ED"/>
           </w:tcPr>
           <w:p>
             <w:pPr>
@@ -7140,6 +7289,7 @@
               <w:rPr>
                 <w:rFonts w:ascii="Arial" w:hAnsi="Arial"/>
                 <w:b/>
+                <w:color w:val="0D5C3F"/>
                 <w:sz w:val="18"/>
               </w:rPr>
               <w:t>SEMANA 5</w:t>
@@ -7149,11 +7299,11 @@
       </w:tr>
       <w:tr>
         <w:trPr>
-          <w:trHeight w:val="351" w:hRule="atLeast"/>
+          <w:trHeight w:val="385" w:hRule="exact"/>
         </w:trPr>
         <w:tc>
           <w:tcPr>
-            <w:tcW w:type="dxa" w:w="1304"/>
+            <w:tcW w:type="dxa" w:w="1361"/>
             <w:vAlign w:val="center"/>
           </w:tcPr>
           <w:p>
@@ -7166,6 +7316,7 @@
               <w:rPr>
                 <w:rFonts w:ascii="Arial" w:hAnsi="Arial"/>
                 <w:b w:val="0"/>
+                <w:color w:val="1A1A1A"/>
                 <w:sz w:val="18"/>
               </w:rPr>
               <w:t>Lunes</w:t>
@@ -7174,7 +7325,7 @@
         </w:tc>
         <w:tc>
           <w:tcPr>
-            <w:tcW w:type="dxa" w:w="1304"/>
+            <w:tcW w:type="dxa" w:w="1361"/>
             <w:vAlign w:val="center"/>
           </w:tcPr>
           <w:p>
@@ -7187,6 +7338,7 @@
               <w:rPr>
                 <w:rFonts w:ascii="Arial" w:hAnsi="Arial"/>
                 <w:b w:val="0"/>
+                <w:color w:val="1A1A1A"/>
                 <w:sz w:val="18"/>
               </w:rPr>
               <w:t>31/08/2026</w:t>
@@ -7208,6 +7360,7 @@
               <w:rPr>
                 <w:rFonts w:ascii="Arial" w:hAnsi="Arial"/>
                 <w:b w:val="0"/>
+                <w:color w:val="1A1A1A"/>
                 <w:sz w:val="18"/>
               </w:rPr>
               <w:t>8:00 a. m.</w:t>
@@ -7229,6 +7382,7 @@
               <w:rPr>
                 <w:rFonts w:ascii="Arial" w:hAnsi="Arial"/>
                 <w:b w:val="0"/>
+                <w:color w:val="1A1A1A"/>
                 <w:sz w:val="18"/>
               </w:rPr>
               <w:t>5:00 p. m.</w:t>
@@ -7250,6 +7404,7 @@
               <w:rPr>
                 <w:rFonts w:ascii="Arial" w:hAnsi="Arial"/>
                 <w:b w:val="0"/>
+                <w:color w:val="1A1A1A"/>
                 <w:sz w:val="18"/>
               </w:rPr>
               <w:t>X</w:t>
@@ -7271,6 +7426,7 @@
               <w:rPr>
                 <w:rFonts w:ascii="Arial" w:hAnsi="Arial"/>
                 <w:b w:val="0"/>
+                <w:color w:val="1A1A1A"/>
                 <w:sz w:val="18"/>
               </w:rPr>
             </w:r>
@@ -7278,7 +7434,7 @@
         </w:tc>
         <w:tc>
           <w:tcPr>
-            <w:tcW w:type="dxa" w:w="2268"/>
+            <w:tcW w:type="dxa" w:w="2154"/>
             <w:vAlign w:val="center"/>
           </w:tcPr>
           <w:p>
@@ -7291,6 +7447,7 @@
               <w:rPr>
                 <w:rFonts w:ascii="Arial" w:hAnsi="Arial"/>
                 <w:b w:val="0"/>
+                <w:color w:val="1A1A1A"/>
                 <w:sz w:val="18"/>
               </w:rPr>
             </w:r>
@@ -7300,24 +7457,27 @@
     </w:tbl>
     <w:p>
       <w:pPr>
-        <w:spacing w:line="240" w:lineRule="auto" w:before="120" w:after="0"/>
-        <w:jc w:val="left"/>
+        <w:pageBreakBefore/>
+        <w:spacing w:line="276" w:lineRule="auto" w:before="120" w:after="160"/>
+        <w:jc w:val="center"/>
+        <w:pBdr>
+          <w:bottom w:val="single" w:sz="10" w:space="8" w:color="1A8F5C"/>
+        </w:pBdr>
       </w:pPr>
       <w:r>
         <w:rPr>
           <w:rFonts w:ascii="Arial" w:hAnsi="Arial"/>
-          <w:b w:val="0"/>
+          <w:b/>
           <w:i w:val="0"/>
-          <w:sz w:val="18"/>
-          <w:u w:val="none"/>
+          <w:color w:val="0D5C3F"/>
+          <w:sz w:val="36"/>
         </w:rPr>
-        <w:t>Nota: la asistencia se registró de lunes a viernes, en el horario de 8:00 a. m. a 5:00 p. m., con salida a las 4:00 p. m. los días viernes.</w:t>
+        <w:t>BITÁCORA</w:t>
       </w:r>
     </w:p>
     <w:p>
       <w:pPr>
-        <w:pageBreakBefore/>
-        <w:spacing w:line="360" w:lineRule="auto" w:before="0" w:after="80"/>
+        <w:spacing w:line="240" w:lineRule="auto" w:before="0" w:after="240"/>
         <w:jc w:val="center"/>
       </w:pPr>
       <w:r>
@@ -7325,42 +7485,10 @@
           <w:rFonts w:ascii="Arial" w:hAnsi="Arial"/>
           <w:b/>
           <w:i w:val="0"/>
-          <w:sz w:val="30"/>
-          <w:u w:val="single"/>
-        </w:rPr>
-        <w:t>BITÁCORA</w:t>
-      </w:r>
-    </w:p>
-    <w:p>
-      <w:pPr>
-        <w:spacing w:line="240" w:lineRule="auto" w:before="0" w:after="120"/>
-        <w:jc w:val="center"/>
-      </w:pPr>
-      <w:r>
-        <w:rPr>
-          <w:rFonts w:ascii="Arial" w:hAnsi="Arial"/>
-          <w:b/>
-          <w:i w:val="0"/>
+          <w:color w:val="595959"/>
           <w:sz w:val="24"/>
-          <w:u w:val="none"/>
         </w:rPr>
         <w:t>Semana 1</w:t>
-      </w:r>
-    </w:p>
-    <w:p>
-      <w:pPr>
-        <w:spacing w:line="240" w:lineRule="auto" w:before="0" w:after="120"/>
-        <w:jc w:val="center"/>
-      </w:pPr>
-      <w:r>
-        <w:rPr>
-          <w:rFonts w:ascii="Arial" w:hAnsi="Arial"/>
-          <w:b w:val="0"/>
-          <w:i w:val="0"/>
-          <w:sz w:val="18"/>
-          <w:u w:val="none"/>
-        </w:rPr>
-        <w:t>Coloca cuatro imágenes escaneadas de la bitácora por página, en el orden de las fechas, hasta completar la bitácora entera.</w:t>
       </w:r>
     </w:p>
     <w:tbl>
@@ -7370,13 +7498,19 @@
         <w:tblLayout w:type="fixed"/>
         <w:tblLook w:firstColumn="1" w:firstRow="1" w:lastColumn="0" w:lastRow="0" w:noHBand="0" w:noVBand="1" w:val="04A0"/>
         <w:tblBorders>
-          <w:top w:val="dashed" w:sz="8" w:space="0" w:color="7F7F7F"/>
-          <w:left w:val="dashed" w:sz="8" w:space="0" w:color="7F7F7F"/>
-          <w:bottom w:val="dashed" w:sz="8" w:space="0" w:color="7F7F7F"/>
-          <w:right w:val="dashed" w:sz="8" w:space="0" w:color="7F7F7F"/>
-          <w:insideH w:val="dashed" w:sz="8" w:space="0" w:color="7F7F7F"/>
-          <w:insideV w:val="dashed" w:sz="8" w:space="0" w:color="7F7F7F"/>
+          <w:top w:val="dashed" w:sz="6" w:space="0" w:color="BFBFBF"/>
+          <w:left w:val="dashed" w:sz="6" w:space="0" w:color="BFBFBF"/>
+          <w:bottom w:val="dashed" w:sz="6" w:space="0" w:color="BFBFBF"/>
+          <w:right w:val="dashed" w:sz="6" w:space="0" w:color="BFBFBF"/>
+          <w:insideH w:val="dashed" w:sz="6" w:space="0" w:color="BFBFBF"/>
+          <w:insideV w:val="dashed" w:sz="6" w:space="0" w:color="BFBFBF"/>
         </w:tblBorders>
+        <w:tblCellMar>
+          <w:top w:w="80" w:type="dxa"/>
+          <w:left w:w="80" w:type="dxa"/>
+          <w:bottom w:w="80" w:type="dxa"/>
+          <w:right w:w="80" w:type="dxa"/>
+        </w:tblCellMar>
       </w:tblPr>
       <w:tblGrid>
         <w:gridCol w:w="4535"/>
@@ -7393,17 +7527,17 @@
           </w:tcPr>
           <w:p>
             <w:pPr>
-              <w:spacing w:line="360" w:lineRule="auto"/>
+              <w:spacing w:line="360" w:lineRule="auto" w:after="80"/>
               <w:jc w:val="center"/>
             </w:pPr>
             <w:r>
               <w:rPr>
                 <w:rFonts w:ascii="Arial" w:hAnsi="Arial"/>
                 <w:b/>
-                <w:color w:val="595959"/>
+                <w:color w:val="1A8F5C"/>
                 <w:sz w:val="22"/>
               </w:rPr>
-              <w:t>Imagen de bitácora 1</w:t>
+              <w:t>Hoja de bitácora 1</w:t>
             </w:r>
           </w:p>
           <w:p>
@@ -7417,7 +7551,7 @@
                 <w:color w:val="808080"/>
                 <w:sz w:val="18"/>
               </w:rPr>
-              <w:t>Pega aquí la hoja escaneada</w:t>
+              <w:t>Pega aquí la imagen escaneada</w:t>
             </w:r>
           </w:p>
         </w:tc>
@@ -7428,17 +7562,17 @@
           </w:tcPr>
           <w:p>
             <w:pPr>
-              <w:spacing w:line="360" w:lineRule="auto"/>
+              <w:spacing w:line="360" w:lineRule="auto" w:after="80"/>
               <w:jc w:val="center"/>
             </w:pPr>
             <w:r>
               <w:rPr>
                 <w:rFonts w:ascii="Arial" w:hAnsi="Arial"/>
                 <w:b/>
-                <w:color w:val="595959"/>
+                <w:color w:val="1A8F5C"/>
                 <w:sz w:val="22"/>
               </w:rPr>
-              <w:t>Imagen de bitácora 2</w:t>
+              <w:t>Hoja de bitácora 2</w:t>
             </w:r>
           </w:p>
           <w:p>
@@ -7452,7 +7586,7 @@
                 <w:color w:val="808080"/>
                 <w:sz w:val="18"/>
               </w:rPr>
-              <w:t>Pega aquí la hoja escaneada</w:t>
+              <w:t>Pega aquí la imagen escaneada</w:t>
             </w:r>
           </w:p>
         </w:tc>
@@ -7468,17 +7602,17 @@
           </w:tcPr>
           <w:p>
             <w:pPr>
-              <w:spacing w:line="360" w:lineRule="auto"/>
+              <w:spacing w:line="360" w:lineRule="auto" w:after="80"/>
               <w:jc w:val="center"/>
             </w:pPr>
             <w:r>
               <w:rPr>
                 <w:rFonts w:ascii="Arial" w:hAnsi="Arial"/>
                 <w:b/>
-                <w:color w:val="595959"/>
+                <w:color w:val="1A8F5C"/>
                 <w:sz w:val="22"/>
               </w:rPr>
-              <w:t>Imagen de bitácora 3</w:t>
+              <w:t>Hoja de bitácora 3</w:t>
             </w:r>
           </w:p>
           <w:p>
@@ -7492,7 +7626,7 @@
                 <w:color w:val="808080"/>
                 <w:sz w:val="18"/>
               </w:rPr>
-              <w:t>Pega aquí la hoja escaneada</w:t>
+              <w:t>Pega aquí la imagen escaneada</w:t>
             </w:r>
           </w:p>
         </w:tc>
@@ -7503,17 +7637,17 @@
           </w:tcPr>
           <w:p>
             <w:pPr>
-              <w:spacing w:line="360" w:lineRule="auto"/>
+              <w:spacing w:line="360" w:lineRule="auto" w:after="80"/>
               <w:jc w:val="center"/>
             </w:pPr>
             <w:r>
               <w:rPr>
                 <w:rFonts w:ascii="Arial" w:hAnsi="Arial"/>
                 <w:b/>
-                <w:color w:val="595959"/>
+                <w:color w:val="1A8F5C"/>
                 <w:sz w:val="22"/>
               </w:rPr>
-              <w:t>Imagen de bitácora 4</w:t>
+              <w:t>Hoja de bitácora 4</w:t>
             </w:r>
           </w:p>
           <w:p>
@@ -7527,7 +7661,7 @@
                 <w:color w:val="808080"/>
                 <w:sz w:val="18"/>
               </w:rPr>
-              <w:t>Pega aquí la hoja escaneada</w:t>
+              <w:t>Pega aquí la imagen escaneada</w:t>
             </w:r>
           </w:p>
         </w:tc>
@@ -7536,7 +7670,26 @@
     <w:p>
       <w:pPr>
         <w:pageBreakBefore/>
-        <w:spacing w:line="360" w:lineRule="auto" w:before="0" w:after="80"/>
+        <w:spacing w:line="276" w:lineRule="auto" w:before="120" w:after="160"/>
+        <w:jc w:val="center"/>
+        <w:pBdr>
+          <w:bottom w:val="single" w:sz="10" w:space="8" w:color="1A8F5C"/>
+        </w:pBdr>
+      </w:pPr>
+      <w:r>
+        <w:rPr>
+          <w:rFonts w:ascii="Arial" w:hAnsi="Arial"/>
+          <w:b/>
+          <w:i w:val="0"/>
+          <w:color w:val="0D5C3F"/>
+          <w:sz w:val="36"/>
+        </w:rPr>
+        <w:t>BITÁCORA</w:t>
+      </w:r>
+    </w:p>
+    <w:p>
+      <w:pPr>
+        <w:spacing w:line="240" w:lineRule="auto" w:before="0" w:after="240"/>
         <w:jc w:val="center"/>
       </w:pPr>
       <w:r>
@@ -7544,24 +7697,8 @@
           <w:rFonts w:ascii="Arial" w:hAnsi="Arial"/>
           <w:b/>
           <w:i w:val="0"/>
-          <w:sz w:val="30"/>
-          <w:u w:val="single"/>
-        </w:rPr>
-        <w:t>BITÁCORA</w:t>
-      </w:r>
-    </w:p>
-    <w:p>
-      <w:pPr>
-        <w:spacing w:line="240" w:lineRule="auto" w:before="0" w:after="120"/>
-        <w:jc w:val="center"/>
-      </w:pPr>
-      <w:r>
-        <w:rPr>
-          <w:rFonts w:ascii="Arial" w:hAnsi="Arial"/>
-          <w:b/>
-          <w:i w:val="0"/>
+          <w:color w:val="595959"/>
           <w:sz w:val="24"/>
-          <w:u w:val="none"/>
         </w:rPr>
         <w:t>Semana 2</w:t>
       </w:r>
@@ -7573,13 +7710,19 @@
         <w:tblLayout w:type="fixed"/>
         <w:tblLook w:firstColumn="1" w:firstRow="1" w:lastColumn="0" w:lastRow="0" w:noHBand="0" w:noVBand="1" w:val="04A0"/>
         <w:tblBorders>
-          <w:top w:val="dashed" w:sz="8" w:space="0" w:color="7F7F7F"/>
-          <w:left w:val="dashed" w:sz="8" w:space="0" w:color="7F7F7F"/>
-          <w:bottom w:val="dashed" w:sz="8" w:space="0" w:color="7F7F7F"/>
-          <w:right w:val="dashed" w:sz="8" w:space="0" w:color="7F7F7F"/>
-          <w:insideH w:val="dashed" w:sz="8" w:space="0" w:color="7F7F7F"/>
-          <w:insideV w:val="dashed" w:sz="8" w:space="0" w:color="7F7F7F"/>
+          <w:top w:val="dashed" w:sz="6" w:space="0" w:color="BFBFBF"/>
+          <w:left w:val="dashed" w:sz="6" w:space="0" w:color="BFBFBF"/>
+          <w:bottom w:val="dashed" w:sz="6" w:space="0" w:color="BFBFBF"/>
+          <w:right w:val="dashed" w:sz="6" w:space="0" w:color="BFBFBF"/>
+          <w:insideH w:val="dashed" w:sz="6" w:space="0" w:color="BFBFBF"/>
+          <w:insideV w:val="dashed" w:sz="6" w:space="0" w:color="BFBFBF"/>
         </w:tblBorders>
+        <w:tblCellMar>
+          <w:top w:w="80" w:type="dxa"/>
+          <w:left w:w="80" w:type="dxa"/>
+          <w:bottom w:w="80" w:type="dxa"/>
+          <w:right w:w="80" w:type="dxa"/>
+        </w:tblCellMar>
       </w:tblPr>
       <w:tblGrid>
         <w:gridCol w:w="4535"/>
@@ -7587,7 +7730,7 @@
       </w:tblGrid>
       <w:tr>
         <w:trPr>
-          <w:trHeight w:val="5556" w:hRule="exact"/>
+          <w:trHeight w:val="5273" w:hRule="exact"/>
         </w:trPr>
         <w:tc>
           <w:tcPr>
@@ -7596,17 +7739,17 @@
           </w:tcPr>
           <w:p>
             <w:pPr>
-              <w:spacing w:line="360" w:lineRule="auto"/>
+              <w:spacing w:line="360" w:lineRule="auto" w:after="80"/>
               <w:jc w:val="center"/>
             </w:pPr>
             <w:r>
               <w:rPr>
                 <w:rFonts w:ascii="Arial" w:hAnsi="Arial"/>
                 <w:b/>
-                <w:color w:val="595959"/>
+                <w:color w:val="1A8F5C"/>
                 <w:sz w:val="22"/>
               </w:rPr>
-              <w:t>Imagen de bitácora 1</w:t>
+              <w:t>Hoja de bitácora 1</w:t>
             </w:r>
           </w:p>
           <w:p>
@@ -7620,7 +7763,7 @@
                 <w:color w:val="808080"/>
                 <w:sz w:val="18"/>
               </w:rPr>
-              <w:t>Pega aquí la hoja escaneada</w:t>
+              <w:t>Pega aquí la imagen escaneada</w:t>
             </w:r>
           </w:p>
         </w:tc>
@@ -7631,17 +7774,17 @@
           </w:tcPr>
           <w:p>
             <w:pPr>
-              <w:spacing w:line="360" w:lineRule="auto"/>
+              <w:spacing w:line="360" w:lineRule="auto" w:after="80"/>
               <w:jc w:val="center"/>
             </w:pPr>
             <w:r>
               <w:rPr>
                 <w:rFonts w:ascii="Arial" w:hAnsi="Arial"/>
                 <w:b/>
-                <w:color w:val="595959"/>
+                <w:color w:val="1A8F5C"/>
                 <w:sz w:val="22"/>
               </w:rPr>
-              <w:t>Imagen de bitácora 2</w:t>
+              <w:t>Hoja de bitácora 2</w:t>
             </w:r>
           </w:p>
           <w:p>
@@ -7655,14 +7798,14 @@
                 <w:color w:val="808080"/>
                 <w:sz w:val="18"/>
               </w:rPr>
-              <w:t>Pega aquí la hoja escaneada</w:t>
+              <w:t>Pega aquí la imagen escaneada</w:t>
             </w:r>
           </w:p>
         </w:tc>
       </w:tr>
       <w:tr>
         <w:trPr>
-          <w:trHeight w:val="5556" w:hRule="exact"/>
+          <w:trHeight w:val="5273" w:hRule="exact"/>
         </w:trPr>
         <w:tc>
           <w:tcPr>
@@ -7671,17 +7814,17 @@
           </w:tcPr>
           <w:p>
             <w:pPr>
-              <w:spacing w:line="360" w:lineRule="auto"/>
+              <w:spacing w:line="360" w:lineRule="auto" w:after="80"/>
               <w:jc w:val="center"/>
             </w:pPr>
             <w:r>
               <w:rPr>
                 <w:rFonts w:ascii="Arial" w:hAnsi="Arial"/>
                 <w:b/>
-                <w:color w:val="595959"/>
+                <w:color w:val="1A8F5C"/>
                 <w:sz w:val="22"/>
               </w:rPr>
-              <w:t>Imagen de bitácora 3</w:t>
+              <w:t>Hoja de bitácora 3</w:t>
             </w:r>
           </w:p>
           <w:p>
@@ -7695,7 +7838,7 @@
                 <w:color w:val="808080"/>
                 <w:sz w:val="18"/>
               </w:rPr>
-              <w:t>Pega aquí la hoja escaneada</w:t>
+              <w:t>Pega aquí la imagen escaneada</w:t>
             </w:r>
           </w:p>
         </w:tc>
@@ -7706,17 +7849,17 @@
           </w:tcPr>
           <w:p>
             <w:pPr>
-              <w:spacing w:line="360" w:lineRule="auto"/>
+              <w:spacing w:line="360" w:lineRule="auto" w:after="80"/>
               <w:jc w:val="center"/>
             </w:pPr>
             <w:r>
               <w:rPr>
                 <w:rFonts w:ascii="Arial" w:hAnsi="Arial"/>
                 <w:b/>
-                <w:color w:val="595959"/>
+                <w:color w:val="1A8F5C"/>
                 <w:sz w:val="22"/>
               </w:rPr>
-              <w:t>Imagen de bitácora 4</w:t>
+              <w:t>Hoja de bitácora 4</w:t>
             </w:r>
           </w:p>
           <w:p>
@@ -7730,7 +7873,7 @@
                 <w:color w:val="808080"/>
                 <w:sz w:val="18"/>
               </w:rPr>
-              <w:t>Pega aquí la hoja escaneada</w:t>
+              <w:t>Pega aquí la imagen escaneada</w:t>
             </w:r>
           </w:p>
         </w:tc>
@@ -7739,7 +7882,26 @@
     <w:p>
       <w:pPr>
         <w:pageBreakBefore/>
-        <w:spacing w:line="360" w:lineRule="auto" w:before="0" w:after="80"/>
+        <w:spacing w:line="276" w:lineRule="auto" w:before="120" w:after="160"/>
+        <w:jc w:val="center"/>
+        <w:pBdr>
+          <w:bottom w:val="single" w:sz="10" w:space="8" w:color="1A8F5C"/>
+        </w:pBdr>
+      </w:pPr>
+      <w:r>
+        <w:rPr>
+          <w:rFonts w:ascii="Arial" w:hAnsi="Arial"/>
+          <w:b/>
+          <w:i w:val="0"/>
+          <w:color w:val="0D5C3F"/>
+          <w:sz w:val="36"/>
+        </w:rPr>
+        <w:t>BITÁCORA</w:t>
+      </w:r>
+    </w:p>
+    <w:p>
+      <w:pPr>
+        <w:spacing w:line="240" w:lineRule="auto" w:before="0" w:after="240"/>
         <w:jc w:val="center"/>
       </w:pPr>
       <w:r>
@@ -7747,24 +7909,8 @@
           <w:rFonts w:ascii="Arial" w:hAnsi="Arial"/>
           <w:b/>
           <w:i w:val="0"/>
-          <w:sz w:val="30"/>
-          <w:u w:val="single"/>
-        </w:rPr>
-        <w:t>BITÁCORA</w:t>
-      </w:r>
-    </w:p>
-    <w:p>
-      <w:pPr>
-        <w:spacing w:line="240" w:lineRule="auto" w:before="0" w:after="120"/>
-        <w:jc w:val="center"/>
-      </w:pPr>
-      <w:r>
-        <w:rPr>
-          <w:rFonts w:ascii="Arial" w:hAnsi="Arial"/>
-          <w:b/>
-          <w:i w:val="0"/>
+          <w:color w:val="595959"/>
           <w:sz w:val="24"/>
-          <w:u w:val="none"/>
         </w:rPr>
         <w:t>Semana 3</w:t>
       </w:r>
@@ -7776,13 +7922,19 @@
         <w:tblLayout w:type="fixed"/>
         <w:tblLook w:firstColumn="1" w:firstRow="1" w:lastColumn="0" w:lastRow="0" w:noHBand="0" w:noVBand="1" w:val="04A0"/>
         <w:tblBorders>
-          <w:top w:val="dashed" w:sz="8" w:space="0" w:color="7F7F7F"/>
-          <w:left w:val="dashed" w:sz="8" w:space="0" w:color="7F7F7F"/>
-          <w:bottom w:val="dashed" w:sz="8" w:space="0" w:color="7F7F7F"/>
-          <w:right w:val="dashed" w:sz="8" w:space="0" w:color="7F7F7F"/>
-          <w:insideH w:val="dashed" w:sz="8" w:space="0" w:color="7F7F7F"/>
-          <w:insideV w:val="dashed" w:sz="8" w:space="0" w:color="7F7F7F"/>
+          <w:top w:val="dashed" w:sz="6" w:space="0" w:color="BFBFBF"/>
+          <w:left w:val="dashed" w:sz="6" w:space="0" w:color="BFBFBF"/>
+          <w:bottom w:val="dashed" w:sz="6" w:space="0" w:color="BFBFBF"/>
+          <w:right w:val="dashed" w:sz="6" w:space="0" w:color="BFBFBF"/>
+          <w:insideH w:val="dashed" w:sz="6" w:space="0" w:color="BFBFBF"/>
+          <w:insideV w:val="dashed" w:sz="6" w:space="0" w:color="BFBFBF"/>
         </w:tblBorders>
+        <w:tblCellMar>
+          <w:top w:w="80" w:type="dxa"/>
+          <w:left w:w="80" w:type="dxa"/>
+          <w:bottom w:w="80" w:type="dxa"/>
+          <w:right w:w="80" w:type="dxa"/>
+        </w:tblCellMar>
       </w:tblPr>
       <w:tblGrid>
         <w:gridCol w:w="4535"/>
@@ -7790,7 +7942,7 @@
       </w:tblGrid>
       <w:tr>
         <w:trPr>
-          <w:trHeight w:val="5556" w:hRule="exact"/>
+          <w:trHeight w:val="5273" w:hRule="exact"/>
         </w:trPr>
         <w:tc>
           <w:tcPr>
@@ -7799,17 +7951,17 @@
           </w:tcPr>
           <w:p>
             <w:pPr>
-              <w:spacing w:line="360" w:lineRule="auto"/>
+              <w:spacing w:line="360" w:lineRule="auto" w:after="80"/>
               <w:jc w:val="center"/>
             </w:pPr>
             <w:r>
               <w:rPr>
                 <w:rFonts w:ascii="Arial" w:hAnsi="Arial"/>
                 <w:b/>
-                <w:color w:val="595959"/>
+                <w:color w:val="1A8F5C"/>
                 <w:sz w:val="22"/>
               </w:rPr>
-              <w:t>Imagen de bitácora 1</w:t>
+              <w:t>Hoja de bitácora 1</w:t>
             </w:r>
           </w:p>
           <w:p>
@@ -7823,7 +7975,7 @@
                 <w:color w:val="808080"/>
                 <w:sz w:val="18"/>
               </w:rPr>
-              <w:t>Pega aquí la hoja escaneada</w:t>
+              <w:t>Pega aquí la imagen escaneada</w:t>
             </w:r>
           </w:p>
         </w:tc>
@@ -7834,17 +7986,17 @@
           </w:tcPr>
           <w:p>
             <w:pPr>
-              <w:spacing w:line="360" w:lineRule="auto"/>
+              <w:spacing w:line="360" w:lineRule="auto" w:after="80"/>
               <w:jc w:val="center"/>
             </w:pPr>
             <w:r>
               <w:rPr>
                 <w:rFonts w:ascii="Arial" w:hAnsi="Arial"/>
                 <w:b/>
-                <w:color w:val="595959"/>
+                <w:color w:val="1A8F5C"/>
                 <w:sz w:val="22"/>
               </w:rPr>
-              <w:t>Imagen de bitácora 2</w:t>
+              <w:t>Hoja de bitácora 2</w:t>
             </w:r>
           </w:p>
           <w:p>
@@ -7858,14 +8010,14 @@
                 <w:color w:val="808080"/>
                 <w:sz w:val="18"/>
               </w:rPr>
-              <w:t>Pega aquí la hoja escaneada</w:t>
+              <w:t>Pega aquí la imagen escaneada</w:t>
             </w:r>
           </w:p>
         </w:tc>
       </w:tr>
       <w:tr>
         <w:trPr>
-          <w:trHeight w:val="5556" w:hRule="exact"/>
+          <w:trHeight w:val="5273" w:hRule="exact"/>
         </w:trPr>
         <w:tc>
           <w:tcPr>
@@ -7874,17 +8026,17 @@
           </w:tcPr>
           <w:p>
             <w:pPr>
-              <w:spacing w:line="360" w:lineRule="auto"/>
+              <w:spacing w:line="360" w:lineRule="auto" w:after="80"/>
               <w:jc w:val="center"/>
             </w:pPr>
             <w:r>
               <w:rPr>
                 <w:rFonts w:ascii="Arial" w:hAnsi="Arial"/>
                 <w:b/>
-                <w:color w:val="595959"/>
+                <w:color w:val="1A8F5C"/>
                 <w:sz w:val="22"/>
               </w:rPr>
-              <w:t>Imagen de bitácora 3</w:t>
+              <w:t>Hoja de bitácora 3</w:t>
             </w:r>
           </w:p>
           <w:p>
@@ -7898,7 +8050,7 @@
                 <w:color w:val="808080"/>
                 <w:sz w:val="18"/>
               </w:rPr>
-              <w:t>Pega aquí la hoja escaneada</w:t>
+              <w:t>Pega aquí la imagen escaneada</w:t>
             </w:r>
           </w:p>
         </w:tc>
@@ -7909,17 +8061,17 @@
           </w:tcPr>
           <w:p>
             <w:pPr>
-              <w:spacing w:line="360" w:lineRule="auto"/>
+              <w:spacing w:line="360" w:lineRule="auto" w:after="80"/>
               <w:jc w:val="center"/>
             </w:pPr>
             <w:r>
               <w:rPr>
                 <w:rFonts w:ascii="Arial" w:hAnsi="Arial"/>
                 <w:b/>
-                <w:color w:val="595959"/>
+                <w:color w:val="1A8F5C"/>
                 <w:sz w:val="22"/>
               </w:rPr>
-              <w:t>Imagen de bitácora 4</w:t>
+              <w:t>Hoja de bitácora 4</w:t>
             </w:r>
           </w:p>
           <w:p>
@@ -7933,7 +8085,7 @@
                 <w:color w:val="808080"/>
                 <w:sz w:val="18"/>
               </w:rPr>
-              <w:t>Pega aquí la hoja escaneada</w:t>
+              <w:t>Pega aquí la imagen escaneada</w:t>
             </w:r>
           </w:p>
         </w:tc>
@@ -7942,7 +8094,26 @@
     <w:p>
       <w:pPr>
         <w:pageBreakBefore/>
-        <w:spacing w:line="360" w:lineRule="auto" w:before="0" w:after="80"/>
+        <w:spacing w:line="276" w:lineRule="auto" w:before="120" w:after="160"/>
+        <w:jc w:val="center"/>
+        <w:pBdr>
+          <w:bottom w:val="single" w:sz="10" w:space="8" w:color="1A8F5C"/>
+        </w:pBdr>
+      </w:pPr>
+      <w:r>
+        <w:rPr>
+          <w:rFonts w:ascii="Arial" w:hAnsi="Arial"/>
+          <w:b/>
+          <w:i w:val="0"/>
+          <w:color w:val="0D5C3F"/>
+          <w:sz w:val="36"/>
+        </w:rPr>
+        <w:t>BITÁCORA</w:t>
+      </w:r>
+    </w:p>
+    <w:p>
+      <w:pPr>
+        <w:spacing w:line="240" w:lineRule="auto" w:before="0" w:after="240"/>
         <w:jc w:val="center"/>
       </w:pPr>
       <w:r>
@@ -7950,24 +8121,8 @@
           <w:rFonts w:ascii="Arial" w:hAnsi="Arial"/>
           <w:b/>
           <w:i w:val="0"/>
-          <w:sz w:val="30"/>
-          <w:u w:val="single"/>
-        </w:rPr>
-        <w:t>BITÁCORA</w:t>
-      </w:r>
-    </w:p>
-    <w:p>
-      <w:pPr>
-        <w:spacing w:line="240" w:lineRule="auto" w:before="0" w:after="120"/>
-        <w:jc w:val="center"/>
-      </w:pPr>
-      <w:r>
-        <w:rPr>
-          <w:rFonts w:ascii="Arial" w:hAnsi="Arial"/>
-          <w:b/>
-          <w:i w:val="0"/>
+          <w:color w:val="595959"/>
           <w:sz w:val="24"/>
-          <w:u w:val="none"/>
         </w:rPr>
         <w:t>Semana 4</w:t>
       </w:r>
@@ -7979,13 +8134,19 @@
         <w:tblLayout w:type="fixed"/>
         <w:tblLook w:firstColumn="1" w:firstRow="1" w:lastColumn="0" w:lastRow="0" w:noHBand="0" w:noVBand="1" w:val="04A0"/>
         <w:tblBorders>
-          <w:top w:val="dashed" w:sz="8" w:space="0" w:color="7F7F7F"/>
-          <w:left w:val="dashed" w:sz="8" w:space="0" w:color="7F7F7F"/>
-          <w:bottom w:val="dashed" w:sz="8" w:space="0" w:color="7F7F7F"/>
-          <w:right w:val="dashed" w:sz="8" w:space="0" w:color="7F7F7F"/>
-          <w:insideH w:val="dashed" w:sz="8" w:space="0" w:color="7F7F7F"/>
-          <w:insideV w:val="dashed" w:sz="8" w:space="0" w:color="7F7F7F"/>
+          <w:top w:val="dashed" w:sz="6" w:space="0" w:color="BFBFBF"/>
+          <w:left w:val="dashed" w:sz="6" w:space="0" w:color="BFBFBF"/>
+          <w:bottom w:val="dashed" w:sz="6" w:space="0" w:color="BFBFBF"/>
+          <w:right w:val="dashed" w:sz="6" w:space="0" w:color="BFBFBF"/>
+          <w:insideH w:val="dashed" w:sz="6" w:space="0" w:color="BFBFBF"/>
+          <w:insideV w:val="dashed" w:sz="6" w:space="0" w:color="BFBFBF"/>
         </w:tblBorders>
+        <w:tblCellMar>
+          <w:top w:w="80" w:type="dxa"/>
+          <w:left w:w="80" w:type="dxa"/>
+          <w:bottom w:w="80" w:type="dxa"/>
+          <w:right w:w="80" w:type="dxa"/>
+        </w:tblCellMar>
       </w:tblPr>
       <w:tblGrid>
         <w:gridCol w:w="4535"/>
@@ -7993,7 +8154,7 @@
       </w:tblGrid>
       <w:tr>
         <w:trPr>
-          <w:trHeight w:val="5556" w:hRule="exact"/>
+          <w:trHeight w:val="5273" w:hRule="exact"/>
         </w:trPr>
         <w:tc>
           <w:tcPr>
@@ -8002,17 +8163,17 @@
           </w:tcPr>
           <w:p>
             <w:pPr>
-              <w:spacing w:line="360" w:lineRule="auto"/>
+              <w:spacing w:line="360" w:lineRule="auto" w:after="80"/>
               <w:jc w:val="center"/>
             </w:pPr>
             <w:r>
               <w:rPr>
                 <w:rFonts w:ascii="Arial" w:hAnsi="Arial"/>
                 <w:b/>
-                <w:color w:val="595959"/>
+                <w:color w:val="1A8F5C"/>
                 <w:sz w:val="22"/>
               </w:rPr>
-              <w:t>Imagen de bitácora 1</w:t>
+              <w:t>Hoja de bitácora 1</w:t>
             </w:r>
           </w:p>
           <w:p>
@@ -8026,7 +8187,7 @@
                 <w:color w:val="808080"/>
                 <w:sz w:val="18"/>
               </w:rPr>
-              <w:t>Pega aquí la hoja escaneada</w:t>
+              <w:t>Pega aquí la imagen escaneada</w:t>
             </w:r>
           </w:p>
         </w:tc>
@@ -8037,17 +8198,17 @@
           </w:tcPr>
           <w:p>
             <w:pPr>
-              <w:spacing w:line="360" w:lineRule="auto"/>
+              <w:spacing w:line="360" w:lineRule="auto" w:after="80"/>
               <w:jc w:val="center"/>
             </w:pPr>
             <w:r>
               <w:rPr>
                 <w:rFonts w:ascii="Arial" w:hAnsi="Arial"/>
                 <w:b/>
-                <w:color w:val="595959"/>
+                <w:color w:val="1A8F5C"/>
                 <w:sz w:val="22"/>
               </w:rPr>
-              <w:t>Imagen de bitácora 2</w:t>
+              <w:t>Hoja de bitácora 2</w:t>
             </w:r>
           </w:p>
           <w:p>
@@ -8061,14 +8222,14 @@
                 <w:color w:val="808080"/>
                 <w:sz w:val="18"/>
               </w:rPr>
-              <w:t>Pega aquí la hoja escaneada</w:t>
+              <w:t>Pega aquí la imagen escaneada</w:t>
             </w:r>
           </w:p>
         </w:tc>
       </w:tr>
       <w:tr>
         <w:trPr>
-          <w:trHeight w:val="5556" w:hRule="exact"/>
+          <w:trHeight w:val="5273" w:hRule="exact"/>
         </w:trPr>
         <w:tc>
           <w:tcPr>
@@ -8077,17 +8238,17 @@
           </w:tcPr>
           <w:p>
             <w:pPr>
-              <w:spacing w:line="360" w:lineRule="auto"/>
+              <w:spacing w:line="360" w:lineRule="auto" w:after="80"/>
               <w:jc w:val="center"/>
             </w:pPr>
             <w:r>
               <w:rPr>
                 <w:rFonts w:ascii="Arial" w:hAnsi="Arial"/>
                 <w:b/>
-                <w:color w:val="595959"/>
+                <w:color w:val="1A8F5C"/>
                 <w:sz w:val="22"/>
               </w:rPr>
-              <w:t>Imagen de bitácora 3</w:t>
+              <w:t>Hoja de bitácora 3</w:t>
             </w:r>
           </w:p>
           <w:p>
@@ -8101,7 +8262,7 @@
                 <w:color w:val="808080"/>
                 <w:sz w:val="18"/>
               </w:rPr>
-              <w:t>Pega aquí la hoja escaneada</w:t>
+              <w:t>Pega aquí la imagen escaneada</w:t>
             </w:r>
           </w:p>
         </w:tc>
@@ -8112,17 +8273,17 @@
           </w:tcPr>
           <w:p>
             <w:pPr>
-              <w:spacing w:line="360" w:lineRule="auto"/>
+              <w:spacing w:line="360" w:lineRule="auto" w:after="80"/>
               <w:jc w:val="center"/>
             </w:pPr>
             <w:r>
               <w:rPr>
                 <w:rFonts w:ascii="Arial" w:hAnsi="Arial"/>
                 <w:b/>
-                <w:color w:val="595959"/>
+                <w:color w:val="1A8F5C"/>
                 <w:sz w:val="22"/>
               </w:rPr>
-              <w:t>Imagen de bitácora 4</w:t>
+              <w:t>Hoja de bitácora 4</w:t>
             </w:r>
           </w:p>
           <w:p>
@@ -8136,7 +8297,7 @@
                 <w:color w:val="808080"/>
                 <w:sz w:val="18"/>
               </w:rPr>
-              <w:t>Pega aquí la hoja escaneada</w:t>
+              <w:t>Pega aquí la imagen escaneada</w:t>
             </w:r>
           </w:p>
         </w:tc>
@@ -8145,7 +8306,26 @@
     <w:p>
       <w:pPr>
         <w:pageBreakBefore/>
-        <w:spacing w:line="360" w:lineRule="auto" w:before="0" w:after="80"/>
+        <w:spacing w:line="276" w:lineRule="auto" w:before="120" w:after="160"/>
+        <w:jc w:val="center"/>
+        <w:pBdr>
+          <w:bottom w:val="single" w:sz="10" w:space="8" w:color="1A8F5C"/>
+        </w:pBdr>
+      </w:pPr>
+      <w:r>
+        <w:rPr>
+          <w:rFonts w:ascii="Arial" w:hAnsi="Arial"/>
+          <w:b/>
+          <w:i w:val="0"/>
+          <w:color w:val="0D5C3F"/>
+          <w:sz w:val="36"/>
+        </w:rPr>
+        <w:t>BITÁCORA</w:t>
+      </w:r>
+    </w:p>
+    <w:p>
+      <w:pPr>
+        <w:spacing w:line="240" w:lineRule="auto" w:before="0" w:after="240"/>
         <w:jc w:val="center"/>
       </w:pPr>
       <w:r>
@@ -8153,24 +8333,8 @@
           <w:rFonts w:ascii="Arial" w:hAnsi="Arial"/>
           <w:b/>
           <w:i w:val="0"/>
-          <w:sz w:val="30"/>
-          <w:u w:val="single"/>
-        </w:rPr>
-        <w:t>BITÁCORA</w:t>
-      </w:r>
-    </w:p>
-    <w:p>
-      <w:pPr>
-        <w:spacing w:line="240" w:lineRule="auto" w:before="0" w:after="120"/>
-        <w:jc w:val="center"/>
-      </w:pPr>
-      <w:r>
-        <w:rPr>
-          <w:rFonts w:ascii="Arial" w:hAnsi="Arial"/>
-          <w:b/>
-          <w:i w:val="0"/>
+          <w:color w:val="595959"/>
           <w:sz w:val="24"/>
-          <w:u w:val="none"/>
         </w:rPr>
         <w:t>Semana 5</w:t>
       </w:r>
@@ -8182,13 +8346,19 @@
         <w:tblLayout w:type="fixed"/>
         <w:tblLook w:firstColumn="1" w:firstRow="1" w:lastColumn="0" w:lastRow="0" w:noHBand="0" w:noVBand="1" w:val="04A0"/>
         <w:tblBorders>
-          <w:top w:val="dashed" w:sz="8" w:space="0" w:color="7F7F7F"/>
-          <w:left w:val="dashed" w:sz="8" w:space="0" w:color="7F7F7F"/>
-          <w:bottom w:val="dashed" w:sz="8" w:space="0" w:color="7F7F7F"/>
-          <w:right w:val="dashed" w:sz="8" w:space="0" w:color="7F7F7F"/>
-          <w:insideH w:val="dashed" w:sz="8" w:space="0" w:color="7F7F7F"/>
-          <w:insideV w:val="dashed" w:sz="8" w:space="0" w:color="7F7F7F"/>
+          <w:top w:val="dashed" w:sz="6" w:space="0" w:color="BFBFBF"/>
+          <w:left w:val="dashed" w:sz="6" w:space="0" w:color="BFBFBF"/>
+          <w:bottom w:val="dashed" w:sz="6" w:space="0" w:color="BFBFBF"/>
+          <w:right w:val="dashed" w:sz="6" w:space="0" w:color="BFBFBF"/>
+          <w:insideH w:val="dashed" w:sz="6" w:space="0" w:color="BFBFBF"/>
+          <w:insideV w:val="dashed" w:sz="6" w:space="0" w:color="BFBFBF"/>
         </w:tblBorders>
+        <w:tblCellMar>
+          <w:top w:w="80" w:type="dxa"/>
+          <w:left w:w="80" w:type="dxa"/>
+          <w:bottom w:w="80" w:type="dxa"/>
+          <w:right w:w="80" w:type="dxa"/>
+        </w:tblCellMar>
       </w:tblPr>
       <w:tblGrid>
         <w:gridCol w:w="4535"/>
@@ -8196,7 +8366,7 @@
       </w:tblGrid>
       <w:tr>
         <w:trPr>
-          <w:trHeight w:val="5556" w:hRule="exact"/>
+          <w:trHeight w:val="5273" w:hRule="exact"/>
         </w:trPr>
         <w:tc>
           <w:tcPr>
@@ -8205,17 +8375,17 @@
           </w:tcPr>
           <w:p>
             <w:pPr>
-              <w:spacing w:line="360" w:lineRule="auto"/>
+              <w:spacing w:line="360" w:lineRule="auto" w:after="80"/>
               <w:jc w:val="center"/>
             </w:pPr>
             <w:r>
               <w:rPr>
                 <w:rFonts w:ascii="Arial" w:hAnsi="Arial"/>
                 <w:b/>
-                <w:color w:val="595959"/>
+                <w:color w:val="1A8F5C"/>
                 <w:sz w:val="22"/>
               </w:rPr>
-              <w:t>Imagen de bitácora 1</w:t>
+              <w:t>Hoja de bitácora 1</w:t>
             </w:r>
           </w:p>
           <w:p>
@@ -8229,7 +8399,7 @@
                 <w:color w:val="808080"/>
                 <w:sz w:val="18"/>
               </w:rPr>
-              <w:t>Pega aquí la hoja escaneada</w:t>
+              <w:t>Pega aquí la imagen escaneada</w:t>
             </w:r>
           </w:p>
         </w:tc>
@@ -8240,17 +8410,17 @@
           </w:tcPr>
           <w:p>
             <w:pPr>
-              <w:spacing w:line="360" w:lineRule="auto"/>
+              <w:spacing w:line="360" w:lineRule="auto" w:after="80"/>
               <w:jc w:val="center"/>
             </w:pPr>
             <w:r>
               <w:rPr>
                 <w:rFonts w:ascii="Arial" w:hAnsi="Arial"/>
                 <w:b/>
-                <w:color w:val="595959"/>
+                <w:color w:val="1A8F5C"/>
                 <w:sz w:val="22"/>
               </w:rPr>
-              <w:t>Imagen de bitácora 2</w:t>
+              <w:t>Hoja de bitácora 2</w:t>
             </w:r>
           </w:p>
           <w:p>
@@ -8264,14 +8434,14 @@
                 <w:color w:val="808080"/>
                 <w:sz w:val="18"/>
               </w:rPr>
-              <w:t>Pega aquí la hoja escaneada</w:t>
+              <w:t>Pega aquí la imagen escaneada</w:t>
             </w:r>
           </w:p>
         </w:tc>
       </w:tr>
       <w:tr>
         <w:trPr>
-          <w:trHeight w:val="5556" w:hRule="exact"/>
+          <w:trHeight w:val="5273" w:hRule="exact"/>
         </w:trPr>
         <w:tc>
           <w:tcPr>
@@ -8280,17 +8450,17 @@
           </w:tcPr>
           <w:p>
             <w:pPr>
-              <w:spacing w:line="360" w:lineRule="auto"/>
+              <w:spacing w:line="360" w:lineRule="auto" w:after="80"/>
               <w:jc w:val="center"/>
             </w:pPr>
             <w:r>
               <w:rPr>
                 <w:rFonts w:ascii="Arial" w:hAnsi="Arial"/>
                 <w:b/>
-                <w:color w:val="595959"/>
+                <w:color w:val="1A8F5C"/>
                 <w:sz w:val="22"/>
               </w:rPr>
-              <w:t>Imagen de bitácora 3</w:t>
+              <w:t>Hoja de bitácora 3</w:t>
             </w:r>
           </w:p>
           <w:p>
@@ -8304,7 +8474,7 @@
                 <w:color w:val="808080"/>
                 <w:sz w:val="18"/>
               </w:rPr>
-              <w:t>Pega aquí la hoja escaneada</w:t>
+              <w:t>Pega aquí la imagen escaneada</w:t>
             </w:r>
           </w:p>
         </w:tc>
@@ -8315,17 +8485,17 @@
           </w:tcPr>
           <w:p>
             <w:pPr>
-              <w:spacing w:line="360" w:lineRule="auto"/>
+              <w:spacing w:line="360" w:lineRule="auto" w:after="80"/>
               <w:jc w:val="center"/>
             </w:pPr>
             <w:r>
               <w:rPr>
                 <w:rFonts w:ascii="Arial" w:hAnsi="Arial"/>
                 <w:b/>
-                <w:color w:val="595959"/>
+                <w:color w:val="1A8F5C"/>
                 <w:sz w:val="22"/>
               </w:rPr>
-              <w:t>Imagen de bitácora 4</w:t>
+              <w:t>Hoja de bitácora 4</w:t>
             </w:r>
           </w:p>
           <w:p>
@@ -8339,7 +8509,7 @@
                 <w:color w:val="808080"/>
                 <w:sz w:val="18"/>
               </w:rPr>
-              <w:t>Pega aquí la hoja escaneada</w:t>
+              <w:t>Pega aquí la imagen escaneada</w:t>
             </w:r>
           </w:p>
         </w:tc>
@@ -8348,7 +8518,26 @@
     <w:p>
       <w:pPr>
         <w:pageBreakBefore/>
-        <w:spacing w:line="360" w:lineRule="auto" w:before="0" w:after="80"/>
+        <w:spacing w:line="276" w:lineRule="auto" w:before="120" w:after="160"/>
+        <w:jc w:val="center"/>
+        <w:pBdr>
+          <w:bottom w:val="single" w:sz="10" w:space="8" w:color="1A8F5C"/>
+        </w:pBdr>
+      </w:pPr>
+      <w:r>
+        <w:rPr>
+          <w:rFonts w:ascii="Arial" w:hAnsi="Arial"/>
+          <w:b/>
+          <w:i w:val="0"/>
+          <w:color w:val="0D5C3F"/>
+          <w:sz w:val="36"/>
+        </w:rPr>
+        <w:t>BITÁCORA</w:t>
+      </w:r>
+    </w:p>
+    <w:p>
+      <w:pPr>
+        <w:spacing w:line="240" w:lineRule="auto" w:before="0" w:after="240"/>
         <w:jc w:val="center"/>
       </w:pPr>
       <w:r>
@@ -8356,24 +8545,8 @@
           <w:rFonts w:ascii="Arial" w:hAnsi="Arial"/>
           <w:b/>
           <w:i w:val="0"/>
-          <w:sz w:val="30"/>
-          <w:u w:val="single"/>
-        </w:rPr>
-        <w:t>BITÁCORA</w:t>
-      </w:r>
-    </w:p>
-    <w:p>
-      <w:pPr>
-        <w:spacing w:line="240" w:lineRule="auto" w:before="0" w:after="120"/>
-        <w:jc w:val="center"/>
-      </w:pPr>
-      <w:r>
-        <w:rPr>
-          <w:rFonts w:ascii="Arial" w:hAnsi="Arial"/>
-          <w:b/>
-          <w:i w:val="0"/>
+          <w:color w:val="595959"/>
           <w:sz w:val="24"/>
-          <w:u w:val="none"/>
         </w:rPr>
         <w:t>Hojas restantes</w:t>
       </w:r>
@@ -8385,13 +8558,19 @@
         <w:tblLayout w:type="fixed"/>
         <w:tblLook w:firstColumn="1" w:firstRow="1" w:lastColumn="0" w:lastRow="0" w:noHBand="0" w:noVBand="1" w:val="04A0"/>
         <w:tblBorders>
-          <w:top w:val="dashed" w:sz="8" w:space="0" w:color="7F7F7F"/>
-          <w:left w:val="dashed" w:sz="8" w:space="0" w:color="7F7F7F"/>
-          <w:bottom w:val="dashed" w:sz="8" w:space="0" w:color="7F7F7F"/>
-          <w:right w:val="dashed" w:sz="8" w:space="0" w:color="7F7F7F"/>
-          <w:insideH w:val="dashed" w:sz="8" w:space="0" w:color="7F7F7F"/>
-          <w:insideV w:val="dashed" w:sz="8" w:space="0" w:color="7F7F7F"/>
+          <w:top w:val="dashed" w:sz="6" w:space="0" w:color="BFBFBF"/>
+          <w:left w:val="dashed" w:sz="6" w:space="0" w:color="BFBFBF"/>
+          <w:bottom w:val="dashed" w:sz="6" w:space="0" w:color="BFBFBF"/>
+          <w:right w:val="dashed" w:sz="6" w:space="0" w:color="BFBFBF"/>
+          <w:insideH w:val="dashed" w:sz="6" w:space="0" w:color="BFBFBF"/>
+          <w:insideV w:val="dashed" w:sz="6" w:space="0" w:color="BFBFBF"/>
         </w:tblBorders>
+        <w:tblCellMar>
+          <w:top w:w="80" w:type="dxa"/>
+          <w:left w:w="80" w:type="dxa"/>
+          <w:bottom w:w="80" w:type="dxa"/>
+          <w:right w:w="80" w:type="dxa"/>
+        </w:tblCellMar>
       </w:tblPr>
       <w:tblGrid>
         <w:gridCol w:w="4535"/>
@@ -8399,7 +8578,7 @@
       </w:tblGrid>
       <w:tr>
         <w:trPr>
-          <w:trHeight w:val="5556" w:hRule="exact"/>
+          <w:trHeight w:val="5273" w:hRule="exact"/>
         </w:trPr>
         <w:tc>
           <w:tcPr>
@@ -8408,17 +8587,17 @@
           </w:tcPr>
           <w:p>
             <w:pPr>
-              <w:spacing w:line="360" w:lineRule="auto"/>
+              <w:spacing w:line="360" w:lineRule="auto" w:after="80"/>
               <w:jc w:val="center"/>
             </w:pPr>
             <w:r>
               <w:rPr>
                 <w:rFonts w:ascii="Arial" w:hAnsi="Arial"/>
                 <w:b/>
-                <w:color w:val="595959"/>
+                <w:color w:val="1A8F5C"/>
                 <w:sz w:val="22"/>
               </w:rPr>
-              <w:t>Imagen de bitácora 1</w:t>
+              <w:t>Hoja de bitácora 1</w:t>
             </w:r>
           </w:p>
           <w:p>
@@ -8432,7 +8611,7 @@
                 <w:color w:val="808080"/>
                 <w:sz w:val="18"/>
               </w:rPr>
-              <w:t>Pega aquí la hoja escaneada</w:t>
+              <w:t>Pega aquí la imagen escaneada</w:t>
             </w:r>
           </w:p>
         </w:tc>
@@ -8443,17 +8622,17 @@
           </w:tcPr>
           <w:p>
             <w:pPr>
-              <w:spacing w:line="360" w:lineRule="auto"/>
+              <w:spacing w:line="360" w:lineRule="auto" w:after="80"/>
               <w:jc w:val="center"/>
             </w:pPr>
             <w:r>
               <w:rPr>
                 <w:rFonts w:ascii="Arial" w:hAnsi="Arial"/>
                 <w:b/>
-                <w:color w:val="595959"/>
+                <w:color w:val="1A8F5C"/>
                 <w:sz w:val="22"/>
               </w:rPr>
-              <w:t>Imagen de bitácora 2</w:t>
+              <w:t>Hoja de bitácora 2</w:t>
             </w:r>
           </w:p>
           <w:p>
@@ -8467,14 +8646,14 @@
                 <w:color w:val="808080"/>
                 <w:sz w:val="18"/>
               </w:rPr>
-              <w:t>Pega aquí la hoja escaneada</w:t>
+              <w:t>Pega aquí la imagen escaneada</w:t>
             </w:r>
           </w:p>
         </w:tc>
       </w:tr>
       <w:tr>
         <w:trPr>
-          <w:trHeight w:val="5556" w:hRule="exact"/>
+          <w:trHeight w:val="5273" w:hRule="exact"/>
         </w:trPr>
         <w:tc>
           <w:tcPr>
@@ -8483,17 +8662,17 @@
           </w:tcPr>
           <w:p>
             <w:pPr>
-              <w:spacing w:line="360" w:lineRule="auto"/>
+              <w:spacing w:line="360" w:lineRule="auto" w:after="80"/>
               <w:jc w:val="center"/>
             </w:pPr>
             <w:r>
               <w:rPr>
                 <w:rFonts w:ascii="Arial" w:hAnsi="Arial"/>
                 <w:b/>
-                <w:color w:val="595959"/>
+                <w:color w:val="1A8F5C"/>
                 <w:sz w:val="22"/>
               </w:rPr>
-              <w:t>Imagen de bitácora 3</w:t>
+              <w:t>Hoja de bitácora 3</w:t>
             </w:r>
           </w:p>
           <w:p>
@@ -8507,7 +8686,7 @@
                 <w:color w:val="808080"/>
                 <w:sz w:val="18"/>
               </w:rPr>
-              <w:t>Pega aquí la hoja escaneada</w:t>
+              <w:t>Pega aquí la imagen escaneada</w:t>
             </w:r>
           </w:p>
         </w:tc>
@@ -8518,17 +8697,17 @@
           </w:tcPr>
           <w:p>
             <w:pPr>
-              <w:spacing w:line="360" w:lineRule="auto"/>
+              <w:spacing w:line="360" w:lineRule="auto" w:after="80"/>
               <w:jc w:val="center"/>
             </w:pPr>
             <w:r>
               <w:rPr>
                 <w:rFonts w:ascii="Arial" w:hAnsi="Arial"/>
                 <w:b/>
-                <w:color w:val="595959"/>
+                <w:color w:val="1A8F5C"/>
                 <w:sz w:val="22"/>
               </w:rPr>
-              <w:t>Imagen de bitácora 4</w:t>
+              <w:t>Hoja de bitácora 4</w:t>
             </w:r>
           </w:p>
           <w:p>
@@ -8542,7 +8721,7 @@
                 <w:color w:val="808080"/>
                 <w:sz w:val="18"/>
               </w:rPr>
-              <w:t>Pega aquí la hoja escaneada</w:t>
+              <w:t>Pega aquí la imagen escaneada</w:t>
             </w:r>
           </w:p>
         </w:tc>
@@ -8551,23 +8730,26 @@
     <w:p>
       <w:pPr>
         <w:pageBreakBefore/>
-        <w:spacing w:line="360" w:lineRule="auto" w:before="0" w:after="80"/>
+        <w:spacing w:line="276" w:lineRule="auto" w:before="120" w:after="160"/>
         <w:jc w:val="center"/>
+        <w:pBdr>
+          <w:bottom w:val="single" w:sz="10" w:space="8" w:color="1A8F5C"/>
+        </w:pBdr>
       </w:pPr>
       <w:r>
         <w:rPr>
           <w:rFonts w:ascii="Arial" w:hAnsi="Arial"/>
           <w:b/>
           <w:i w:val="0"/>
-          <w:sz w:val="32"/>
-          <w:u w:val="single"/>
+          <w:color w:val="0D5C3F"/>
+          <w:sz w:val="40"/>
         </w:rPr>
         <w:t>EVIDENCIAS</w:t>
       </w:r>
     </w:p>
     <w:p>
       <w:pPr>
-        <w:spacing w:line="240" w:lineRule="auto" w:before="0" w:after="120"/>
+        <w:spacing w:line="240" w:lineRule="auto" w:before="0" w:after="240"/>
         <w:jc w:val="center"/>
       </w:pPr>
       <w:r>
@@ -8575,10 +8757,10 @@
           <w:rFonts w:ascii="Arial" w:hAnsi="Arial"/>
           <w:b w:val="0"/>
           <w:i w:val="0"/>
-          <w:sz w:val="18"/>
-          <w:u w:val="none"/>
+          <w:color w:val="595959"/>
+          <w:sz w:val="22"/>
         </w:rPr>
-        <w:t>Fotografías tomadas durante la práctica profesional en TOPPIC Constructora S. de R.L.</w:t>
+        <w:t>Fotografías tomadas durante la práctica profesional</w:t>
       </w:r>
     </w:p>
     <w:tbl>
@@ -8588,13 +8770,19 @@
         <w:tblLayout w:type="fixed"/>
         <w:tblLook w:firstColumn="1" w:firstRow="1" w:lastColumn="0" w:lastRow="0" w:noHBand="0" w:noVBand="1" w:val="04A0"/>
         <w:tblBorders>
-          <w:top w:val="dashed" w:sz="8" w:space="0" w:color="7F7F7F"/>
-          <w:left w:val="dashed" w:sz="8" w:space="0" w:color="7F7F7F"/>
-          <w:bottom w:val="dashed" w:sz="8" w:space="0" w:color="7F7F7F"/>
-          <w:right w:val="dashed" w:sz="8" w:space="0" w:color="7F7F7F"/>
-          <w:insideH w:val="dashed" w:sz="8" w:space="0" w:color="7F7F7F"/>
-          <w:insideV w:val="dashed" w:sz="8" w:space="0" w:color="7F7F7F"/>
+          <w:top w:val="dashed" w:sz="6" w:space="0" w:color="BFBFBF"/>
+          <w:left w:val="dashed" w:sz="6" w:space="0" w:color="BFBFBF"/>
+          <w:bottom w:val="dashed" w:sz="6" w:space="0" w:color="BFBFBF"/>
+          <w:right w:val="dashed" w:sz="6" w:space="0" w:color="BFBFBF"/>
+          <w:insideH w:val="dashed" w:sz="6" w:space="0" w:color="BFBFBF"/>
+          <w:insideV w:val="dashed" w:sz="6" w:space="0" w:color="BFBFBF"/>
         </w:tblBorders>
+        <w:tblCellMar>
+          <w:top w:w="80" w:type="dxa"/>
+          <w:left w:w="80" w:type="dxa"/>
+          <w:bottom w:w="80" w:type="dxa"/>
+          <w:right w:w="80" w:type="dxa"/>
+        </w:tblCellMar>
       </w:tblPr>
       <w:tblGrid>
         <w:gridCol w:w="4535"/>
@@ -8602,7 +8790,7 @@
       </w:tblGrid>
       <w:tr>
         <w:trPr>
-          <w:trHeight w:val="5329" w:hRule="exact"/>
+          <w:trHeight w:val="5216" w:hRule="exact"/>
         </w:trPr>
         <w:tc>
           <w:tcPr>
@@ -8611,14 +8799,14 @@
           </w:tcPr>
           <w:p>
             <w:pPr>
-              <w:spacing w:line="360" w:lineRule="auto"/>
+              <w:spacing w:line="360" w:lineRule="auto" w:after="80"/>
               <w:jc w:val="center"/>
             </w:pPr>
             <w:r>
               <w:rPr>
                 <w:rFonts w:ascii="Arial" w:hAnsi="Arial"/>
                 <w:b/>
-                <w:color w:val="595959"/>
+                <w:color w:val="1A8F5C"/>
                 <w:sz w:val="22"/>
               </w:rPr>
               <w:t>Fotografía 1</w:t>
@@ -8635,7 +8823,7 @@
                 <w:color w:val="808080"/>
                 <w:sz w:val="18"/>
               </w:rPr>
-              <w:t>Pega aquí una foto tuya realizando tu trabajo</w:t>
+              <w:t>Pega aquí una foto realizando tu trabajo</w:t>
             </w:r>
           </w:p>
         </w:tc>
@@ -8646,14 +8834,14 @@
           </w:tcPr>
           <w:p>
             <w:pPr>
-              <w:spacing w:line="360" w:lineRule="auto"/>
+              <w:spacing w:line="360" w:lineRule="auto" w:after="80"/>
               <w:jc w:val="center"/>
             </w:pPr>
             <w:r>
               <w:rPr>
                 <w:rFonts w:ascii="Arial" w:hAnsi="Arial"/>
                 <w:b/>
-                <w:color w:val="595959"/>
+                <w:color w:val="1A8F5C"/>
                 <w:sz w:val="22"/>
               </w:rPr>
               <w:t>Fotografía 2</w:t>
@@ -8670,14 +8858,14 @@
                 <w:color w:val="808080"/>
                 <w:sz w:val="18"/>
               </w:rPr>
-              <w:t>Pega aquí una foto tuya realizando tu trabajo</w:t>
+              <w:t>Pega aquí una foto realizando tu trabajo</w:t>
             </w:r>
           </w:p>
         </w:tc>
       </w:tr>
       <w:tr>
         <w:trPr>
-          <w:trHeight w:val="5329" w:hRule="exact"/>
+          <w:trHeight w:val="5216" w:hRule="exact"/>
         </w:trPr>
         <w:tc>
           <w:tcPr>
@@ -8686,14 +8874,14 @@
           </w:tcPr>
           <w:p>
             <w:pPr>
-              <w:spacing w:line="360" w:lineRule="auto"/>
+              <w:spacing w:line="360" w:lineRule="auto" w:after="80"/>
               <w:jc w:val="center"/>
             </w:pPr>
             <w:r>
               <w:rPr>
                 <w:rFonts w:ascii="Arial" w:hAnsi="Arial"/>
                 <w:b/>
-                <w:color w:val="595959"/>
+                <w:color w:val="1A8F5C"/>
                 <w:sz w:val="22"/>
               </w:rPr>
               <w:t>Fotografía 3</w:t>
@@ -8710,7 +8898,7 @@
                 <w:color w:val="808080"/>
                 <w:sz w:val="18"/>
               </w:rPr>
-              <w:t>Pega aquí una foto tuya realizando tu trabajo</w:t>
+              <w:t>Pega aquí una foto realizando tu trabajo</w:t>
             </w:r>
           </w:p>
         </w:tc>
@@ -8721,14 +8909,14 @@
           </w:tcPr>
           <w:p>
             <w:pPr>
-              <w:spacing w:line="360" w:lineRule="auto"/>
+              <w:spacing w:line="360" w:lineRule="auto" w:after="80"/>
               <w:jc w:val="center"/>
             </w:pPr>
             <w:r>
               <w:rPr>
                 <w:rFonts w:ascii="Arial" w:hAnsi="Arial"/>
                 <w:b/>
-                <w:color w:val="595959"/>
+                <w:color w:val="1A8F5C"/>
                 <w:sz w:val="22"/>
               </w:rPr>
               <w:t>Fotografía 4</w:t>
@@ -8745,7 +8933,7 @@
                 <w:color w:val="808080"/>
                 <w:sz w:val="18"/>
               </w:rPr>
-              <w:t>Pega aquí una foto tuya realizando tu trabajo</w:t>
+              <w:t>Pega aquí una foto realizando tu trabajo</w:t>
             </w:r>
           </w:p>
         </w:tc>
@@ -8754,18 +8942,37 @@
     <w:p>
       <w:pPr>
         <w:pageBreakBefore/>
-        <w:spacing w:line="360" w:lineRule="auto" w:before="0" w:after="120"/>
+        <w:spacing w:line="276" w:lineRule="auto" w:before="120" w:after="160"/>
         <w:jc w:val="center"/>
+        <w:pBdr>
+          <w:bottom w:val="single" w:sz="10" w:space="8" w:color="1A8F5C"/>
+        </w:pBdr>
       </w:pPr>
       <w:r>
         <w:rPr>
           <w:rFonts w:ascii="Arial" w:hAnsi="Arial"/>
           <w:b/>
           <w:i w:val="0"/>
-          <w:sz w:val="32"/>
-          <w:u w:val="single"/>
+          <w:color w:val="0D5C3F"/>
+          <w:sz w:val="40"/>
         </w:rPr>
         <w:t>EVIDENCIAS</w:t>
+      </w:r>
+    </w:p>
+    <w:p>
+      <w:pPr>
+        <w:spacing w:line="240" w:lineRule="auto" w:before="0" w:after="240"/>
+        <w:jc w:val="center"/>
+      </w:pPr>
+      <w:r>
+        <w:rPr>
+          <w:rFonts w:ascii="Arial" w:hAnsi="Arial"/>
+          <w:b w:val="0"/>
+          <w:i w:val="0"/>
+          <w:color w:val="595959"/>
+          <w:sz w:val="22"/>
+        </w:rPr>
+        <w:t>Fotografías tomadas durante la práctica profesional</w:t>
       </w:r>
     </w:p>
     <w:tbl>
@@ -8775,13 +8982,19 @@
         <w:tblLayout w:type="fixed"/>
         <w:tblLook w:firstColumn="1" w:firstRow="1" w:lastColumn="0" w:lastRow="0" w:noHBand="0" w:noVBand="1" w:val="04A0"/>
         <w:tblBorders>
-          <w:top w:val="dashed" w:sz="8" w:space="0" w:color="7F7F7F"/>
-          <w:left w:val="dashed" w:sz="8" w:space="0" w:color="7F7F7F"/>
-          <w:bottom w:val="dashed" w:sz="8" w:space="0" w:color="7F7F7F"/>
-          <w:right w:val="dashed" w:sz="8" w:space="0" w:color="7F7F7F"/>
-          <w:insideH w:val="dashed" w:sz="8" w:space="0" w:color="7F7F7F"/>
-          <w:insideV w:val="dashed" w:sz="8" w:space="0" w:color="7F7F7F"/>
+          <w:top w:val="dashed" w:sz="6" w:space="0" w:color="BFBFBF"/>
+          <w:left w:val="dashed" w:sz="6" w:space="0" w:color="BFBFBF"/>
+          <w:bottom w:val="dashed" w:sz="6" w:space="0" w:color="BFBFBF"/>
+          <w:right w:val="dashed" w:sz="6" w:space="0" w:color="BFBFBF"/>
+          <w:insideH w:val="dashed" w:sz="6" w:space="0" w:color="BFBFBF"/>
+          <w:insideV w:val="dashed" w:sz="6" w:space="0" w:color="BFBFBF"/>
         </w:tblBorders>
+        <w:tblCellMar>
+          <w:top w:w="80" w:type="dxa"/>
+          <w:left w:w="80" w:type="dxa"/>
+          <w:bottom w:w="80" w:type="dxa"/>
+          <w:right w:w="80" w:type="dxa"/>
+        </w:tblCellMar>
       </w:tblPr>
       <w:tblGrid>
         <w:gridCol w:w="4535"/>
@@ -8789,7 +9002,7 @@
       </w:tblGrid>
       <w:tr>
         <w:trPr>
-          <w:trHeight w:val="5613" w:hRule="exact"/>
+          <w:trHeight w:val="5216" w:hRule="exact"/>
         </w:trPr>
         <w:tc>
           <w:tcPr>
@@ -8798,14 +9011,14 @@
           </w:tcPr>
           <w:p>
             <w:pPr>
-              <w:spacing w:line="360" w:lineRule="auto"/>
+              <w:spacing w:line="360" w:lineRule="auto" w:after="80"/>
               <w:jc w:val="center"/>
             </w:pPr>
             <w:r>
               <w:rPr>
                 <w:rFonts w:ascii="Arial" w:hAnsi="Arial"/>
                 <w:b/>
-                <w:color w:val="595959"/>
+                <w:color w:val="1A8F5C"/>
                 <w:sz w:val="22"/>
               </w:rPr>
               <w:t>Fotografía 1</w:t>
@@ -8822,7 +9035,7 @@
                 <w:color w:val="808080"/>
                 <w:sz w:val="18"/>
               </w:rPr>
-              <w:t>Pega aquí una foto tuya realizando tu trabajo</w:t>
+              <w:t>Pega aquí una foto realizando tu trabajo</w:t>
             </w:r>
           </w:p>
         </w:tc>
@@ -8833,14 +9046,14 @@
           </w:tcPr>
           <w:p>
             <w:pPr>
-              <w:spacing w:line="360" w:lineRule="auto"/>
+              <w:spacing w:line="360" w:lineRule="auto" w:after="80"/>
               <w:jc w:val="center"/>
             </w:pPr>
             <w:r>
               <w:rPr>
                 <w:rFonts w:ascii="Arial" w:hAnsi="Arial"/>
                 <w:b/>
-                <w:color w:val="595959"/>
+                <w:color w:val="1A8F5C"/>
                 <w:sz w:val="22"/>
               </w:rPr>
               <w:t>Fotografía 2</w:t>
@@ -8857,14 +9070,14 @@
                 <w:color w:val="808080"/>
                 <w:sz w:val="18"/>
               </w:rPr>
-              <w:t>Pega aquí una foto tuya realizando tu trabajo</w:t>
+              <w:t>Pega aquí una foto realizando tu trabajo</w:t>
             </w:r>
           </w:p>
         </w:tc>
       </w:tr>
       <w:tr>
         <w:trPr>
-          <w:trHeight w:val="5613" w:hRule="exact"/>
+          <w:trHeight w:val="5216" w:hRule="exact"/>
         </w:trPr>
         <w:tc>
           <w:tcPr>
@@ -8873,14 +9086,14 @@
           </w:tcPr>
           <w:p>
             <w:pPr>
-              <w:spacing w:line="360" w:lineRule="auto"/>
+              <w:spacing w:line="360" w:lineRule="auto" w:after="80"/>
               <w:jc w:val="center"/>
             </w:pPr>
             <w:r>
               <w:rPr>
                 <w:rFonts w:ascii="Arial" w:hAnsi="Arial"/>
                 <w:b/>
-                <w:color w:val="595959"/>
+                <w:color w:val="1A8F5C"/>
                 <w:sz w:val="22"/>
               </w:rPr>
               <w:t>Fotografía 3</w:t>
@@ -8897,7 +9110,7 @@
                 <w:color w:val="808080"/>
                 <w:sz w:val="18"/>
               </w:rPr>
-              <w:t>Pega aquí una foto tuya realizando tu trabajo</w:t>
+              <w:t>Pega aquí una foto realizando tu trabajo</w:t>
             </w:r>
           </w:p>
         </w:tc>
@@ -8908,14 +9121,14 @@
           </w:tcPr>
           <w:p>
             <w:pPr>
-              <w:spacing w:line="360" w:lineRule="auto"/>
+              <w:spacing w:line="360" w:lineRule="auto" w:after="80"/>
               <w:jc w:val="center"/>
             </w:pPr>
             <w:r>
               <w:rPr>
                 <w:rFonts w:ascii="Arial" w:hAnsi="Arial"/>
                 <w:b/>
-                <w:color w:val="595959"/>
+                <w:color w:val="1A8F5C"/>
                 <w:sz w:val="22"/>
               </w:rPr>
               <w:t>Fotografía 4</w:t>
@@ -8932,7 +9145,7 @@
                 <w:color w:val="808080"/>
                 <w:sz w:val="18"/>
               </w:rPr>
-              <w:t>Pega aquí una foto tuya realizando tu trabajo</w:t>
+              <w:t>Pega aquí una foto realizando tu trabajo</w:t>
             </w:r>
           </w:p>
         </w:tc>
@@ -8941,23 +9154,26 @@
     <w:p>
       <w:pPr>
         <w:pageBreakBefore/>
-        <w:spacing w:line="360" w:lineRule="auto" w:before="0" w:after="240"/>
+        <w:spacing w:line="276" w:lineRule="auto" w:before="120" w:after="480"/>
         <w:jc w:val="center"/>
+        <w:pBdr>
+          <w:bottom w:val="single" w:sz="10" w:space="8" w:color="1A8F5C"/>
+        </w:pBdr>
       </w:pPr>
       <w:r>
         <w:rPr>
           <w:rFonts w:ascii="Arial" w:hAnsi="Arial"/>
           <w:b/>
           <w:i w:val="0"/>
-          <w:sz w:val="32"/>
-          <w:u w:val="single"/>
+          <w:color w:val="0D5C3F"/>
+          <w:sz w:val="40"/>
         </w:rPr>
         <w:t>DIAGNÓSTICO</w:t>
       </w:r>
     </w:p>
     <w:p>
       <w:pPr>
-        <w:spacing w:line="360" w:lineRule="auto" w:before="0" w:after="200"/>
+        <w:spacing w:line="360" w:lineRule="auto" w:before="0" w:after="360"/>
         <w:jc w:val="both"/>
       </w:pPr>
       <w:r>
@@ -8965,15 +9181,15 @@
           <w:rFonts w:ascii="Arial" w:hAnsi="Arial"/>
           <w:b w:val="0"/>
           <w:i w:val="0"/>
+          <w:color w:val="1A1A1A"/>
           <w:sz w:val="24"/>
-          <w:u w:val="none"/>
         </w:rPr>
-        <w:t>Realicé mi práctica profesional en TOPPIC Constructora S. de R.L., una empresa dedicada a la ejecución de proyectos de construcción y al alquiler de equipo de medición, ubicada en Dulce Nombre de Copán. Fui asignado al Departamento de Contabilidad, donde trabajé del 03 al 31 de agosto de 2026.</w:t>
+        <w:t>Realicé mi práctica en TOPPIC Constructora S. de R.L., una empresa dedicada a proyectos de construcción y al alquiler de equipo de medición. Fui asignado al Departamento de Contabilidad.</w:t>
       </w:r>
     </w:p>
     <w:p>
       <w:pPr>
-        <w:spacing w:line="360" w:lineRule="auto" w:before="0" w:after="200"/>
+        <w:spacing w:line="360" w:lineRule="auto" w:before="0" w:after="360"/>
         <w:jc w:val="both"/>
       </w:pPr>
       <w:r>
@@ -8981,15 +9197,15 @@
           <w:rFonts w:ascii="Arial" w:hAnsi="Arial"/>
           <w:b w:val="0"/>
           <w:i w:val="0"/>
+          <w:color w:val="1A1A1A"/>
           <w:sz w:val="24"/>
-          <w:u w:val="none"/>
         </w:rPr>
-        <w:t>Cuando llegué, la empresa tenía facturas del mes anterior pendientes de registrar y la declaración ante el SAR estaba próxima, así que el trabajo del área era constante. El personal manejaba todo en el sistema VisionWin y en la plataforma Indexa, dos herramientas que yo no conocía, por lo que los primeros días fueron de adaptación y de práctica con documentos de prueba antes de tocar la información real.</w:t>
+        <w:t>Cuando llegué había facturas del mes anterior pendientes de registrar y la declaración ante el SAR estaba próxima, así que el trabajo era constante. Todo se manejaba en el sistema VisionWin y en la plataforma Indexa, dos herramientas que no conocía, por lo que los primeros días fueron de adaptación.</w:t>
       </w:r>
     </w:p>
     <w:p>
       <w:pPr>
-        <w:spacing w:line="360" w:lineRule="auto" w:before="0" w:after="200"/>
+        <w:spacing w:line="360" w:lineRule="auto" w:before="0" w:after="360"/>
         <w:jc w:val="both"/>
       </w:pPr>
       <w:r>
@@ -8997,26 +9213,10 @@
           <w:rFonts w:ascii="Arial" w:hAnsi="Arial"/>
           <w:b w:val="0"/>
           <w:i w:val="0"/>
+          <w:color w:val="1A1A1A"/>
           <w:sz w:val="24"/>
-          <w:u w:val="none"/>
         </w:rPr>
-        <w:t>La experiencia fue buena. Aprendí a registrar facturas y elaborar partidas, a revisar balances y encontrar descuadres, a preparar la información para la declaración de impuestos y a calcular razones financieras en Excel. También entendí algo que en el aula no se siente igual: que en contabilidad una fecha mal escrita o un total que falta detiene todo un proceso.</w:t>
-      </w:r>
-    </w:p>
-    <w:p>
-      <w:pPr>
-        <w:spacing w:line="360" w:lineRule="auto" w:before="0" w:after="200"/>
-        <w:jc w:val="both"/>
-      </w:pPr>
-      <w:r>
-        <w:rPr>
-          <w:rFonts w:ascii="Arial" w:hAnsi="Arial"/>
-          <w:b w:val="0"/>
-          <w:i w:val="0"/>
-          <w:sz w:val="24"/>
-          <w:u w:val="none"/>
-        </w:rPr>
-        <w:t>Las dificultades que enfrenté fueron principalmente el manejo del sistema al inicio, el registro de las facturas de activo con su depreciación y el tiempo que me llevó ordenar y archivar la documentación. Todas las fui resolviendo con la práctica diaria y con la ayuda del personal, que siempre estuvo dispuesto a explicarme.</w:t>
+        <w:t>La experiencia fue buena. Aprendí a registrar facturas, elaborar partidas, revisar balances, preparar la información para la declaración de impuestos y calcular razones financieras. También entendí algo que en el aula no se siente igual: que una fecha mal escrita detiene todo un proceso.</w:t>
       </w:r>
     </w:p>
     <w:p>
@@ -9029,27 +9229,30 @@
           <w:rFonts w:ascii="Arial" w:hAnsi="Arial"/>
           <w:b w:val="0"/>
           <w:i w:val="0"/>
+          <w:color w:val="1A1A1A"/>
           <w:sz w:val="24"/>
-          <w:u w:val="none"/>
         </w:rPr>
-        <w:t>Sí recomiendo que los futuros practicantes soliciten realizar su práctica en TOPPIC Constructora S. de R.L. La recomiendo porque es una empresa donde el practicante trabaja con documentos reales y no se queda solo observando; porque se aprende a manejar un sistema contable, el archivo físico, el análisis financiero y el proceso de la declaración de impuestos; y porque el personal explica con paciencia y revisa el trabajo, lo cual permite corregir y mejorar. Al ser una empresa constructora, además, se ve la contabilidad aplicada a proyectos, a planillas y a compras de materiales, lo que da una visión más completa de la carrera.</w:t>
+        <w:t>Sí recomiendo que los futuros practicantes soliciten hacer su práctica en esta empresa. La recomiendo porque el practicante trabaja con documentos reales y no se queda solo observando, porque se aprende a manejar un sistema contable y el proceso de la declaración de impuestos, y porque el personal explica con paciencia y revisa el trabajo, lo que permite corregir y mejorar.</w:t>
       </w:r>
     </w:p>
     <w:p>
       <w:pPr>
         <w:pageBreakBefore/>
-        <w:spacing w:line="360" w:lineRule="auto" w:before="0" w:after="240"/>
+        <w:spacing w:line="276" w:lineRule="auto" w:before="120" w:after="360"/>
         <w:jc w:val="center"/>
+        <w:pBdr>
+          <w:bottom w:val="single" w:sz="10" w:space="8" w:color="1A8F5C"/>
+        </w:pBdr>
       </w:pPr>
       <w:r>
         <w:rPr>
           <w:rFonts w:ascii="Arial" w:hAnsi="Arial"/>
           <w:b/>
           <w:i w:val="0"/>
-          <w:sz w:val="28"/>
-          <w:u w:val="single"/>
+          <w:color w:val="0D5C3F"/>
+          <w:sz w:val="40"/>
         </w:rPr>
-        <w:t>FLUJOGRAMA DE ACTIVIDADES REALIZADAS</w:t>
+        <w:t>FLUJOGRAMA</w:t>
       </w:r>
     </w:p>
     <w:tbl>
@@ -9059,20 +9262,26 @@
         <w:tblLayout w:type="fixed"/>
         <w:tblLook w:firstColumn="1" w:firstRow="1" w:lastColumn="0" w:lastRow="0" w:noHBand="0" w:noVBand="1" w:val="04A0"/>
         <w:tblBorders>
-          <w:top w:val="dashed" w:sz="8" w:space="0" w:color="7F7F7F"/>
-          <w:left w:val="dashed" w:sz="8" w:space="0" w:color="7F7F7F"/>
-          <w:bottom w:val="dashed" w:sz="8" w:space="0" w:color="7F7F7F"/>
-          <w:right w:val="dashed" w:sz="8" w:space="0" w:color="7F7F7F"/>
-          <w:insideH w:val="dashed" w:sz="8" w:space="0" w:color="7F7F7F"/>
-          <w:insideV w:val="dashed" w:sz="8" w:space="0" w:color="7F7F7F"/>
+          <w:top w:val="dashed" w:sz="6" w:space="0" w:color="BFBFBF"/>
+          <w:left w:val="dashed" w:sz="6" w:space="0" w:color="BFBFBF"/>
+          <w:bottom w:val="dashed" w:sz="6" w:space="0" w:color="BFBFBF"/>
+          <w:right w:val="dashed" w:sz="6" w:space="0" w:color="BFBFBF"/>
+          <w:insideH w:val="dashed" w:sz="6" w:space="0" w:color="BFBFBF"/>
+          <w:insideV w:val="dashed" w:sz="6" w:space="0" w:color="BFBFBF"/>
         </w:tblBorders>
+        <w:tblCellMar>
+          <w:top w:w="160" w:type="dxa"/>
+          <w:left w:w="160" w:type="dxa"/>
+          <w:bottom w:w="160" w:type="dxa"/>
+          <w:right w:w="160" w:type="dxa"/>
+        </w:tblCellMar>
       </w:tblPr>
       <w:tblGrid>
         <w:gridCol w:w="9071"/>
       </w:tblGrid>
       <w:tr>
         <w:trPr>
-          <w:trHeight w:val="11566" w:hRule="exact"/>
+          <w:trHeight w:val="11113" w:hRule="exact"/>
         </w:trPr>
         <w:tc>
           <w:tcPr>
@@ -9081,7 +9290,7 @@
           </w:tcPr>
           <w:p>
             <w:pPr>
-              <w:spacing w:line="360" w:lineRule="auto" w:after="120"/>
+              <w:spacing w:line="360" w:lineRule="auto" w:after="280"/>
               <w:jc w:val="center"/>
             </w:pPr>
             <w:r/>
@@ -9089,97 +9298,52 @@
               <w:rPr>
                 <w:rFonts w:ascii="Arial" w:hAnsi="Arial"/>
                 <w:b/>
-                <w:color w:val="595959"/>
+                <w:color w:val="1A8F5C"/>
                 <w:sz w:val="24"/>
               </w:rPr>
-              <w:t>ESPACIO RESERVADO PARA EL FLUJOGRAMA</w:t>
+              <w:t>AQUÍ VA EL FLUJOGRAMA DE LAS ACTIVIDADES</w:t>
             </w:r>
           </w:p>
           <w:p>
             <w:pPr>
-              <w:spacing w:line="360" w:lineRule="auto" w:after="120"/>
+              <w:spacing w:line="360" w:lineRule="auto" w:after="200"/>
               <w:jc w:val="center"/>
             </w:pPr>
             <w:r>
               <w:rPr>
                 <w:rFonts w:ascii="Arial" w:hAnsi="Arial"/>
-                <w:b w:val="0"/>
                 <w:color w:val="595959"/>
-                <w:sz w:val="24"/>
+                <w:sz w:val="22"/>
               </w:rPr>
+              <w:t>Dibuja el proceso de las actividades que te asignaron en el área contable.</w:t>
             </w:r>
           </w:p>
           <w:p>
             <w:pPr>
-              <w:spacing w:line="360" w:lineRule="auto" w:after="120"/>
+              <w:spacing w:line="360" w:lineRule="auto" w:after="200"/>
               <w:jc w:val="center"/>
             </w:pPr>
             <w:r>
               <w:rPr>
                 <w:rFonts w:ascii="Arial" w:hAnsi="Arial"/>
-                <w:b w:val="0"/>
                 <w:color w:val="595959"/>
-                <w:sz w:val="24"/>
+                <w:sz w:val="22"/>
               </w:rPr>
-              <w:t>Aquí debes elaborar el flujograma con el proceso de las actividades que te asignaron en el Departamento de Contabilidad de TOPPIC Constructora S. de R.L.</w:t>
+              <w:t>Puede seguir este orden: recepción de la factura → revisión de los datos → registro en VisionWin → elaboración de la partida → revisión del balance → archivo del documento → declaración ante el SAR.</w:t>
             </w:r>
           </w:p>
           <w:p>
             <w:pPr>
-              <w:spacing w:line="360" w:lineRule="auto" w:after="120"/>
+              <w:spacing w:line="360" w:lineRule="auto" w:after="200"/>
               <w:jc w:val="center"/>
             </w:pPr>
             <w:r>
               <w:rPr>
                 <w:rFonts w:ascii="Arial" w:hAnsi="Arial"/>
-                <w:b w:val="0"/>
                 <w:color w:val="595959"/>
-                <w:sz w:val="24"/>
+                <w:sz w:val="22"/>
               </w:rPr>
-            </w:r>
-          </w:p>
-          <w:p>
-            <w:pPr>
-              <w:spacing w:line="360" w:lineRule="auto" w:after="120"/>
-              <w:jc w:val="center"/>
-            </w:pPr>
-            <w:r>
-              <w:rPr>
-                <w:rFonts w:ascii="Arial" w:hAnsi="Arial"/>
-                <w:b w:val="0"/>
-                <w:color w:val="595959"/>
-                <w:sz w:val="24"/>
-              </w:rPr>
-              <w:t>Puede seguir este orden: recepción de la factura o documento → revisión de los datos (proveedor, fecha, monto) → registro en el sistema VisionWin → elaboración de la partida contable → revisión del balance para verificar que quede cuadrado → archivo del documento en el fólder por fecha → consolidación del mes para la declaración ante el SAR.</w:t>
-            </w:r>
-          </w:p>
-          <w:p>
-            <w:pPr>
-              <w:spacing w:line="360" w:lineRule="auto" w:after="120"/>
-              <w:jc w:val="center"/>
-            </w:pPr>
-            <w:r>
-              <w:rPr>
-                <w:rFonts w:ascii="Arial" w:hAnsi="Arial"/>
-                <w:b w:val="0"/>
-                <w:color w:val="595959"/>
-                <w:sz w:val="24"/>
-              </w:rPr>
-            </w:r>
-          </w:p>
-          <w:p>
-            <w:pPr>
-              <w:spacing w:line="360" w:lineRule="auto" w:after="120"/>
-              <w:jc w:val="center"/>
-            </w:pPr>
-            <w:r>
-              <w:rPr>
-                <w:rFonts w:ascii="Arial" w:hAnsi="Arial"/>
-                <w:b w:val="0"/>
-                <w:color w:val="595959"/>
-                <w:sz w:val="24"/>
-              </w:rPr>
-              <w:t>Puedes hacerlo con las formas de Word (Insertar → Formas) o con SmartArt, y debe ocupar toda la hoja.</w:t>
+              <w:t>Podés hacerlo con Insertar → Formas o con SmartArt.</w:t>
             </w:r>
           </w:p>
         </w:tc>
@@ -9188,7 +9352,7 @@
     <w:sectPr>
       <w:footerReference w:type="default" r:id="rId9"/>
       <w:pgSz w:w="11906" w:h="16838"/>
-      <w:pgMar w:top="1417" w:right="1417" w:bottom="1417" w:left="1417" w:header="709" w:footer="709" w:gutter="0"/>
+      <w:pgMar w:top="1474" w:right="1417" w:bottom="1474" w:left="1417" w:header="709" w:footer="737" w:gutter="0"/>
       <w:cols w:space="720"/>
       <w:titlePg/>
       <w:docGrid w:linePitch="360"/>
@@ -9210,12 +9374,13 @@
       <w:pStyle w:val="Footer"/>
       <w:jc w:val="center"/>
       <w:pBdr>
-        <w:top w:val="single" w:sz="4" w:space="1" w:color="A6A6A6"/>
+        <w:top w:val="single" w:sz="4" w:space="4" w:color="C9C9C9"/>
       </w:pBdr>
     </w:pPr>
     <w:r>
       <w:rPr>
         <w:rFonts w:ascii="Arial" w:hAnsi="Arial"/>
+        <w:color w:val="595959"/>
         <w:sz w:val="20"/>
       </w:rPr>
       <w:fldChar w:fldCharType="begin"/>
@@ -9590,11 +9755,12 @@
     <w:qFormat/>
     <w:rsid w:val="00FC693F"/>
     <w:pPr>
-      <w:spacing w:line="360" w:lineRule="auto" w:after="120"/>
+      <w:spacing w:line="360" w:lineRule="auto" w:after="240"/>
       <w:jc w:val="both"/>
     </w:pPr>
     <w:rPr>
       <w:rFonts w:ascii="Arial" w:hAnsi="Arial" w:eastAsia="Arial" w:cs="Arial"/>
+      <w:color w:val="1A1A1A"/>
       <w:sz w:val="24"/>
       <w:lang w:val="es-HN" w:eastAsia="es-HN" w:bidi="ar-SA"/>
     </w:rPr>

--- a/Informe de Practica Profesional - David Elias Chavez Dubon.docx
+++ b/Informe de Practica Profesional - David Elias Chavez Dubon.docx
@@ -24,62 +24,17 @@
         </w:tblCellMar>
       </w:tblPr>
       <w:tblGrid>
-        <w:gridCol w:w="1474"/>
-        <w:gridCol w:w="7597"/>
+        <w:gridCol w:w="9071"/>
       </w:tblGrid>
       <w:tr>
         <w:trPr>
-          <w:trHeight w:val="13267" w:hRule="exact"/>
+          <w:trHeight w:val="4536" w:hRule="exact"/>
         </w:trPr>
         <w:tc>
           <w:tcPr>
-            <w:tcW w:type="dxa" w:w="1474"/>
-          </w:tcPr>
-          <w:p>
-            <w:pPr>
-              <w:spacing w:after="0" w:line="240" w:lineRule="auto"/>
-            </w:pPr>
-            <w:r/>
-            <w:r>
-              <w:drawing>
-                <wp:inline xmlns:a="http://schemas.openxmlformats.org/drawingml/2006/main" xmlns:pic="http://schemas.openxmlformats.org/drawingml/2006/picture">
-                  <wp:extent cx="864000" cy="8388000"/>
-                  <wp:docPr id="1" name="Picture 1"/>
-                  <wp:cNvGraphicFramePr>
-                    <a:graphicFrameLocks noChangeAspect="1"/>
-                  </wp:cNvGraphicFramePr>
-                  <a:graphic>
-                    <a:graphicData uri="http://schemas.openxmlformats.org/drawingml/2006/picture">
-                      <pic:pic>
-                        <pic:nvPicPr>
-                          <pic:cNvPr id="0" name="portada_barra.png"/>
-                          <pic:cNvPicPr/>
-                        </pic:nvPicPr>
-                        <pic:blipFill>
-                          <a:blip r:embed="rId10"/>
-                          <a:stretch>
-                            <a:fillRect/>
-                          </a:stretch>
-                        </pic:blipFill>
-                        <pic:spPr>
-                          <a:xfrm>
-                            <a:off x="0" y="0"/>
-                            <a:ext cx="864000" cy="8388000"/>
-                          </a:xfrm>
-                          <a:prstGeom prst="rect"/>
-                        </pic:spPr>
-                      </pic:pic>
-                    </a:graphicData>
-                  </a:graphic>
-                </wp:inline>
-              </w:drawing>
-            </w:r>
-          </w:p>
-        </w:tc>
-        <w:tc>
-          <w:tcPr>
-            <w:tcW w:type="dxa" w:w="7597"/>
+            <w:tcW w:type="dxa" w:w="9071"/>
             <w:vAlign w:val="center"/>
+            <w:shd w:val="clear" w:color="auto" w:fill="1F3864"/>
           </w:tcPr>
           <w:p>
             <w:pPr>
@@ -91,208 +46,55 @@
               <w:rPr>
                 <w:rFonts w:ascii="Arial" w:hAnsi="Arial"/>
                 <w:b/>
-                <w:color w:val="595959"/>
-                <w:sz w:val="24"/>
+                <w:color w:val="FFFFFF"/>
+                <w:sz w:val="22"/>
               </w:rPr>
               <w:t>CENTRO DE EDUCACIÓN MEDIA GUBERNAMENTAL</w:t>
             </w:r>
           </w:p>
           <w:p>
             <w:pPr>
-              <w:spacing w:line="276" w:lineRule="auto" w:after="160" w:before="0"/>
+              <w:spacing w:line="276" w:lineRule="auto" w:after="520" w:before="0"/>
               <w:jc w:val="center"/>
-              <w:pBdr>
-                <w:bottom w:val="single" w:sz="8" w:space="10" w:color="1A8F5C"/>
-              </w:pBdr>
             </w:pPr>
             <w:r>
               <w:rPr>
                 <w:rFonts w:ascii="Arial" w:hAnsi="Arial"/>
                 <w:b/>
-                <w:color w:val="595959"/>
-                <w:sz w:val="26"/>
+                <w:color w:val="FFFFFF"/>
+                <w:sz w:val="24"/>
               </w:rPr>
               <w:t>MARGARITA DIOMIRA CRISPÍ</w:t>
             </w:r>
           </w:p>
           <w:p>
             <w:pPr>
-              <w:spacing w:line="276" w:lineRule="auto" w:after="40" w:before="800"/>
+              <w:spacing w:line="276" w:lineRule="auto" w:after="40" w:before="0"/>
               <w:jc w:val="center"/>
             </w:pPr>
             <w:r>
               <w:rPr>
                 <w:rFonts w:ascii="Arial" w:hAnsi="Arial"/>
                 <w:b/>
-                <w:color w:val="0D5C3F"/>
-                <w:sz w:val="42"/>
+                <w:color w:val="FFFFFF"/>
+                <w:sz w:val="40"/>
               </w:rPr>
               <w:t>INFORME DE</w:t>
             </w:r>
           </w:p>
           <w:p>
             <w:pPr>
-              <w:spacing w:line="276" w:lineRule="auto" w:after="280" w:before="0"/>
+              <w:spacing w:line="276" w:lineRule="auto" w:after="440" w:before="0"/>
               <w:jc w:val="center"/>
             </w:pPr>
             <w:r>
               <w:rPr>
                 <w:rFonts w:ascii="Arial" w:hAnsi="Arial"/>
                 <w:b/>
-                <w:color w:val="0D5C3F"/>
-                <w:sz w:val="42"/>
+                <w:color w:val="FFFFFF"/>
+                <w:sz w:val="40"/>
               </w:rPr>
               <w:t>PRÁCTICA PROFESIONAL</w:t>
-            </w:r>
-          </w:p>
-          <w:p>
-            <w:pPr>
-              <w:spacing w:line="276" w:lineRule="auto" w:after="880" w:before="0"/>
-              <w:jc w:val="center"/>
-            </w:pPr>
-            <w:r>
-              <w:rPr>
-                <w:rFonts w:ascii="Arial" w:hAnsi="Arial"/>
-                <w:b w:val="0"/>
-                <w:color w:val="595959"/>
-                <w:sz w:val="26"/>
-              </w:rPr>
-              <w:t>TOPPIC Constructora S. de R.L.</w:t>
-            </w:r>
-          </w:p>
-          <w:p>
-            <w:pPr>
-              <w:spacing w:line="276" w:lineRule="auto" w:after="20" w:before="0"/>
-              <w:jc w:val="center"/>
-            </w:pPr>
-            <w:r>
-              <w:rPr>
-                <w:rFonts w:ascii="Arial" w:hAnsi="Arial"/>
-                <w:b/>
-                <w:color w:val="1A8F5C"/>
-                <w:sz w:val="20"/>
-              </w:rPr>
-              <w:t>ALUMNO</w:t>
-            </w:r>
-          </w:p>
-          <w:p>
-            <w:pPr>
-              <w:spacing w:line="276" w:lineRule="auto" w:after="340" w:before="0"/>
-              <w:jc w:val="center"/>
-            </w:pPr>
-            <w:r>
-              <w:rPr>
-                <w:rFonts w:ascii="Arial" w:hAnsi="Arial"/>
-                <w:b w:val="0"/>
-                <w:color w:val="1A1A1A"/>
-                <w:sz w:val="24"/>
-              </w:rPr>
-              <w:t>David Elías Chávez Dubón</w:t>
-            </w:r>
-          </w:p>
-          <w:p>
-            <w:pPr>
-              <w:spacing w:line="276" w:lineRule="auto" w:after="20" w:before="0"/>
-              <w:jc w:val="center"/>
-            </w:pPr>
-            <w:r>
-              <w:rPr>
-                <w:rFonts w:ascii="Arial" w:hAnsi="Arial"/>
-                <w:b/>
-                <w:color w:val="1A8F5C"/>
-                <w:sz w:val="20"/>
-              </w:rPr>
-              <w:t>CARRERA</w:t>
-            </w:r>
-          </w:p>
-          <w:p>
-            <w:pPr>
-              <w:spacing w:line="276" w:lineRule="auto" w:after="340" w:before="0"/>
-              <w:jc w:val="center"/>
-            </w:pPr>
-            <w:r>
-              <w:rPr>
-                <w:rFonts w:ascii="Arial" w:hAnsi="Arial"/>
-                <w:b w:val="0"/>
-                <w:color w:val="1A1A1A"/>
-                <w:sz w:val="24"/>
-              </w:rPr>
-              <w:t>Duodécimo B.T.P. en Contaduría y Finanzas</w:t>
-            </w:r>
-          </w:p>
-          <w:p>
-            <w:pPr>
-              <w:spacing w:line="276" w:lineRule="auto" w:after="20" w:before="0"/>
-              <w:jc w:val="center"/>
-            </w:pPr>
-            <w:r>
-              <w:rPr>
-                <w:rFonts w:ascii="Arial" w:hAnsi="Arial"/>
-                <w:b/>
-                <w:color w:val="1A8F5C"/>
-                <w:sz w:val="20"/>
-              </w:rPr>
-              <w:t>CATEDRÁTICO</w:t>
-            </w:r>
-          </w:p>
-          <w:p>
-            <w:pPr>
-              <w:spacing w:line="276" w:lineRule="auto" w:after="340" w:before="0"/>
-              <w:jc w:val="center"/>
-            </w:pPr>
-            <w:r>
-              <w:rPr>
-                <w:rFonts w:ascii="Arial" w:hAnsi="Arial"/>
-                <w:b w:val="0"/>
-                <w:color w:val="1A1A1A"/>
-                <w:sz w:val="24"/>
-              </w:rPr>
-              <w:t>Lic. Jorge Luis Garay Martínez</w:t>
-            </w:r>
-          </w:p>
-          <w:p>
-            <w:pPr>
-              <w:spacing w:line="276" w:lineRule="auto" w:after="20" w:before="0"/>
-              <w:jc w:val="center"/>
-            </w:pPr>
-            <w:r>
-              <w:rPr>
-                <w:rFonts w:ascii="Arial" w:hAnsi="Arial"/>
-                <w:b/>
-                <w:color w:val="1A8F5C"/>
-                <w:sz w:val="20"/>
-              </w:rPr>
-              <w:t>DIRECTORA</w:t>
-            </w:r>
-          </w:p>
-          <w:p>
-            <w:pPr>
-              <w:spacing w:line="276" w:lineRule="auto" w:after="340" w:before="0"/>
-              <w:jc w:val="center"/>
-            </w:pPr>
-            <w:r>
-              <w:rPr>
-                <w:rFonts w:ascii="Arial" w:hAnsi="Arial"/>
-                <w:b w:val="0"/>
-                <w:color w:val="1A1A1A"/>
-                <w:sz w:val="24"/>
-              </w:rPr>
-              <w:t>Lcda. Mirna Martínez</w:t>
-            </w:r>
-          </w:p>
-          <w:p>
-            <w:pPr>
-              <w:spacing w:line="276" w:lineRule="auto" w:after="40" w:before="360"/>
-              <w:jc w:val="center"/>
-            </w:pPr>
-            <w:r>
-              <w:rPr>
-                <w:rFonts w:ascii="Arial" w:hAnsi="Arial"/>
-                <w:b/>
-                <w:color w:val="1A1A1A"/>
-                <w:sz w:val="24"/>
-              </w:rPr>
-              <w:t>Del 03 al 31 de agosto de 2026</w:t>
             </w:r>
           </w:p>
           <w:p>
@@ -304,10 +106,213 @@
               <w:rPr>
                 <w:rFonts w:ascii="Arial" w:hAnsi="Arial"/>
                 <w:b w:val="0"/>
-                <w:color w:val="595959"/>
+                <w:color w:val="D6DFEE"/>
                 <w:sz w:val="22"/>
               </w:rPr>
-              <w:t>Dulce Nombre de Copán, Copán</w:t>
+              <w:t>Duodécimo B.T.P. en Contaduría y Finanzas</w:t>
+            </w:r>
+          </w:p>
+        </w:tc>
+      </w:tr>
+    </w:tbl>
+    <w:p>
+      <w:pPr>
+        <w:spacing w:line="276" w:lineRule="auto" w:after="80" w:before="680"/>
+        <w:jc w:val="center"/>
+      </w:pPr>
+      <w:r>
+        <w:rPr>
+          <w:rFonts w:ascii="Arial" w:hAnsi="Arial"/>
+          <w:b/>
+          <w:color w:val="1F3864"/>
+          <w:sz w:val="30"/>
+        </w:rPr>
+        <w:t>TOPDIC CONSTRUCTORA S. DE R.L.</w:t>
+      </w:r>
+    </w:p>
+    <w:p>
+      <w:pPr>
+        <w:spacing w:line="276" w:lineRule="auto" w:after="680" w:before="0"/>
+        <w:jc w:val="center"/>
+      </w:pPr>
+      <w:r>
+        <w:rPr>
+          <w:rFonts w:ascii="Arial" w:hAnsi="Arial"/>
+          <w:b w:val="0"/>
+          <w:color w:val="595959"/>
+          <w:sz w:val="24"/>
+        </w:rPr>
+        <w:t>Departamento de Contabilidad</w:t>
+      </w:r>
+    </w:p>
+    <w:p>
+      <w:pPr>
+        <w:spacing w:line="276" w:lineRule="auto" w:after="20" w:before="0"/>
+        <w:jc w:val="center"/>
+      </w:pPr>
+      <w:r>
+        <w:rPr>
+          <w:rFonts w:ascii="Arial" w:hAnsi="Arial"/>
+          <w:b/>
+          <w:color w:val="A67C00"/>
+          <w:sz w:val="20"/>
+        </w:rPr>
+        <w:t>PRESENTADO POR</w:t>
+      </w:r>
+    </w:p>
+    <w:p>
+      <w:pPr>
+        <w:spacing w:line="276" w:lineRule="auto" w:after="440" w:before="0"/>
+        <w:jc w:val="center"/>
+      </w:pPr>
+      <w:r>
+        <w:rPr>
+          <w:rFonts w:ascii="Arial" w:hAnsi="Arial"/>
+          <w:b w:val="0"/>
+          <w:color w:val="1A1A1A"/>
+          <w:sz w:val="25"/>
+        </w:rPr>
+        <w:t>David Elías Chávez Dubón</w:t>
+      </w:r>
+    </w:p>
+    <w:p>
+      <w:pPr>
+        <w:spacing w:line="276" w:lineRule="auto" w:after="20" w:before="0"/>
+        <w:jc w:val="center"/>
+      </w:pPr>
+      <w:r>
+        <w:rPr>
+          <w:rFonts w:ascii="Arial" w:hAnsi="Arial"/>
+          <w:b/>
+          <w:color w:val="A67C00"/>
+          <w:sz w:val="20"/>
+        </w:rPr>
+        <w:t>CATEDRÁTICO</w:t>
+      </w:r>
+    </w:p>
+    <w:p>
+      <w:pPr>
+        <w:spacing w:line="276" w:lineRule="auto" w:after="440" w:before="0"/>
+        <w:jc w:val="center"/>
+      </w:pPr>
+      <w:r>
+        <w:rPr>
+          <w:rFonts w:ascii="Arial" w:hAnsi="Arial"/>
+          <w:b w:val="0"/>
+          <w:color w:val="1A1A1A"/>
+          <w:sz w:val="25"/>
+        </w:rPr>
+        <w:t>Lic. Jorge Luis Garay Martínez</w:t>
+      </w:r>
+    </w:p>
+    <w:p>
+      <w:pPr>
+        <w:spacing w:line="276" w:lineRule="auto" w:after="20" w:before="0"/>
+        <w:jc w:val="center"/>
+      </w:pPr>
+      <w:r>
+        <w:rPr>
+          <w:rFonts w:ascii="Arial" w:hAnsi="Arial"/>
+          <w:b/>
+          <w:color w:val="A67C00"/>
+          <w:sz w:val="20"/>
+        </w:rPr>
+        <w:t>DIRECTORA</w:t>
+      </w:r>
+    </w:p>
+    <w:p>
+      <w:pPr>
+        <w:spacing w:line="276" w:lineRule="auto" w:after="440" w:before="0"/>
+        <w:jc w:val="center"/>
+      </w:pPr>
+      <w:r>
+        <w:rPr>
+          <w:rFonts w:ascii="Arial" w:hAnsi="Arial"/>
+          <w:b w:val="0"/>
+          <w:color w:val="1A1A1A"/>
+          <w:sz w:val="25"/>
+        </w:rPr>
+        <w:t>Lcda. Mirna Martínez</w:t>
+      </w:r>
+    </w:p>
+    <w:p>
+      <w:pPr>
+        <w:spacing w:line="276" w:lineRule="auto" w:after="40" w:before="280"/>
+        <w:jc w:val="center"/>
+      </w:pPr>
+      <w:r>
+        <w:rPr>
+          <w:rFonts w:ascii="Arial" w:hAnsi="Arial"/>
+          <w:b/>
+          <w:color w:val="1F3864"/>
+          <w:sz w:val="24"/>
+        </w:rPr>
+        <w:t>Del 03 al 31 de agosto de 2026</w:t>
+      </w:r>
+    </w:p>
+    <w:p>
+      <w:pPr>
+        <w:spacing w:line="276" w:lineRule="auto" w:after="1640" w:before="0"/>
+        <w:jc w:val="center"/>
+      </w:pPr>
+      <w:r>
+        <w:rPr>
+          <w:rFonts w:ascii="Arial" w:hAnsi="Arial"/>
+          <w:b w:val="0"/>
+          <w:color w:val="595959"/>
+          <w:sz w:val="22"/>
+        </w:rPr>
+        <w:t>Dulce Nombre de Copán, Copán</w:t>
+      </w:r>
+    </w:p>
+    <w:tbl>
+      <w:tblPr>
+        <w:tblW w:type="auto" w:w="0"/>
+        <w:jc w:val="center"/>
+        <w:tblLayout w:type="fixed"/>
+        <w:tblLook w:firstColumn="1" w:firstRow="1" w:lastColumn="0" w:lastRow="0" w:noHBand="0" w:noVBand="1" w:val="04A0"/>
+        <w:tblBorders>
+          <w:top w:val="none" w:sz="0" w:space="0" w:color="auto"/>
+          <w:left w:val="none" w:sz="0" w:space="0" w:color="auto"/>
+          <w:bottom w:val="none" w:sz="0" w:space="0" w:color="auto"/>
+          <w:right w:val="none" w:sz="0" w:space="0" w:color="auto"/>
+          <w:insideH w:val="none" w:sz="0" w:space="0" w:color="auto"/>
+          <w:insideV w:val="none" w:sz="0" w:space="0" w:color="auto"/>
+        </w:tblBorders>
+        <w:tblCellMar>
+          <w:top w:w="0" w:type="dxa"/>
+          <w:left w:w="0" w:type="dxa"/>
+          <w:bottom w:w="0" w:type="dxa"/>
+          <w:right w:w="0" w:type="dxa"/>
+        </w:tblCellMar>
+      </w:tblPr>
+      <w:tblGrid>
+        <w:gridCol w:w="9071"/>
+      </w:tblGrid>
+      <w:tr>
+        <w:trPr>
+          <w:trHeight w:val="850" w:hRule="exact"/>
+        </w:trPr>
+        <w:tc>
+          <w:tcPr>
+            <w:tcW w:type="dxa" w:w="9071"/>
+            <w:vAlign w:val="center"/>
+            <w:shd w:val="clear" w:color="auto" w:fill="1F3864"/>
+          </w:tcPr>
+          <w:p>
+            <w:pPr>
+              <w:spacing w:line="276" w:lineRule="auto" w:after="0" w:before="0"/>
+              <w:jc w:val="center"/>
+            </w:pPr>
+            <w:r/>
+            <w:r>
+              <w:rPr>
+                <w:rFonts w:ascii="Arial" w:hAnsi="Arial"/>
+                <w:b/>
+                <w:color w:val="FFFFFF"/>
+                <w:sz w:val="20"/>
+              </w:rPr>
+              <w:t>PRÁCTICA PROFESIONAL  ·  AGOSTO 2026</w:t>
             </w:r>
           </w:p>
         </w:tc>
@@ -316,19 +321,19 @@
     <w:p>
       <w:pPr>
         <w:pageBreakBefore/>
-        <w:spacing w:line="276" w:lineRule="auto" w:before="120" w:after="520"/>
+        <w:pBdr>
+          <w:bottom w:val="single" w:sz="18" w:space="0" w:color="BF9B30"/>
+        </w:pBdr>
+        <w:shd w:val="clear" w:color="auto" w:fill="1F3864"/>
+        <w:spacing w:line="360" w:lineRule="auto" w:before="0" w:after="520"/>
         <w:jc w:val="center"/>
-        <w:pBdr>
-          <w:bottom w:val="single" w:sz="10" w:space="8" w:color="1A8F5C"/>
-        </w:pBdr>
       </w:pPr>
       <w:r>
         <w:rPr>
           <w:rFonts w:ascii="Arial" w:hAnsi="Arial"/>
           <w:b/>
-          <w:i w:val="0"/>
-          <w:color w:val="0D5C3F"/>
-          <w:sz w:val="40"/>
+          <w:color w:val="FFFFFF"/>
+          <w:sz w:val="36"/>
         </w:rPr>
         <w:t>ÍNDICE</w:t>
       </w:r>
@@ -353,7 +358,7 @@
         <w:rPr>
           <w:rFonts w:ascii="Arial" w:hAnsi="Arial"/>
           <w:b/>
-          <w:color w:val="1A8F5C"/>
+          <w:color w:val="A67C00"/>
           <w:sz w:val="24"/>
         </w:rPr>
         <w:tab/>
@@ -380,7 +385,7 @@
         <w:rPr>
           <w:rFonts w:ascii="Arial" w:hAnsi="Arial"/>
           <w:b/>
-          <w:color w:val="1A8F5C"/>
+          <w:color w:val="A67C00"/>
           <w:sz w:val="24"/>
         </w:rPr>
         <w:tab/>
@@ -407,7 +412,7 @@
         <w:rPr>
           <w:rFonts w:ascii="Arial" w:hAnsi="Arial"/>
           <w:b/>
-          <w:color w:val="1A8F5C"/>
+          <w:color w:val="A67C00"/>
           <w:sz w:val="24"/>
         </w:rPr>
         <w:tab/>
@@ -434,7 +439,7 @@
         <w:rPr>
           <w:rFonts w:ascii="Arial" w:hAnsi="Arial"/>
           <w:b/>
-          <w:color w:val="1A8F5C"/>
+          <w:color w:val="A67C00"/>
           <w:sz w:val="24"/>
         </w:rPr>
         <w:tab/>
@@ -461,7 +466,7 @@
         <w:rPr>
           <w:rFonts w:ascii="Arial" w:hAnsi="Arial"/>
           <w:b/>
-          <w:color w:val="1A8F5C"/>
+          <w:color w:val="A67C00"/>
           <w:sz w:val="24"/>
         </w:rPr>
         <w:tab/>
@@ -488,7 +493,7 @@
         <w:rPr>
           <w:rFonts w:ascii="Arial" w:hAnsi="Arial"/>
           <w:b/>
-          <w:color w:val="1A8F5C"/>
+          <w:color w:val="A67C00"/>
           <w:sz w:val="24"/>
         </w:rPr>
         <w:tab/>
@@ -515,7 +520,7 @@
         <w:rPr>
           <w:rFonts w:ascii="Arial" w:hAnsi="Arial"/>
           <w:b/>
-          <w:color w:val="1A8F5C"/>
+          <w:color w:val="A67C00"/>
           <w:sz w:val="24"/>
         </w:rPr>
         <w:tab/>
@@ -542,7 +547,7 @@
         <w:rPr>
           <w:rFonts w:ascii="Arial" w:hAnsi="Arial"/>
           <w:b/>
-          <w:color w:val="1A8F5C"/>
+          <w:color w:val="A67C00"/>
           <w:sz w:val="24"/>
         </w:rPr>
         <w:tab/>
@@ -569,7 +574,7 @@
         <w:rPr>
           <w:rFonts w:ascii="Arial" w:hAnsi="Arial"/>
           <w:b/>
-          <w:color w:val="1A8F5C"/>
+          <w:color w:val="A67C00"/>
           <w:sz w:val="24"/>
         </w:rPr>
         <w:tab/>
@@ -596,7 +601,7 @@
         <w:rPr>
           <w:rFonts w:ascii="Arial" w:hAnsi="Arial"/>
           <w:b/>
-          <w:color w:val="1A8F5C"/>
+          <w:color w:val="A67C00"/>
           <w:sz w:val="24"/>
         </w:rPr>
         <w:tab/>
@@ -623,7 +628,7 @@
         <w:rPr>
           <w:rFonts w:ascii="Arial" w:hAnsi="Arial"/>
           <w:b/>
-          <w:color w:val="1A8F5C"/>
+          <w:color w:val="A67C00"/>
           <w:sz w:val="24"/>
         </w:rPr>
         <w:tab/>
@@ -650,7 +655,7 @@
         <w:rPr>
           <w:rFonts w:ascii="Arial" w:hAnsi="Arial"/>
           <w:b/>
-          <w:color w:val="1A8F5C"/>
+          <w:color w:val="A67C00"/>
           <w:sz w:val="24"/>
         </w:rPr>
         <w:tab/>
@@ -677,7 +682,7 @@
         <w:rPr>
           <w:rFonts w:ascii="Arial" w:hAnsi="Arial"/>
           <w:b/>
-          <w:color w:val="1A8F5C"/>
+          <w:color w:val="A67C00"/>
           <w:sz w:val="24"/>
         </w:rPr>
         <w:tab/>
@@ -704,7 +709,7 @@
         <w:rPr>
           <w:rFonts w:ascii="Arial" w:hAnsi="Arial"/>
           <w:b/>
-          <w:color w:val="1A8F5C"/>
+          <w:color w:val="A67C00"/>
           <w:sz w:val="24"/>
         </w:rPr>
         <w:tab/>
@@ -731,7 +736,7 @@
         <w:rPr>
           <w:rFonts w:ascii="Arial" w:hAnsi="Arial"/>
           <w:b/>
-          <w:color w:val="1A8F5C"/>
+          <w:color w:val="A67C00"/>
           <w:sz w:val="24"/>
         </w:rPr>
         <w:tab/>
@@ -758,7 +763,7 @@
         <w:rPr>
           <w:rFonts w:ascii="Arial" w:hAnsi="Arial"/>
           <w:b/>
-          <w:color w:val="1A8F5C"/>
+          <w:color w:val="A67C00"/>
           <w:sz w:val="24"/>
         </w:rPr>
         <w:tab/>
@@ -785,7 +790,7 @@
         <w:rPr>
           <w:rFonts w:ascii="Arial" w:hAnsi="Arial"/>
           <w:b/>
-          <w:color w:val="1A8F5C"/>
+          <w:color w:val="A67C00"/>
           <w:sz w:val="24"/>
         </w:rPr>
         <w:tab/>
@@ -812,7 +817,7 @@
         <w:rPr>
           <w:rFonts w:ascii="Arial" w:hAnsi="Arial"/>
           <w:b/>
-          <w:color w:val="1A8F5C"/>
+          <w:color w:val="A67C00"/>
           <w:sz w:val="24"/>
         </w:rPr>
         <w:tab/>
@@ -839,7 +844,7 @@
         <w:rPr>
           <w:rFonts w:ascii="Arial" w:hAnsi="Arial"/>
           <w:b/>
-          <w:color w:val="1A8F5C"/>
+          <w:color w:val="A67C00"/>
           <w:sz w:val="24"/>
         </w:rPr>
         <w:tab/>
@@ -866,7 +871,7 @@
         <w:rPr>
           <w:rFonts w:ascii="Arial" w:hAnsi="Arial"/>
           <w:b/>
-          <w:color w:val="1A8F5C"/>
+          <w:color w:val="A67C00"/>
           <w:sz w:val="24"/>
         </w:rPr>
         <w:tab/>
@@ -893,7 +898,7 @@
         <w:rPr>
           <w:rFonts w:ascii="Arial" w:hAnsi="Arial"/>
           <w:b/>
-          <w:color w:val="1A8F5C"/>
+          <w:color w:val="A67C00"/>
           <w:sz w:val="24"/>
         </w:rPr>
         <w:tab/>
@@ -920,7 +925,7 @@
         <w:rPr>
           <w:rFonts w:ascii="Arial" w:hAnsi="Arial"/>
           <w:b/>
-          <w:color w:val="1A8F5C"/>
+          <w:color w:val="A67C00"/>
           <w:sz w:val="24"/>
         </w:rPr>
         <w:tab/>
@@ -947,7 +952,7 @@
         <w:rPr>
           <w:rFonts w:ascii="Arial" w:hAnsi="Arial"/>
           <w:b/>
-          <w:color w:val="1A8F5C"/>
+          <w:color w:val="A67C00"/>
           <w:sz w:val="24"/>
         </w:rPr>
         <w:tab/>
@@ -957,238 +962,372 @@
     <w:p>
       <w:pPr>
         <w:pageBreakBefore/>
-        <w:spacing w:line="276" w:lineRule="auto" w:before="120" w:after="680"/>
-        <w:jc w:val="center"/>
         <w:pBdr>
-          <w:bottom w:val="single" w:sz="10" w:space="8" w:color="1A8F5C"/>
+          <w:bottom w:val="single" w:sz="18" w:space="0" w:color="BF9B30"/>
         </w:pBdr>
-      </w:pPr>
-      <w:r>
-        <w:rPr>
-          <w:rFonts w:ascii="Arial" w:hAnsi="Arial"/>
-          <w:b/>
-          <w:i w:val="0"/>
-          <w:color w:val="0D5C3F"/>
-          <w:sz w:val="40"/>
-        </w:rPr>
-        <w:t>DATOS GENERALES</w:t>
-      </w:r>
-    </w:p>
-    <w:p>
-      <w:pPr>
-        <w:spacing w:line="276" w:lineRule="auto" w:before="0" w:after="40"/>
+        <w:shd w:val="clear" w:color="auto" w:fill="1F3864"/>
+        <w:spacing w:line="360" w:lineRule="auto" w:before="0" w:after="600"/>
         <w:jc w:val="center"/>
       </w:pPr>
       <w:r>
         <w:rPr>
           <w:rFonts w:ascii="Arial" w:hAnsi="Arial"/>
           <w:b/>
-          <w:i w:val="0"/>
-          <w:color w:val="1A8F5C"/>
-          <w:sz w:val="20"/>
+          <w:color w:val="FFFFFF"/>
+          <w:sz w:val="36"/>
         </w:rPr>
-        <w:t>NOMBRE</w:t>
+        <w:t>DATOS GENERALES</w:t>
       </w:r>
     </w:p>
+    <w:tbl>
+      <w:tblPr>
+        <w:tblW w:type="auto" w:w="0"/>
+        <w:jc w:val="center"/>
+        <w:tblLayout w:type="fixed"/>
+        <w:tblLook w:firstColumn="1" w:firstRow="1" w:lastColumn="0" w:lastRow="0" w:noHBand="0" w:noVBand="1" w:val="04A0"/>
+        <w:tblBorders>
+          <w:top w:val="single" w:sz="4" w:space="0" w:color="C9D3E0"/>
+          <w:left w:val="single" w:sz="4" w:space="0" w:color="C9D3E0"/>
+          <w:bottom w:val="single" w:sz="4" w:space="0" w:color="C9D3E0"/>
+          <w:right w:val="single" w:sz="4" w:space="0" w:color="C9D3E0"/>
+          <w:insideH w:val="single" w:sz="4" w:space="0" w:color="C9D3E0"/>
+          <w:insideV w:val="single" w:sz="4" w:space="0" w:color="C9D3E0"/>
+        </w:tblBorders>
+        <w:tblCellMar>
+          <w:top w:w="140" w:type="dxa"/>
+          <w:left w:w="140" w:type="dxa"/>
+          <w:bottom w:w="140" w:type="dxa"/>
+          <w:right w:w="140" w:type="dxa"/>
+        </w:tblCellMar>
+      </w:tblPr>
+      <w:tblGrid>
+        <w:gridCol w:w="3175"/>
+        <w:gridCol w:w="5896"/>
+      </w:tblGrid>
+      <w:tr>
+        <w:trPr>
+          <w:trHeight w:val="822" w:hRule="exact"/>
+        </w:trPr>
+        <w:tc>
+          <w:tcPr>
+            <w:tcW w:type="dxa" w:w="3175"/>
+            <w:shd w:val="clear" w:color="auto" w:fill="E4ECF5"/>
+            <w:vAlign w:val="center"/>
+          </w:tcPr>
+          <w:p>
+            <w:pPr>
+              <w:spacing w:line="360" w:lineRule="auto" w:after="0"/>
+              <w:jc w:val="left"/>
+            </w:pPr>
+            <w:r/>
+            <w:r>
+              <w:rPr>
+                <w:rFonts w:ascii="Arial" w:hAnsi="Arial"/>
+                <w:b/>
+                <w:color w:val="1F3864"/>
+                <w:sz w:val="21"/>
+              </w:rPr>
+              <w:t>NOMBRE</w:t>
+            </w:r>
+          </w:p>
+        </w:tc>
+        <w:tc>
+          <w:tcPr>
+            <w:tcW w:type="dxa" w:w="5896"/>
+            <w:vAlign w:val="center"/>
+          </w:tcPr>
+          <w:p>
+            <w:pPr>
+              <w:spacing w:line="360" w:lineRule="auto" w:after="0"/>
+              <w:jc w:val="left"/>
+            </w:pPr>
+            <w:r/>
+            <w:r>
+              <w:rPr>
+                <w:rFonts w:ascii="Arial" w:hAnsi="Arial"/>
+                <w:b w:val="0"/>
+                <w:color w:val="1A1A1A"/>
+                <w:sz w:val="24"/>
+              </w:rPr>
+              <w:t>David Elías Chávez Dubón</w:t>
+            </w:r>
+          </w:p>
+        </w:tc>
+      </w:tr>
+      <w:tr>
+        <w:trPr>
+          <w:trHeight w:val="822" w:hRule="exact"/>
+        </w:trPr>
+        <w:tc>
+          <w:tcPr>
+            <w:tcW w:type="dxa" w:w="3175"/>
+            <w:shd w:val="clear" w:color="auto" w:fill="E4ECF5"/>
+            <w:vAlign w:val="center"/>
+          </w:tcPr>
+          <w:p>
+            <w:pPr>
+              <w:spacing w:line="360" w:lineRule="auto" w:after="0"/>
+              <w:jc w:val="left"/>
+            </w:pPr>
+            <w:r/>
+            <w:r>
+              <w:rPr>
+                <w:rFonts w:ascii="Arial" w:hAnsi="Arial"/>
+                <w:b/>
+                <w:color w:val="1F3864"/>
+                <w:sz w:val="21"/>
+              </w:rPr>
+              <w:t>LUGAR DE PRÁCTICA</w:t>
+            </w:r>
+          </w:p>
+        </w:tc>
+        <w:tc>
+          <w:tcPr>
+            <w:tcW w:type="dxa" w:w="5896"/>
+            <w:vAlign w:val="center"/>
+          </w:tcPr>
+          <w:p>
+            <w:pPr>
+              <w:spacing w:line="360" w:lineRule="auto" w:after="0"/>
+              <w:jc w:val="left"/>
+            </w:pPr>
+            <w:r/>
+            <w:r>
+              <w:rPr>
+                <w:rFonts w:ascii="Arial" w:hAnsi="Arial"/>
+                <w:b w:val="0"/>
+                <w:color w:val="1A1A1A"/>
+                <w:sz w:val="24"/>
+              </w:rPr>
+              <w:t>TOPDIC Constructora S. de R.L.</w:t>
+            </w:r>
+          </w:p>
+        </w:tc>
+      </w:tr>
+      <w:tr>
+        <w:trPr>
+          <w:trHeight w:val="822" w:hRule="exact"/>
+        </w:trPr>
+        <w:tc>
+          <w:tcPr>
+            <w:tcW w:type="dxa" w:w="3175"/>
+            <w:shd w:val="clear" w:color="auto" w:fill="E4ECF5"/>
+            <w:vAlign w:val="center"/>
+          </w:tcPr>
+          <w:p>
+            <w:pPr>
+              <w:spacing w:line="360" w:lineRule="auto" w:after="0"/>
+              <w:jc w:val="left"/>
+            </w:pPr>
+            <w:r/>
+            <w:r>
+              <w:rPr>
+                <w:rFonts w:ascii="Arial" w:hAnsi="Arial"/>
+                <w:b/>
+                <w:color w:val="1F3864"/>
+                <w:sz w:val="21"/>
+              </w:rPr>
+              <w:t>UBICACIÓN</w:t>
+            </w:r>
+          </w:p>
+        </w:tc>
+        <w:tc>
+          <w:tcPr>
+            <w:tcW w:type="dxa" w:w="5896"/>
+            <w:vAlign w:val="center"/>
+          </w:tcPr>
+          <w:p>
+            <w:pPr>
+              <w:spacing w:line="360" w:lineRule="auto" w:after="0"/>
+              <w:jc w:val="left"/>
+            </w:pPr>
+            <w:r/>
+            <w:r>
+              <w:rPr>
+                <w:rFonts w:ascii="Arial" w:hAnsi="Arial"/>
+                <w:b w:val="0"/>
+                <w:color w:val="1A1A1A"/>
+                <w:sz w:val="24"/>
+              </w:rPr>
+              <w:t>Dulce Nombre de Copán, departamento de Copán</w:t>
+            </w:r>
+          </w:p>
+        </w:tc>
+      </w:tr>
+      <w:tr>
+        <w:trPr>
+          <w:trHeight w:val="822" w:hRule="exact"/>
+        </w:trPr>
+        <w:tc>
+          <w:tcPr>
+            <w:tcW w:type="dxa" w:w="3175"/>
+            <w:shd w:val="clear" w:color="auto" w:fill="E4ECF5"/>
+            <w:vAlign w:val="center"/>
+          </w:tcPr>
+          <w:p>
+            <w:pPr>
+              <w:spacing w:line="360" w:lineRule="auto" w:after="0"/>
+              <w:jc w:val="left"/>
+            </w:pPr>
+            <w:r/>
+            <w:r>
+              <w:rPr>
+                <w:rFonts w:ascii="Arial" w:hAnsi="Arial"/>
+                <w:b/>
+                <w:color w:val="1F3864"/>
+                <w:sz w:val="21"/>
+              </w:rPr>
+              <w:t>ÁREA DE TRABAJO</w:t>
+            </w:r>
+          </w:p>
+        </w:tc>
+        <w:tc>
+          <w:tcPr>
+            <w:tcW w:type="dxa" w:w="5896"/>
+            <w:vAlign w:val="center"/>
+          </w:tcPr>
+          <w:p>
+            <w:pPr>
+              <w:spacing w:line="360" w:lineRule="auto" w:after="0"/>
+              <w:jc w:val="left"/>
+            </w:pPr>
+            <w:r/>
+            <w:r>
+              <w:rPr>
+                <w:rFonts w:ascii="Arial" w:hAnsi="Arial"/>
+                <w:b w:val="0"/>
+                <w:color w:val="1A1A1A"/>
+                <w:sz w:val="24"/>
+              </w:rPr>
+              <w:t>Departamento de Contabilidad</w:t>
+            </w:r>
+          </w:p>
+        </w:tc>
+      </w:tr>
+      <w:tr>
+        <w:trPr>
+          <w:trHeight w:val="822" w:hRule="exact"/>
+        </w:trPr>
+        <w:tc>
+          <w:tcPr>
+            <w:tcW w:type="dxa" w:w="3175"/>
+            <w:shd w:val="clear" w:color="auto" w:fill="E4ECF5"/>
+            <w:vAlign w:val="center"/>
+          </w:tcPr>
+          <w:p>
+            <w:pPr>
+              <w:spacing w:line="360" w:lineRule="auto" w:after="0"/>
+              <w:jc w:val="left"/>
+            </w:pPr>
+            <w:r/>
+            <w:r>
+              <w:rPr>
+                <w:rFonts w:ascii="Arial" w:hAnsi="Arial"/>
+                <w:b/>
+                <w:color w:val="1F3864"/>
+                <w:sz w:val="21"/>
+              </w:rPr>
+              <w:t>PERIODO DE PRÁCTICA</w:t>
+            </w:r>
+          </w:p>
+        </w:tc>
+        <w:tc>
+          <w:tcPr>
+            <w:tcW w:type="dxa" w:w="5896"/>
+            <w:vAlign w:val="center"/>
+          </w:tcPr>
+          <w:p>
+            <w:pPr>
+              <w:spacing w:line="360" w:lineRule="auto" w:after="0"/>
+              <w:jc w:val="left"/>
+            </w:pPr>
+            <w:r/>
+            <w:r>
+              <w:rPr>
+                <w:rFonts w:ascii="Arial" w:hAnsi="Arial"/>
+                <w:b w:val="0"/>
+                <w:color w:val="1A1A1A"/>
+                <w:sz w:val="24"/>
+              </w:rPr>
+              <w:t>Del 03 al 31 de agosto de 2026</w:t>
+            </w:r>
+          </w:p>
+        </w:tc>
+      </w:tr>
+      <w:tr>
+        <w:trPr>
+          <w:trHeight w:val="822" w:hRule="exact"/>
+        </w:trPr>
+        <w:tc>
+          <w:tcPr>
+            <w:tcW w:type="dxa" w:w="3175"/>
+            <w:shd w:val="clear" w:color="auto" w:fill="E4ECF5"/>
+            <w:vAlign w:val="center"/>
+          </w:tcPr>
+          <w:p>
+            <w:pPr>
+              <w:spacing w:line="360" w:lineRule="auto" w:after="0"/>
+              <w:jc w:val="left"/>
+            </w:pPr>
+            <w:r/>
+            <w:r>
+              <w:rPr>
+                <w:rFonts w:ascii="Arial" w:hAnsi="Arial"/>
+                <w:b/>
+                <w:color w:val="1F3864"/>
+                <w:sz w:val="21"/>
+              </w:rPr>
+              <w:t>HORARIO</w:t>
+            </w:r>
+          </w:p>
+        </w:tc>
+        <w:tc>
+          <w:tcPr>
+            <w:tcW w:type="dxa" w:w="5896"/>
+            <w:vAlign w:val="center"/>
+          </w:tcPr>
+          <w:p>
+            <w:pPr>
+              <w:spacing w:line="360" w:lineRule="auto" w:after="0"/>
+              <w:jc w:val="left"/>
+            </w:pPr>
+            <w:r/>
+            <w:r>
+              <w:rPr>
+                <w:rFonts w:ascii="Arial" w:hAnsi="Arial"/>
+                <w:b w:val="0"/>
+                <w:color w:val="1A1A1A"/>
+                <w:sz w:val="24"/>
+              </w:rPr>
+              <w:t>De 8:00 a. m. a 5:00 p. m.</w:t>
+            </w:r>
+          </w:p>
+        </w:tc>
+      </w:tr>
+    </w:tbl>
     <w:p>
       <w:pPr>
-        <w:spacing w:line="276" w:lineRule="auto" w:before="0" w:after="560"/>
-        <w:jc w:val="center"/>
-      </w:pPr>
-      <w:r>
-        <w:rPr>
-          <w:rFonts w:ascii="Arial" w:hAnsi="Arial"/>
-          <w:b w:val="0"/>
-          <w:i w:val="0"/>
-          <w:color w:val="1A1A1A"/>
-          <w:sz w:val="26"/>
-        </w:rPr>
-        <w:t>David Elías Chávez Dubón</w:t>
-      </w:r>
-    </w:p>
-    <w:p>
-      <w:pPr>
-        <w:spacing w:line="276" w:lineRule="auto" w:before="0" w:after="40"/>
+        <w:pageBreakBefore/>
+        <w:pBdr>
+          <w:bottom w:val="single" w:sz="18" w:space="0" w:color="BF9B30"/>
+        </w:pBdr>
+        <w:shd w:val="clear" w:color="auto" w:fill="1F3864"/>
+        <w:spacing w:line="360" w:lineRule="auto" w:before="0" w:after="520"/>
         <w:jc w:val="center"/>
       </w:pPr>
       <w:r>
         <w:rPr>
           <w:rFonts w:ascii="Arial" w:hAnsi="Arial"/>
           <w:b/>
-          <w:i w:val="0"/>
-          <w:color w:val="1A8F5C"/>
-          <w:sz w:val="20"/>
-        </w:rPr>
-        <w:t>LUGAR DE PRÁCTICA</w:t>
-      </w:r>
-    </w:p>
-    <w:p>
-      <w:pPr>
-        <w:spacing w:line="276" w:lineRule="auto" w:before="0" w:after="560"/>
-        <w:jc w:val="center"/>
-      </w:pPr>
-      <w:r>
-        <w:rPr>
-          <w:rFonts w:ascii="Arial" w:hAnsi="Arial"/>
-          <w:b w:val="0"/>
-          <w:i w:val="0"/>
-          <w:color w:val="1A1A1A"/>
-          <w:sz w:val="26"/>
-        </w:rPr>
-        <w:t>TOPPIC Constructora S. de R.L.</w:t>
-      </w:r>
-    </w:p>
-    <w:p>
-      <w:pPr>
-        <w:spacing w:line="276" w:lineRule="auto" w:before="0" w:after="40"/>
-        <w:jc w:val="center"/>
-      </w:pPr>
-      <w:r>
-        <w:rPr>
-          <w:rFonts w:ascii="Arial" w:hAnsi="Arial"/>
-          <w:b/>
-          <w:i w:val="0"/>
-          <w:color w:val="1A8F5C"/>
-          <w:sz w:val="20"/>
-        </w:rPr>
-        <w:t>UBICACIÓN</w:t>
-      </w:r>
-    </w:p>
-    <w:p>
-      <w:pPr>
-        <w:spacing w:line="276" w:lineRule="auto" w:before="0" w:after="560"/>
-        <w:jc w:val="center"/>
-      </w:pPr>
-      <w:r>
-        <w:rPr>
-          <w:rFonts w:ascii="Arial" w:hAnsi="Arial"/>
-          <w:b w:val="0"/>
-          <w:i w:val="0"/>
-          <w:color w:val="1A1A1A"/>
-          <w:sz w:val="26"/>
-        </w:rPr>
-        <w:t>Dulce Nombre de Copán, departamento de Copán</w:t>
-      </w:r>
-    </w:p>
-    <w:p>
-      <w:pPr>
-        <w:spacing w:line="276" w:lineRule="auto" w:before="0" w:after="40"/>
-        <w:jc w:val="center"/>
-      </w:pPr>
-      <w:r>
-        <w:rPr>
-          <w:rFonts w:ascii="Arial" w:hAnsi="Arial"/>
-          <w:b/>
-          <w:i w:val="0"/>
-          <w:color w:val="1A8F5C"/>
-          <w:sz w:val="20"/>
-        </w:rPr>
-        <w:t>ÁREA DE TRABAJO</w:t>
-      </w:r>
-    </w:p>
-    <w:p>
-      <w:pPr>
-        <w:spacing w:line="276" w:lineRule="auto" w:before="0" w:after="560"/>
-        <w:jc w:val="center"/>
-      </w:pPr>
-      <w:r>
-        <w:rPr>
-          <w:rFonts w:ascii="Arial" w:hAnsi="Arial"/>
-          <w:b w:val="0"/>
-          <w:i w:val="0"/>
-          <w:color w:val="1A1A1A"/>
-          <w:sz w:val="26"/>
-        </w:rPr>
-        <w:t>Departamento de Contabilidad</w:t>
-      </w:r>
-    </w:p>
-    <w:p>
-      <w:pPr>
-        <w:spacing w:line="276" w:lineRule="auto" w:before="0" w:after="40"/>
-        <w:jc w:val="center"/>
-      </w:pPr>
-      <w:r>
-        <w:rPr>
-          <w:rFonts w:ascii="Arial" w:hAnsi="Arial"/>
-          <w:b/>
-          <w:i w:val="0"/>
-          <w:color w:val="1A8F5C"/>
-          <w:sz w:val="20"/>
-        </w:rPr>
-        <w:t>PERIODO DE PRÁCTICA</w:t>
-      </w:r>
-    </w:p>
-    <w:p>
-      <w:pPr>
-        <w:spacing w:line="276" w:lineRule="auto" w:before="0" w:after="560"/>
-        <w:jc w:val="center"/>
-      </w:pPr>
-      <w:r>
-        <w:rPr>
-          <w:rFonts w:ascii="Arial" w:hAnsi="Arial"/>
-          <w:b w:val="0"/>
-          <w:i w:val="0"/>
-          <w:color w:val="1A1A1A"/>
-          <w:sz w:val="26"/>
-        </w:rPr>
-        <w:t>Del 03 al 31 de agosto de 2026</w:t>
-      </w:r>
-    </w:p>
-    <w:p>
-      <w:pPr>
-        <w:spacing w:line="276" w:lineRule="auto" w:before="0" w:after="40"/>
-        <w:jc w:val="center"/>
-      </w:pPr>
-      <w:r>
-        <w:rPr>
-          <w:rFonts w:ascii="Arial" w:hAnsi="Arial"/>
-          <w:b/>
-          <w:i w:val="0"/>
-          <w:color w:val="1A8F5C"/>
-          <w:sz w:val="20"/>
-        </w:rPr>
-        <w:t>HORARIO</w:t>
-      </w:r>
-    </w:p>
-    <w:p>
-      <w:pPr>
-        <w:spacing w:line="276" w:lineRule="auto" w:before="0" w:after="560"/>
-        <w:jc w:val="center"/>
-      </w:pPr>
-      <w:r>
-        <w:rPr>
-          <w:rFonts w:ascii="Arial" w:hAnsi="Arial"/>
-          <w:b w:val="0"/>
-          <w:i w:val="0"/>
-          <w:color w:val="1A1A1A"/>
-          <w:sz w:val="26"/>
-        </w:rPr>
-        <w:t>De 8:00 a. m. a 5:00 p. m.</w:t>
-      </w:r>
-    </w:p>
-    <w:p>
-      <w:pPr>
-        <w:pageBreakBefore/>
-        <w:spacing w:line="276" w:lineRule="auto" w:before="120" w:after="520"/>
-        <w:jc w:val="center"/>
-        <w:pBdr>
-          <w:bottom w:val="single" w:sz="10" w:space="8" w:color="1A8F5C"/>
-        </w:pBdr>
-      </w:pPr>
-      <w:r>
-        <w:rPr>
-          <w:rFonts w:ascii="Arial" w:hAnsi="Arial"/>
-          <w:b/>
-          <w:i w:val="0"/>
-          <w:color w:val="0D5C3F"/>
-          <w:sz w:val="40"/>
+          <w:color w:val="FFFFFF"/>
+          <w:sz w:val="36"/>
         </w:rPr>
         <w:t>INTRODUCCIÓN</w:t>
       </w:r>
     </w:p>
     <w:p>
       <w:pPr>
-        <w:spacing w:line="360" w:lineRule="auto" w:before="0" w:after="360"/>
+        <w:spacing w:line="360" w:lineRule="auto" w:before="0" w:after="440"/>
         <w:jc w:val="both"/>
       </w:pPr>
       <w:r>
@@ -1199,12 +1338,12 @@
           <w:color w:val="1A1A1A"/>
           <w:sz w:val="24"/>
         </w:rPr>
-        <w:t>En este informe doy a conocer el trabajo que realicé durante mi práctica profesional en la empresa TOPPIC Constructora S. de R.L., del municipio de Dulce Nombre de Copán, del 03 al 31 de agosto de 2026.</w:t>
+        <w:t>En este informe doy a conocer el trabajo que realicé durante mi práctica profesional en la empresa TOPDIC Constructora S. de R.L., del municipio de Dulce Nombre de Copán, del 03 al 31 de agosto de 2026.</w:t>
       </w:r>
     </w:p>
     <w:p>
       <w:pPr>
-        <w:spacing w:line="360" w:lineRule="auto" w:before="0" w:after="360"/>
+        <w:spacing w:line="360" w:lineRule="auto" w:before="0" w:after="440"/>
         <w:jc w:val="both"/>
       </w:pPr>
       <w:r>
@@ -1220,7 +1359,7 @@
     </w:p>
     <w:p>
       <w:pPr>
-        <w:spacing w:line="360" w:lineRule="auto" w:before="0" w:after="360"/>
+        <w:spacing w:line="360" w:lineRule="auto" w:before="0" w:after="440"/>
         <w:jc w:val="both"/>
       </w:pPr>
       <w:r>
@@ -1253,26 +1392,29 @@
     <w:p>
       <w:pPr>
         <w:pageBreakBefore/>
-        <w:spacing w:line="276" w:lineRule="auto" w:before="120" w:after="480"/>
+        <w:pBdr>
+          <w:bottom w:val="single" w:sz="18" w:space="0" w:color="BF9B30"/>
+        </w:pBdr>
+        <w:shd w:val="clear" w:color="auto" w:fill="1F3864"/>
+        <w:spacing w:line="360" w:lineRule="auto" w:before="0" w:after="480"/>
         <w:jc w:val="center"/>
-        <w:pBdr>
-          <w:bottom w:val="single" w:sz="10" w:space="8" w:color="1A8F5C"/>
-        </w:pBdr>
       </w:pPr>
       <w:r>
         <w:rPr>
           <w:rFonts w:ascii="Arial" w:hAnsi="Arial"/>
           <w:b/>
-          <w:i w:val="0"/>
-          <w:color w:val="0D5C3F"/>
-          <w:sz w:val="40"/>
+          <w:color w:val="FFFFFF"/>
+          <w:sz w:val="36"/>
         </w:rPr>
         <w:t>OBJETIVOS</w:t>
       </w:r>
     </w:p>
     <w:p>
       <w:pPr>
-        <w:spacing w:line="360" w:lineRule="auto" w:before="0" w:after="160"/>
+        <w:pBdr>
+          <w:bottom w:val="single" w:sz="6" w:space="2" w:color="D6D6D6"/>
+        </w:pBdr>
+        <w:spacing w:line="360" w:lineRule="auto" w:before="0" w:after="200"/>
         <w:jc w:val="left"/>
       </w:pPr>
       <w:r>
@@ -1280,7 +1422,7 @@
           <w:rFonts w:ascii="Arial" w:hAnsi="Arial"/>
           <w:b/>
           <w:i w:val="0"/>
-          <w:color w:val="1A8F5C"/>
+          <w:color w:val="1F3864"/>
           <w:sz w:val="26"/>
         </w:rPr>
         <w:t>Objetivo general</w:t>
@@ -1288,7 +1430,7 @@
     </w:p>
     <w:p>
       <w:pPr>
-        <w:spacing w:line="360" w:lineRule="auto" w:before="0" w:after="480"/>
+        <w:spacing w:line="360" w:lineRule="auto" w:before="0" w:after="520"/>
         <w:jc w:val="both"/>
       </w:pPr>
       <w:r>
@@ -1299,12 +1441,15 @@
           <w:color w:val="1A1A1A"/>
           <w:sz w:val="24"/>
         </w:rPr>
-        <w:t>Poner en práctica los conocimientos adquiridos en la carrera de Contaduría y Finanzas dentro de una empresa real, apoyando en el registro contable y en el manejo de la información financiera de TOPPIC Constructora S. de R.L., para ganar experiencia y prepararme para el ámbito laboral.</w:t>
+        <w:t>Poner en práctica los conocimientos adquiridos en la carrera de Contaduría y Finanzas dentro de una empresa real, apoyando en el registro contable y en el manejo de la información financiera de TOPDIC Constructora S. de R.L., para ganar experiencia y prepararme para el ámbito laboral.</w:t>
       </w:r>
     </w:p>
     <w:p>
       <w:pPr>
-        <w:spacing w:line="360" w:lineRule="auto" w:before="0" w:after="240"/>
+        <w:pBdr>
+          <w:bottom w:val="single" w:sz="6" w:space="2" w:color="D6D6D6"/>
+        </w:pBdr>
+        <w:spacing w:line="360" w:lineRule="auto" w:before="0" w:after="280"/>
         <w:jc w:val="left"/>
       </w:pPr>
       <w:r>
@@ -1312,7 +1457,7 @@
           <w:rFonts w:ascii="Arial" w:hAnsi="Arial"/>
           <w:b/>
           <w:i w:val="0"/>
-          <w:color w:val="1A8F5C"/>
+          <w:color w:val="1F3864"/>
           <w:sz w:val="26"/>
         </w:rPr>
         <w:t>Objetivos específicos</w:t>
@@ -1320,7 +1465,7 @@
     </w:p>
     <w:p>
       <w:pPr>
-        <w:spacing w:line="360" w:lineRule="auto" w:after="280"/>
+        <w:spacing w:line="360" w:lineRule="auto" w:after="320"/>
         <w:ind w:left="510" w:hanging="510"/>
         <w:jc w:val="both"/>
       </w:pPr>
@@ -1328,7 +1473,7 @@
         <w:rPr>
           <w:rFonts w:ascii="Arial" w:hAnsi="Arial"/>
           <w:b/>
-          <w:color w:val="1A8F5C"/>
+          <w:color w:val="A67C00"/>
           <w:sz w:val="24"/>
         </w:rPr>
         <w:t xml:space="preserve">1.  </w:t>
@@ -1344,7 +1489,7 @@
     </w:p>
     <w:p>
       <w:pPr>
-        <w:spacing w:line="360" w:lineRule="auto" w:after="280"/>
+        <w:spacing w:line="360" w:lineRule="auto" w:after="320"/>
         <w:ind w:left="510" w:hanging="510"/>
         <w:jc w:val="both"/>
       </w:pPr>
@@ -1352,7 +1497,7 @@
         <w:rPr>
           <w:rFonts w:ascii="Arial" w:hAnsi="Arial"/>
           <w:b/>
-          <w:color w:val="1A8F5C"/>
+          <w:color w:val="A67C00"/>
           <w:sz w:val="24"/>
         </w:rPr>
         <w:t xml:space="preserve">2.  </w:t>
@@ -1368,7 +1513,7 @@
     </w:p>
     <w:p>
       <w:pPr>
-        <w:spacing w:line="360" w:lineRule="auto" w:after="280"/>
+        <w:spacing w:line="360" w:lineRule="auto" w:after="320"/>
         <w:ind w:left="510" w:hanging="510"/>
         <w:jc w:val="both"/>
       </w:pPr>
@@ -1376,7 +1521,7 @@
         <w:rPr>
           <w:rFonts w:ascii="Arial" w:hAnsi="Arial"/>
           <w:b/>
-          <w:color w:val="1A8F5C"/>
+          <w:color w:val="A67C00"/>
           <w:sz w:val="24"/>
         </w:rPr>
         <w:t xml:space="preserve">3.  </w:t>
@@ -1392,7 +1537,7 @@
     </w:p>
     <w:p>
       <w:pPr>
-        <w:spacing w:line="360" w:lineRule="auto" w:after="280"/>
+        <w:spacing w:line="360" w:lineRule="auto" w:after="320"/>
         <w:ind w:left="510" w:hanging="510"/>
         <w:jc w:val="both"/>
       </w:pPr>
@@ -1400,7 +1545,7 @@
         <w:rPr>
           <w:rFonts w:ascii="Arial" w:hAnsi="Arial"/>
           <w:b/>
-          <w:color w:val="1A8F5C"/>
+          <w:color w:val="A67C00"/>
           <w:sz w:val="24"/>
         </w:rPr>
         <w:t xml:space="preserve">4.  </w:t>
@@ -1416,7 +1561,7 @@
     </w:p>
     <w:p>
       <w:pPr>
-        <w:spacing w:line="360" w:lineRule="auto" w:after="280"/>
+        <w:spacing w:line="360" w:lineRule="auto" w:after="320"/>
         <w:ind w:left="510" w:hanging="510"/>
         <w:jc w:val="both"/>
       </w:pPr>
@@ -1424,7 +1569,7 @@
         <w:rPr>
           <w:rFonts w:ascii="Arial" w:hAnsi="Arial"/>
           <w:b/>
-          <w:color w:val="1A8F5C"/>
+          <w:color w:val="A67C00"/>
           <w:sz w:val="24"/>
         </w:rPr>
         <w:t xml:space="preserve">5.  </w:t>
@@ -1441,19 +1586,19 @@
     <w:p>
       <w:pPr>
         <w:pageBreakBefore/>
-        <w:spacing w:line="276" w:lineRule="auto" w:before="120" w:after="520"/>
+        <w:pBdr>
+          <w:bottom w:val="single" w:sz="18" w:space="0" w:color="BF9B30"/>
+        </w:pBdr>
+        <w:shd w:val="clear" w:color="auto" w:fill="1F3864"/>
+        <w:spacing w:line="360" w:lineRule="auto" w:before="0" w:after="520"/>
         <w:jc w:val="center"/>
-        <w:pBdr>
-          <w:bottom w:val="single" w:sz="10" w:space="8" w:color="1A8F5C"/>
-        </w:pBdr>
       </w:pPr>
       <w:r>
         <w:rPr>
           <w:rFonts w:ascii="Arial" w:hAnsi="Arial"/>
           <w:b/>
-          <w:i w:val="0"/>
-          <w:color w:val="0D5C3F"/>
-          <w:sz w:val="40"/>
+          <w:color w:val="FFFFFF"/>
+          <w:sz w:val="36"/>
         </w:rPr>
         <w:t>AGRADECIMIENTOS</w:t>
       </w:r>
@@ -1519,25 +1664,25 @@
           <w:color w:val="1A1A1A"/>
           <w:sz w:val="24"/>
         </w:rPr>
-        <w:t>A TOPPIC Constructora S. de R.L., por abrirme las puertas y permitirme formar parte de su equipo. Al personal del área contable le agradezco la paciencia que me tuvieron y la confianza de dejarme trabajar con información real de la empresa.</w:t>
+        <w:t>A TOPDIC Constructora S. de R.L., por abrirme las puertas y permitirme formar parte de su equipo. Al personal del área contable le agradezco la paciencia que me tuvieron y la confianza de dejarme trabajar con información real de la empresa.</w:t>
       </w:r>
     </w:p>
     <w:p>
       <w:pPr>
         <w:pageBreakBefore/>
-        <w:spacing w:line="276" w:lineRule="auto" w:before="120" w:after="520"/>
+        <w:pBdr>
+          <w:bottom w:val="single" w:sz="18" w:space="0" w:color="BF9B30"/>
+        </w:pBdr>
+        <w:shd w:val="clear" w:color="auto" w:fill="1F3864"/>
+        <w:spacing w:line="360" w:lineRule="auto" w:before="0" w:after="520"/>
         <w:jc w:val="center"/>
-        <w:pBdr>
-          <w:bottom w:val="single" w:sz="10" w:space="8" w:color="1A8F5C"/>
-        </w:pBdr>
       </w:pPr>
       <w:r>
         <w:rPr>
           <w:rFonts w:ascii="Arial" w:hAnsi="Arial"/>
           <w:b/>
-          <w:i w:val="0"/>
-          <w:color w:val="0D5C3F"/>
-          <w:sz w:val="40"/>
+          <w:color w:val="FFFFFF"/>
+          <w:sz w:val="36"/>
         </w:rPr>
         <w:t>JUSTIFICACIÓN</w:t>
       </w:r>
@@ -1571,7 +1716,7 @@
           <w:color w:val="1A1A1A"/>
           <w:sz w:val="24"/>
         </w:rPr>
-        <w:t>Elegí TOPPIC Constructora S. de R.L. porque es una empresa que maneja proyectos de construcción y, por lo mismo, mueve facturas, planillas y compras de materiales de manera constante. Eso me permitió ver la contabilidad aplicada a una empresa que produce y no solo a un ejercicio de clase.</w:t>
+        <w:t>Elegí TOPDIC Constructora S. de R.L. porque es una empresa que maneja proyectos de construcción y, por lo mismo, mueve facturas, planillas y compras de materiales de manera constante. Eso me permitió ver la contabilidad aplicada a una empresa que produce y no solo a un ejercicio de clase.</w:t>
       </w:r>
     </w:p>
     <w:p>
@@ -1593,19 +1738,19 @@
     <w:p>
       <w:pPr>
         <w:pageBreakBefore/>
-        <w:spacing w:line="276" w:lineRule="auto" w:before="120" w:after="360"/>
+        <w:pBdr>
+          <w:bottom w:val="single" w:sz="18" w:space="0" w:color="BF9B30"/>
+        </w:pBdr>
+        <w:shd w:val="clear" w:color="auto" w:fill="1F3864"/>
+        <w:spacing w:line="360" w:lineRule="auto" w:before="0" w:after="360"/>
         <w:jc w:val="center"/>
-        <w:pBdr>
-          <w:bottom w:val="single" w:sz="10" w:space="8" w:color="1A8F5C"/>
-        </w:pBdr>
       </w:pPr>
       <w:r>
         <w:rPr>
           <w:rFonts w:ascii="Arial" w:hAnsi="Arial"/>
           <w:b/>
-          <w:i w:val="0"/>
-          <w:color w:val="0D5C3F"/>
-          <w:sz w:val="36"/>
+          <w:color w:val="FFFFFF"/>
+          <w:sz w:val="34"/>
         </w:rPr>
         <w:t>ORGANIGRAMA DE LA EMPRESA</w:t>
       </w:r>
@@ -1617,18 +1762,18 @@
         <w:tblLayout w:type="fixed"/>
         <w:tblLook w:firstColumn="1" w:firstRow="1" w:lastColumn="0" w:lastRow="0" w:noHBand="0" w:noVBand="1" w:val="04A0"/>
         <w:tblBorders>
-          <w:top w:val="dashed" w:sz="6" w:space="0" w:color="BFBFBF"/>
-          <w:left w:val="dashed" w:sz="6" w:space="0" w:color="BFBFBF"/>
-          <w:bottom w:val="dashed" w:sz="6" w:space="0" w:color="BFBFBF"/>
-          <w:right w:val="dashed" w:sz="6" w:space="0" w:color="BFBFBF"/>
-          <w:insideH w:val="dashed" w:sz="6" w:space="0" w:color="BFBFBF"/>
-          <w:insideV w:val="dashed" w:sz="6" w:space="0" w:color="BFBFBF"/>
+          <w:top w:val="single" w:sz="8" w:space="0" w:color="2E5F8A"/>
+          <w:left w:val="single" w:sz="8" w:space="0" w:color="2E5F8A"/>
+          <w:bottom w:val="single" w:sz="8" w:space="0" w:color="2E5F8A"/>
+          <w:right w:val="single" w:sz="8" w:space="0" w:color="2E5F8A"/>
+          <w:insideH w:val="single" w:sz="8" w:space="0" w:color="2E5F8A"/>
+          <w:insideV w:val="single" w:sz="8" w:space="0" w:color="2E5F8A"/>
         </w:tblBorders>
         <w:tblCellMar>
-          <w:top w:w="160" w:type="dxa"/>
-          <w:left w:w="160" w:type="dxa"/>
-          <w:bottom w:w="160" w:type="dxa"/>
-          <w:right w:w="160" w:type="dxa"/>
+          <w:top w:w="170" w:type="dxa"/>
+          <w:left w:w="170" w:type="dxa"/>
+          <w:bottom w:w="170" w:type="dxa"/>
+          <w:right w:w="170" w:type="dxa"/>
         </w:tblCellMar>
       </w:tblPr>
       <w:tblGrid>
@@ -1636,12 +1781,13 @@
       </w:tblGrid>
       <w:tr>
         <w:trPr>
-          <w:trHeight w:val="11113" w:hRule="exact"/>
+          <w:trHeight w:val="10886" w:hRule="exact"/>
         </w:trPr>
         <w:tc>
           <w:tcPr>
             <w:tcW w:type="dxa" w:w="9071"/>
             <w:vAlign w:val="center"/>
+            <w:shd w:val="clear" w:color="auto" w:fill="F2F6FA"/>
           </w:tcPr>
           <w:p>
             <w:pPr>
@@ -1653,10 +1799,10 @@
               <w:rPr>
                 <w:rFonts w:ascii="Arial" w:hAnsi="Arial"/>
                 <w:b/>
-                <w:color w:val="1A8F5C"/>
+                <w:color w:val="1F3864"/>
                 <w:sz w:val="24"/>
               </w:rPr>
-              <w:t>AQUÍ VA EL ORGANIGRAMA DE TOPPIC CONSTRUCTORA S. DE R.L.</w:t>
+              <w:t>AQUÍ VA EL ORGANIGRAMA DE TOPDIC CONSTRUCTORA S. DE R.L.</w:t>
             </w:r>
           </w:p>
           <w:p>
@@ -1693,26 +1839,29 @@
     <w:p>
       <w:pPr>
         <w:pageBreakBefore/>
-        <w:spacing w:line="276" w:lineRule="auto" w:before="120" w:after="440"/>
+        <w:pBdr>
+          <w:bottom w:val="single" w:sz="18" w:space="0" w:color="BF9B30"/>
+        </w:pBdr>
+        <w:shd w:val="clear" w:color="auto" w:fill="1F3864"/>
+        <w:spacing w:line="360" w:lineRule="auto" w:before="0" w:after="440"/>
         <w:jc w:val="center"/>
-        <w:pBdr>
-          <w:bottom w:val="single" w:sz="10" w:space="8" w:color="1A8F5C"/>
-        </w:pBdr>
       </w:pPr>
       <w:r>
         <w:rPr>
           <w:rFonts w:ascii="Arial" w:hAnsi="Arial"/>
           <w:b/>
-          <w:i w:val="0"/>
-          <w:color w:val="0D5C3F"/>
-          <w:sz w:val="36"/>
+          <w:color w:val="FFFFFF"/>
+          <w:sz w:val="34"/>
         </w:rPr>
         <w:t>MISIÓN, VISIÓN Y VALORES</w:t>
       </w:r>
     </w:p>
     <w:p>
       <w:pPr>
-        <w:spacing w:line="360" w:lineRule="auto" w:before="0" w:after="120"/>
+        <w:pBdr>
+          <w:bottom w:val="single" w:sz="6" w:space="2" w:color="D6D6D6"/>
+        </w:pBdr>
+        <w:spacing w:line="360" w:lineRule="auto" w:before="0" w:after="160"/>
         <w:jc w:val="left"/>
       </w:pPr>
       <w:r>
@@ -1720,7 +1869,7 @@
           <w:rFonts w:ascii="Arial" w:hAnsi="Arial"/>
           <w:b/>
           <w:i w:val="0"/>
-          <w:color w:val="1A8F5C"/>
+          <w:color w:val="1F3864"/>
           <w:sz w:val="26"/>
         </w:rPr>
         <w:t>Misión</w:t>
@@ -1728,7 +1877,7 @@
     </w:p>
     <w:p>
       <w:pPr>
-        <w:spacing w:line="360" w:lineRule="auto" w:before="0" w:after="400"/>
+        <w:spacing w:line="360" w:lineRule="auto" w:before="0" w:after="440"/>
         <w:jc w:val="both"/>
       </w:pPr>
       <w:r>
@@ -1739,12 +1888,15 @@
           <w:color w:val="1A1A1A"/>
           <w:sz w:val="24"/>
         </w:rPr>
-        <w:t>Aprovechar al máximo mi práctica profesional en TOPPIC Constructora S. de R.L., aplicando con responsabilidad lo aprendido en la carrera y cumpliendo con cada tarea que se me asigne.</w:t>
+        <w:t>Aprovechar al máximo mi práctica profesional en TOPDIC Constructora S. de R.L., aplicando con responsabilidad lo aprendido en la carrera y cumpliendo con cada tarea que se me asigne.</w:t>
       </w:r>
     </w:p>
     <w:p>
       <w:pPr>
-        <w:spacing w:line="360" w:lineRule="auto" w:before="0" w:after="120"/>
+        <w:pBdr>
+          <w:bottom w:val="single" w:sz="6" w:space="2" w:color="D6D6D6"/>
+        </w:pBdr>
+        <w:spacing w:line="360" w:lineRule="auto" w:before="0" w:after="160"/>
         <w:jc w:val="left"/>
       </w:pPr>
       <w:r>
@@ -1752,7 +1904,7 @@
           <w:rFonts w:ascii="Arial" w:hAnsi="Arial"/>
           <w:b/>
           <w:i w:val="0"/>
-          <w:color w:val="1A8F5C"/>
+          <w:color w:val="1F3864"/>
           <w:sz w:val="26"/>
         </w:rPr>
         <w:t>Visión</w:t>
@@ -1760,7 +1912,7 @@
     </w:p>
     <w:p>
       <w:pPr>
-        <w:spacing w:line="360" w:lineRule="auto" w:before="0" w:after="400"/>
+        <w:spacing w:line="360" w:lineRule="auto" w:before="0" w:after="440"/>
         <w:jc w:val="both"/>
       </w:pPr>
       <w:r>
@@ -1776,7 +1928,10 @@
     </w:p>
     <w:p>
       <w:pPr>
-        <w:spacing w:line="360" w:lineRule="auto" w:before="0" w:after="200"/>
+        <w:pBdr>
+          <w:bottom w:val="single" w:sz="6" w:space="2" w:color="D6D6D6"/>
+        </w:pBdr>
+        <w:spacing w:line="360" w:lineRule="auto" w:before="0" w:after="240"/>
         <w:jc w:val="left"/>
       </w:pPr>
       <w:r>
@@ -1784,7 +1939,7 @@
           <w:rFonts w:ascii="Arial" w:hAnsi="Arial"/>
           <w:b/>
           <w:i w:val="0"/>
-          <w:color w:val="1A8F5C"/>
+          <w:color w:val="1F3864"/>
           <w:sz w:val="26"/>
         </w:rPr>
         <w:t>Valores</w:t>
@@ -1800,16 +1955,16 @@
         <w:rPr>
           <w:rFonts w:ascii="Arial" w:hAnsi="Arial"/>
           <w:b/>
-          <w:color w:val="1A8F5C"/>
+          <w:color w:val="A67C00"/>
           <w:sz w:val="24"/>
         </w:rPr>
-        <w:t xml:space="preserve">▪  </w:t>
+        <w:t xml:space="preserve">▸  </w:t>
       </w:r>
       <w:r>
         <w:rPr>
           <w:rFonts w:ascii="Arial" w:hAnsi="Arial"/>
           <w:b/>
-          <w:color w:val="1A8F5C"/>
+          <w:color w:val="1F3864"/>
           <w:sz w:val="24"/>
         </w:rPr>
         <w:t>Responsabilidad:</w:t>
@@ -1833,16 +1988,16 @@
         <w:rPr>
           <w:rFonts w:ascii="Arial" w:hAnsi="Arial"/>
           <w:b/>
-          <w:color w:val="1A8F5C"/>
+          <w:color w:val="A67C00"/>
           <w:sz w:val="24"/>
         </w:rPr>
-        <w:t xml:space="preserve">▪  </w:t>
+        <w:t xml:space="preserve">▸  </w:t>
       </w:r>
       <w:r>
         <w:rPr>
           <w:rFonts w:ascii="Arial" w:hAnsi="Arial"/>
           <w:b/>
-          <w:color w:val="1A8F5C"/>
+          <w:color w:val="1F3864"/>
           <w:sz w:val="24"/>
         </w:rPr>
         <w:t>Puntualidad:</w:t>
@@ -1866,16 +2021,16 @@
         <w:rPr>
           <w:rFonts w:ascii="Arial" w:hAnsi="Arial"/>
           <w:b/>
-          <w:color w:val="1A8F5C"/>
+          <w:color w:val="A67C00"/>
           <w:sz w:val="24"/>
         </w:rPr>
-        <w:t xml:space="preserve">▪  </w:t>
+        <w:t xml:space="preserve">▸  </w:t>
       </w:r>
       <w:r>
         <w:rPr>
           <w:rFonts w:ascii="Arial" w:hAnsi="Arial"/>
           <w:b/>
-          <w:color w:val="1A8F5C"/>
+          <w:color w:val="1F3864"/>
           <w:sz w:val="24"/>
         </w:rPr>
         <w:t>Honestidad:</w:t>
@@ -1899,16 +2054,16 @@
         <w:rPr>
           <w:rFonts w:ascii="Arial" w:hAnsi="Arial"/>
           <w:b/>
-          <w:color w:val="1A8F5C"/>
+          <w:color w:val="A67C00"/>
           <w:sz w:val="24"/>
         </w:rPr>
-        <w:t xml:space="preserve">▪  </w:t>
+        <w:t xml:space="preserve">▸  </w:t>
       </w:r>
       <w:r>
         <w:rPr>
           <w:rFonts w:ascii="Arial" w:hAnsi="Arial"/>
           <w:b/>
-          <w:color w:val="1A8F5C"/>
+          <w:color w:val="1F3864"/>
           <w:sz w:val="24"/>
         </w:rPr>
         <w:t>Orden:</w:t>
@@ -1925,43 +2080,52 @@
     <w:p>
       <w:pPr>
         <w:pageBreakBefore/>
-        <w:spacing w:line="276" w:lineRule="auto" w:before="120" w:after="440"/>
+        <w:pBdr>
+          <w:bottom w:val="single" w:sz="18" w:space="0" w:color="BF9B30"/>
+        </w:pBdr>
+        <w:shd w:val="clear" w:color="auto" w:fill="1F3864"/>
+        <w:spacing w:line="360" w:lineRule="auto" w:before="0" w:after="440"/>
         <w:jc w:val="center"/>
-        <w:pBdr>
-          <w:bottom w:val="single" w:sz="10" w:space="8" w:color="1A8F5C"/>
-        </w:pBdr>
       </w:pPr>
       <w:r>
         <w:rPr>
           <w:rFonts w:ascii="Arial" w:hAnsi="Arial"/>
           <w:b/>
-          <w:i w:val="0"/>
-          <w:color w:val="0D5C3F"/>
-          <w:sz w:val="36"/>
+          <w:color w:val="FFFFFF"/>
+          <w:sz w:val="32"/>
         </w:rPr>
-        <w:t>DESCRIPCIÓN DE FUNCIONES</w:t>
+        <w:t>DESCRIPCIÓN DE FUNCIONES REALIZADAS</w:t>
       </w:r>
     </w:p>
     <w:p>
       <w:pPr>
         <w:spacing w:line="360" w:lineRule="auto" w:after="80"/>
-        <w:ind w:left="454" w:hanging="454"/>
+        <w:ind w:left="567" w:hanging="567"/>
         <w:jc w:val="left"/>
       </w:pPr>
       <w:r>
         <w:rPr>
           <w:rFonts w:ascii="Arial" w:hAnsi="Arial"/>
           <w:b/>
-          <w:color w:val="1A8F5C"/>
+          <w:color w:val="A67C00"/>
           <w:sz w:val="25"/>
         </w:rPr>
-        <w:t>▪  Impresión de planos y documentos</w:t>
+        <w:t xml:space="preserve">1.  </w:t>
+      </w:r>
+      <w:r>
+        <w:rPr>
+          <w:rFonts w:ascii="Arial" w:hAnsi="Arial"/>
+          <w:b/>
+          <w:color w:val="1F3864"/>
+          <w:sz w:val="25"/>
+        </w:rPr>
+        <w:t>Impresión de planos y documentos</w:t>
       </w:r>
     </w:p>
     <w:p>
       <w:pPr>
-        <w:spacing w:line="360" w:lineRule="auto" w:after="840"/>
-        <w:ind w:left="454"/>
+        <w:spacing w:line="360" w:lineRule="auto" w:after="800"/>
+        <w:ind w:left="567"/>
         <w:jc w:val="both"/>
       </w:pPr>
       <w:r>
@@ -1976,23 +2140,32 @@
     <w:p>
       <w:pPr>
         <w:spacing w:line="360" w:lineRule="auto" w:after="80"/>
-        <w:ind w:left="454" w:hanging="454"/>
+        <w:ind w:left="567" w:hanging="567"/>
         <w:jc w:val="left"/>
       </w:pPr>
       <w:r>
         <w:rPr>
           <w:rFonts w:ascii="Arial" w:hAnsi="Arial"/>
           <w:b/>
-          <w:color w:val="1A8F5C"/>
+          <w:color w:val="A67C00"/>
           <w:sz w:val="25"/>
         </w:rPr>
-        <w:t>▪  Registro de facturas en el sistema VisionWin</w:t>
+        <w:t xml:space="preserve">2.  </w:t>
+      </w:r>
+      <w:r>
+        <w:rPr>
+          <w:rFonts w:ascii="Arial" w:hAnsi="Arial"/>
+          <w:b/>
+          <w:color w:val="1F3864"/>
+          <w:sz w:val="25"/>
+        </w:rPr>
+        <w:t>Registro de facturas en el sistema VisionWin</w:t>
       </w:r>
     </w:p>
     <w:p>
       <w:pPr>
-        <w:spacing w:line="360" w:lineRule="auto" w:after="840"/>
-        <w:ind w:left="454"/>
+        <w:spacing w:line="360" w:lineRule="auto" w:after="800"/>
+        <w:ind w:left="567"/>
         <w:jc w:val="both"/>
       </w:pPr>
       <w:r>
@@ -2007,23 +2180,32 @@
     <w:p>
       <w:pPr>
         <w:spacing w:line="360" w:lineRule="auto" w:after="80"/>
-        <w:ind w:left="454" w:hanging="454"/>
+        <w:ind w:left="567" w:hanging="567"/>
         <w:jc w:val="left"/>
       </w:pPr>
       <w:r>
         <w:rPr>
           <w:rFonts w:ascii="Arial" w:hAnsi="Arial"/>
           <w:b/>
-          <w:color w:val="1A8F5C"/>
+          <w:color w:val="A67C00"/>
           <w:sz w:val="25"/>
         </w:rPr>
-        <w:t>▪  Elaboración de partidas contables</w:t>
+        <w:t xml:space="preserve">3.  </w:t>
+      </w:r>
+      <w:r>
+        <w:rPr>
+          <w:rFonts w:ascii="Arial" w:hAnsi="Arial"/>
+          <w:b/>
+          <w:color w:val="1F3864"/>
+          <w:sz w:val="25"/>
+        </w:rPr>
+        <w:t>Elaboración de partidas contables</w:t>
       </w:r>
     </w:p>
     <w:p>
       <w:pPr>
-        <w:spacing w:line="360" w:lineRule="auto" w:after="840"/>
-        <w:ind w:left="454"/>
+        <w:spacing w:line="360" w:lineRule="auto" w:after="800"/>
+        <w:ind w:left="567"/>
         <w:jc w:val="both"/>
       </w:pPr>
       <w:r>
@@ -2038,43 +2220,52 @@
     <w:p>
       <w:pPr>
         <w:pageBreakBefore/>
-        <w:spacing w:line="276" w:lineRule="auto" w:before="120" w:after="440"/>
+        <w:pBdr>
+          <w:bottom w:val="single" w:sz="18" w:space="0" w:color="BF9B30"/>
+        </w:pBdr>
+        <w:shd w:val="clear" w:color="auto" w:fill="1F3864"/>
+        <w:spacing w:line="360" w:lineRule="auto" w:before="0" w:after="440"/>
         <w:jc w:val="center"/>
-        <w:pBdr>
-          <w:bottom w:val="single" w:sz="10" w:space="8" w:color="1A8F5C"/>
-        </w:pBdr>
       </w:pPr>
       <w:r>
         <w:rPr>
           <w:rFonts w:ascii="Arial" w:hAnsi="Arial"/>
           <w:b/>
-          <w:i w:val="0"/>
-          <w:color w:val="0D5C3F"/>
-          <w:sz w:val="36"/>
+          <w:color w:val="FFFFFF"/>
+          <w:sz w:val="32"/>
         </w:rPr>
-        <w:t>DESCRIPCIÓN DE FUNCIONES</w:t>
+        <w:t>DESCRIPCIÓN DE FUNCIONES REALIZADAS</w:t>
       </w:r>
     </w:p>
     <w:p>
       <w:pPr>
         <w:spacing w:line="360" w:lineRule="auto" w:after="80"/>
-        <w:ind w:left="454" w:hanging="454"/>
+        <w:ind w:left="567" w:hanging="567"/>
         <w:jc w:val="left"/>
       </w:pPr>
       <w:r>
         <w:rPr>
           <w:rFonts w:ascii="Arial" w:hAnsi="Arial"/>
           <w:b/>
-          <w:color w:val="1A8F5C"/>
+          <w:color w:val="A67C00"/>
           <w:sz w:val="25"/>
         </w:rPr>
-        <w:t>▪  Facturas de activo y de pasivo</w:t>
+        <w:t xml:space="preserve">4.  </w:t>
+      </w:r>
+      <w:r>
+        <w:rPr>
+          <w:rFonts w:ascii="Arial" w:hAnsi="Arial"/>
+          <w:b/>
+          <w:color w:val="1F3864"/>
+          <w:sz w:val="25"/>
+        </w:rPr>
+        <w:t>Facturas de activo y de pasivo</w:t>
       </w:r>
     </w:p>
     <w:p>
       <w:pPr>
-        <w:spacing w:line="360" w:lineRule="auto" w:after="840"/>
-        <w:ind w:left="454"/>
+        <w:spacing w:line="360" w:lineRule="auto" w:after="800"/>
+        <w:ind w:left="567"/>
         <w:jc w:val="both"/>
       </w:pPr>
       <w:r>
@@ -2089,23 +2280,32 @@
     <w:p>
       <w:pPr>
         <w:spacing w:line="360" w:lineRule="auto" w:after="80"/>
-        <w:ind w:left="454" w:hanging="454"/>
+        <w:ind w:left="567" w:hanging="567"/>
         <w:jc w:val="left"/>
       </w:pPr>
       <w:r>
         <w:rPr>
           <w:rFonts w:ascii="Arial" w:hAnsi="Arial"/>
           <w:b/>
-          <w:color w:val="1A8F5C"/>
+          <w:color w:val="A67C00"/>
           <w:sz w:val="25"/>
         </w:rPr>
-        <w:t>▪  Revisión de balances</w:t>
+        <w:t xml:space="preserve">5.  </w:t>
+      </w:r>
+      <w:r>
+        <w:rPr>
+          <w:rFonts w:ascii="Arial" w:hAnsi="Arial"/>
+          <w:b/>
+          <w:color w:val="1F3864"/>
+          <w:sz w:val="25"/>
+        </w:rPr>
+        <w:t>Revisión de balances</w:t>
       </w:r>
     </w:p>
     <w:p>
       <w:pPr>
-        <w:spacing w:line="360" w:lineRule="auto" w:after="840"/>
-        <w:ind w:left="454"/>
+        <w:spacing w:line="360" w:lineRule="auto" w:after="800"/>
+        <w:ind w:left="567"/>
         <w:jc w:val="both"/>
       </w:pPr>
       <w:r>
@@ -2120,23 +2320,32 @@
     <w:p>
       <w:pPr>
         <w:spacing w:line="360" w:lineRule="auto" w:after="80"/>
-        <w:ind w:left="454" w:hanging="454"/>
+        <w:ind w:left="567" w:hanging="567"/>
         <w:jc w:val="left"/>
       </w:pPr>
       <w:r>
         <w:rPr>
           <w:rFonts w:ascii="Arial" w:hAnsi="Arial"/>
           <w:b/>
-          <w:color w:val="1A8F5C"/>
+          <w:color w:val="A67C00"/>
           <w:sz w:val="25"/>
         </w:rPr>
-        <w:t>▪  Ordenamiento y archivo de facturas</w:t>
+        <w:t xml:space="preserve">6.  </w:t>
+      </w:r>
+      <w:r>
+        <w:rPr>
+          <w:rFonts w:ascii="Arial" w:hAnsi="Arial"/>
+          <w:b/>
+          <w:color w:val="1F3864"/>
+          <w:sz w:val="25"/>
+        </w:rPr>
+        <w:t>Ordenamiento y archivo de facturas</w:t>
       </w:r>
     </w:p>
     <w:p>
       <w:pPr>
-        <w:spacing w:line="360" w:lineRule="auto" w:after="840"/>
-        <w:ind w:left="454"/>
+        <w:spacing w:line="360" w:lineRule="auto" w:after="800"/>
+        <w:ind w:left="567"/>
         <w:jc w:val="both"/>
       </w:pPr>
       <w:r>
@@ -2151,43 +2360,52 @@
     <w:p>
       <w:pPr>
         <w:pageBreakBefore/>
-        <w:spacing w:line="276" w:lineRule="auto" w:before="120" w:after="440"/>
+        <w:pBdr>
+          <w:bottom w:val="single" w:sz="18" w:space="0" w:color="BF9B30"/>
+        </w:pBdr>
+        <w:shd w:val="clear" w:color="auto" w:fill="1F3864"/>
+        <w:spacing w:line="360" w:lineRule="auto" w:before="0" w:after="440"/>
         <w:jc w:val="center"/>
-        <w:pBdr>
-          <w:bottom w:val="single" w:sz="10" w:space="8" w:color="1A8F5C"/>
-        </w:pBdr>
       </w:pPr>
       <w:r>
         <w:rPr>
           <w:rFonts w:ascii="Arial" w:hAnsi="Arial"/>
           <w:b/>
-          <w:i w:val="0"/>
-          <w:color w:val="0D5C3F"/>
-          <w:sz w:val="36"/>
+          <w:color w:val="FFFFFF"/>
+          <w:sz w:val="32"/>
         </w:rPr>
-        <w:t>DESCRIPCIÓN DE FUNCIONES</w:t>
+        <w:t>DESCRIPCIÓN DE FUNCIONES REALIZADAS</w:t>
       </w:r>
     </w:p>
     <w:p>
       <w:pPr>
         <w:spacing w:line="360" w:lineRule="auto" w:after="80"/>
-        <w:ind w:left="454" w:hanging="454"/>
+        <w:ind w:left="567" w:hanging="567"/>
         <w:jc w:val="left"/>
       </w:pPr>
       <w:r>
         <w:rPr>
           <w:rFonts w:ascii="Arial" w:hAnsi="Arial"/>
           <w:b/>
-          <w:color w:val="1A8F5C"/>
+          <w:color w:val="A67C00"/>
           <w:sz w:val="25"/>
         </w:rPr>
-        <w:t>▪  Apoyo en la declaración mensual ante el SAR</w:t>
+        <w:t xml:space="preserve">7.  </w:t>
+      </w:r>
+      <w:r>
+        <w:rPr>
+          <w:rFonts w:ascii="Arial" w:hAnsi="Arial"/>
+          <w:b/>
+          <w:color w:val="1F3864"/>
+          <w:sz w:val="25"/>
+        </w:rPr>
+        <w:t>Apoyo en la declaración mensual ante el SAR</w:t>
       </w:r>
     </w:p>
     <w:p>
       <w:pPr>
-        <w:spacing w:line="360" w:lineRule="auto" w:after="840"/>
-        <w:ind w:left="454"/>
+        <w:spacing w:line="360" w:lineRule="auto" w:after="800"/>
+        <w:ind w:left="567"/>
         <w:jc w:val="both"/>
       </w:pPr>
       <w:r>
@@ -2202,23 +2420,32 @@
     <w:p>
       <w:pPr>
         <w:spacing w:line="360" w:lineRule="auto" w:after="80"/>
-        <w:ind w:left="454" w:hanging="454"/>
+        <w:ind w:left="567" w:hanging="567"/>
         <w:jc w:val="left"/>
       </w:pPr>
       <w:r>
         <w:rPr>
           <w:rFonts w:ascii="Arial" w:hAnsi="Arial"/>
           <w:b/>
-          <w:color w:val="1A8F5C"/>
+          <w:color w:val="A67C00"/>
           <w:sz w:val="25"/>
         </w:rPr>
-        <w:t>▪  Registro de ingresos por alquiler de equipo</w:t>
+        <w:t xml:space="preserve">8.  </w:t>
+      </w:r>
+      <w:r>
+        <w:rPr>
+          <w:rFonts w:ascii="Arial" w:hAnsi="Arial"/>
+          <w:b/>
+          <w:color w:val="1F3864"/>
+          <w:sz w:val="25"/>
+        </w:rPr>
+        <w:t>Registro de ingresos por alquiler de equipo</w:t>
       </w:r>
     </w:p>
     <w:p>
       <w:pPr>
-        <w:spacing w:line="360" w:lineRule="auto" w:after="840"/>
-        <w:ind w:left="454"/>
+        <w:spacing w:line="360" w:lineRule="auto" w:after="800"/>
+        <w:ind w:left="567"/>
         <w:jc w:val="both"/>
       </w:pPr>
       <w:r>
@@ -2233,23 +2460,32 @@
     <w:p>
       <w:pPr>
         <w:spacing w:line="360" w:lineRule="auto" w:after="80"/>
-        <w:ind w:left="454" w:hanging="454"/>
+        <w:ind w:left="567" w:hanging="567"/>
         <w:jc w:val="left"/>
       </w:pPr>
       <w:r>
         <w:rPr>
           <w:rFonts w:ascii="Arial" w:hAnsi="Arial"/>
           <w:b/>
-          <w:color w:val="1A8F5C"/>
+          <w:color w:val="A67C00"/>
           <w:sz w:val="25"/>
         </w:rPr>
-        <w:t>▪  Análisis financiero de la empresa</w:t>
+        <w:t xml:space="preserve">9.  </w:t>
+      </w:r>
+      <w:r>
+        <w:rPr>
+          <w:rFonts w:ascii="Arial" w:hAnsi="Arial"/>
+          <w:b/>
+          <w:color w:val="1F3864"/>
+          <w:sz w:val="25"/>
+        </w:rPr>
+        <w:t>Análisis financiero de la empresa</w:t>
       </w:r>
     </w:p>
     <w:p>
       <w:pPr>
-        <w:spacing w:line="360" w:lineRule="auto" w:after="840"/>
-        <w:ind w:left="454"/>
+        <w:spacing w:line="360" w:lineRule="auto" w:after="800"/>
+        <w:ind w:left="567"/>
         <w:jc w:val="both"/>
       </w:pPr>
       <w:r>
@@ -2264,43 +2500,52 @@
     <w:p>
       <w:pPr>
         <w:pageBreakBefore/>
-        <w:spacing w:line="276" w:lineRule="auto" w:before="120" w:after="440"/>
+        <w:pBdr>
+          <w:bottom w:val="single" w:sz="18" w:space="0" w:color="BF9B30"/>
+        </w:pBdr>
+        <w:shd w:val="clear" w:color="auto" w:fill="1F3864"/>
+        <w:spacing w:line="360" w:lineRule="auto" w:before="0" w:after="440"/>
         <w:jc w:val="center"/>
-        <w:pBdr>
-          <w:bottom w:val="single" w:sz="10" w:space="8" w:color="1A8F5C"/>
-        </w:pBdr>
       </w:pPr>
       <w:r>
         <w:rPr>
           <w:rFonts w:ascii="Arial" w:hAnsi="Arial"/>
           <w:b/>
-          <w:i w:val="0"/>
-          <w:color w:val="0D5C3F"/>
-          <w:sz w:val="36"/>
+          <w:color w:val="FFFFFF"/>
+          <w:sz w:val="32"/>
         </w:rPr>
-        <w:t>DESCRIPCIÓN DE FUNCIONES</w:t>
+        <w:t>DESCRIPCIÓN DE FUNCIONES REALIZADAS</w:t>
       </w:r>
     </w:p>
     <w:p>
       <w:pPr>
         <w:spacing w:line="360" w:lineRule="auto" w:after="80"/>
-        <w:ind w:left="454" w:hanging="454"/>
+        <w:ind w:left="567" w:hanging="567"/>
         <w:jc w:val="left"/>
       </w:pPr>
       <w:r>
         <w:rPr>
           <w:rFonts w:ascii="Arial" w:hAnsi="Arial"/>
           <w:b/>
-          <w:color w:val="1A8F5C"/>
+          <w:color w:val="A67C00"/>
           <w:sz w:val="25"/>
         </w:rPr>
-        <w:t>▪  Revisión de información en la plataforma Indexa</w:t>
+        <w:t xml:space="preserve">10.  </w:t>
+      </w:r>
+      <w:r>
+        <w:rPr>
+          <w:rFonts w:ascii="Arial" w:hAnsi="Arial"/>
+          <w:b/>
+          <w:color w:val="1F3864"/>
+          <w:sz w:val="25"/>
+        </w:rPr>
+        <w:t>Revisión de información en la plataforma Indexa</w:t>
       </w:r>
     </w:p>
     <w:p>
       <w:pPr>
-        <w:spacing w:line="360" w:lineRule="auto" w:after="840"/>
-        <w:ind w:left="454"/>
+        <w:spacing w:line="360" w:lineRule="auto" w:after="800"/>
+        <w:ind w:left="567"/>
         <w:jc w:val="both"/>
       </w:pPr>
       <w:r>
@@ -2315,23 +2560,32 @@
     <w:p>
       <w:pPr>
         <w:spacing w:line="360" w:lineRule="auto" w:after="80"/>
-        <w:ind w:left="454" w:hanging="454"/>
+        <w:ind w:left="567" w:hanging="567"/>
         <w:jc w:val="left"/>
       </w:pPr>
       <w:r>
         <w:rPr>
           <w:rFonts w:ascii="Arial" w:hAnsi="Arial"/>
           <w:b/>
-          <w:color w:val="1A8F5C"/>
+          <w:color w:val="A67C00"/>
           <w:sz w:val="25"/>
         </w:rPr>
-        <w:t>▪  Revisión de planillas y cálculo de totales</w:t>
+        <w:t xml:space="preserve">11.  </w:t>
+      </w:r>
+      <w:r>
+        <w:rPr>
+          <w:rFonts w:ascii="Arial" w:hAnsi="Arial"/>
+          <w:b/>
+          <w:color w:val="1F3864"/>
+          <w:sz w:val="25"/>
+        </w:rPr>
+        <w:t>Revisión de planillas y cálculo de totales</w:t>
       </w:r>
     </w:p>
     <w:p>
       <w:pPr>
-        <w:spacing w:line="360" w:lineRule="auto" w:after="840"/>
-        <w:ind w:left="454"/>
+        <w:spacing w:line="360" w:lineRule="auto" w:after="800"/>
+        <w:ind w:left="567"/>
         <w:jc w:val="both"/>
       </w:pPr>
       <w:r>
@@ -2346,23 +2600,32 @@
     <w:p>
       <w:pPr>
         <w:spacing w:line="360" w:lineRule="auto" w:after="80"/>
-        <w:ind w:left="454" w:hanging="454"/>
+        <w:ind w:left="567" w:hanging="567"/>
         <w:jc w:val="left"/>
       </w:pPr>
       <w:r>
         <w:rPr>
           <w:rFonts w:ascii="Arial" w:hAnsi="Arial"/>
           <w:b/>
-          <w:color w:val="1A8F5C"/>
+          <w:color w:val="A67C00"/>
           <w:sz w:val="25"/>
         </w:rPr>
-        <w:t>▪  Inventario de materiales en bodega</w:t>
+        <w:t xml:space="preserve">12.  </w:t>
+      </w:r>
+      <w:r>
+        <w:rPr>
+          <w:rFonts w:ascii="Arial" w:hAnsi="Arial"/>
+          <w:b/>
+          <w:color w:val="1F3864"/>
+          <w:sz w:val="25"/>
+        </w:rPr>
+        <w:t>Inventario de materiales en bodega</w:t>
       </w:r>
     </w:p>
     <w:p>
       <w:pPr>
-        <w:spacing w:line="360" w:lineRule="auto" w:after="840"/>
-        <w:ind w:left="454"/>
+        <w:spacing w:line="360" w:lineRule="auto" w:after="800"/>
+        <w:ind w:left="567"/>
         <w:jc w:val="both"/>
       </w:pPr>
       <w:r>
@@ -2377,19 +2640,19 @@
     <w:p>
       <w:pPr>
         <w:pageBreakBefore/>
-        <w:spacing w:line="276" w:lineRule="auto" w:before="120" w:after="360"/>
+        <w:pBdr>
+          <w:bottom w:val="single" w:sz="18" w:space="0" w:color="BF9B30"/>
+        </w:pBdr>
+        <w:shd w:val="clear" w:color="auto" w:fill="1F3864"/>
+        <w:spacing w:line="360" w:lineRule="auto" w:before="0" w:after="360"/>
         <w:jc w:val="center"/>
-        <w:pBdr>
-          <w:bottom w:val="single" w:sz="10" w:space="8" w:color="1A8F5C"/>
-        </w:pBdr>
       </w:pPr>
       <w:r>
         <w:rPr>
           <w:rFonts w:ascii="Arial" w:hAnsi="Arial"/>
           <w:b/>
-          <w:i w:val="0"/>
-          <w:color w:val="0D5C3F"/>
-          <w:sz w:val="34"/>
+          <w:color w:val="FFFFFF"/>
+          <w:sz w:val="30"/>
         </w:rPr>
         <w:t>HOJA DE REFERENCIA DEL TUTOR EMPRESARIAL</w:t>
       </w:r>
@@ -2401,18 +2664,18 @@
         <w:tblLayout w:type="fixed"/>
         <w:tblLook w:firstColumn="1" w:firstRow="1" w:lastColumn="0" w:lastRow="0" w:noHBand="0" w:noVBand="1" w:val="04A0"/>
         <w:tblBorders>
-          <w:top w:val="dashed" w:sz="6" w:space="0" w:color="BFBFBF"/>
-          <w:left w:val="dashed" w:sz="6" w:space="0" w:color="BFBFBF"/>
-          <w:bottom w:val="dashed" w:sz="6" w:space="0" w:color="BFBFBF"/>
-          <w:right w:val="dashed" w:sz="6" w:space="0" w:color="BFBFBF"/>
-          <w:insideH w:val="dashed" w:sz="6" w:space="0" w:color="BFBFBF"/>
-          <w:insideV w:val="dashed" w:sz="6" w:space="0" w:color="BFBFBF"/>
+          <w:top w:val="single" w:sz="8" w:space="0" w:color="2E5F8A"/>
+          <w:left w:val="single" w:sz="8" w:space="0" w:color="2E5F8A"/>
+          <w:bottom w:val="single" w:sz="8" w:space="0" w:color="2E5F8A"/>
+          <w:right w:val="single" w:sz="8" w:space="0" w:color="2E5F8A"/>
+          <w:insideH w:val="single" w:sz="8" w:space="0" w:color="2E5F8A"/>
+          <w:insideV w:val="single" w:sz="8" w:space="0" w:color="2E5F8A"/>
         </w:tblBorders>
         <w:tblCellMar>
-          <w:top w:w="160" w:type="dxa"/>
-          <w:left w:w="160" w:type="dxa"/>
-          <w:bottom w:w="160" w:type="dxa"/>
-          <w:right w:w="160" w:type="dxa"/>
+          <w:top w:w="170" w:type="dxa"/>
+          <w:left w:w="170" w:type="dxa"/>
+          <w:bottom w:w="170" w:type="dxa"/>
+          <w:right w:w="170" w:type="dxa"/>
         </w:tblCellMar>
       </w:tblPr>
       <w:tblGrid>
@@ -2420,12 +2683,13 @@
       </w:tblGrid>
       <w:tr>
         <w:trPr>
-          <w:trHeight w:val="10943" w:hRule="exact"/>
+          <w:trHeight w:val="10886" w:hRule="exact"/>
         </w:trPr>
         <w:tc>
           <w:tcPr>
             <w:tcW w:type="dxa" w:w="9071"/>
             <w:vAlign w:val="center"/>
+            <w:shd w:val="clear" w:color="auto" w:fill="F2F6FA"/>
           </w:tcPr>
           <w:p>
             <w:pPr>
@@ -2437,7 +2701,7 @@
               <w:rPr>
                 <w:rFonts w:ascii="Arial" w:hAnsi="Arial"/>
                 <w:b/>
-                <w:color w:val="1A8F5C"/>
+                <w:color w:val="1F3864"/>
                 <w:sz w:val="24"/>
               </w:rPr>
               <w:t>AQUÍ VA EL FORMATO DE LA SECRETARÍA DE EDUCACIÓN</w:t>
@@ -2491,18 +2755,18 @@
     <w:p>
       <w:pPr>
         <w:pageBreakBefore/>
-        <w:spacing w:line="276" w:lineRule="auto" w:before="120" w:after="360"/>
+        <w:pBdr>
+          <w:bottom w:val="single" w:sz="18" w:space="0" w:color="BF9B30"/>
+        </w:pBdr>
+        <w:shd w:val="clear" w:color="auto" w:fill="1F3864"/>
+        <w:spacing w:line="360" w:lineRule="auto" w:before="0" w:after="360"/>
         <w:jc w:val="center"/>
-        <w:pBdr>
-          <w:bottom w:val="single" w:sz="10" w:space="8" w:color="1A8F5C"/>
-        </w:pBdr>
       </w:pPr>
       <w:r>
         <w:rPr>
           <w:rFonts w:ascii="Arial" w:hAnsi="Arial"/>
           <w:b/>
-          <w:i w:val="0"/>
-          <w:color w:val="0D5C3F"/>
+          <w:color w:val="FFFFFF"/>
           <w:sz w:val="36"/>
         </w:rPr>
         <w:t>CRITERIOS A EVALUAR</w:t>
@@ -2515,18 +2779,18 @@
         <w:tblLayout w:type="fixed"/>
         <w:tblLook w:firstColumn="1" w:firstRow="1" w:lastColumn="0" w:lastRow="0" w:noHBand="0" w:noVBand="1" w:val="04A0"/>
         <w:tblBorders>
-          <w:top w:val="dashed" w:sz="6" w:space="0" w:color="BFBFBF"/>
-          <w:left w:val="dashed" w:sz="6" w:space="0" w:color="BFBFBF"/>
-          <w:bottom w:val="dashed" w:sz="6" w:space="0" w:color="BFBFBF"/>
-          <w:right w:val="dashed" w:sz="6" w:space="0" w:color="BFBFBF"/>
-          <w:insideH w:val="dashed" w:sz="6" w:space="0" w:color="BFBFBF"/>
-          <w:insideV w:val="dashed" w:sz="6" w:space="0" w:color="BFBFBF"/>
+          <w:top w:val="single" w:sz="8" w:space="0" w:color="2E5F8A"/>
+          <w:left w:val="single" w:sz="8" w:space="0" w:color="2E5F8A"/>
+          <w:bottom w:val="single" w:sz="8" w:space="0" w:color="2E5F8A"/>
+          <w:right w:val="single" w:sz="8" w:space="0" w:color="2E5F8A"/>
+          <w:insideH w:val="single" w:sz="8" w:space="0" w:color="2E5F8A"/>
+          <w:insideV w:val="single" w:sz="8" w:space="0" w:color="2E5F8A"/>
         </w:tblBorders>
         <w:tblCellMar>
-          <w:top w:w="160" w:type="dxa"/>
-          <w:left w:w="160" w:type="dxa"/>
-          <w:bottom w:w="160" w:type="dxa"/>
-          <w:right w:w="160" w:type="dxa"/>
+          <w:top w:w="170" w:type="dxa"/>
+          <w:left w:w="170" w:type="dxa"/>
+          <w:bottom w:w="170" w:type="dxa"/>
+          <w:right w:w="170" w:type="dxa"/>
         </w:tblCellMar>
       </w:tblPr>
       <w:tblGrid>
@@ -2534,12 +2798,13 @@
       </w:tblGrid>
       <w:tr>
         <w:trPr>
-          <w:trHeight w:val="11113" w:hRule="exact"/>
+          <w:trHeight w:val="10886" w:hRule="exact"/>
         </w:trPr>
         <w:tc>
           <w:tcPr>
             <w:tcW w:type="dxa" w:w="9071"/>
             <w:vAlign w:val="center"/>
+            <w:shd w:val="clear" w:color="auto" w:fill="F2F6FA"/>
           </w:tcPr>
           <w:p>
             <w:pPr>
@@ -2551,7 +2816,7 @@
               <w:rPr>
                 <w:rFonts w:ascii="Arial" w:hAnsi="Arial"/>
                 <w:b/>
-                <w:color w:val="1A8F5C"/>
+                <w:color w:val="1F3864"/>
                 <w:sz w:val="24"/>
               </w:rPr>
               <w:t>AQUÍ VA EL CUADRO DE CRITERIOS A EVALUAR</w:t>
@@ -2591,19 +2856,19 @@
     <w:p>
       <w:pPr>
         <w:pageBreakBefore/>
-        <w:spacing w:line="276" w:lineRule="auto" w:before="120" w:after="480"/>
+        <w:pBdr>
+          <w:bottom w:val="single" w:sz="18" w:space="0" w:color="BF9B30"/>
+        </w:pBdr>
+        <w:shd w:val="clear" w:color="auto" w:fill="1F3864"/>
+        <w:spacing w:line="360" w:lineRule="auto" w:before="0" w:after="480"/>
         <w:jc w:val="center"/>
-        <w:pBdr>
-          <w:bottom w:val="single" w:sz="10" w:space="8" w:color="1A8F5C"/>
-        </w:pBdr>
       </w:pPr>
       <w:r>
         <w:rPr>
           <w:rFonts w:ascii="Arial" w:hAnsi="Arial"/>
           <w:b/>
-          <w:i w:val="0"/>
-          <w:color w:val="0D5C3F"/>
-          <w:sz w:val="40"/>
+          <w:color w:val="FFFFFF"/>
+          <w:sz w:val="36"/>
         </w:rPr>
         <w:t>LOGROS OBTENIDOS</w:t>
       </w:r>
@@ -2618,10 +2883,10 @@
         <w:rPr>
           <w:rFonts w:ascii="Arial" w:hAnsi="Arial"/>
           <w:b/>
-          <w:color w:val="1A8F5C"/>
+          <w:color w:val="A67C00"/>
           <w:sz w:val="24"/>
         </w:rPr>
-        <w:t xml:space="preserve">▪  </w:t>
+        <w:t xml:space="preserve">▸  </w:t>
       </w:r>
       <w:r>
         <w:rPr>
@@ -2642,10 +2907,10 @@
         <w:rPr>
           <w:rFonts w:ascii="Arial" w:hAnsi="Arial"/>
           <w:b/>
-          <w:color w:val="1A8F5C"/>
+          <w:color w:val="A67C00"/>
           <w:sz w:val="24"/>
         </w:rPr>
-        <w:t xml:space="preserve">▪  </w:t>
+        <w:t xml:space="preserve">▸  </w:t>
       </w:r>
       <w:r>
         <w:rPr>
@@ -2666,10 +2931,10 @@
         <w:rPr>
           <w:rFonts w:ascii="Arial" w:hAnsi="Arial"/>
           <w:b/>
-          <w:color w:val="1A8F5C"/>
+          <w:color w:val="A67C00"/>
           <w:sz w:val="24"/>
         </w:rPr>
-        <w:t xml:space="preserve">▪  </w:t>
+        <w:t xml:space="preserve">▸  </w:t>
       </w:r>
       <w:r>
         <w:rPr>
@@ -2690,10 +2955,10 @@
         <w:rPr>
           <w:rFonts w:ascii="Arial" w:hAnsi="Arial"/>
           <w:b/>
-          <w:color w:val="1A8F5C"/>
+          <w:color w:val="A67C00"/>
           <w:sz w:val="24"/>
         </w:rPr>
-        <w:t xml:space="preserve">▪  </w:t>
+        <w:t xml:space="preserve">▸  </w:t>
       </w:r>
       <w:r>
         <w:rPr>
@@ -2714,10 +2979,10 @@
         <w:rPr>
           <w:rFonts w:ascii="Arial" w:hAnsi="Arial"/>
           <w:b/>
-          <w:color w:val="1A8F5C"/>
+          <w:color w:val="A67C00"/>
           <w:sz w:val="24"/>
         </w:rPr>
-        <w:t xml:space="preserve">▪  </w:t>
+        <w:t xml:space="preserve">▸  </w:t>
       </w:r>
       <w:r>
         <w:rPr>
@@ -2738,10 +3003,10 @@
         <w:rPr>
           <w:rFonts w:ascii="Arial" w:hAnsi="Arial"/>
           <w:b/>
-          <w:color w:val="1A8F5C"/>
+          <w:color w:val="A67C00"/>
           <w:sz w:val="24"/>
         </w:rPr>
-        <w:t xml:space="preserve">▪  </w:t>
+        <w:t xml:space="preserve">▸  </w:t>
       </w:r>
       <w:r>
         <w:rPr>
@@ -2762,10 +3027,10 @@
         <w:rPr>
           <w:rFonts w:ascii="Arial" w:hAnsi="Arial"/>
           <w:b/>
-          <w:color w:val="1A8F5C"/>
+          <w:color w:val="A67C00"/>
           <w:sz w:val="24"/>
         </w:rPr>
-        <w:t xml:space="preserve">▪  </w:t>
+        <w:t xml:space="preserve">▸  </w:t>
       </w:r>
       <w:r>
         <w:rPr>
@@ -2786,10 +3051,10 @@
         <w:rPr>
           <w:rFonts w:ascii="Arial" w:hAnsi="Arial"/>
           <w:b/>
-          <w:color w:val="1A8F5C"/>
+          <w:color w:val="A67C00"/>
           <w:sz w:val="24"/>
         </w:rPr>
-        <w:t xml:space="preserve">▪  </w:t>
+        <w:t xml:space="preserve">▸  </w:t>
       </w:r>
       <w:r>
         <w:rPr>
@@ -2803,19 +3068,19 @@
     <w:p>
       <w:pPr>
         <w:pageBreakBefore/>
-        <w:spacing w:line="276" w:lineRule="auto" w:before="120" w:after="480"/>
+        <w:pBdr>
+          <w:bottom w:val="single" w:sz="18" w:space="0" w:color="BF9B30"/>
+        </w:pBdr>
+        <w:shd w:val="clear" w:color="auto" w:fill="1F3864"/>
+        <w:spacing w:line="360" w:lineRule="auto" w:before="0" w:after="480"/>
         <w:jc w:val="center"/>
-        <w:pBdr>
-          <w:bottom w:val="single" w:sz="10" w:space="8" w:color="1A8F5C"/>
-        </w:pBdr>
       </w:pPr>
       <w:r>
         <w:rPr>
           <w:rFonts w:ascii="Arial" w:hAnsi="Arial"/>
           <w:b/>
-          <w:i w:val="0"/>
-          <w:color w:val="0D5C3F"/>
-          <w:sz w:val="38"/>
+          <w:color w:val="FFFFFF"/>
+          <w:sz w:val="34"/>
         </w:rPr>
         <w:t>DIFICULTADES PRESENTADAS</w:t>
       </w:r>
@@ -2830,10 +3095,10 @@
         <w:rPr>
           <w:rFonts w:ascii="Arial" w:hAnsi="Arial"/>
           <w:b/>
-          <w:color w:val="1A8F5C"/>
+          <w:color w:val="A67C00"/>
           <w:sz w:val="24"/>
         </w:rPr>
-        <w:t xml:space="preserve">▪  </w:t>
+        <w:t xml:space="preserve">▸  </w:t>
       </w:r>
       <w:r>
         <w:rPr>
@@ -2854,10 +3119,10 @@
         <w:rPr>
           <w:rFonts w:ascii="Arial" w:hAnsi="Arial"/>
           <w:b/>
-          <w:color w:val="1A8F5C"/>
+          <w:color w:val="A67C00"/>
           <w:sz w:val="24"/>
         </w:rPr>
-        <w:t xml:space="preserve">▪  </w:t>
+        <w:t xml:space="preserve">▸  </w:t>
       </w:r>
       <w:r>
         <w:rPr>
@@ -2878,10 +3143,10 @@
         <w:rPr>
           <w:rFonts w:ascii="Arial" w:hAnsi="Arial"/>
           <w:b/>
-          <w:color w:val="1A8F5C"/>
+          <w:color w:val="A67C00"/>
           <w:sz w:val="24"/>
         </w:rPr>
-        <w:t xml:space="preserve">▪  </w:t>
+        <w:t xml:space="preserve">▸  </w:t>
       </w:r>
       <w:r>
         <w:rPr>
@@ -2902,10 +3167,10 @@
         <w:rPr>
           <w:rFonts w:ascii="Arial" w:hAnsi="Arial"/>
           <w:b/>
-          <w:color w:val="1A8F5C"/>
+          <w:color w:val="A67C00"/>
           <w:sz w:val="24"/>
         </w:rPr>
-        <w:t xml:space="preserve">▪  </w:t>
+        <w:t xml:space="preserve">▸  </w:t>
       </w:r>
       <w:r>
         <w:rPr>
@@ -2926,10 +3191,10 @@
         <w:rPr>
           <w:rFonts w:ascii="Arial" w:hAnsi="Arial"/>
           <w:b/>
-          <w:color w:val="1A8F5C"/>
+          <w:color w:val="A67C00"/>
           <w:sz w:val="24"/>
         </w:rPr>
-        <w:t xml:space="preserve">▪  </w:t>
+        <w:t xml:space="preserve">▸  </w:t>
       </w:r>
       <w:r>
         <w:rPr>
@@ -2950,10 +3215,10 @@
         <w:rPr>
           <w:rFonts w:ascii="Arial" w:hAnsi="Arial"/>
           <w:b/>
-          <w:color w:val="1A8F5C"/>
+          <w:color w:val="A67C00"/>
           <w:sz w:val="24"/>
         </w:rPr>
-        <w:t xml:space="preserve">▪  </w:t>
+        <w:t xml:space="preserve">▸  </w:t>
       </w:r>
       <w:r>
         <w:rPr>
@@ -2967,21 +3232,21 @@
     <w:p>
       <w:pPr>
         <w:pageBreakBefore/>
-        <w:spacing w:line="276" w:lineRule="auto" w:before="120" w:after="480"/>
+        <w:pBdr>
+          <w:bottom w:val="single" w:sz="18" w:space="0" w:color="BF9B30"/>
+        </w:pBdr>
+        <w:shd w:val="clear" w:color="auto" w:fill="1F3864"/>
+        <w:spacing w:line="360" w:lineRule="auto" w:before="0" w:after="480"/>
         <w:jc w:val="center"/>
-        <w:pBdr>
-          <w:bottom w:val="single" w:sz="10" w:space="8" w:color="1A8F5C"/>
-        </w:pBdr>
       </w:pPr>
       <w:r>
         <w:rPr>
           <w:rFonts w:ascii="Arial" w:hAnsi="Arial"/>
           <w:b/>
-          <w:i w:val="0"/>
-          <w:color w:val="0D5C3F"/>
-          <w:sz w:val="40"/>
+          <w:color w:val="FFFFFF"/>
+          <w:sz w:val="30"/>
         </w:rPr>
-        <w:t>RECOMENDACIONES</w:t>
+        <w:t>RECOMENDACIONES AL PROCESO DE PRÁCTICA</w:t>
       </w:r>
     </w:p>
     <w:p>
@@ -2994,10 +3259,10 @@
         <w:rPr>
           <w:rFonts w:ascii="Arial" w:hAnsi="Arial"/>
           <w:b/>
-          <w:color w:val="1A8F5C"/>
+          <w:color w:val="A67C00"/>
           <w:sz w:val="24"/>
         </w:rPr>
-        <w:t xml:space="preserve">▪  </w:t>
+        <w:t xml:space="preserve">▸  </w:t>
       </w:r>
       <w:r>
         <w:rPr>
@@ -3018,10 +3283,10 @@
         <w:rPr>
           <w:rFonts w:ascii="Arial" w:hAnsi="Arial"/>
           <w:b/>
-          <w:color w:val="1A8F5C"/>
+          <w:color w:val="A67C00"/>
           <w:sz w:val="24"/>
         </w:rPr>
-        <w:t xml:space="preserve">▪  </w:t>
+        <w:t xml:space="preserve">▸  </w:t>
       </w:r>
       <w:r>
         <w:rPr>
@@ -3042,10 +3307,10 @@
         <w:rPr>
           <w:rFonts w:ascii="Arial" w:hAnsi="Arial"/>
           <w:b/>
-          <w:color w:val="1A8F5C"/>
+          <w:color w:val="A67C00"/>
           <w:sz w:val="24"/>
         </w:rPr>
-        <w:t xml:space="preserve">▪  </w:t>
+        <w:t xml:space="preserve">▸  </w:t>
       </w:r>
       <w:r>
         <w:rPr>
@@ -3066,10 +3331,10 @@
         <w:rPr>
           <w:rFonts w:ascii="Arial" w:hAnsi="Arial"/>
           <w:b/>
-          <w:color w:val="1A8F5C"/>
+          <w:color w:val="A67C00"/>
           <w:sz w:val="24"/>
         </w:rPr>
-        <w:t xml:space="preserve">▪  </w:t>
+        <w:t xml:space="preserve">▸  </w:t>
       </w:r>
       <w:r>
         <w:rPr>
@@ -3090,10 +3355,10 @@
         <w:rPr>
           <w:rFonts w:ascii="Arial" w:hAnsi="Arial"/>
           <w:b/>
-          <w:color w:val="1A8F5C"/>
+          <w:color w:val="A67C00"/>
           <w:sz w:val="24"/>
         </w:rPr>
-        <w:t xml:space="preserve">▪  </w:t>
+        <w:t xml:space="preserve">▸  </w:t>
       </w:r>
       <w:r>
         <w:rPr>
@@ -3114,10 +3379,10 @@
         <w:rPr>
           <w:rFonts w:ascii="Arial" w:hAnsi="Arial"/>
           <w:b/>
-          <w:color w:val="1A8F5C"/>
+          <w:color w:val="A67C00"/>
           <w:sz w:val="24"/>
         </w:rPr>
-        <w:t xml:space="preserve">▪  </w:t>
+        <w:t xml:space="preserve">▸  </w:t>
       </w:r>
       <w:r>
         <w:rPr>
@@ -3138,10 +3403,10 @@
         <w:rPr>
           <w:rFonts w:ascii="Arial" w:hAnsi="Arial"/>
           <w:b/>
-          <w:color w:val="1A8F5C"/>
+          <w:color w:val="A67C00"/>
           <w:sz w:val="24"/>
         </w:rPr>
-        <w:t xml:space="preserve">▪  </w:t>
+        <w:t xml:space="preserve">▸  </w:t>
       </w:r>
       <w:r>
         <w:rPr>
@@ -3162,10 +3427,10 @@
         <w:rPr>
           <w:rFonts w:ascii="Arial" w:hAnsi="Arial"/>
           <w:b/>
-          <w:color w:val="1A8F5C"/>
+          <w:color w:val="A67C00"/>
           <w:sz w:val="24"/>
         </w:rPr>
-        <w:t xml:space="preserve">▪  </w:t>
+        <w:t xml:space="preserve">▸  </w:t>
       </w:r>
       <w:r>
         <w:rPr>
@@ -3186,10 +3451,10 @@
         <w:rPr>
           <w:rFonts w:ascii="Arial" w:hAnsi="Arial"/>
           <w:b/>
-          <w:color w:val="1A8F5C"/>
+          <w:color w:val="A67C00"/>
           <w:sz w:val="24"/>
         </w:rPr>
-        <w:t xml:space="preserve">▪  </w:t>
+        <w:t xml:space="preserve">▸  </w:t>
       </w:r>
       <w:r>
         <w:rPr>
@@ -3280,37 +3545,26 @@
     </w:p>
     <w:p>
       <w:pPr>
-        <w:spacing w:after="0" w:line="240" w:lineRule="auto"/>
-      </w:pPr>
-      <w:r>
-        <w:rPr>
-          <w:rFonts w:ascii="Arial" w:hAnsi="Arial"/>
-          <w:sz w:val="60"/>
-        </w:rPr>
-      </w:r>
-    </w:p>
-    <w:p>
-      <w:pPr>
-        <w:spacing w:line="240" w:lineRule="auto" w:before="0" w:after="400"/>
+        <w:pBdr>
+          <w:bottom w:val="single" w:sz="24" w:space="0" w:color="BF9B30"/>
+        </w:pBdr>
+        <w:shd w:val="clear" w:color="auto" w:fill="1F3864"/>
+        <w:spacing w:line="360" w:lineRule="auto" w:after="0"/>
         <w:jc w:val="center"/>
-        <w:pBdr>
-          <w:bottom w:val="single" w:sz="12" w:space="14" w:color="1A8F5C"/>
-        </w:pBdr>
       </w:pPr>
       <w:r>
         <w:rPr>
           <w:rFonts w:ascii="Arial" w:hAnsi="Arial"/>
           <w:b/>
-          <w:i w:val="0"/>
-          <w:color w:val="0D5C3F"/>
-          <w:sz w:val="68"/>
+          <w:color w:val="FFFFFF"/>
+          <w:sz w:val="60"/>
         </w:rPr>
         <w:t>ANEXOS</w:t>
       </w:r>
     </w:p>
     <w:p>
       <w:pPr>
-        <w:spacing w:line="360" w:lineRule="auto" w:before="0" w:after="0"/>
+        <w:spacing w:line="360" w:lineRule="auto" w:before="360" w:after="0"/>
         <w:jc w:val="center"/>
       </w:pPr>
       <w:r>
@@ -3321,25 +3575,25 @@
           <w:color w:val="595959"/>
           <w:sz w:val="24"/>
         </w:rPr>
-        <w:t>Documentos y evidencias que respaldan la práctica profesional realizada en TOPPIC Constructora S. de R.L.</w:t>
+        <w:t>Documentos y evidencias que respaldan la práctica profesional realizada en TOPDIC Constructora S. de R.L.</w:t>
       </w:r>
     </w:p>
     <w:p>
       <w:pPr>
         <w:pageBreakBefore/>
-        <w:spacing w:line="276" w:lineRule="auto" w:before="120" w:after="360"/>
+        <w:pBdr>
+          <w:bottom w:val="single" w:sz="18" w:space="0" w:color="BF9B30"/>
+        </w:pBdr>
+        <w:shd w:val="clear" w:color="auto" w:fill="1F3864"/>
+        <w:spacing w:line="360" w:lineRule="auto" w:before="0" w:after="360"/>
         <w:jc w:val="center"/>
-        <w:pBdr>
-          <w:bottom w:val="single" w:sz="10" w:space="8" w:color="1A8F5C"/>
-        </w:pBdr>
       </w:pPr>
       <w:r>
         <w:rPr>
           <w:rFonts w:ascii="Arial" w:hAnsi="Arial"/>
           <w:b/>
-          <w:i w:val="0"/>
-          <w:color w:val="0D5C3F"/>
-          <w:sz w:val="38"/>
+          <w:color w:val="FFFFFF"/>
+          <w:sz w:val="36"/>
         </w:rPr>
         <w:t>CARTA DE REMISIÓN</w:t>
       </w:r>
@@ -3351,18 +3605,18 @@
         <w:tblLayout w:type="fixed"/>
         <w:tblLook w:firstColumn="1" w:firstRow="1" w:lastColumn="0" w:lastRow="0" w:noHBand="0" w:noVBand="1" w:val="04A0"/>
         <w:tblBorders>
-          <w:top w:val="dashed" w:sz="6" w:space="0" w:color="BFBFBF"/>
-          <w:left w:val="dashed" w:sz="6" w:space="0" w:color="BFBFBF"/>
-          <w:bottom w:val="dashed" w:sz="6" w:space="0" w:color="BFBFBF"/>
-          <w:right w:val="dashed" w:sz="6" w:space="0" w:color="BFBFBF"/>
-          <w:insideH w:val="dashed" w:sz="6" w:space="0" w:color="BFBFBF"/>
-          <w:insideV w:val="dashed" w:sz="6" w:space="0" w:color="BFBFBF"/>
+          <w:top w:val="single" w:sz="8" w:space="0" w:color="2E5F8A"/>
+          <w:left w:val="single" w:sz="8" w:space="0" w:color="2E5F8A"/>
+          <w:bottom w:val="single" w:sz="8" w:space="0" w:color="2E5F8A"/>
+          <w:right w:val="single" w:sz="8" w:space="0" w:color="2E5F8A"/>
+          <w:insideH w:val="single" w:sz="8" w:space="0" w:color="2E5F8A"/>
+          <w:insideV w:val="single" w:sz="8" w:space="0" w:color="2E5F8A"/>
         </w:tblBorders>
         <w:tblCellMar>
-          <w:top w:w="160" w:type="dxa"/>
-          <w:left w:w="160" w:type="dxa"/>
-          <w:bottom w:w="160" w:type="dxa"/>
-          <w:right w:w="160" w:type="dxa"/>
+          <w:top w:w="170" w:type="dxa"/>
+          <w:left w:w="170" w:type="dxa"/>
+          <w:bottom w:w="170" w:type="dxa"/>
+          <w:right w:w="170" w:type="dxa"/>
         </w:tblCellMar>
       </w:tblPr>
       <w:tblGrid>
@@ -3370,12 +3624,13 @@
       </w:tblGrid>
       <w:tr>
         <w:trPr>
-          <w:trHeight w:val="10999" w:hRule="exact"/>
+          <w:trHeight w:val="10886" w:hRule="exact"/>
         </w:trPr>
         <w:tc>
           <w:tcPr>
             <w:tcW w:type="dxa" w:w="9071"/>
             <w:vAlign w:val="center"/>
+            <w:shd w:val="clear" w:color="auto" w:fill="F2F6FA"/>
           </w:tcPr>
           <w:p>
             <w:pPr>
@@ -3387,7 +3642,7 @@
               <w:rPr>
                 <w:rFonts w:ascii="Arial" w:hAnsi="Arial"/>
                 <w:b/>
-                <w:color w:val="1A8F5C"/>
+                <w:color w:val="1F3864"/>
                 <w:sz w:val="24"/>
               </w:rPr>
               <w:t>AQUÍ VA LA CARTA DE REMISIÓN</w:t>
@@ -3441,19 +3696,19 @@
     <w:p>
       <w:pPr>
         <w:pageBreakBefore/>
-        <w:spacing w:line="276" w:lineRule="auto" w:before="120" w:after="360"/>
+        <w:pBdr>
+          <w:bottom w:val="single" w:sz="18" w:space="0" w:color="BF9B30"/>
+        </w:pBdr>
+        <w:shd w:val="clear" w:color="auto" w:fill="1F3864"/>
+        <w:spacing w:line="360" w:lineRule="auto" w:before="0" w:after="360"/>
         <w:jc w:val="center"/>
-        <w:pBdr>
-          <w:bottom w:val="single" w:sz="10" w:space="8" w:color="1A8F5C"/>
-        </w:pBdr>
       </w:pPr>
       <w:r>
         <w:rPr>
           <w:rFonts w:ascii="Arial" w:hAnsi="Arial"/>
           <w:b/>
-          <w:i w:val="0"/>
-          <w:color w:val="0D5C3F"/>
-          <w:sz w:val="38"/>
+          <w:color w:val="FFFFFF"/>
+          <w:sz w:val="36"/>
         </w:rPr>
         <w:t>CARTA DE ACEPTACIÓN</w:t>
       </w:r>
@@ -3465,18 +3720,18 @@
         <w:tblLayout w:type="fixed"/>
         <w:tblLook w:firstColumn="1" w:firstRow="1" w:lastColumn="0" w:lastRow="0" w:noHBand="0" w:noVBand="1" w:val="04A0"/>
         <w:tblBorders>
-          <w:top w:val="dashed" w:sz="6" w:space="0" w:color="BFBFBF"/>
-          <w:left w:val="dashed" w:sz="6" w:space="0" w:color="BFBFBF"/>
-          <w:bottom w:val="dashed" w:sz="6" w:space="0" w:color="BFBFBF"/>
-          <w:right w:val="dashed" w:sz="6" w:space="0" w:color="BFBFBF"/>
-          <w:insideH w:val="dashed" w:sz="6" w:space="0" w:color="BFBFBF"/>
-          <w:insideV w:val="dashed" w:sz="6" w:space="0" w:color="BFBFBF"/>
+          <w:top w:val="single" w:sz="8" w:space="0" w:color="2E5F8A"/>
+          <w:left w:val="single" w:sz="8" w:space="0" w:color="2E5F8A"/>
+          <w:bottom w:val="single" w:sz="8" w:space="0" w:color="2E5F8A"/>
+          <w:right w:val="single" w:sz="8" w:space="0" w:color="2E5F8A"/>
+          <w:insideH w:val="single" w:sz="8" w:space="0" w:color="2E5F8A"/>
+          <w:insideV w:val="single" w:sz="8" w:space="0" w:color="2E5F8A"/>
         </w:tblBorders>
         <w:tblCellMar>
-          <w:top w:w="160" w:type="dxa"/>
-          <w:left w:w="160" w:type="dxa"/>
-          <w:bottom w:w="160" w:type="dxa"/>
-          <w:right w:w="160" w:type="dxa"/>
+          <w:top w:w="170" w:type="dxa"/>
+          <w:left w:w="170" w:type="dxa"/>
+          <w:bottom w:w="170" w:type="dxa"/>
+          <w:right w:w="170" w:type="dxa"/>
         </w:tblCellMar>
       </w:tblPr>
       <w:tblGrid>
@@ -3484,12 +3739,13 @@
       </w:tblGrid>
       <w:tr>
         <w:trPr>
-          <w:trHeight w:val="10999" w:hRule="exact"/>
+          <w:trHeight w:val="10886" w:hRule="exact"/>
         </w:trPr>
         <w:tc>
           <w:tcPr>
             <w:tcW w:type="dxa" w:w="9071"/>
             <w:vAlign w:val="center"/>
+            <w:shd w:val="clear" w:color="auto" w:fill="F2F6FA"/>
           </w:tcPr>
           <w:p>
             <w:pPr>
@@ -3501,7 +3757,7 @@
               <w:rPr>
                 <w:rFonts w:ascii="Arial" w:hAnsi="Arial"/>
                 <w:b/>
-                <w:color w:val="1A8F5C"/>
+                <w:color w:val="1F3864"/>
                 <w:sz w:val="24"/>
               </w:rPr>
               <w:t>AQUÍ VA LA CARTA DE ACEPTACIÓN</w:t>
@@ -3518,7 +3774,7 @@
                 <w:color w:val="595959"/>
                 <w:sz w:val="22"/>
               </w:rPr>
-              <w:t>Es la carta en la que TOPPIC Constructora S. de R.L. hace constar que aceptó tu solicitud de práctica.</w:t>
+              <w:t>Es la carta en la que TOPDIC Constructora S. de R.L. hace constar que aceptó tu solicitud de práctica.</w:t>
             </w:r>
           </w:p>
           <w:p>
@@ -3555,19 +3811,19 @@
     <w:p>
       <w:pPr>
         <w:pageBreakBefore/>
-        <w:spacing w:line="276" w:lineRule="auto" w:before="120" w:after="360"/>
+        <w:pBdr>
+          <w:bottom w:val="single" w:sz="18" w:space="0" w:color="BF9B30"/>
+        </w:pBdr>
+        <w:shd w:val="clear" w:color="auto" w:fill="1F3864"/>
+        <w:spacing w:line="360" w:lineRule="auto" w:before="0" w:after="360"/>
         <w:jc w:val="center"/>
-        <w:pBdr>
-          <w:bottom w:val="single" w:sz="10" w:space="8" w:color="1A8F5C"/>
-        </w:pBdr>
       </w:pPr>
       <w:r>
         <w:rPr>
           <w:rFonts w:ascii="Arial" w:hAnsi="Arial"/>
           <w:b/>
-          <w:i w:val="0"/>
-          <w:color w:val="0D5C3F"/>
-          <w:sz w:val="34"/>
+          <w:color w:val="FFFFFF"/>
+          <w:sz w:val="32"/>
         </w:rPr>
         <w:t>SOLICITUD DE PRÁCTICA PROFESIONAL</w:t>
       </w:r>
@@ -3579,18 +3835,18 @@
         <w:tblLayout w:type="fixed"/>
         <w:tblLook w:firstColumn="1" w:firstRow="1" w:lastColumn="0" w:lastRow="0" w:noHBand="0" w:noVBand="1" w:val="04A0"/>
         <w:tblBorders>
-          <w:top w:val="dashed" w:sz="6" w:space="0" w:color="BFBFBF"/>
-          <w:left w:val="dashed" w:sz="6" w:space="0" w:color="BFBFBF"/>
-          <w:bottom w:val="dashed" w:sz="6" w:space="0" w:color="BFBFBF"/>
-          <w:right w:val="dashed" w:sz="6" w:space="0" w:color="BFBFBF"/>
-          <w:insideH w:val="dashed" w:sz="6" w:space="0" w:color="BFBFBF"/>
-          <w:insideV w:val="dashed" w:sz="6" w:space="0" w:color="BFBFBF"/>
+          <w:top w:val="single" w:sz="8" w:space="0" w:color="2E5F8A"/>
+          <w:left w:val="single" w:sz="8" w:space="0" w:color="2E5F8A"/>
+          <w:bottom w:val="single" w:sz="8" w:space="0" w:color="2E5F8A"/>
+          <w:right w:val="single" w:sz="8" w:space="0" w:color="2E5F8A"/>
+          <w:insideH w:val="single" w:sz="8" w:space="0" w:color="2E5F8A"/>
+          <w:insideV w:val="single" w:sz="8" w:space="0" w:color="2E5F8A"/>
         </w:tblBorders>
         <w:tblCellMar>
-          <w:top w:w="160" w:type="dxa"/>
-          <w:left w:w="160" w:type="dxa"/>
-          <w:bottom w:w="160" w:type="dxa"/>
-          <w:right w:w="160" w:type="dxa"/>
+          <w:top w:w="170" w:type="dxa"/>
+          <w:left w:w="170" w:type="dxa"/>
+          <w:bottom w:w="170" w:type="dxa"/>
+          <w:right w:w="170" w:type="dxa"/>
         </w:tblCellMar>
       </w:tblPr>
       <w:tblGrid>
@@ -3598,12 +3854,13 @@
       </w:tblGrid>
       <w:tr>
         <w:trPr>
-          <w:trHeight w:val="10999" w:hRule="exact"/>
+          <w:trHeight w:val="10886" w:hRule="exact"/>
         </w:trPr>
         <w:tc>
           <w:tcPr>
             <w:tcW w:type="dxa" w:w="9071"/>
             <w:vAlign w:val="center"/>
+            <w:shd w:val="clear" w:color="auto" w:fill="F2F6FA"/>
           </w:tcPr>
           <w:p>
             <w:pPr>
@@ -3615,7 +3872,7 @@
               <w:rPr>
                 <w:rFonts w:ascii="Arial" w:hAnsi="Arial"/>
                 <w:b/>
-                <w:color w:val="1A8F5C"/>
+                <w:color w:val="1F3864"/>
                 <w:sz w:val="24"/>
               </w:rPr>
               <w:t>AQUÍ VA LA SOLICITUD</w:t>
@@ -3669,19 +3926,19 @@
     <w:p>
       <w:pPr>
         <w:pageBreakBefore/>
-        <w:spacing w:line="276" w:lineRule="auto" w:before="120" w:after="360"/>
+        <w:pBdr>
+          <w:bottom w:val="single" w:sz="18" w:space="0" w:color="BF9B30"/>
+        </w:pBdr>
+        <w:shd w:val="clear" w:color="auto" w:fill="1F3864"/>
+        <w:spacing w:line="360" w:lineRule="auto" w:before="0" w:after="360"/>
         <w:jc w:val="center"/>
-        <w:pBdr>
-          <w:bottom w:val="single" w:sz="10" w:space="8" w:color="1A8F5C"/>
-        </w:pBdr>
       </w:pPr>
       <w:r>
         <w:rPr>
           <w:rFonts w:ascii="Arial" w:hAnsi="Arial"/>
           <w:b/>
-          <w:i w:val="0"/>
-          <w:color w:val="0D5C3F"/>
-          <w:sz w:val="40"/>
+          <w:color w:val="FFFFFF"/>
+          <w:sz w:val="36"/>
         </w:rPr>
         <w:t>CREDENCIAL</w:t>
       </w:r>
@@ -3693,18 +3950,18 @@
         <w:tblLayout w:type="fixed"/>
         <w:tblLook w:firstColumn="1" w:firstRow="1" w:lastColumn="0" w:lastRow="0" w:noHBand="0" w:noVBand="1" w:val="04A0"/>
         <w:tblBorders>
-          <w:top w:val="dashed" w:sz="6" w:space="0" w:color="BFBFBF"/>
-          <w:left w:val="dashed" w:sz="6" w:space="0" w:color="BFBFBF"/>
-          <w:bottom w:val="dashed" w:sz="6" w:space="0" w:color="BFBFBF"/>
-          <w:right w:val="dashed" w:sz="6" w:space="0" w:color="BFBFBF"/>
-          <w:insideH w:val="dashed" w:sz="6" w:space="0" w:color="BFBFBF"/>
-          <w:insideV w:val="dashed" w:sz="6" w:space="0" w:color="BFBFBF"/>
+          <w:top w:val="single" w:sz="8" w:space="0" w:color="2E5F8A"/>
+          <w:left w:val="single" w:sz="8" w:space="0" w:color="2E5F8A"/>
+          <w:bottom w:val="single" w:sz="8" w:space="0" w:color="2E5F8A"/>
+          <w:right w:val="single" w:sz="8" w:space="0" w:color="2E5F8A"/>
+          <w:insideH w:val="single" w:sz="8" w:space="0" w:color="2E5F8A"/>
+          <w:insideV w:val="single" w:sz="8" w:space="0" w:color="2E5F8A"/>
         </w:tblBorders>
         <w:tblCellMar>
-          <w:top w:w="160" w:type="dxa"/>
-          <w:left w:w="160" w:type="dxa"/>
-          <w:bottom w:w="160" w:type="dxa"/>
-          <w:right w:w="160" w:type="dxa"/>
+          <w:top w:w="170" w:type="dxa"/>
+          <w:left w:w="170" w:type="dxa"/>
+          <w:bottom w:w="170" w:type="dxa"/>
+          <w:right w:w="170" w:type="dxa"/>
         </w:tblCellMar>
       </w:tblPr>
       <w:tblGrid>
@@ -3712,12 +3969,13 @@
       </w:tblGrid>
       <w:tr>
         <w:trPr>
-          <w:trHeight w:val="10999" w:hRule="exact"/>
+          <w:trHeight w:val="10886" w:hRule="exact"/>
         </w:trPr>
         <w:tc>
           <w:tcPr>
             <w:tcW w:type="dxa" w:w="9071"/>
             <w:vAlign w:val="center"/>
+            <w:shd w:val="clear" w:color="auto" w:fill="F2F6FA"/>
           </w:tcPr>
           <w:p>
             <w:pPr>
@@ -3729,7 +3987,7 @@
               <w:rPr>
                 <w:rFonts w:ascii="Arial" w:hAnsi="Arial"/>
                 <w:b/>
-                <w:color w:val="1A8F5C"/>
+                <w:color w:val="1F3864"/>
                 <w:sz w:val="24"/>
               </w:rPr>
               <w:t>AQUÍ VA LA CREDENCIAL</w:t>
@@ -3783,21 +4041,21 @@
     <w:p>
       <w:pPr>
         <w:pageBreakBefore/>
-        <w:spacing w:line="276" w:lineRule="auto" w:before="120" w:after="200"/>
+        <w:pBdr>
+          <w:bottom w:val="single" w:sz="18" w:space="0" w:color="BF9B30"/>
+        </w:pBdr>
+        <w:shd w:val="clear" w:color="auto" w:fill="1F3864"/>
+        <w:spacing w:line="360" w:lineRule="auto" w:before="0" w:after="200"/>
         <w:jc w:val="center"/>
-        <w:pBdr>
-          <w:bottom w:val="single" w:sz="10" w:space="8" w:color="1A8F5C"/>
-        </w:pBdr>
       </w:pPr>
       <w:r>
         <w:rPr>
           <w:rFonts w:ascii="Arial" w:hAnsi="Arial"/>
           <w:b/>
-          <w:i w:val="0"/>
-          <w:color w:val="0D5C3F"/>
-          <w:sz w:val="36"/>
+          <w:color w:val="FFFFFF"/>
+          <w:sz w:val="32"/>
         </w:rPr>
-        <w:t>CONTROL DE ASISTENCIA</w:t>
+        <w:t>CUADRO DE CONTROL DE ASISTENCIA</w:t>
       </w:r>
     </w:p>
     <w:p>
@@ -3813,7 +4071,7 @@
           <w:color w:val="595959"/>
           <w:sz w:val="22"/>
         </w:rPr>
-        <w:t>TOPPIC Constructora S. de R.L.   ·   Agosto de 2026</w:t>
+        <w:t>TOPDIC Constructora S. de R.L.   ·   Agosto de 2026</w:t>
       </w:r>
     </w:p>
     <w:tbl>
@@ -3823,12 +4081,12 @@
         <w:tblLayout w:type="fixed"/>
         <w:tblLook w:firstColumn="1" w:firstRow="1" w:lastColumn="0" w:lastRow="0" w:noHBand="0" w:noVBand="1" w:val="04A0"/>
         <w:tblBorders>
-          <w:top w:val="single" w:sz="4" w:space="0" w:color="A6A6A6"/>
-          <w:left w:val="single" w:sz="4" w:space="0" w:color="A6A6A6"/>
-          <w:bottom w:val="single" w:sz="4" w:space="0" w:color="A6A6A6"/>
-          <w:right w:val="single" w:sz="4" w:space="0" w:color="A6A6A6"/>
-          <w:insideH w:val="single" w:sz="4" w:space="0" w:color="A6A6A6"/>
-          <w:insideV w:val="single" w:sz="4" w:space="0" w:color="A6A6A6"/>
+          <w:top w:val="single" w:sz="4" w:space="0" w:color="B9C6D6"/>
+          <w:left w:val="single" w:sz="4" w:space="0" w:color="B9C6D6"/>
+          <w:bottom w:val="single" w:sz="4" w:space="0" w:color="B9C6D6"/>
+          <w:right w:val="single" w:sz="4" w:space="0" w:color="B9C6D6"/>
+          <w:insideH w:val="single" w:sz="4" w:space="0" w:color="B9C6D6"/>
+          <w:insideV w:val="single" w:sz="4" w:space="0" w:color="B9C6D6"/>
         </w:tblBorders>
         <w:tblCellMar>
           <w:top w:w="40" w:type="dxa"/>
@@ -3854,7 +4112,7 @@
           <w:tcPr>
             <w:tcW w:type="dxa" w:w="1361"/>
             <w:vAlign w:val="center"/>
-            <w:shd w:val="clear" w:color="auto" w:fill="0D5C3F"/>
+            <w:shd w:val="clear" w:color="auto" w:fill="1F3864"/>
           </w:tcPr>
           <w:p>
             <w:pPr>
@@ -3877,7 +4135,7 @@
           <w:tcPr>
             <w:tcW w:type="dxa" w:w="1361"/>
             <w:vAlign w:val="center"/>
-            <w:shd w:val="clear" w:color="auto" w:fill="0D5C3F"/>
+            <w:shd w:val="clear" w:color="auto" w:fill="1F3864"/>
           </w:tcPr>
           <w:p>
             <w:pPr>
@@ -3900,7 +4158,7 @@
           <w:tcPr>
             <w:tcW w:type="dxa" w:w="1247"/>
             <w:vAlign w:val="center"/>
-            <w:shd w:val="clear" w:color="auto" w:fill="0D5C3F"/>
+            <w:shd w:val="clear" w:color="auto" w:fill="1F3864"/>
           </w:tcPr>
           <w:p>
             <w:pPr>
@@ -3923,7 +4181,7 @@
           <w:tcPr>
             <w:tcW w:type="dxa" w:w="1247"/>
             <w:vAlign w:val="center"/>
-            <w:shd w:val="clear" w:color="auto" w:fill="0D5C3F"/>
+            <w:shd w:val="clear" w:color="auto" w:fill="1F3864"/>
           </w:tcPr>
           <w:p>
             <w:pPr>
@@ -3946,7 +4204,7 @@
           <w:tcPr>
             <w:tcW w:type="dxa" w:w="567"/>
             <w:vAlign w:val="center"/>
-            <w:shd w:val="clear" w:color="auto" w:fill="0D5C3F"/>
+            <w:shd w:val="clear" w:color="auto" w:fill="1F3864"/>
           </w:tcPr>
           <w:p>
             <w:pPr>
@@ -3969,7 +4227,7 @@
           <w:tcPr>
             <w:tcW w:type="dxa" w:w="567"/>
             <w:vAlign w:val="center"/>
-            <w:shd w:val="clear" w:color="auto" w:fill="0D5C3F"/>
+            <w:shd w:val="clear" w:color="auto" w:fill="1F3864"/>
           </w:tcPr>
           <w:p>
             <w:pPr>
@@ -3992,7 +4250,7 @@
           <w:tcPr>
             <w:tcW w:type="dxa" w:w="2154"/>
             <w:vAlign w:val="center"/>
-            <w:shd w:val="clear" w:color="auto" w:fill="0D5C3F"/>
+            <w:shd w:val="clear" w:color="auto" w:fill="1F3864"/>
           </w:tcPr>
           <w:p>
             <w:pPr>
@@ -4021,7 +4279,7 @@
             <w:tcW w:type="dxa" w:w="8504"/>
             <w:gridSpan w:val="7"/>
             <w:vAlign w:val="center"/>
-            <w:shd w:val="clear" w:color="auto" w:fill="E8F3ED"/>
+            <w:shd w:val="clear" w:color="auto" w:fill="E4ECF5"/>
           </w:tcPr>
           <w:p>
             <w:pPr>
@@ -4033,7 +4291,7 @@
               <w:rPr>
                 <w:rFonts w:ascii="Arial" w:hAnsi="Arial"/>
                 <w:b/>
-                <w:color w:val="0D5C3F"/>
+                <w:color w:val="1F3864"/>
                 <w:sz w:val="18"/>
               </w:rPr>
               <w:t>SEMANA 1</w:t>
@@ -4835,7 +5093,7 @@
             <w:tcW w:type="dxa" w:w="8504"/>
             <w:gridSpan w:val="7"/>
             <w:vAlign w:val="center"/>
-            <w:shd w:val="clear" w:color="auto" w:fill="E8F3ED"/>
+            <w:shd w:val="clear" w:color="auto" w:fill="E4ECF5"/>
           </w:tcPr>
           <w:p>
             <w:pPr>
@@ -4847,7 +5105,7 @@
               <w:rPr>
                 <w:rFonts w:ascii="Arial" w:hAnsi="Arial"/>
                 <w:b/>
-                <w:color w:val="0D5C3F"/>
+                <w:color w:val="1F3864"/>
                 <w:sz w:val="18"/>
               </w:rPr>
               <w:t>SEMANA 2</w:t>
@@ -5649,7 +5907,7 @@
             <w:tcW w:type="dxa" w:w="8504"/>
             <w:gridSpan w:val="7"/>
             <w:vAlign w:val="center"/>
-            <w:shd w:val="clear" w:color="auto" w:fill="E8F3ED"/>
+            <w:shd w:val="clear" w:color="auto" w:fill="E4ECF5"/>
           </w:tcPr>
           <w:p>
             <w:pPr>
@@ -5661,7 +5919,7 @@
               <w:rPr>
                 <w:rFonts w:ascii="Arial" w:hAnsi="Arial"/>
                 <w:b/>
-                <w:color w:val="0D5C3F"/>
+                <w:color w:val="1F3864"/>
                 <w:sz w:val="18"/>
               </w:rPr>
               <w:t>SEMANA 3</w:t>
@@ -6463,7 +6721,7 @@
             <w:tcW w:type="dxa" w:w="8504"/>
             <w:gridSpan w:val="7"/>
             <w:vAlign w:val="center"/>
-            <w:shd w:val="clear" w:color="auto" w:fill="E8F3ED"/>
+            <w:shd w:val="clear" w:color="auto" w:fill="E4ECF5"/>
           </w:tcPr>
           <w:p>
             <w:pPr>
@@ -6475,7 +6733,7 @@
               <w:rPr>
                 <w:rFonts w:ascii="Arial" w:hAnsi="Arial"/>
                 <w:b/>
-                <w:color w:val="0D5C3F"/>
+                <w:color w:val="1F3864"/>
                 <w:sz w:val="18"/>
               </w:rPr>
               <w:t>SEMANA 4</w:t>
@@ -7277,7 +7535,7 @@
             <w:tcW w:type="dxa" w:w="8504"/>
             <w:gridSpan w:val="7"/>
             <w:vAlign w:val="center"/>
-            <w:shd w:val="clear" w:color="auto" w:fill="E8F3ED"/>
+            <w:shd w:val="clear" w:color="auto" w:fill="E4ECF5"/>
           </w:tcPr>
           <w:p>
             <w:pPr>
@@ -7289,7 +7547,7 @@
               <w:rPr>
                 <w:rFonts w:ascii="Arial" w:hAnsi="Arial"/>
                 <w:b/>
-                <w:color w:val="0D5C3F"/>
+                <w:color w:val="1F3864"/>
                 <w:sz w:val="18"/>
               </w:rPr>
               <w:t>SEMANA 5</w:t>
@@ -7458,18 +7716,18 @@
     <w:p>
       <w:pPr>
         <w:pageBreakBefore/>
-        <w:spacing w:line="276" w:lineRule="auto" w:before="120" w:after="160"/>
+        <w:pBdr>
+          <w:bottom w:val="single" w:sz="18" w:space="0" w:color="BF9B30"/>
+        </w:pBdr>
+        <w:shd w:val="clear" w:color="auto" w:fill="1F3864"/>
+        <w:spacing w:line="360" w:lineRule="auto" w:before="0" w:after="160"/>
         <w:jc w:val="center"/>
-        <w:pBdr>
-          <w:bottom w:val="single" w:sz="10" w:space="8" w:color="1A8F5C"/>
-        </w:pBdr>
       </w:pPr>
       <w:r>
         <w:rPr>
           <w:rFonts w:ascii="Arial" w:hAnsi="Arial"/>
           <w:b/>
-          <w:i w:val="0"/>
-          <w:color w:val="0D5C3F"/>
+          <w:color w:val="FFFFFF"/>
           <w:sz w:val="36"/>
         </w:rPr>
         <w:t>BITÁCORA</w:t>
@@ -7498,12 +7756,12 @@
         <w:tblLayout w:type="fixed"/>
         <w:tblLook w:firstColumn="1" w:firstRow="1" w:lastColumn="0" w:lastRow="0" w:noHBand="0" w:noVBand="1" w:val="04A0"/>
         <w:tblBorders>
-          <w:top w:val="dashed" w:sz="6" w:space="0" w:color="BFBFBF"/>
-          <w:left w:val="dashed" w:sz="6" w:space="0" w:color="BFBFBF"/>
-          <w:bottom w:val="dashed" w:sz="6" w:space="0" w:color="BFBFBF"/>
-          <w:right w:val="dashed" w:sz="6" w:space="0" w:color="BFBFBF"/>
-          <w:insideH w:val="dashed" w:sz="6" w:space="0" w:color="BFBFBF"/>
-          <w:insideV w:val="dashed" w:sz="6" w:space="0" w:color="BFBFBF"/>
+          <w:top w:val="single" w:sz="6" w:space="0" w:color="2E5F8A"/>
+          <w:left w:val="single" w:sz="6" w:space="0" w:color="2E5F8A"/>
+          <w:bottom w:val="single" w:sz="6" w:space="0" w:color="2E5F8A"/>
+          <w:right w:val="single" w:sz="6" w:space="0" w:color="2E5F8A"/>
+          <w:insideH w:val="single" w:sz="6" w:space="0" w:color="2E5F8A"/>
+          <w:insideV w:val="single" w:sz="6" w:space="0" w:color="2E5F8A"/>
         </w:tblBorders>
         <w:tblCellMar>
           <w:top w:w="80" w:type="dxa"/>
@@ -7518,12 +7776,13 @@
       </w:tblGrid>
       <w:tr>
         <w:trPr>
-          <w:trHeight w:val="5273" w:hRule="exact"/>
+          <w:trHeight w:val="5159" w:hRule="exact"/>
         </w:trPr>
         <w:tc>
           <w:tcPr>
             <w:tcW w:type="dxa" w:w="4535"/>
             <w:vAlign w:val="center"/>
+            <w:shd w:val="clear" w:color="auto" w:fill="F2F6FA"/>
           </w:tcPr>
           <w:p>
             <w:pPr>
@@ -7534,7 +7793,7 @@
               <w:rPr>
                 <w:rFonts w:ascii="Arial" w:hAnsi="Arial"/>
                 <w:b/>
-                <w:color w:val="1A8F5C"/>
+                <w:color w:val="1F3864"/>
                 <w:sz w:val="22"/>
               </w:rPr>
               <w:t>Hoja de bitácora 1</w:t>
@@ -7548,7 +7807,7 @@
             <w:r>
               <w:rPr>
                 <w:rFonts w:ascii="Arial" w:hAnsi="Arial"/>
-                <w:color w:val="808080"/>
+                <w:color w:val="8C8C8C"/>
                 <w:sz w:val="18"/>
               </w:rPr>
               <w:t>Pega aquí la imagen escaneada</w:t>
@@ -7559,6 +7818,7 @@
           <w:tcPr>
             <w:tcW w:type="dxa" w:w="4535"/>
             <w:vAlign w:val="center"/>
+            <w:shd w:val="clear" w:color="auto" w:fill="F2F6FA"/>
           </w:tcPr>
           <w:p>
             <w:pPr>
@@ -7569,7 +7829,7 @@
               <w:rPr>
                 <w:rFonts w:ascii="Arial" w:hAnsi="Arial"/>
                 <w:b/>
-                <w:color w:val="1A8F5C"/>
+                <w:color w:val="1F3864"/>
                 <w:sz w:val="22"/>
               </w:rPr>
               <w:t>Hoja de bitácora 2</w:t>
@@ -7583,7 +7843,7 @@
             <w:r>
               <w:rPr>
                 <w:rFonts w:ascii="Arial" w:hAnsi="Arial"/>
-                <w:color w:val="808080"/>
+                <w:color w:val="8C8C8C"/>
                 <w:sz w:val="18"/>
               </w:rPr>
               <w:t>Pega aquí la imagen escaneada</w:t>
@@ -7593,12 +7853,13 @@
       </w:tr>
       <w:tr>
         <w:trPr>
-          <w:trHeight w:val="5273" w:hRule="exact"/>
+          <w:trHeight w:val="5159" w:hRule="exact"/>
         </w:trPr>
         <w:tc>
           <w:tcPr>
             <w:tcW w:type="dxa" w:w="4535"/>
             <w:vAlign w:val="center"/>
+            <w:shd w:val="clear" w:color="auto" w:fill="F2F6FA"/>
           </w:tcPr>
           <w:p>
             <w:pPr>
@@ -7609,7 +7870,7 @@
               <w:rPr>
                 <w:rFonts w:ascii="Arial" w:hAnsi="Arial"/>
                 <w:b/>
-                <w:color w:val="1A8F5C"/>
+                <w:color w:val="1F3864"/>
                 <w:sz w:val="22"/>
               </w:rPr>
               <w:t>Hoja de bitácora 3</w:t>
@@ -7623,7 +7884,7 @@
             <w:r>
               <w:rPr>
                 <w:rFonts w:ascii="Arial" w:hAnsi="Arial"/>
-                <w:color w:val="808080"/>
+                <w:color w:val="8C8C8C"/>
                 <w:sz w:val="18"/>
               </w:rPr>
               <w:t>Pega aquí la imagen escaneada</w:t>
@@ -7634,6 +7895,7 @@
           <w:tcPr>
             <w:tcW w:type="dxa" w:w="4535"/>
             <w:vAlign w:val="center"/>
+            <w:shd w:val="clear" w:color="auto" w:fill="F2F6FA"/>
           </w:tcPr>
           <w:p>
             <w:pPr>
@@ -7644,7 +7906,7 @@
               <w:rPr>
                 <w:rFonts w:ascii="Arial" w:hAnsi="Arial"/>
                 <w:b/>
-                <w:color w:val="1A8F5C"/>
+                <w:color w:val="1F3864"/>
                 <w:sz w:val="22"/>
               </w:rPr>
               <w:t>Hoja de bitácora 4</w:t>
@@ -7658,7 +7920,7 @@
             <w:r>
               <w:rPr>
                 <w:rFonts w:ascii="Arial" w:hAnsi="Arial"/>
-                <w:color w:val="808080"/>
+                <w:color w:val="8C8C8C"/>
                 <w:sz w:val="18"/>
               </w:rPr>
               <w:t>Pega aquí la imagen escaneada</w:t>
@@ -7670,18 +7932,18 @@
     <w:p>
       <w:pPr>
         <w:pageBreakBefore/>
-        <w:spacing w:line="276" w:lineRule="auto" w:before="120" w:after="160"/>
+        <w:pBdr>
+          <w:bottom w:val="single" w:sz="18" w:space="0" w:color="BF9B30"/>
+        </w:pBdr>
+        <w:shd w:val="clear" w:color="auto" w:fill="1F3864"/>
+        <w:spacing w:line="360" w:lineRule="auto" w:before="0" w:after="160"/>
         <w:jc w:val="center"/>
-        <w:pBdr>
-          <w:bottom w:val="single" w:sz="10" w:space="8" w:color="1A8F5C"/>
-        </w:pBdr>
       </w:pPr>
       <w:r>
         <w:rPr>
           <w:rFonts w:ascii="Arial" w:hAnsi="Arial"/>
           <w:b/>
-          <w:i w:val="0"/>
-          <w:color w:val="0D5C3F"/>
+          <w:color w:val="FFFFFF"/>
           <w:sz w:val="36"/>
         </w:rPr>
         <w:t>BITÁCORA</w:t>
@@ -7710,12 +7972,12 @@
         <w:tblLayout w:type="fixed"/>
         <w:tblLook w:firstColumn="1" w:firstRow="1" w:lastColumn="0" w:lastRow="0" w:noHBand="0" w:noVBand="1" w:val="04A0"/>
         <w:tblBorders>
-          <w:top w:val="dashed" w:sz="6" w:space="0" w:color="BFBFBF"/>
-          <w:left w:val="dashed" w:sz="6" w:space="0" w:color="BFBFBF"/>
-          <w:bottom w:val="dashed" w:sz="6" w:space="0" w:color="BFBFBF"/>
-          <w:right w:val="dashed" w:sz="6" w:space="0" w:color="BFBFBF"/>
-          <w:insideH w:val="dashed" w:sz="6" w:space="0" w:color="BFBFBF"/>
-          <w:insideV w:val="dashed" w:sz="6" w:space="0" w:color="BFBFBF"/>
+          <w:top w:val="single" w:sz="6" w:space="0" w:color="2E5F8A"/>
+          <w:left w:val="single" w:sz="6" w:space="0" w:color="2E5F8A"/>
+          <w:bottom w:val="single" w:sz="6" w:space="0" w:color="2E5F8A"/>
+          <w:right w:val="single" w:sz="6" w:space="0" w:color="2E5F8A"/>
+          <w:insideH w:val="single" w:sz="6" w:space="0" w:color="2E5F8A"/>
+          <w:insideV w:val="single" w:sz="6" w:space="0" w:color="2E5F8A"/>
         </w:tblBorders>
         <w:tblCellMar>
           <w:top w:w="80" w:type="dxa"/>
@@ -7730,12 +7992,13 @@
       </w:tblGrid>
       <w:tr>
         <w:trPr>
-          <w:trHeight w:val="5273" w:hRule="exact"/>
+          <w:trHeight w:val="5159" w:hRule="exact"/>
         </w:trPr>
         <w:tc>
           <w:tcPr>
             <w:tcW w:type="dxa" w:w="4535"/>
             <w:vAlign w:val="center"/>
+            <w:shd w:val="clear" w:color="auto" w:fill="F2F6FA"/>
           </w:tcPr>
           <w:p>
             <w:pPr>
@@ -7746,7 +8009,7 @@
               <w:rPr>
                 <w:rFonts w:ascii="Arial" w:hAnsi="Arial"/>
                 <w:b/>
-                <w:color w:val="1A8F5C"/>
+                <w:color w:val="1F3864"/>
                 <w:sz w:val="22"/>
               </w:rPr>
               <w:t>Hoja de bitácora 1</w:t>
@@ -7760,7 +8023,7 @@
             <w:r>
               <w:rPr>
                 <w:rFonts w:ascii="Arial" w:hAnsi="Arial"/>
-                <w:color w:val="808080"/>
+                <w:color w:val="8C8C8C"/>
                 <w:sz w:val="18"/>
               </w:rPr>
               <w:t>Pega aquí la imagen escaneada</w:t>
@@ -7771,6 +8034,7 @@
           <w:tcPr>
             <w:tcW w:type="dxa" w:w="4535"/>
             <w:vAlign w:val="center"/>
+            <w:shd w:val="clear" w:color="auto" w:fill="F2F6FA"/>
           </w:tcPr>
           <w:p>
             <w:pPr>
@@ -7781,7 +8045,7 @@
               <w:rPr>
                 <w:rFonts w:ascii="Arial" w:hAnsi="Arial"/>
                 <w:b/>
-                <w:color w:val="1A8F5C"/>
+                <w:color w:val="1F3864"/>
                 <w:sz w:val="22"/>
               </w:rPr>
               <w:t>Hoja de bitácora 2</w:t>
@@ -7795,7 +8059,7 @@
             <w:r>
               <w:rPr>
                 <w:rFonts w:ascii="Arial" w:hAnsi="Arial"/>
-                <w:color w:val="808080"/>
+                <w:color w:val="8C8C8C"/>
                 <w:sz w:val="18"/>
               </w:rPr>
               <w:t>Pega aquí la imagen escaneada</w:t>
@@ -7805,12 +8069,13 @@
       </w:tr>
       <w:tr>
         <w:trPr>
-          <w:trHeight w:val="5273" w:hRule="exact"/>
+          <w:trHeight w:val="5159" w:hRule="exact"/>
         </w:trPr>
         <w:tc>
           <w:tcPr>
             <w:tcW w:type="dxa" w:w="4535"/>
             <w:vAlign w:val="center"/>
+            <w:shd w:val="clear" w:color="auto" w:fill="F2F6FA"/>
           </w:tcPr>
           <w:p>
             <w:pPr>
@@ -7821,7 +8086,7 @@
               <w:rPr>
                 <w:rFonts w:ascii="Arial" w:hAnsi="Arial"/>
                 <w:b/>
-                <w:color w:val="1A8F5C"/>
+                <w:color w:val="1F3864"/>
                 <w:sz w:val="22"/>
               </w:rPr>
               <w:t>Hoja de bitácora 3</w:t>
@@ -7835,7 +8100,7 @@
             <w:r>
               <w:rPr>
                 <w:rFonts w:ascii="Arial" w:hAnsi="Arial"/>
-                <w:color w:val="808080"/>
+                <w:color w:val="8C8C8C"/>
                 <w:sz w:val="18"/>
               </w:rPr>
               <w:t>Pega aquí la imagen escaneada</w:t>
@@ -7846,6 +8111,7 @@
           <w:tcPr>
             <w:tcW w:type="dxa" w:w="4535"/>
             <w:vAlign w:val="center"/>
+            <w:shd w:val="clear" w:color="auto" w:fill="F2F6FA"/>
           </w:tcPr>
           <w:p>
             <w:pPr>
@@ -7856,7 +8122,7 @@
               <w:rPr>
                 <w:rFonts w:ascii="Arial" w:hAnsi="Arial"/>
                 <w:b/>
-                <w:color w:val="1A8F5C"/>
+                <w:color w:val="1F3864"/>
                 <w:sz w:val="22"/>
               </w:rPr>
               <w:t>Hoja de bitácora 4</w:t>
@@ -7870,7 +8136,7 @@
             <w:r>
               <w:rPr>
                 <w:rFonts w:ascii="Arial" w:hAnsi="Arial"/>
-                <w:color w:val="808080"/>
+                <w:color w:val="8C8C8C"/>
                 <w:sz w:val="18"/>
               </w:rPr>
               <w:t>Pega aquí la imagen escaneada</w:t>
@@ -7882,18 +8148,18 @@
     <w:p>
       <w:pPr>
         <w:pageBreakBefore/>
-        <w:spacing w:line="276" w:lineRule="auto" w:before="120" w:after="160"/>
+        <w:pBdr>
+          <w:bottom w:val="single" w:sz="18" w:space="0" w:color="BF9B30"/>
+        </w:pBdr>
+        <w:shd w:val="clear" w:color="auto" w:fill="1F3864"/>
+        <w:spacing w:line="360" w:lineRule="auto" w:before="0" w:after="160"/>
         <w:jc w:val="center"/>
-        <w:pBdr>
-          <w:bottom w:val="single" w:sz="10" w:space="8" w:color="1A8F5C"/>
-        </w:pBdr>
       </w:pPr>
       <w:r>
         <w:rPr>
           <w:rFonts w:ascii="Arial" w:hAnsi="Arial"/>
           <w:b/>
-          <w:i w:val="0"/>
-          <w:color w:val="0D5C3F"/>
+          <w:color w:val="FFFFFF"/>
           <w:sz w:val="36"/>
         </w:rPr>
         <w:t>BITÁCORA</w:t>
@@ -7922,12 +8188,12 @@
         <w:tblLayout w:type="fixed"/>
         <w:tblLook w:firstColumn="1" w:firstRow="1" w:lastColumn="0" w:lastRow="0" w:noHBand="0" w:noVBand="1" w:val="04A0"/>
         <w:tblBorders>
-          <w:top w:val="dashed" w:sz="6" w:space="0" w:color="BFBFBF"/>
-          <w:left w:val="dashed" w:sz="6" w:space="0" w:color="BFBFBF"/>
-          <w:bottom w:val="dashed" w:sz="6" w:space="0" w:color="BFBFBF"/>
-          <w:right w:val="dashed" w:sz="6" w:space="0" w:color="BFBFBF"/>
-          <w:insideH w:val="dashed" w:sz="6" w:space="0" w:color="BFBFBF"/>
-          <w:insideV w:val="dashed" w:sz="6" w:space="0" w:color="BFBFBF"/>
+          <w:top w:val="single" w:sz="6" w:space="0" w:color="2E5F8A"/>
+          <w:left w:val="single" w:sz="6" w:space="0" w:color="2E5F8A"/>
+          <w:bottom w:val="single" w:sz="6" w:space="0" w:color="2E5F8A"/>
+          <w:right w:val="single" w:sz="6" w:space="0" w:color="2E5F8A"/>
+          <w:insideH w:val="single" w:sz="6" w:space="0" w:color="2E5F8A"/>
+          <w:insideV w:val="single" w:sz="6" w:space="0" w:color="2E5F8A"/>
         </w:tblBorders>
         <w:tblCellMar>
           <w:top w:w="80" w:type="dxa"/>
@@ -7942,12 +8208,13 @@
       </w:tblGrid>
       <w:tr>
         <w:trPr>
-          <w:trHeight w:val="5273" w:hRule="exact"/>
+          <w:trHeight w:val="5159" w:hRule="exact"/>
         </w:trPr>
         <w:tc>
           <w:tcPr>
             <w:tcW w:type="dxa" w:w="4535"/>
             <w:vAlign w:val="center"/>
+            <w:shd w:val="clear" w:color="auto" w:fill="F2F6FA"/>
           </w:tcPr>
           <w:p>
             <w:pPr>
@@ -7958,7 +8225,7 @@
               <w:rPr>
                 <w:rFonts w:ascii="Arial" w:hAnsi="Arial"/>
                 <w:b/>
-                <w:color w:val="1A8F5C"/>
+                <w:color w:val="1F3864"/>
                 <w:sz w:val="22"/>
               </w:rPr>
               <w:t>Hoja de bitácora 1</w:t>
@@ -7972,7 +8239,7 @@
             <w:r>
               <w:rPr>
                 <w:rFonts w:ascii="Arial" w:hAnsi="Arial"/>
-                <w:color w:val="808080"/>
+                <w:color w:val="8C8C8C"/>
                 <w:sz w:val="18"/>
               </w:rPr>
               <w:t>Pega aquí la imagen escaneada</w:t>
@@ -7983,6 +8250,7 @@
           <w:tcPr>
             <w:tcW w:type="dxa" w:w="4535"/>
             <w:vAlign w:val="center"/>
+            <w:shd w:val="clear" w:color="auto" w:fill="F2F6FA"/>
           </w:tcPr>
           <w:p>
             <w:pPr>
@@ -7993,7 +8261,7 @@
               <w:rPr>
                 <w:rFonts w:ascii="Arial" w:hAnsi="Arial"/>
                 <w:b/>
-                <w:color w:val="1A8F5C"/>
+                <w:color w:val="1F3864"/>
                 <w:sz w:val="22"/>
               </w:rPr>
               <w:t>Hoja de bitácora 2</w:t>
@@ -8007,7 +8275,7 @@
             <w:r>
               <w:rPr>
                 <w:rFonts w:ascii="Arial" w:hAnsi="Arial"/>
-                <w:color w:val="808080"/>
+                <w:color w:val="8C8C8C"/>
                 <w:sz w:val="18"/>
               </w:rPr>
               <w:t>Pega aquí la imagen escaneada</w:t>
@@ -8017,12 +8285,13 @@
       </w:tr>
       <w:tr>
         <w:trPr>
-          <w:trHeight w:val="5273" w:hRule="exact"/>
+          <w:trHeight w:val="5159" w:hRule="exact"/>
         </w:trPr>
         <w:tc>
           <w:tcPr>
             <w:tcW w:type="dxa" w:w="4535"/>
             <w:vAlign w:val="center"/>
+            <w:shd w:val="clear" w:color="auto" w:fill="F2F6FA"/>
           </w:tcPr>
           <w:p>
             <w:pPr>
@@ -8033,7 +8302,7 @@
               <w:rPr>
                 <w:rFonts w:ascii="Arial" w:hAnsi="Arial"/>
                 <w:b/>
-                <w:color w:val="1A8F5C"/>
+                <w:color w:val="1F3864"/>
                 <w:sz w:val="22"/>
               </w:rPr>
               <w:t>Hoja de bitácora 3</w:t>
@@ -8047,7 +8316,7 @@
             <w:r>
               <w:rPr>
                 <w:rFonts w:ascii="Arial" w:hAnsi="Arial"/>
-                <w:color w:val="808080"/>
+                <w:color w:val="8C8C8C"/>
                 <w:sz w:val="18"/>
               </w:rPr>
               <w:t>Pega aquí la imagen escaneada</w:t>
@@ -8058,6 +8327,7 @@
           <w:tcPr>
             <w:tcW w:type="dxa" w:w="4535"/>
             <w:vAlign w:val="center"/>
+            <w:shd w:val="clear" w:color="auto" w:fill="F2F6FA"/>
           </w:tcPr>
           <w:p>
             <w:pPr>
@@ -8068,7 +8338,7 @@
               <w:rPr>
                 <w:rFonts w:ascii="Arial" w:hAnsi="Arial"/>
                 <w:b/>
-                <w:color w:val="1A8F5C"/>
+                <w:color w:val="1F3864"/>
                 <w:sz w:val="22"/>
               </w:rPr>
               <w:t>Hoja de bitácora 4</w:t>
@@ -8082,7 +8352,7 @@
             <w:r>
               <w:rPr>
                 <w:rFonts w:ascii="Arial" w:hAnsi="Arial"/>
-                <w:color w:val="808080"/>
+                <w:color w:val="8C8C8C"/>
                 <w:sz w:val="18"/>
               </w:rPr>
               <w:t>Pega aquí la imagen escaneada</w:t>
@@ -8094,18 +8364,18 @@
     <w:p>
       <w:pPr>
         <w:pageBreakBefore/>
-        <w:spacing w:line="276" w:lineRule="auto" w:before="120" w:after="160"/>
+        <w:pBdr>
+          <w:bottom w:val="single" w:sz="18" w:space="0" w:color="BF9B30"/>
+        </w:pBdr>
+        <w:shd w:val="clear" w:color="auto" w:fill="1F3864"/>
+        <w:spacing w:line="360" w:lineRule="auto" w:before="0" w:after="160"/>
         <w:jc w:val="center"/>
-        <w:pBdr>
-          <w:bottom w:val="single" w:sz="10" w:space="8" w:color="1A8F5C"/>
-        </w:pBdr>
       </w:pPr>
       <w:r>
         <w:rPr>
           <w:rFonts w:ascii="Arial" w:hAnsi="Arial"/>
           <w:b/>
-          <w:i w:val="0"/>
-          <w:color w:val="0D5C3F"/>
+          <w:color w:val="FFFFFF"/>
           <w:sz w:val="36"/>
         </w:rPr>
         <w:t>BITÁCORA</w:t>
@@ -8134,12 +8404,12 @@
         <w:tblLayout w:type="fixed"/>
         <w:tblLook w:firstColumn="1" w:firstRow="1" w:lastColumn="0" w:lastRow="0" w:noHBand="0" w:noVBand="1" w:val="04A0"/>
         <w:tblBorders>
-          <w:top w:val="dashed" w:sz="6" w:space="0" w:color="BFBFBF"/>
-          <w:left w:val="dashed" w:sz="6" w:space="0" w:color="BFBFBF"/>
-          <w:bottom w:val="dashed" w:sz="6" w:space="0" w:color="BFBFBF"/>
-          <w:right w:val="dashed" w:sz="6" w:space="0" w:color="BFBFBF"/>
-          <w:insideH w:val="dashed" w:sz="6" w:space="0" w:color="BFBFBF"/>
-          <w:insideV w:val="dashed" w:sz="6" w:space="0" w:color="BFBFBF"/>
+          <w:top w:val="single" w:sz="6" w:space="0" w:color="2E5F8A"/>
+          <w:left w:val="single" w:sz="6" w:space="0" w:color="2E5F8A"/>
+          <w:bottom w:val="single" w:sz="6" w:space="0" w:color="2E5F8A"/>
+          <w:right w:val="single" w:sz="6" w:space="0" w:color="2E5F8A"/>
+          <w:insideH w:val="single" w:sz="6" w:space="0" w:color="2E5F8A"/>
+          <w:insideV w:val="single" w:sz="6" w:space="0" w:color="2E5F8A"/>
         </w:tblBorders>
         <w:tblCellMar>
           <w:top w:w="80" w:type="dxa"/>
@@ -8154,12 +8424,13 @@
       </w:tblGrid>
       <w:tr>
         <w:trPr>
-          <w:trHeight w:val="5273" w:hRule="exact"/>
+          <w:trHeight w:val="5159" w:hRule="exact"/>
         </w:trPr>
         <w:tc>
           <w:tcPr>
             <w:tcW w:type="dxa" w:w="4535"/>
             <w:vAlign w:val="center"/>
+            <w:shd w:val="clear" w:color="auto" w:fill="F2F6FA"/>
           </w:tcPr>
           <w:p>
             <w:pPr>
@@ -8170,7 +8441,7 @@
               <w:rPr>
                 <w:rFonts w:ascii="Arial" w:hAnsi="Arial"/>
                 <w:b/>
-                <w:color w:val="1A8F5C"/>
+                <w:color w:val="1F3864"/>
                 <w:sz w:val="22"/>
               </w:rPr>
               <w:t>Hoja de bitácora 1</w:t>
@@ -8184,7 +8455,7 @@
             <w:r>
               <w:rPr>
                 <w:rFonts w:ascii="Arial" w:hAnsi="Arial"/>
-                <w:color w:val="808080"/>
+                <w:color w:val="8C8C8C"/>
                 <w:sz w:val="18"/>
               </w:rPr>
               <w:t>Pega aquí la imagen escaneada</w:t>
@@ -8195,6 +8466,7 @@
           <w:tcPr>
             <w:tcW w:type="dxa" w:w="4535"/>
             <w:vAlign w:val="center"/>
+            <w:shd w:val="clear" w:color="auto" w:fill="F2F6FA"/>
           </w:tcPr>
           <w:p>
             <w:pPr>
@@ -8205,7 +8477,7 @@
               <w:rPr>
                 <w:rFonts w:ascii="Arial" w:hAnsi="Arial"/>
                 <w:b/>
-                <w:color w:val="1A8F5C"/>
+                <w:color w:val="1F3864"/>
                 <w:sz w:val="22"/>
               </w:rPr>
               <w:t>Hoja de bitácora 2</w:t>
@@ -8219,7 +8491,7 @@
             <w:r>
               <w:rPr>
                 <w:rFonts w:ascii="Arial" w:hAnsi="Arial"/>
-                <w:color w:val="808080"/>
+                <w:color w:val="8C8C8C"/>
                 <w:sz w:val="18"/>
               </w:rPr>
               <w:t>Pega aquí la imagen escaneada</w:t>
@@ -8229,12 +8501,13 @@
       </w:tr>
       <w:tr>
         <w:trPr>
-          <w:trHeight w:val="5273" w:hRule="exact"/>
+          <w:trHeight w:val="5159" w:hRule="exact"/>
         </w:trPr>
         <w:tc>
           <w:tcPr>
             <w:tcW w:type="dxa" w:w="4535"/>
             <w:vAlign w:val="center"/>
+            <w:shd w:val="clear" w:color="auto" w:fill="F2F6FA"/>
           </w:tcPr>
           <w:p>
             <w:pPr>
@@ -8245,7 +8518,7 @@
               <w:rPr>
                 <w:rFonts w:ascii="Arial" w:hAnsi="Arial"/>
                 <w:b/>
-                <w:color w:val="1A8F5C"/>
+                <w:color w:val="1F3864"/>
                 <w:sz w:val="22"/>
               </w:rPr>
               <w:t>Hoja de bitácora 3</w:t>
@@ -8259,7 +8532,7 @@
             <w:r>
               <w:rPr>
                 <w:rFonts w:ascii="Arial" w:hAnsi="Arial"/>
-                <w:color w:val="808080"/>
+                <w:color w:val="8C8C8C"/>
                 <w:sz w:val="18"/>
               </w:rPr>
               <w:t>Pega aquí la imagen escaneada</w:t>
@@ -8270,6 +8543,7 @@
           <w:tcPr>
             <w:tcW w:type="dxa" w:w="4535"/>
             <w:vAlign w:val="center"/>
+            <w:shd w:val="clear" w:color="auto" w:fill="F2F6FA"/>
           </w:tcPr>
           <w:p>
             <w:pPr>
@@ -8280,7 +8554,7 @@
               <w:rPr>
                 <w:rFonts w:ascii="Arial" w:hAnsi="Arial"/>
                 <w:b/>
-                <w:color w:val="1A8F5C"/>
+                <w:color w:val="1F3864"/>
                 <w:sz w:val="22"/>
               </w:rPr>
               <w:t>Hoja de bitácora 4</w:t>
@@ -8294,7 +8568,7 @@
             <w:r>
               <w:rPr>
                 <w:rFonts w:ascii="Arial" w:hAnsi="Arial"/>
-                <w:color w:val="808080"/>
+                <w:color w:val="8C8C8C"/>
                 <w:sz w:val="18"/>
               </w:rPr>
               <w:t>Pega aquí la imagen escaneada</w:t>
@@ -8306,18 +8580,18 @@
     <w:p>
       <w:pPr>
         <w:pageBreakBefore/>
-        <w:spacing w:line="276" w:lineRule="auto" w:before="120" w:after="160"/>
+        <w:pBdr>
+          <w:bottom w:val="single" w:sz="18" w:space="0" w:color="BF9B30"/>
+        </w:pBdr>
+        <w:shd w:val="clear" w:color="auto" w:fill="1F3864"/>
+        <w:spacing w:line="360" w:lineRule="auto" w:before="0" w:after="160"/>
         <w:jc w:val="center"/>
-        <w:pBdr>
-          <w:bottom w:val="single" w:sz="10" w:space="8" w:color="1A8F5C"/>
-        </w:pBdr>
       </w:pPr>
       <w:r>
         <w:rPr>
           <w:rFonts w:ascii="Arial" w:hAnsi="Arial"/>
           <w:b/>
-          <w:i w:val="0"/>
-          <w:color w:val="0D5C3F"/>
+          <w:color w:val="FFFFFF"/>
           <w:sz w:val="36"/>
         </w:rPr>
         <w:t>BITÁCORA</w:t>
@@ -8346,12 +8620,12 @@
         <w:tblLayout w:type="fixed"/>
         <w:tblLook w:firstColumn="1" w:firstRow="1" w:lastColumn="0" w:lastRow="0" w:noHBand="0" w:noVBand="1" w:val="04A0"/>
         <w:tblBorders>
-          <w:top w:val="dashed" w:sz="6" w:space="0" w:color="BFBFBF"/>
-          <w:left w:val="dashed" w:sz="6" w:space="0" w:color="BFBFBF"/>
-          <w:bottom w:val="dashed" w:sz="6" w:space="0" w:color="BFBFBF"/>
-          <w:right w:val="dashed" w:sz="6" w:space="0" w:color="BFBFBF"/>
-          <w:insideH w:val="dashed" w:sz="6" w:space="0" w:color="BFBFBF"/>
-          <w:insideV w:val="dashed" w:sz="6" w:space="0" w:color="BFBFBF"/>
+          <w:top w:val="single" w:sz="6" w:space="0" w:color="2E5F8A"/>
+          <w:left w:val="single" w:sz="6" w:space="0" w:color="2E5F8A"/>
+          <w:bottom w:val="single" w:sz="6" w:space="0" w:color="2E5F8A"/>
+          <w:right w:val="single" w:sz="6" w:space="0" w:color="2E5F8A"/>
+          <w:insideH w:val="single" w:sz="6" w:space="0" w:color="2E5F8A"/>
+          <w:insideV w:val="single" w:sz="6" w:space="0" w:color="2E5F8A"/>
         </w:tblBorders>
         <w:tblCellMar>
           <w:top w:w="80" w:type="dxa"/>
@@ -8366,12 +8640,13 @@
       </w:tblGrid>
       <w:tr>
         <w:trPr>
-          <w:trHeight w:val="5273" w:hRule="exact"/>
+          <w:trHeight w:val="5159" w:hRule="exact"/>
         </w:trPr>
         <w:tc>
           <w:tcPr>
             <w:tcW w:type="dxa" w:w="4535"/>
             <w:vAlign w:val="center"/>
+            <w:shd w:val="clear" w:color="auto" w:fill="F2F6FA"/>
           </w:tcPr>
           <w:p>
             <w:pPr>
@@ -8382,7 +8657,7 @@
               <w:rPr>
                 <w:rFonts w:ascii="Arial" w:hAnsi="Arial"/>
                 <w:b/>
-                <w:color w:val="1A8F5C"/>
+                <w:color w:val="1F3864"/>
                 <w:sz w:val="22"/>
               </w:rPr>
               <w:t>Hoja de bitácora 1</w:t>
@@ -8396,7 +8671,7 @@
             <w:r>
               <w:rPr>
                 <w:rFonts w:ascii="Arial" w:hAnsi="Arial"/>
-                <w:color w:val="808080"/>
+                <w:color w:val="8C8C8C"/>
                 <w:sz w:val="18"/>
               </w:rPr>
               <w:t>Pega aquí la imagen escaneada</w:t>
@@ -8407,6 +8682,7 @@
           <w:tcPr>
             <w:tcW w:type="dxa" w:w="4535"/>
             <w:vAlign w:val="center"/>
+            <w:shd w:val="clear" w:color="auto" w:fill="F2F6FA"/>
           </w:tcPr>
           <w:p>
             <w:pPr>
@@ -8417,7 +8693,7 @@
               <w:rPr>
                 <w:rFonts w:ascii="Arial" w:hAnsi="Arial"/>
                 <w:b/>
-                <w:color w:val="1A8F5C"/>
+                <w:color w:val="1F3864"/>
                 <w:sz w:val="22"/>
               </w:rPr>
               <w:t>Hoja de bitácora 2</w:t>
@@ -8431,7 +8707,7 @@
             <w:r>
               <w:rPr>
                 <w:rFonts w:ascii="Arial" w:hAnsi="Arial"/>
-                <w:color w:val="808080"/>
+                <w:color w:val="8C8C8C"/>
                 <w:sz w:val="18"/>
               </w:rPr>
               <w:t>Pega aquí la imagen escaneada</w:t>
@@ -8441,12 +8717,13 @@
       </w:tr>
       <w:tr>
         <w:trPr>
-          <w:trHeight w:val="5273" w:hRule="exact"/>
+          <w:trHeight w:val="5159" w:hRule="exact"/>
         </w:trPr>
         <w:tc>
           <w:tcPr>
             <w:tcW w:type="dxa" w:w="4535"/>
             <w:vAlign w:val="center"/>
+            <w:shd w:val="clear" w:color="auto" w:fill="F2F6FA"/>
           </w:tcPr>
           <w:p>
             <w:pPr>
@@ -8457,7 +8734,7 @@
               <w:rPr>
                 <w:rFonts w:ascii="Arial" w:hAnsi="Arial"/>
                 <w:b/>
-                <w:color w:val="1A8F5C"/>
+                <w:color w:val="1F3864"/>
                 <w:sz w:val="22"/>
               </w:rPr>
               <w:t>Hoja de bitácora 3</w:t>
@@ -8471,7 +8748,7 @@
             <w:r>
               <w:rPr>
                 <w:rFonts w:ascii="Arial" w:hAnsi="Arial"/>
-                <w:color w:val="808080"/>
+                <w:color w:val="8C8C8C"/>
                 <w:sz w:val="18"/>
               </w:rPr>
               <w:t>Pega aquí la imagen escaneada</w:t>
@@ -8482,6 +8759,7 @@
           <w:tcPr>
             <w:tcW w:type="dxa" w:w="4535"/>
             <w:vAlign w:val="center"/>
+            <w:shd w:val="clear" w:color="auto" w:fill="F2F6FA"/>
           </w:tcPr>
           <w:p>
             <w:pPr>
@@ -8492,7 +8770,7 @@
               <w:rPr>
                 <w:rFonts w:ascii="Arial" w:hAnsi="Arial"/>
                 <w:b/>
-                <w:color w:val="1A8F5C"/>
+                <w:color w:val="1F3864"/>
                 <w:sz w:val="22"/>
               </w:rPr>
               <w:t>Hoja de bitácora 4</w:t>
@@ -8506,7 +8784,7 @@
             <w:r>
               <w:rPr>
                 <w:rFonts w:ascii="Arial" w:hAnsi="Arial"/>
-                <w:color w:val="808080"/>
+                <w:color w:val="8C8C8C"/>
                 <w:sz w:val="18"/>
               </w:rPr>
               <w:t>Pega aquí la imagen escaneada</w:t>
@@ -8518,18 +8796,18 @@
     <w:p>
       <w:pPr>
         <w:pageBreakBefore/>
-        <w:spacing w:line="276" w:lineRule="auto" w:before="120" w:after="160"/>
+        <w:pBdr>
+          <w:bottom w:val="single" w:sz="18" w:space="0" w:color="BF9B30"/>
+        </w:pBdr>
+        <w:shd w:val="clear" w:color="auto" w:fill="1F3864"/>
+        <w:spacing w:line="360" w:lineRule="auto" w:before="0" w:after="160"/>
         <w:jc w:val="center"/>
-        <w:pBdr>
-          <w:bottom w:val="single" w:sz="10" w:space="8" w:color="1A8F5C"/>
-        </w:pBdr>
       </w:pPr>
       <w:r>
         <w:rPr>
           <w:rFonts w:ascii="Arial" w:hAnsi="Arial"/>
           <w:b/>
-          <w:i w:val="0"/>
-          <w:color w:val="0D5C3F"/>
+          <w:color w:val="FFFFFF"/>
           <w:sz w:val="36"/>
         </w:rPr>
         <w:t>BITÁCORA</w:t>
@@ -8558,12 +8836,12 @@
         <w:tblLayout w:type="fixed"/>
         <w:tblLook w:firstColumn="1" w:firstRow="1" w:lastColumn="0" w:lastRow="0" w:noHBand="0" w:noVBand="1" w:val="04A0"/>
         <w:tblBorders>
-          <w:top w:val="dashed" w:sz="6" w:space="0" w:color="BFBFBF"/>
-          <w:left w:val="dashed" w:sz="6" w:space="0" w:color="BFBFBF"/>
-          <w:bottom w:val="dashed" w:sz="6" w:space="0" w:color="BFBFBF"/>
-          <w:right w:val="dashed" w:sz="6" w:space="0" w:color="BFBFBF"/>
-          <w:insideH w:val="dashed" w:sz="6" w:space="0" w:color="BFBFBF"/>
-          <w:insideV w:val="dashed" w:sz="6" w:space="0" w:color="BFBFBF"/>
+          <w:top w:val="single" w:sz="6" w:space="0" w:color="2E5F8A"/>
+          <w:left w:val="single" w:sz="6" w:space="0" w:color="2E5F8A"/>
+          <w:bottom w:val="single" w:sz="6" w:space="0" w:color="2E5F8A"/>
+          <w:right w:val="single" w:sz="6" w:space="0" w:color="2E5F8A"/>
+          <w:insideH w:val="single" w:sz="6" w:space="0" w:color="2E5F8A"/>
+          <w:insideV w:val="single" w:sz="6" w:space="0" w:color="2E5F8A"/>
         </w:tblBorders>
         <w:tblCellMar>
           <w:top w:w="80" w:type="dxa"/>
@@ -8578,12 +8856,13 @@
       </w:tblGrid>
       <w:tr>
         <w:trPr>
-          <w:trHeight w:val="5273" w:hRule="exact"/>
+          <w:trHeight w:val="5159" w:hRule="exact"/>
         </w:trPr>
         <w:tc>
           <w:tcPr>
             <w:tcW w:type="dxa" w:w="4535"/>
             <w:vAlign w:val="center"/>
+            <w:shd w:val="clear" w:color="auto" w:fill="F2F6FA"/>
           </w:tcPr>
           <w:p>
             <w:pPr>
@@ -8594,7 +8873,7 @@
               <w:rPr>
                 <w:rFonts w:ascii="Arial" w:hAnsi="Arial"/>
                 <w:b/>
-                <w:color w:val="1A8F5C"/>
+                <w:color w:val="1F3864"/>
                 <w:sz w:val="22"/>
               </w:rPr>
               <w:t>Hoja de bitácora 1</w:t>
@@ -8608,7 +8887,7 @@
             <w:r>
               <w:rPr>
                 <w:rFonts w:ascii="Arial" w:hAnsi="Arial"/>
-                <w:color w:val="808080"/>
+                <w:color w:val="8C8C8C"/>
                 <w:sz w:val="18"/>
               </w:rPr>
               <w:t>Pega aquí la imagen escaneada</w:t>
@@ -8619,6 +8898,7 @@
           <w:tcPr>
             <w:tcW w:type="dxa" w:w="4535"/>
             <w:vAlign w:val="center"/>
+            <w:shd w:val="clear" w:color="auto" w:fill="F2F6FA"/>
           </w:tcPr>
           <w:p>
             <w:pPr>
@@ -8629,7 +8909,7 @@
               <w:rPr>
                 <w:rFonts w:ascii="Arial" w:hAnsi="Arial"/>
                 <w:b/>
-                <w:color w:val="1A8F5C"/>
+                <w:color w:val="1F3864"/>
                 <w:sz w:val="22"/>
               </w:rPr>
               <w:t>Hoja de bitácora 2</w:t>
@@ -8643,7 +8923,7 @@
             <w:r>
               <w:rPr>
                 <w:rFonts w:ascii="Arial" w:hAnsi="Arial"/>
-                <w:color w:val="808080"/>
+                <w:color w:val="8C8C8C"/>
                 <w:sz w:val="18"/>
               </w:rPr>
               <w:t>Pega aquí la imagen escaneada</w:t>
@@ -8653,12 +8933,13 @@
       </w:tr>
       <w:tr>
         <w:trPr>
-          <w:trHeight w:val="5273" w:hRule="exact"/>
+          <w:trHeight w:val="5159" w:hRule="exact"/>
         </w:trPr>
         <w:tc>
           <w:tcPr>
             <w:tcW w:type="dxa" w:w="4535"/>
             <w:vAlign w:val="center"/>
+            <w:shd w:val="clear" w:color="auto" w:fill="F2F6FA"/>
           </w:tcPr>
           <w:p>
             <w:pPr>
@@ -8669,7 +8950,7 @@
               <w:rPr>
                 <w:rFonts w:ascii="Arial" w:hAnsi="Arial"/>
                 <w:b/>
-                <w:color w:val="1A8F5C"/>
+                <w:color w:val="1F3864"/>
                 <w:sz w:val="22"/>
               </w:rPr>
               <w:t>Hoja de bitácora 3</w:t>
@@ -8683,7 +8964,7 @@
             <w:r>
               <w:rPr>
                 <w:rFonts w:ascii="Arial" w:hAnsi="Arial"/>
-                <w:color w:val="808080"/>
+                <w:color w:val="8C8C8C"/>
                 <w:sz w:val="18"/>
               </w:rPr>
               <w:t>Pega aquí la imagen escaneada</w:t>
@@ -8694,6 +8975,7 @@
           <w:tcPr>
             <w:tcW w:type="dxa" w:w="4535"/>
             <w:vAlign w:val="center"/>
+            <w:shd w:val="clear" w:color="auto" w:fill="F2F6FA"/>
           </w:tcPr>
           <w:p>
             <w:pPr>
@@ -8704,7 +8986,7 @@
               <w:rPr>
                 <w:rFonts w:ascii="Arial" w:hAnsi="Arial"/>
                 <w:b/>
-                <w:color w:val="1A8F5C"/>
+                <w:color w:val="1F3864"/>
                 <w:sz w:val="22"/>
               </w:rPr>
               <w:t>Hoja de bitácora 4</w:t>
@@ -8718,7 +9000,7 @@
             <w:r>
               <w:rPr>
                 <w:rFonts w:ascii="Arial" w:hAnsi="Arial"/>
-                <w:color w:val="808080"/>
+                <w:color w:val="8C8C8C"/>
                 <w:sz w:val="18"/>
               </w:rPr>
               <w:t>Pega aquí la imagen escaneada</w:t>
@@ -8730,19 +9012,19 @@
     <w:p>
       <w:pPr>
         <w:pageBreakBefore/>
-        <w:spacing w:line="276" w:lineRule="auto" w:before="120" w:after="160"/>
+        <w:pBdr>
+          <w:bottom w:val="single" w:sz="18" w:space="0" w:color="BF9B30"/>
+        </w:pBdr>
+        <w:shd w:val="clear" w:color="auto" w:fill="1F3864"/>
+        <w:spacing w:line="360" w:lineRule="auto" w:before="0" w:after="160"/>
         <w:jc w:val="center"/>
-        <w:pBdr>
-          <w:bottom w:val="single" w:sz="10" w:space="8" w:color="1A8F5C"/>
-        </w:pBdr>
       </w:pPr>
       <w:r>
         <w:rPr>
           <w:rFonts w:ascii="Arial" w:hAnsi="Arial"/>
           <w:b/>
-          <w:i w:val="0"/>
-          <w:color w:val="0D5C3F"/>
-          <w:sz w:val="40"/>
+          <w:color w:val="FFFFFF"/>
+          <w:sz w:val="36"/>
         </w:rPr>
         <w:t>EVIDENCIAS</w:t>
       </w:r>
@@ -8770,12 +9052,12 @@
         <w:tblLayout w:type="fixed"/>
         <w:tblLook w:firstColumn="1" w:firstRow="1" w:lastColumn="0" w:lastRow="0" w:noHBand="0" w:noVBand="1" w:val="04A0"/>
         <w:tblBorders>
-          <w:top w:val="dashed" w:sz="6" w:space="0" w:color="BFBFBF"/>
-          <w:left w:val="dashed" w:sz="6" w:space="0" w:color="BFBFBF"/>
-          <w:bottom w:val="dashed" w:sz="6" w:space="0" w:color="BFBFBF"/>
-          <w:right w:val="dashed" w:sz="6" w:space="0" w:color="BFBFBF"/>
-          <w:insideH w:val="dashed" w:sz="6" w:space="0" w:color="BFBFBF"/>
-          <w:insideV w:val="dashed" w:sz="6" w:space="0" w:color="BFBFBF"/>
+          <w:top w:val="single" w:sz="6" w:space="0" w:color="2E5F8A"/>
+          <w:left w:val="single" w:sz="6" w:space="0" w:color="2E5F8A"/>
+          <w:bottom w:val="single" w:sz="6" w:space="0" w:color="2E5F8A"/>
+          <w:right w:val="single" w:sz="6" w:space="0" w:color="2E5F8A"/>
+          <w:insideH w:val="single" w:sz="6" w:space="0" w:color="2E5F8A"/>
+          <w:insideV w:val="single" w:sz="6" w:space="0" w:color="2E5F8A"/>
         </w:tblBorders>
         <w:tblCellMar>
           <w:top w:w="80" w:type="dxa"/>
@@ -8790,12 +9072,13 @@
       </w:tblGrid>
       <w:tr>
         <w:trPr>
-          <w:trHeight w:val="5216" w:hRule="exact"/>
+          <w:trHeight w:val="5159" w:hRule="exact"/>
         </w:trPr>
         <w:tc>
           <w:tcPr>
             <w:tcW w:type="dxa" w:w="4535"/>
             <w:vAlign w:val="center"/>
+            <w:shd w:val="clear" w:color="auto" w:fill="F2F6FA"/>
           </w:tcPr>
           <w:p>
             <w:pPr>
@@ -8806,7 +9089,7 @@
               <w:rPr>
                 <w:rFonts w:ascii="Arial" w:hAnsi="Arial"/>
                 <w:b/>
-                <w:color w:val="1A8F5C"/>
+                <w:color w:val="1F3864"/>
                 <w:sz w:val="22"/>
               </w:rPr>
               <w:t>Fotografía 1</w:t>
@@ -8820,7 +9103,7 @@
             <w:r>
               <w:rPr>
                 <w:rFonts w:ascii="Arial" w:hAnsi="Arial"/>
-                <w:color w:val="808080"/>
+                <w:color w:val="8C8C8C"/>
                 <w:sz w:val="18"/>
               </w:rPr>
               <w:t>Pega aquí una foto realizando tu trabajo</w:t>
@@ -8831,6 +9114,7 @@
           <w:tcPr>
             <w:tcW w:type="dxa" w:w="4535"/>
             <w:vAlign w:val="center"/>
+            <w:shd w:val="clear" w:color="auto" w:fill="F2F6FA"/>
           </w:tcPr>
           <w:p>
             <w:pPr>
@@ -8841,7 +9125,7 @@
               <w:rPr>
                 <w:rFonts w:ascii="Arial" w:hAnsi="Arial"/>
                 <w:b/>
-                <w:color w:val="1A8F5C"/>
+                <w:color w:val="1F3864"/>
                 <w:sz w:val="22"/>
               </w:rPr>
               <w:t>Fotografía 2</w:t>
@@ -8855,7 +9139,7 @@
             <w:r>
               <w:rPr>
                 <w:rFonts w:ascii="Arial" w:hAnsi="Arial"/>
-                <w:color w:val="808080"/>
+                <w:color w:val="8C8C8C"/>
                 <w:sz w:val="18"/>
               </w:rPr>
               <w:t>Pega aquí una foto realizando tu trabajo</w:t>
@@ -8865,12 +9149,13 @@
       </w:tr>
       <w:tr>
         <w:trPr>
-          <w:trHeight w:val="5216" w:hRule="exact"/>
+          <w:trHeight w:val="5159" w:hRule="exact"/>
         </w:trPr>
         <w:tc>
           <w:tcPr>
             <w:tcW w:type="dxa" w:w="4535"/>
             <w:vAlign w:val="center"/>
+            <w:shd w:val="clear" w:color="auto" w:fill="F2F6FA"/>
           </w:tcPr>
           <w:p>
             <w:pPr>
@@ -8881,7 +9166,7 @@
               <w:rPr>
                 <w:rFonts w:ascii="Arial" w:hAnsi="Arial"/>
                 <w:b/>
-                <w:color w:val="1A8F5C"/>
+                <w:color w:val="1F3864"/>
                 <w:sz w:val="22"/>
               </w:rPr>
               <w:t>Fotografía 3</w:t>
@@ -8895,7 +9180,7 @@
             <w:r>
               <w:rPr>
                 <w:rFonts w:ascii="Arial" w:hAnsi="Arial"/>
-                <w:color w:val="808080"/>
+                <w:color w:val="8C8C8C"/>
                 <w:sz w:val="18"/>
               </w:rPr>
               <w:t>Pega aquí una foto realizando tu trabajo</w:t>
@@ -8906,6 +9191,7 @@
           <w:tcPr>
             <w:tcW w:type="dxa" w:w="4535"/>
             <w:vAlign w:val="center"/>
+            <w:shd w:val="clear" w:color="auto" w:fill="F2F6FA"/>
           </w:tcPr>
           <w:p>
             <w:pPr>
@@ -8916,7 +9202,7 @@
               <w:rPr>
                 <w:rFonts w:ascii="Arial" w:hAnsi="Arial"/>
                 <w:b/>
-                <w:color w:val="1A8F5C"/>
+                <w:color w:val="1F3864"/>
                 <w:sz w:val="22"/>
               </w:rPr>
               <w:t>Fotografía 4</w:t>
@@ -8930,7 +9216,7 @@
             <w:r>
               <w:rPr>
                 <w:rFonts w:ascii="Arial" w:hAnsi="Arial"/>
-                <w:color w:val="808080"/>
+                <w:color w:val="8C8C8C"/>
                 <w:sz w:val="18"/>
               </w:rPr>
               <w:t>Pega aquí una foto realizando tu trabajo</w:t>
@@ -8942,19 +9228,19 @@
     <w:p>
       <w:pPr>
         <w:pageBreakBefore/>
-        <w:spacing w:line="276" w:lineRule="auto" w:before="120" w:after="160"/>
+        <w:pBdr>
+          <w:bottom w:val="single" w:sz="18" w:space="0" w:color="BF9B30"/>
+        </w:pBdr>
+        <w:shd w:val="clear" w:color="auto" w:fill="1F3864"/>
+        <w:spacing w:line="360" w:lineRule="auto" w:before="0" w:after="160"/>
         <w:jc w:val="center"/>
-        <w:pBdr>
-          <w:bottom w:val="single" w:sz="10" w:space="8" w:color="1A8F5C"/>
-        </w:pBdr>
       </w:pPr>
       <w:r>
         <w:rPr>
           <w:rFonts w:ascii="Arial" w:hAnsi="Arial"/>
           <w:b/>
-          <w:i w:val="0"/>
-          <w:color w:val="0D5C3F"/>
-          <w:sz w:val="40"/>
+          <w:color w:val="FFFFFF"/>
+          <w:sz w:val="36"/>
         </w:rPr>
         <w:t>EVIDENCIAS</w:t>
       </w:r>
@@ -8982,12 +9268,12 @@
         <w:tblLayout w:type="fixed"/>
         <w:tblLook w:firstColumn="1" w:firstRow="1" w:lastColumn="0" w:lastRow="0" w:noHBand="0" w:noVBand="1" w:val="04A0"/>
         <w:tblBorders>
-          <w:top w:val="dashed" w:sz="6" w:space="0" w:color="BFBFBF"/>
-          <w:left w:val="dashed" w:sz="6" w:space="0" w:color="BFBFBF"/>
-          <w:bottom w:val="dashed" w:sz="6" w:space="0" w:color="BFBFBF"/>
-          <w:right w:val="dashed" w:sz="6" w:space="0" w:color="BFBFBF"/>
-          <w:insideH w:val="dashed" w:sz="6" w:space="0" w:color="BFBFBF"/>
-          <w:insideV w:val="dashed" w:sz="6" w:space="0" w:color="BFBFBF"/>
+          <w:top w:val="single" w:sz="6" w:space="0" w:color="2E5F8A"/>
+          <w:left w:val="single" w:sz="6" w:space="0" w:color="2E5F8A"/>
+          <w:bottom w:val="single" w:sz="6" w:space="0" w:color="2E5F8A"/>
+          <w:right w:val="single" w:sz="6" w:space="0" w:color="2E5F8A"/>
+          <w:insideH w:val="single" w:sz="6" w:space="0" w:color="2E5F8A"/>
+          <w:insideV w:val="single" w:sz="6" w:space="0" w:color="2E5F8A"/>
         </w:tblBorders>
         <w:tblCellMar>
           <w:top w:w="80" w:type="dxa"/>
@@ -9002,12 +9288,13 @@
       </w:tblGrid>
       <w:tr>
         <w:trPr>
-          <w:trHeight w:val="5216" w:hRule="exact"/>
+          <w:trHeight w:val="5159" w:hRule="exact"/>
         </w:trPr>
         <w:tc>
           <w:tcPr>
             <w:tcW w:type="dxa" w:w="4535"/>
             <w:vAlign w:val="center"/>
+            <w:shd w:val="clear" w:color="auto" w:fill="F2F6FA"/>
           </w:tcPr>
           <w:p>
             <w:pPr>
@@ -9018,7 +9305,7 @@
               <w:rPr>
                 <w:rFonts w:ascii="Arial" w:hAnsi="Arial"/>
                 <w:b/>
-                <w:color w:val="1A8F5C"/>
+                <w:color w:val="1F3864"/>
                 <w:sz w:val="22"/>
               </w:rPr>
               <w:t>Fotografía 1</w:t>
@@ -9032,7 +9319,7 @@
             <w:r>
               <w:rPr>
                 <w:rFonts w:ascii="Arial" w:hAnsi="Arial"/>
-                <w:color w:val="808080"/>
+                <w:color w:val="8C8C8C"/>
                 <w:sz w:val="18"/>
               </w:rPr>
               <w:t>Pega aquí una foto realizando tu trabajo</w:t>
@@ -9043,6 +9330,7 @@
           <w:tcPr>
             <w:tcW w:type="dxa" w:w="4535"/>
             <w:vAlign w:val="center"/>
+            <w:shd w:val="clear" w:color="auto" w:fill="F2F6FA"/>
           </w:tcPr>
           <w:p>
             <w:pPr>
@@ -9053,7 +9341,7 @@
               <w:rPr>
                 <w:rFonts w:ascii="Arial" w:hAnsi="Arial"/>
                 <w:b/>
-                <w:color w:val="1A8F5C"/>
+                <w:color w:val="1F3864"/>
                 <w:sz w:val="22"/>
               </w:rPr>
               <w:t>Fotografía 2</w:t>
@@ -9067,7 +9355,7 @@
             <w:r>
               <w:rPr>
                 <w:rFonts w:ascii="Arial" w:hAnsi="Arial"/>
-                <w:color w:val="808080"/>
+                <w:color w:val="8C8C8C"/>
                 <w:sz w:val="18"/>
               </w:rPr>
               <w:t>Pega aquí una foto realizando tu trabajo</w:t>
@@ -9077,12 +9365,13 @@
       </w:tr>
       <w:tr>
         <w:trPr>
-          <w:trHeight w:val="5216" w:hRule="exact"/>
+          <w:trHeight w:val="5159" w:hRule="exact"/>
         </w:trPr>
         <w:tc>
           <w:tcPr>
             <w:tcW w:type="dxa" w:w="4535"/>
             <w:vAlign w:val="center"/>
+            <w:shd w:val="clear" w:color="auto" w:fill="F2F6FA"/>
           </w:tcPr>
           <w:p>
             <w:pPr>
@@ -9093,7 +9382,7 @@
               <w:rPr>
                 <w:rFonts w:ascii="Arial" w:hAnsi="Arial"/>
                 <w:b/>
-                <w:color w:val="1A8F5C"/>
+                <w:color w:val="1F3864"/>
                 <w:sz w:val="22"/>
               </w:rPr>
               <w:t>Fotografía 3</w:t>
@@ -9107,7 +9396,7 @@
             <w:r>
               <w:rPr>
                 <w:rFonts w:ascii="Arial" w:hAnsi="Arial"/>
-                <w:color w:val="808080"/>
+                <w:color w:val="8C8C8C"/>
                 <w:sz w:val="18"/>
               </w:rPr>
               <w:t>Pega aquí una foto realizando tu trabajo</w:t>
@@ -9118,6 +9407,7 @@
           <w:tcPr>
             <w:tcW w:type="dxa" w:w="4535"/>
             <w:vAlign w:val="center"/>
+            <w:shd w:val="clear" w:color="auto" w:fill="F2F6FA"/>
           </w:tcPr>
           <w:p>
             <w:pPr>
@@ -9128,7 +9418,7 @@
               <w:rPr>
                 <w:rFonts w:ascii="Arial" w:hAnsi="Arial"/>
                 <w:b/>
-                <w:color w:val="1A8F5C"/>
+                <w:color w:val="1F3864"/>
                 <w:sz w:val="22"/>
               </w:rPr>
               <w:t>Fotografía 4</w:t>
@@ -9142,7 +9432,7 @@
             <w:r>
               <w:rPr>
                 <w:rFonts w:ascii="Arial" w:hAnsi="Arial"/>
-                <w:color w:val="808080"/>
+                <w:color w:val="8C8C8C"/>
                 <w:sz w:val="18"/>
               </w:rPr>
               <w:t>Pega aquí una foto realizando tu trabajo</w:t>
@@ -9154,26 +9444,26 @@
     <w:p>
       <w:pPr>
         <w:pageBreakBefore/>
-        <w:spacing w:line="276" w:lineRule="auto" w:before="120" w:after="480"/>
+        <w:pBdr>
+          <w:bottom w:val="single" w:sz="18" w:space="0" w:color="BF9B30"/>
+        </w:pBdr>
+        <w:shd w:val="clear" w:color="auto" w:fill="1F3864"/>
+        <w:spacing w:line="360" w:lineRule="auto" w:before="0" w:after="480"/>
         <w:jc w:val="center"/>
-        <w:pBdr>
-          <w:bottom w:val="single" w:sz="10" w:space="8" w:color="1A8F5C"/>
-        </w:pBdr>
       </w:pPr>
       <w:r>
         <w:rPr>
           <w:rFonts w:ascii="Arial" w:hAnsi="Arial"/>
           <w:b/>
-          <w:i w:val="0"/>
-          <w:color w:val="0D5C3F"/>
-          <w:sz w:val="40"/>
+          <w:color w:val="FFFFFF"/>
+          <w:sz w:val="36"/>
         </w:rPr>
         <w:t>DIAGNÓSTICO</w:t>
       </w:r>
     </w:p>
     <w:p>
       <w:pPr>
-        <w:spacing w:line="360" w:lineRule="auto" w:before="0" w:after="360"/>
+        <w:spacing w:line="360" w:lineRule="auto" w:before="0" w:after="400"/>
         <w:jc w:val="both"/>
       </w:pPr>
       <w:r>
@@ -9184,12 +9474,12 @@
           <w:color w:val="1A1A1A"/>
           <w:sz w:val="24"/>
         </w:rPr>
-        <w:t>Realicé mi práctica en TOPPIC Constructora S. de R.L., una empresa dedicada a proyectos de construcción y al alquiler de equipo de medición. Fui asignado al Departamento de Contabilidad.</w:t>
+        <w:t>Realicé mi práctica en TOPDIC Constructora S. de R.L., una empresa dedicada a proyectos de construcción y al alquiler de equipo de medición. Fui asignado al Departamento de Contabilidad.</w:t>
       </w:r>
     </w:p>
     <w:p>
       <w:pPr>
-        <w:spacing w:line="360" w:lineRule="auto" w:before="0" w:after="360"/>
+        <w:spacing w:line="360" w:lineRule="auto" w:before="0" w:after="400"/>
         <w:jc w:val="both"/>
       </w:pPr>
       <w:r>
@@ -9205,7 +9495,7 @@
     </w:p>
     <w:p>
       <w:pPr>
-        <w:spacing w:line="360" w:lineRule="auto" w:before="0" w:after="360"/>
+        <w:spacing w:line="360" w:lineRule="auto" w:before="0" w:after="400"/>
         <w:jc w:val="both"/>
       </w:pPr>
       <w:r>
@@ -9238,19 +9528,19 @@
     <w:p>
       <w:pPr>
         <w:pageBreakBefore/>
-        <w:spacing w:line="276" w:lineRule="auto" w:before="120" w:after="360"/>
+        <w:pBdr>
+          <w:bottom w:val="single" w:sz="18" w:space="0" w:color="BF9B30"/>
+        </w:pBdr>
+        <w:shd w:val="clear" w:color="auto" w:fill="1F3864"/>
+        <w:spacing w:line="360" w:lineRule="auto" w:before="0" w:after="360"/>
         <w:jc w:val="center"/>
-        <w:pBdr>
-          <w:bottom w:val="single" w:sz="10" w:space="8" w:color="1A8F5C"/>
-        </w:pBdr>
       </w:pPr>
       <w:r>
         <w:rPr>
           <w:rFonts w:ascii="Arial" w:hAnsi="Arial"/>
           <w:b/>
-          <w:i w:val="0"/>
-          <w:color w:val="0D5C3F"/>
-          <w:sz w:val="40"/>
+          <w:color w:val="FFFFFF"/>
+          <w:sz w:val="36"/>
         </w:rPr>
         <w:t>FLUJOGRAMA</w:t>
       </w:r>
@@ -9262,18 +9552,18 @@
         <w:tblLayout w:type="fixed"/>
         <w:tblLook w:firstColumn="1" w:firstRow="1" w:lastColumn="0" w:lastRow="0" w:noHBand="0" w:noVBand="1" w:val="04A0"/>
         <w:tblBorders>
-          <w:top w:val="dashed" w:sz="6" w:space="0" w:color="BFBFBF"/>
-          <w:left w:val="dashed" w:sz="6" w:space="0" w:color="BFBFBF"/>
-          <w:bottom w:val="dashed" w:sz="6" w:space="0" w:color="BFBFBF"/>
-          <w:right w:val="dashed" w:sz="6" w:space="0" w:color="BFBFBF"/>
-          <w:insideH w:val="dashed" w:sz="6" w:space="0" w:color="BFBFBF"/>
-          <w:insideV w:val="dashed" w:sz="6" w:space="0" w:color="BFBFBF"/>
+          <w:top w:val="single" w:sz="8" w:space="0" w:color="2E5F8A"/>
+          <w:left w:val="single" w:sz="8" w:space="0" w:color="2E5F8A"/>
+          <w:bottom w:val="single" w:sz="8" w:space="0" w:color="2E5F8A"/>
+          <w:right w:val="single" w:sz="8" w:space="0" w:color="2E5F8A"/>
+          <w:insideH w:val="single" w:sz="8" w:space="0" w:color="2E5F8A"/>
+          <w:insideV w:val="single" w:sz="8" w:space="0" w:color="2E5F8A"/>
         </w:tblBorders>
         <w:tblCellMar>
-          <w:top w:w="160" w:type="dxa"/>
-          <w:left w:w="160" w:type="dxa"/>
-          <w:bottom w:w="160" w:type="dxa"/>
-          <w:right w:w="160" w:type="dxa"/>
+          <w:top w:w="170" w:type="dxa"/>
+          <w:left w:w="170" w:type="dxa"/>
+          <w:bottom w:w="170" w:type="dxa"/>
+          <w:right w:w="170" w:type="dxa"/>
         </w:tblCellMar>
       </w:tblPr>
       <w:tblGrid>
@@ -9281,12 +9571,13 @@
       </w:tblGrid>
       <w:tr>
         <w:trPr>
-          <w:trHeight w:val="11113" w:hRule="exact"/>
+          <w:trHeight w:val="10886" w:hRule="exact"/>
         </w:trPr>
         <w:tc>
           <w:tcPr>
             <w:tcW w:type="dxa" w:w="9071"/>
             <w:vAlign w:val="center"/>
+            <w:shd w:val="clear" w:color="auto" w:fill="F2F6FA"/>
           </w:tcPr>
           <w:p>
             <w:pPr>
@@ -9298,7 +9589,7 @@
               <w:rPr>
                 <w:rFonts w:ascii="Arial" w:hAnsi="Arial"/>
                 <w:b/>
-                <w:color w:val="1A8F5C"/>
+                <w:color w:val="1F3864"/>
                 <w:sz w:val="24"/>
               </w:rPr>
               <w:t>AQUÍ VA EL FLUJOGRAMA DE LAS ACTIVIDADES</w:t>
@@ -9350,17 +9641,18 @@
       </w:tr>
     </w:tbl>
     <w:sectPr>
-      <w:footerReference w:type="default" r:id="rId9"/>
+      <w:headerReference w:type="default" r:id="rId9"/>
+      <w:footerReference w:type="default" r:id="rId10"/>
       <w:pgSz w:w="11906" w:h="16838"/>
-      <w:pgMar w:top="1474" w:right="1417" w:bottom="1474" w:left="1417" w:header="709" w:footer="737" w:gutter="0"/>
+      <w:pgMar w:top="1474" w:right="1417" w:bottom="1474" w:left="1417" w:header="765" w:footer="765" w:gutter="0"/>
       <w:cols w:space="720"/>
       <w:titlePg/>
       <w:docGrid w:linePitch="360"/>
       <w:pgBorders w:offsetFrom="page" w:display="allPages">
-        <w:top w:val="double" w:sz="6" w:space="24" w:color="000000"/>
-        <w:left w:val="double" w:sz="6" w:space="24" w:color="000000"/>
-        <w:bottom w:val="double" w:sz="6" w:space="24" w:color="000000"/>
-        <w:right w:val="double" w:sz="6" w:space="24" w:color="000000"/>
+        <w:top w:val="thinThickSmallGap" w:sz="12" w:space="24" w:color="000000"/>
+        <w:left w:val="thinThickSmallGap" w:sz="12" w:space="24" w:color="000000"/>
+        <w:bottom w:val="thinThickSmallGap" w:sz="12" w:space="24" w:color="000000"/>
+        <w:right w:val="thinThickSmallGap" w:sz="12" w:space="24" w:color="000000"/>
       </w:pgBorders>
     </w:sectPr>
   </w:body>
@@ -9372,16 +9664,27 @@
   <w:p>
     <w:pPr>
       <w:pStyle w:val="Footer"/>
-      <w:jc w:val="center"/>
-      <w:pBdr>
-        <w:top w:val="single" w:sz="4" w:space="4" w:color="C9C9C9"/>
-      </w:pBdr>
+      <w:tabs>
+        <w:tab w:pos="9071" w:val="right"/>
+      </w:tabs>
+      <w:spacing w:before="0" w:line="240" w:lineRule="auto"/>
+      <w:jc w:val="left"/>
     </w:pPr>
     <w:r>
       <w:rPr>
         <w:rFonts w:ascii="Arial" w:hAnsi="Arial"/>
-        <w:color w:val="595959"/>
-        <w:sz w:val="20"/>
+        <w:color w:val="8C8C8C"/>
+        <w:sz w:val="18"/>
+      </w:rPr>
+      <w:t>Informe de Práctica Profesional</w:t>
+      <w:tab/>
+    </w:r>
+    <w:r>
+      <w:rPr>
+        <w:rFonts w:ascii="Arial" w:hAnsi="Arial"/>
+        <w:b/>
+        <w:color w:val="1F3864"/>
+        <w:sz w:val="22"/>
       </w:rPr>
       <w:fldChar w:fldCharType="begin"/>
       <w:instrText xml:space="preserve">PAGE</w:instrText>
@@ -9389,6 +9692,29 @@
     </w:r>
   </w:p>
 </w:ftr>
+</file>
+
+<file path=word/header1.xml><?xml version="1.0" encoding="utf-8"?>
+<w:hdr xmlns:m="http://schemas.openxmlformats.org/officeDocument/2006/math" xmlns:mc="http://schemas.openxmlformats.org/markup-compatibility/2006" xmlns:mo="http://schemas.microsoft.com/office/mac/office/2008/main" xmlns:mv="urn:schemas-microsoft-com:mac:vml" xmlns:o="urn:schemas-microsoft-com:office:office" xmlns:r="http://schemas.openxmlformats.org/officeDocument/2006/relationships" xmlns:v="urn:schemas-microsoft-com:vml" xmlns:w10="urn:schemas-microsoft-com:office:word" xmlns:w14="http://schemas.microsoft.com/office/word/2010/wordml" xmlns:w="http://schemas.openxmlformats.org/wordprocessingml/2006/main" xmlns:wne="http://schemas.microsoft.com/office/word/2006/wordml" xmlns:wp14="http://schemas.microsoft.com/office/word/2010/wordprocessingDrawing" xmlns:wp="http://schemas.openxmlformats.org/drawingml/2006/wordprocessingDrawing" xmlns:wpc="http://schemas.microsoft.com/office/word/2010/wordprocessingCanvas" xmlns:wpg="http://schemas.microsoft.com/office/word/2010/wordprocessingGroup" xmlns:wpi="http://schemas.microsoft.com/office/word/2010/wordprocessingInk" xmlns:wps="http://schemas.microsoft.com/office/word/2010/wordprocessingShape" mc:Ignorable="w14 wp14">
+  <w:p>
+    <w:pPr>
+      <w:pStyle w:val="Header"/>
+      <w:pBdr>
+        <w:bottom w:val="single" w:sz="6" w:space="3" w:color="BF9B30"/>
+      </w:pBdr>
+      <w:spacing w:after="0" w:line="240" w:lineRule="auto"/>
+      <w:jc w:val="right"/>
+    </w:pPr>
+    <w:r>
+      <w:rPr>
+        <w:rFonts w:ascii="Arial" w:hAnsi="Arial"/>
+        <w:color w:val="2E5F8A"/>
+        <w:sz w:val="18"/>
+      </w:rPr>
+      <w:t>TOPDIC Constructora S. de R.L.</w:t>
+    </w:r>
+  </w:p>
+</w:hdr>
 </file>
 
 <file path=word/numbering.xml><?xml version="1.0" encoding="utf-8"?>
@@ -9773,10 +10099,6 @@
     <w:unhideWhenUsed/>
     <w:rsid w:val="00E618BF"/>
     <w:pPr>
-      <w:tabs>
-        <w:tab w:val="center" w:pos="4680"/>
-        <w:tab w:val="right" w:pos="9360"/>
-      </w:tabs>
       <w:spacing w:after="0" w:line="240" w:lineRule="auto"/>
     </w:pPr>
   </w:style>
@@ -9795,10 +10117,6 @@
     <w:unhideWhenUsed/>
     <w:rsid w:val="00E618BF"/>
     <w:pPr>
-      <w:tabs>
-        <w:tab w:val="center" w:pos="4680"/>
-        <w:tab w:val="right" w:pos="9360"/>
-      </w:tabs>
       <w:spacing w:after="0" w:line="240" w:lineRule="auto"/>
     </w:pPr>
   </w:style>

--- a/Informe de Practica Profesional - David Elias Chavez Dubon.docx
+++ b/Informe de Practica Profesional - David Elias Chavez Dubon.docx
@@ -343,7 +343,7 @@
         <w:tabs>
           <w:tab w:pos="9014" w:val="right" w:leader="dot"/>
         </w:tabs>
-        <w:spacing w:line="360" w:lineRule="auto" w:after="120"/>
+        <w:spacing w:line="360" w:lineRule="auto" w:after="200"/>
         <w:jc w:val="left"/>
       </w:pPr>
       <w:r>
@@ -370,7 +370,7 @@
         <w:tabs>
           <w:tab w:pos="9014" w:val="right" w:leader="dot"/>
         </w:tabs>
-        <w:spacing w:line="360" w:lineRule="auto" w:after="120"/>
+        <w:spacing w:line="360" w:lineRule="auto" w:after="200"/>
         <w:jc w:val="left"/>
       </w:pPr>
       <w:r>
@@ -397,7 +397,7 @@
         <w:tabs>
           <w:tab w:pos="9014" w:val="right" w:leader="dot"/>
         </w:tabs>
-        <w:spacing w:line="360" w:lineRule="auto" w:after="120"/>
+        <w:spacing w:line="360" w:lineRule="auto" w:after="200"/>
         <w:jc w:val="left"/>
       </w:pPr>
       <w:r>
@@ -424,7 +424,7 @@
         <w:tabs>
           <w:tab w:pos="9014" w:val="right" w:leader="dot"/>
         </w:tabs>
-        <w:spacing w:line="360" w:lineRule="auto" w:after="120"/>
+        <w:spacing w:line="360" w:lineRule="auto" w:after="200"/>
         <w:jc w:val="left"/>
       </w:pPr>
       <w:r>
@@ -451,7 +451,7 @@
         <w:tabs>
           <w:tab w:pos="9014" w:val="right" w:leader="dot"/>
         </w:tabs>
-        <w:spacing w:line="360" w:lineRule="auto" w:after="120"/>
+        <w:spacing w:line="360" w:lineRule="auto" w:after="200"/>
         <w:jc w:val="left"/>
       </w:pPr>
       <w:r>
@@ -478,7 +478,7 @@
         <w:tabs>
           <w:tab w:pos="9014" w:val="right" w:leader="dot"/>
         </w:tabs>
-        <w:spacing w:line="360" w:lineRule="auto" w:after="120"/>
+        <w:spacing w:line="360" w:lineRule="auto" w:after="200"/>
         <w:jc w:val="left"/>
       </w:pPr>
       <w:r>
@@ -505,7 +505,7 @@
         <w:tabs>
           <w:tab w:pos="9014" w:val="right" w:leader="dot"/>
         </w:tabs>
-        <w:spacing w:line="360" w:lineRule="auto" w:after="120"/>
+        <w:spacing w:line="360" w:lineRule="auto" w:after="200"/>
         <w:jc w:val="left"/>
       </w:pPr>
       <w:r>
@@ -532,7 +532,7 @@
         <w:tabs>
           <w:tab w:pos="9014" w:val="right" w:leader="dot"/>
         </w:tabs>
-        <w:spacing w:line="360" w:lineRule="auto" w:after="120"/>
+        <w:spacing w:line="360" w:lineRule="auto" w:after="200"/>
         <w:jc w:val="left"/>
       </w:pPr>
       <w:r>
@@ -559,61 +559,7 @@
         <w:tabs>
           <w:tab w:pos="9014" w:val="right" w:leader="dot"/>
         </w:tabs>
-        <w:spacing w:line="360" w:lineRule="auto" w:after="120"/>
-        <w:jc w:val="left"/>
-      </w:pPr>
-      <w:r>
-        <w:rPr>
-          <w:rFonts w:ascii="Arial" w:hAnsi="Arial"/>
-          <w:color w:val="1A1A1A"/>
-          <w:sz w:val="24"/>
-        </w:rPr>
-        <w:t>Hoja de referencia del tutor empresarial</w:t>
-      </w:r>
-      <w:r>
-        <w:rPr>
-          <w:rFonts w:ascii="Arial" w:hAnsi="Arial"/>
-          <w:b/>
-          <w:color w:val="A67C00"/>
-          <w:sz w:val="24"/>
-        </w:rPr>
-        <w:tab/>
-        <w:t>14</w:t>
-      </w:r>
-    </w:p>
-    <w:p>
-      <w:pPr>
-        <w:tabs>
-          <w:tab w:pos="9014" w:val="right" w:leader="dot"/>
-        </w:tabs>
-        <w:spacing w:line="360" w:lineRule="auto" w:after="120"/>
-        <w:jc w:val="left"/>
-      </w:pPr>
-      <w:r>
-        <w:rPr>
-          <w:rFonts w:ascii="Arial" w:hAnsi="Arial"/>
-          <w:color w:val="1A1A1A"/>
-          <w:sz w:val="24"/>
-        </w:rPr>
-        <w:t>Criterios a evaluar</w:t>
-      </w:r>
-      <w:r>
-        <w:rPr>
-          <w:rFonts w:ascii="Arial" w:hAnsi="Arial"/>
-          <w:b/>
-          <w:color w:val="A67C00"/>
-          <w:sz w:val="24"/>
-        </w:rPr>
-        <w:tab/>
-        <w:t>15</w:t>
-      </w:r>
-    </w:p>
-    <w:p>
-      <w:pPr>
-        <w:tabs>
-          <w:tab w:pos="9014" w:val="right" w:leader="dot"/>
-        </w:tabs>
-        <w:spacing w:line="360" w:lineRule="auto" w:after="120"/>
+        <w:spacing w:line="360" w:lineRule="auto" w:after="200"/>
         <w:jc w:val="left"/>
       </w:pPr>
       <w:r>
@@ -632,7 +578,7 @@
           <w:sz w:val="24"/>
         </w:rPr>
         <w:tab/>
-        <w:t>16</w:t>
+        <w:t>14</w:t>
       </w:r>
     </w:p>
     <w:p>
@@ -640,7 +586,7 @@
         <w:tabs>
           <w:tab w:pos="9014" w:val="right" w:leader="dot"/>
         </w:tabs>
-        <w:spacing w:line="360" w:lineRule="auto" w:after="120"/>
+        <w:spacing w:line="360" w:lineRule="auto" w:after="200"/>
         <w:jc w:val="left"/>
       </w:pPr>
       <w:r>
@@ -659,7 +605,7 @@
           <w:sz w:val="24"/>
         </w:rPr>
         <w:tab/>
-        <w:t>17</w:t>
+        <w:t>15</w:t>
       </w:r>
     </w:p>
     <w:p>
@@ -667,7 +613,7 @@
         <w:tabs>
           <w:tab w:pos="9014" w:val="right" w:leader="dot"/>
         </w:tabs>
-        <w:spacing w:line="360" w:lineRule="auto" w:after="120"/>
+        <w:spacing w:line="360" w:lineRule="auto" w:after="200"/>
         <w:jc w:val="left"/>
       </w:pPr>
       <w:r>
@@ -686,7 +632,7 @@
           <w:sz w:val="24"/>
         </w:rPr>
         <w:tab/>
-        <w:t>18</w:t>
+        <w:t>16</w:t>
       </w:r>
     </w:p>
     <w:p>
@@ -694,7 +640,7 @@
         <w:tabs>
           <w:tab w:pos="9014" w:val="right" w:leader="dot"/>
         </w:tabs>
-        <w:spacing w:line="360" w:lineRule="auto" w:after="120"/>
+        <w:spacing w:line="360" w:lineRule="auto" w:after="200"/>
         <w:jc w:val="left"/>
       </w:pPr>
       <w:r>
@@ -713,7 +659,7 @@
           <w:sz w:val="24"/>
         </w:rPr>
         <w:tab/>
-        <w:t>19</w:t>
+        <w:t>17</w:t>
       </w:r>
     </w:p>
     <w:p>
@@ -721,34 +667,7 @@
         <w:tabs>
           <w:tab w:pos="9014" w:val="right" w:leader="dot"/>
         </w:tabs>
-        <w:spacing w:line="360" w:lineRule="auto" w:after="120"/>
-        <w:jc w:val="left"/>
-      </w:pPr>
-      <w:r>
-        <w:rPr>
-          <w:rFonts w:ascii="Arial" w:hAnsi="Arial"/>
-          <w:color w:val="1A1A1A"/>
-          <w:sz w:val="24"/>
-        </w:rPr>
-        <w:t>Carta de remisión</w:t>
-      </w:r>
-      <w:r>
-        <w:rPr>
-          <w:rFonts w:ascii="Arial" w:hAnsi="Arial"/>
-          <w:b/>
-          <w:color w:val="A67C00"/>
-          <w:sz w:val="24"/>
-        </w:rPr>
-        <w:tab/>
-        <w:t>20</w:t>
-      </w:r>
-    </w:p>
-    <w:p>
-      <w:pPr>
-        <w:tabs>
-          <w:tab w:pos="9014" w:val="right" w:leader="dot"/>
-        </w:tabs>
-        <w:spacing w:line="360" w:lineRule="auto" w:after="120"/>
+        <w:spacing w:line="360" w:lineRule="auto" w:after="200"/>
         <w:jc w:val="left"/>
       </w:pPr>
       <w:r>
@@ -767,7 +686,7 @@
           <w:sz w:val="24"/>
         </w:rPr>
         <w:tab/>
-        <w:t>21</w:t>
+        <w:t>18</w:t>
       </w:r>
     </w:p>
     <w:p>
@@ -775,61 +694,7 @@
         <w:tabs>
           <w:tab w:pos="9014" w:val="right" w:leader="dot"/>
         </w:tabs>
-        <w:spacing w:line="360" w:lineRule="auto" w:after="120"/>
-        <w:jc w:val="left"/>
-      </w:pPr>
-      <w:r>
-        <w:rPr>
-          <w:rFonts w:ascii="Arial" w:hAnsi="Arial"/>
-          <w:color w:val="1A1A1A"/>
-          <w:sz w:val="24"/>
-        </w:rPr>
-        <w:t>Solicitud de práctica profesional</w:t>
-      </w:r>
-      <w:r>
-        <w:rPr>
-          <w:rFonts w:ascii="Arial" w:hAnsi="Arial"/>
-          <w:b/>
-          <w:color w:val="A67C00"/>
-          <w:sz w:val="24"/>
-        </w:rPr>
-        <w:tab/>
-        <w:t>22</w:t>
-      </w:r>
-    </w:p>
-    <w:p>
-      <w:pPr>
-        <w:tabs>
-          <w:tab w:pos="9014" w:val="right" w:leader="dot"/>
-        </w:tabs>
-        <w:spacing w:line="360" w:lineRule="auto" w:after="120"/>
-        <w:jc w:val="left"/>
-      </w:pPr>
-      <w:r>
-        <w:rPr>
-          <w:rFonts w:ascii="Arial" w:hAnsi="Arial"/>
-          <w:color w:val="1A1A1A"/>
-          <w:sz w:val="24"/>
-        </w:rPr>
-        <w:t>Credencial</w:t>
-      </w:r>
-      <w:r>
-        <w:rPr>
-          <w:rFonts w:ascii="Arial" w:hAnsi="Arial"/>
-          <w:b/>
-          <w:color w:val="A67C00"/>
-          <w:sz w:val="24"/>
-        </w:rPr>
-        <w:tab/>
-        <w:t>23</w:t>
-      </w:r>
-    </w:p>
-    <w:p>
-      <w:pPr>
-        <w:tabs>
-          <w:tab w:pos="9014" w:val="right" w:leader="dot"/>
-        </w:tabs>
-        <w:spacing w:line="360" w:lineRule="auto" w:after="120"/>
+        <w:spacing w:line="360" w:lineRule="auto" w:after="200"/>
         <w:jc w:val="left"/>
       </w:pPr>
       <w:r>
@@ -848,7 +713,7 @@
           <w:sz w:val="24"/>
         </w:rPr>
         <w:tab/>
-        <w:t>24</w:t>
+        <w:t>19</w:t>
       </w:r>
     </w:p>
     <w:p>
@@ -856,7 +721,7 @@
         <w:tabs>
           <w:tab w:pos="9014" w:val="right" w:leader="dot"/>
         </w:tabs>
-        <w:spacing w:line="360" w:lineRule="auto" w:after="120"/>
+        <w:spacing w:line="360" w:lineRule="auto" w:after="200"/>
         <w:jc w:val="left"/>
       </w:pPr>
       <w:r>
@@ -875,7 +740,7 @@
           <w:sz w:val="24"/>
         </w:rPr>
         <w:tab/>
-        <w:t>25</w:t>
+        <w:t>20</w:t>
       </w:r>
     </w:p>
     <w:p>
@@ -883,7 +748,7 @@
         <w:tabs>
           <w:tab w:pos="9014" w:val="right" w:leader="dot"/>
         </w:tabs>
-        <w:spacing w:line="360" w:lineRule="auto" w:after="120"/>
+        <w:spacing w:line="360" w:lineRule="auto" w:after="200"/>
         <w:jc w:val="left"/>
       </w:pPr>
       <w:r>
@@ -902,7 +767,7 @@
           <w:sz w:val="24"/>
         </w:rPr>
         <w:tab/>
-        <w:t>31</w:t>
+        <w:t>24</w:t>
       </w:r>
     </w:p>
     <w:p>
@@ -910,7 +775,7 @@
         <w:tabs>
           <w:tab w:pos="9014" w:val="right" w:leader="dot"/>
         </w:tabs>
-        <w:spacing w:line="360" w:lineRule="auto" w:after="120"/>
+        <w:spacing w:line="360" w:lineRule="auto" w:after="200"/>
         <w:jc w:val="left"/>
       </w:pPr>
       <w:r>
@@ -929,7 +794,7 @@
           <w:sz w:val="24"/>
         </w:rPr>
         <w:tab/>
-        <w:t>33</w:t>
+        <w:t>26</w:t>
       </w:r>
     </w:p>
     <w:p>
@@ -937,7 +802,7 @@
         <w:tabs>
           <w:tab w:pos="9014" w:val="right" w:leader="dot"/>
         </w:tabs>
-        <w:spacing w:line="360" w:lineRule="auto" w:after="120"/>
+        <w:spacing w:line="360" w:lineRule="auto" w:after="200"/>
         <w:jc w:val="left"/>
       </w:pPr>
       <w:r>
@@ -956,7 +821,7 @@
           <w:sz w:val="24"/>
         </w:rPr>
         <w:tab/>
-        <w:t>34</w:t>
+        <w:t>27</w:t>
       </w:r>
     </w:p>
     <w:p>
@@ -1816,7 +1681,7 @@
                 <w:color w:val="595959"/>
                 <w:sz w:val="22"/>
               </w:rPr>
-              <w:t>Pega la imagen del organigrama que solicitaste a la empresa.</w:t>
+              <w:t>Pega la imagen del organigrama que te dio la empresa.</w:t>
             </w:r>
           </w:p>
           <w:p>
@@ -2124,7 +1989,7 @@
     </w:p>
     <w:p>
       <w:pPr>
-        <w:spacing w:line="360" w:lineRule="auto" w:after="800"/>
+        <w:spacing w:line="360" w:lineRule="auto" w:after="720"/>
         <w:ind w:left="567"/>
         <w:jc w:val="both"/>
       </w:pPr>
@@ -2164,7 +2029,7 @@
     </w:p>
     <w:p>
       <w:pPr>
-        <w:spacing w:line="360" w:lineRule="auto" w:after="800"/>
+        <w:spacing w:line="360" w:lineRule="auto" w:after="720"/>
         <w:ind w:left="567"/>
         <w:jc w:val="both"/>
       </w:pPr>
@@ -2204,7 +2069,7 @@
     </w:p>
     <w:p>
       <w:pPr>
-        <w:spacing w:line="360" w:lineRule="auto" w:after="800"/>
+        <w:spacing w:line="360" w:lineRule="auto" w:after="720"/>
         <w:ind w:left="567"/>
         <w:jc w:val="both"/>
       </w:pPr>
@@ -2264,7 +2129,7 @@
     </w:p>
     <w:p>
       <w:pPr>
-        <w:spacing w:line="360" w:lineRule="auto" w:after="800"/>
+        <w:spacing w:line="360" w:lineRule="auto" w:after="720"/>
         <w:ind w:left="567"/>
         <w:jc w:val="both"/>
       </w:pPr>
@@ -2304,7 +2169,7 @@
     </w:p>
     <w:p>
       <w:pPr>
-        <w:spacing w:line="360" w:lineRule="auto" w:after="800"/>
+        <w:spacing w:line="360" w:lineRule="auto" w:after="720"/>
         <w:ind w:left="567"/>
         <w:jc w:val="both"/>
       </w:pPr>
@@ -2344,7 +2209,7 @@
     </w:p>
     <w:p>
       <w:pPr>
-        <w:spacing w:line="360" w:lineRule="auto" w:after="800"/>
+        <w:spacing w:line="360" w:lineRule="auto" w:after="720"/>
         <w:ind w:left="567"/>
         <w:jc w:val="both"/>
       </w:pPr>
@@ -2404,7 +2269,7 @@
     </w:p>
     <w:p>
       <w:pPr>
-        <w:spacing w:line="360" w:lineRule="auto" w:after="800"/>
+        <w:spacing w:line="360" w:lineRule="auto" w:after="720"/>
         <w:ind w:left="567"/>
         <w:jc w:val="both"/>
       </w:pPr>
@@ -2444,7 +2309,7 @@
     </w:p>
     <w:p>
       <w:pPr>
-        <w:spacing w:line="360" w:lineRule="auto" w:after="800"/>
+        <w:spacing w:line="360" w:lineRule="auto" w:after="720"/>
         <w:ind w:left="567"/>
         <w:jc w:val="both"/>
       </w:pPr>
@@ -2484,7 +2349,7 @@
     </w:p>
     <w:p>
       <w:pPr>
-        <w:spacing w:line="360" w:lineRule="auto" w:after="800"/>
+        <w:spacing w:line="360" w:lineRule="auto" w:after="720"/>
         <w:ind w:left="567"/>
         <w:jc w:val="both"/>
       </w:pPr>
@@ -2539,12 +2404,12 @@
           <w:color w:val="1F3864"/>
           <w:sz w:val="25"/>
         </w:rPr>
-        <w:t>Revisión de información en la plataforma Indexa</w:t>
+        <w:t>Revisión y corrección de fechas en los registros</w:t>
       </w:r>
     </w:p>
     <w:p>
       <w:pPr>
-        <w:spacing w:line="360" w:lineRule="auto" w:after="800"/>
+        <w:spacing w:line="360" w:lineRule="auto" w:after="720"/>
         <w:ind w:left="567"/>
         <w:jc w:val="both"/>
       </w:pPr>
@@ -2554,7 +2419,7 @@
           <w:color w:val="1A1A1A"/>
           <w:sz w:val="24"/>
         </w:rPr>
-        <w:t>Comparé la información subida a la plataforma Indexa con la que estaba registrada en el sistema contable. En esa revisión encontré dos fechas invertidas y las corregí.</w:t>
+        <w:t>Al terminar de contabilizar las facturas de un proyecto revisé todo lo que había pasado a VisionWin. Ahí me di cuenta de que la plataforma Indexa mostraba las fechas al revés, primero el mes y después el día, por un error que quedó cuando se actualizó el sistema, y con esa fecha equivocada yo había contabilizado dos facturas. Corregí las dos fechas para dejarlas como eran en realidad.</w:t>
       </w:r>
     </w:p>
     <w:p>
@@ -2584,7 +2449,7 @@
     </w:p>
     <w:p>
       <w:pPr>
-        <w:spacing w:line="360" w:lineRule="auto" w:after="800"/>
+        <w:spacing w:line="360" w:lineRule="auto" w:after="720"/>
         <w:ind w:left="567"/>
         <w:jc w:val="both"/>
       </w:pPr>
@@ -2624,7 +2489,7 @@
     </w:p>
     <w:p>
       <w:pPr>
-        <w:spacing w:line="360" w:lineRule="auto" w:after="800"/>
+        <w:spacing w:line="360" w:lineRule="auto" w:after="720"/>
         <w:ind w:left="567"/>
         <w:jc w:val="both"/>
       </w:pPr>
@@ -2644,223 +2509,7 @@
           <w:bottom w:val="single" w:sz="18" w:space="0" w:color="BF9B30"/>
         </w:pBdr>
         <w:shd w:val="clear" w:color="auto" w:fill="1F3864"/>
-        <w:spacing w:line="360" w:lineRule="auto" w:before="0" w:after="360"/>
-        <w:jc w:val="center"/>
-      </w:pPr>
-      <w:r>
-        <w:rPr>
-          <w:rFonts w:ascii="Arial" w:hAnsi="Arial"/>
-          <w:b/>
-          <w:color w:val="FFFFFF"/>
-          <w:sz w:val="30"/>
-        </w:rPr>
-        <w:t>HOJA DE REFERENCIA DEL TUTOR EMPRESARIAL</w:t>
-      </w:r>
-    </w:p>
-    <w:tbl>
-      <w:tblPr>
-        <w:tblW w:type="auto" w:w="0"/>
-        <w:jc w:val="center"/>
-        <w:tblLayout w:type="fixed"/>
-        <w:tblLook w:firstColumn="1" w:firstRow="1" w:lastColumn="0" w:lastRow="0" w:noHBand="0" w:noVBand="1" w:val="04A0"/>
-        <w:tblBorders>
-          <w:top w:val="single" w:sz="8" w:space="0" w:color="2E5F8A"/>
-          <w:left w:val="single" w:sz="8" w:space="0" w:color="2E5F8A"/>
-          <w:bottom w:val="single" w:sz="8" w:space="0" w:color="2E5F8A"/>
-          <w:right w:val="single" w:sz="8" w:space="0" w:color="2E5F8A"/>
-          <w:insideH w:val="single" w:sz="8" w:space="0" w:color="2E5F8A"/>
-          <w:insideV w:val="single" w:sz="8" w:space="0" w:color="2E5F8A"/>
-        </w:tblBorders>
-        <w:tblCellMar>
-          <w:top w:w="170" w:type="dxa"/>
-          <w:left w:w="170" w:type="dxa"/>
-          <w:bottom w:w="170" w:type="dxa"/>
-          <w:right w:w="170" w:type="dxa"/>
-        </w:tblCellMar>
-      </w:tblPr>
-      <w:tblGrid>
-        <w:gridCol w:w="9071"/>
-      </w:tblGrid>
-      <w:tr>
-        <w:trPr>
-          <w:trHeight w:val="10886" w:hRule="exact"/>
-        </w:trPr>
-        <w:tc>
-          <w:tcPr>
-            <w:tcW w:type="dxa" w:w="9071"/>
-            <w:vAlign w:val="center"/>
-            <w:shd w:val="clear" w:color="auto" w:fill="F2F6FA"/>
-          </w:tcPr>
-          <w:p>
-            <w:pPr>
-              <w:spacing w:line="360" w:lineRule="auto" w:after="280"/>
-              <w:jc w:val="center"/>
-            </w:pPr>
-            <w:r/>
-            <w:r>
-              <w:rPr>
-                <w:rFonts w:ascii="Arial" w:hAnsi="Arial"/>
-                <w:b/>
-                <w:color w:val="1F3864"/>
-                <w:sz w:val="24"/>
-              </w:rPr>
-              <w:t>AQUÍ VA EL FORMATO DE LA SECRETARÍA DE EDUCACIÓN</w:t>
-            </w:r>
-          </w:p>
-          <w:p>
-            <w:pPr>
-              <w:spacing w:line="360" w:lineRule="auto" w:after="200"/>
-              <w:jc w:val="center"/>
-            </w:pPr>
-            <w:r>
-              <w:rPr>
-                <w:rFonts w:ascii="Arial" w:hAnsi="Arial"/>
-                <w:color w:val="595959"/>
-                <w:sz w:val="22"/>
-              </w:rPr>
-              <w:t>Es la hoja con valor del 40 % que entrega el catedrático.</w:t>
-            </w:r>
-          </w:p>
-          <w:p>
-            <w:pPr>
-              <w:spacing w:line="360" w:lineRule="auto" w:after="200"/>
-              <w:jc w:val="center"/>
-            </w:pPr>
-            <w:r>
-              <w:rPr>
-                <w:rFonts w:ascii="Arial" w:hAnsi="Arial"/>
-                <w:color w:val="595959"/>
-                <w:sz w:val="22"/>
-              </w:rPr>
-              <w:t>El tutor de la empresa evalúa cada semana de la práctica.</w:t>
-            </w:r>
-          </w:p>
-          <w:p>
-            <w:pPr>
-              <w:spacing w:line="360" w:lineRule="auto" w:after="200"/>
-              <w:jc w:val="center"/>
-            </w:pPr>
-            <w:r>
-              <w:rPr>
-                <w:rFonts w:ascii="Arial" w:hAnsi="Arial"/>
-                <w:color w:val="595959"/>
-                <w:sz w:val="22"/>
-              </w:rPr>
-              <w:t>Debe ir llena, firmada y sellada. Escanéala y pégala aquí.</w:t>
-            </w:r>
-          </w:p>
-        </w:tc>
-      </w:tr>
-    </w:tbl>
-    <w:p>
-      <w:pPr>
-        <w:pageBreakBefore/>
-        <w:pBdr>
-          <w:bottom w:val="single" w:sz="18" w:space="0" w:color="BF9B30"/>
-        </w:pBdr>
-        <w:shd w:val="clear" w:color="auto" w:fill="1F3864"/>
-        <w:spacing w:line="360" w:lineRule="auto" w:before="0" w:after="360"/>
-        <w:jc w:val="center"/>
-      </w:pPr>
-      <w:r>
-        <w:rPr>
-          <w:rFonts w:ascii="Arial" w:hAnsi="Arial"/>
-          <w:b/>
-          <w:color w:val="FFFFFF"/>
-          <w:sz w:val="36"/>
-        </w:rPr>
-        <w:t>CRITERIOS A EVALUAR</w:t>
-      </w:r>
-    </w:p>
-    <w:tbl>
-      <w:tblPr>
-        <w:tblW w:type="auto" w:w="0"/>
-        <w:jc w:val="center"/>
-        <w:tblLayout w:type="fixed"/>
-        <w:tblLook w:firstColumn="1" w:firstRow="1" w:lastColumn="0" w:lastRow="0" w:noHBand="0" w:noVBand="1" w:val="04A0"/>
-        <w:tblBorders>
-          <w:top w:val="single" w:sz="8" w:space="0" w:color="2E5F8A"/>
-          <w:left w:val="single" w:sz="8" w:space="0" w:color="2E5F8A"/>
-          <w:bottom w:val="single" w:sz="8" w:space="0" w:color="2E5F8A"/>
-          <w:right w:val="single" w:sz="8" w:space="0" w:color="2E5F8A"/>
-          <w:insideH w:val="single" w:sz="8" w:space="0" w:color="2E5F8A"/>
-          <w:insideV w:val="single" w:sz="8" w:space="0" w:color="2E5F8A"/>
-        </w:tblBorders>
-        <w:tblCellMar>
-          <w:top w:w="170" w:type="dxa"/>
-          <w:left w:w="170" w:type="dxa"/>
-          <w:bottom w:w="170" w:type="dxa"/>
-          <w:right w:w="170" w:type="dxa"/>
-        </w:tblCellMar>
-      </w:tblPr>
-      <w:tblGrid>
-        <w:gridCol w:w="9071"/>
-      </w:tblGrid>
-      <w:tr>
-        <w:trPr>
-          <w:trHeight w:val="10886" w:hRule="exact"/>
-        </w:trPr>
-        <w:tc>
-          <w:tcPr>
-            <w:tcW w:type="dxa" w:w="9071"/>
-            <w:vAlign w:val="center"/>
-            <w:shd w:val="clear" w:color="auto" w:fill="F2F6FA"/>
-          </w:tcPr>
-          <w:p>
-            <w:pPr>
-              <w:spacing w:line="360" w:lineRule="auto" w:after="280"/>
-              <w:jc w:val="center"/>
-            </w:pPr>
-            <w:r/>
-            <w:r>
-              <w:rPr>
-                <w:rFonts w:ascii="Arial" w:hAnsi="Arial"/>
-                <w:b/>
-                <w:color w:val="1F3864"/>
-                <w:sz w:val="24"/>
-              </w:rPr>
-              <w:t>AQUÍ VA EL CUADRO DE CRITERIOS A EVALUAR</w:t>
-            </w:r>
-          </w:p>
-          <w:p>
-            <w:pPr>
-              <w:spacing w:line="360" w:lineRule="auto" w:after="200"/>
-              <w:jc w:val="center"/>
-            </w:pPr>
-            <w:r>
-              <w:rPr>
-                <w:rFonts w:ascii="Arial" w:hAnsi="Arial"/>
-                <w:color w:val="595959"/>
-                <w:sz w:val="22"/>
-              </w:rPr>
-              <w:t>Es la segunda hoja del formato de la Secretaría de Educación, con los ocho criterios que el tutor evalúa en las cuatro semanas.</w:t>
-            </w:r>
-          </w:p>
-          <w:p>
-            <w:pPr>
-              <w:spacing w:line="360" w:lineRule="auto" w:after="200"/>
-              <w:jc w:val="center"/>
-            </w:pPr>
-            <w:r>
-              <w:rPr>
-                <w:rFonts w:ascii="Arial" w:hAnsi="Arial"/>
-                <w:color w:val="595959"/>
-                <w:sz w:val="22"/>
-              </w:rPr>
-              <w:t>Debe traer el puntaje de cada semana, el total y la firma y sello del tutor.</w:t>
-            </w:r>
-          </w:p>
-        </w:tc>
-      </w:tr>
-    </w:tbl>
-    <w:p>
-      <w:pPr>
-        <w:pageBreakBefore/>
-        <w:pBdr>
-          <w:bottom w:val="single" w:sz="18" w:space="0" w:color="BF9B30"/>
-        </w:pBdr>
-        <w:shd w:val="clear" w:color="auto" w:fill="1F3864"/>
-        <w:spacing w:line="360" w:lineRule="auto" w:before="0" w:after="480"/>
+        <w:spacing w:line="360" w:lineRule="auto" w:before="0" w:after="440"/>
         <w:jc w:val="center"/>
       </w:pPr>
       <w:r>
@@ -2875,7 +2524,7 @@
     </w:p>
     <w:p>
       <w:pPr>
-        <w:spacing w:line="360" w:lineRule="auto" w:after="320"/>
+        <w:spacing w:line="360" w:lineRule="auto" w:after="280"/>
         <w:ind w:left="510" w:hanging="510"/>
         <w:jc w:val="both"/>
       </w:pPr>
@@ -2899,7 +2548,7 @@
     </w:p>
     <w:p>
       <w:pPr>
-        <w:spacing w:line="360" w:lineRule="auto" w:after="320"/>
+        <w:spacing w:line="360" w:lineRule="auto" w:after="280"/>
         <w:ind w:left="510" w:hanging="510"/>
         <w:jc w:val="both"/>
       </w:pPr>
@@ -2923,7 +2572,7 @@
     </w:p>
     <w:p>
       <w:pPr>
-        <w:spacing w:line="360" w:lineRule="auto" w:after="320"/>
+        <w:spacing w:line="360" w:lineRule="auto" w:after="280"/>
         <w:ind w:left="510" w:hanging="510"/>
         <w:jc w:val="both"/>
       </w:pPr>
@@ -2947,7 +2596,7 @@
     </w:p>
     <w:p>
       <w:pPr>
-        <w:spacing w:line="360" w:lineRule="auto" w:after="320"/>
+        <w:spacing w:line="360" w:lineRule="auto" w:after="280"/>
         <w:ind w:left="510" w:hanging="510"/>
         <w:jc w:val="both"/>
       </w:pPr>
@@ -2971,7 +2620,31 @@
     </w:p>
     <w:p>
       <w:pPr>
-        <w:spacing w:line="360" w:lineRule="auto" w:after="320"/>
+        <w:spacing w:line="360" w:lineRule="auto" w:after="280"/>
+        <w:ind w:left="510" w:hanging="510"/>
+        <w:jc w:val="both"/>
+      </w:pPr>
+      <w:r>
+        <w:rPr>
+          <w:rFonts w:ascii="Arial" w:hAnsi="Arial"/>
+          <w:b/>
+          <w:color w:val="A67C00"/>
+          <w:sz w:val="24"/>
+        </w:rPr>
+        <w:t xml:space="preserve">▸  </w:t>
+      </w:r>
+      <w:r>
+        <w:rPr>
+          <w:rFonts w:ascii="Arial" w:hAnsi="Arial"/>
+          <w:color w:val="1A1A1A"/>
+          <w:sz w:val="24"/>
+        </w:rPr>
+        <w:t>Detecté y corregí las fechas que el sistema estaba registrando al revés.</w:t>
+      </w:r>
+    </w:p>
+    <w:p>
+      <w:pPr>
+        <w:spacing w:line="360" w:lineRule="auto" w:after="280"/>
         <w:ind w:left="510" w:hanging="510"/>
         <w:jc w:val="both"/>
       </w:pPr>
@@ -2995,7 +2668,7 @@
     </w:p>
     <w:p>
       <w:pPr>
-        <w:spacing w:line="360" w:lineRule="auto" w:after="320"/>
+        <w:spacing w:line="360" w:lineRule="auto" w:after="280"/>
         <w:ind w:left="510" w:hanging="510"/>
         <w:jc w:val="both"/>
       </w:pPr>
@@ -3019,7 +2692,7 @@
     </w:p>
     <w:p>
       <w:pPr>
-        <w:spacing w:line="360" w:lineRule="auto" w:after="320"/>
+        <w:spacing w:line="360" w:lineRule="auto" w:after="280"/>
         <w:ind w:left="510" w:hanging="510"/>
         <w:jc w:val="both"/>
       </w:pPr>
@@ -3043,7 +2716,7 @@
     </w:p>
     <w:p>
       <w:pPr>
-        <w:spacing w:line="360" w:lineRule="auto" w:after="320"/>
+        <w:spacing w:line="360" w:lineRule="auto" w:after="280"/>
         <w:ind w:left="510" w:hanging="510"/>
         <w:jc w:val="both"/>
       </w:pPr>
@@ -3072,7 +2745,7 @@
           <w:bottom w:val="single" w:sz="18" w:space="0" w:color="BF9B30"/>
         </w:pBdr>
         <w:shd w:val="clear" w:color="auto" w:fill="1F3864"/>
-        <w:spacing w:line="360" w:lineRule="auto" w:before="0" w:after="480"/>
+        <w:spacing w:line="360" w:lineRule="auto" w:before="0" w:after="440"/>
         <w:jc w:val="center"/>
       </w:pPr>
       <w:r>
@@ -3087,7 +2760,7 @@
     </w:p>
     <w:p>
       <w:pPr>
-        <w:spacing w:line="360" w:lineRule="auto" w:after="360"/>
+        <w:spacing w:line="360" w:lineRule="auto" w:after="280"/>
         <w:ind w:left="510" w:hanging="510"/>
         <w:jc w:val="both"/>
       </w:pPr>
@@ -3111,7 +2784,31 @@
     </w:p>
     <w:p>
       <w:pPr>
-        <w:spacing w:line="360" w:lineRule="auto" w:after="360"/>
+        <w:spacing w:line="360" w:lineRule="auto" w:after="280"/>
+        <w:ind w:left="510" w:hanging="510"/>
+        <w:jc w:val="both"/>
+      </w:pPr>
+      <w:r>
+        <w:rPr>
+          <w:rFonts w:ascii="Arial" w:hAnsi="Arial"/>
+          <w:b/>
+          <w:color w:val="A67C00"/>
+          <w:sz w:val="24"/>
+        </w:rPr>
+        <w:t xml:space="preserve">▸  </w:t>
+      </w:r>
+      <w:r>
+        <w:rPr>
+          <w:rFonts w:ascii="Arial" w:hAnsi="Arial"/>
+          <w:color w:val="1A1A1A"/>
+          <w:sz w:val="24"/>
+        </w:rPr>
+        <w:t>La plataforma Indexa mostraba las fechas al revés, primero el mes y después el día, por un error que quedó cuando se actualizó el sistema. Con esa fecha equivocada contabilicé dos facturas en VisionWin y tuve que revisar documento por documento para encontrarlas y corregirlas.</w:t>
+      </w:r>
+    </w:p>
+    <w:p>
+      <w:pPr>
+        <w:spacing w:line="360" w:lineRule="auto" w:after="280"/>
         <w:ind w:left="510" w:hanging="510"/>
         <w:jc w:val="both"/>
       </w:pPr>
@@ -3135,7 +2832,7 @@
     </w:p>
     <w:p>
       <w:pPr>
-        <w:spacing w:line="360" w:lineRule="auto" w:after="360"/>
+        <w:spacing w:line="360" w:lineRule="auto" w:after="280"/>
         <w:ind w:left="510" w:hanging="510"/>
         <w:jc w:val="both"/>
       </w:pPr>
@@ -3159,7 +2856,7 @@
     </w:p>
     <w:p>
       <w:pPr>
-        <w:spacing w:line="360" w:lineRule="auto" w:after="360"/>
+        <w:spacing w:line="360" w:lineRule="auto" w:after="280"/>
         <w:ind w:left="510" w:hanging="510"/>
         <w:jc w:val="both"/>
       </w:pPr>
@@ -3183,31 +2880,7 @@
     </w:p>
     <w:p>
       <w:pPr>
-        <w:spacing w:line="360" w:lineRule="auto" w:after="360"/>
-        <w:ind w:left="510" w:hanging="510"/>
-        <w:jc w:val="both"/>
-      </w:pPr>
-      <w:r>
-        <w:rPr>
-          <w:rFonts w:ascii="Arial" w:hAnsi="Arial"/>
-          <w:b/>
-          <w:color w:val="A67C00"/>
-          <w:sz w:val="24"/>
-        </w:rPr>
-        <w:t xml:space="preserve">▸  </w:t>
-      </w:r>
-      <w:r>
-        <w:rPr>
-          <w:rFonts w:ascii="Arial" w:hAnsi="Arial"/>
-          <w:color w:val="1A1A1A"/>
-          <w:sz w:val="24"/>
-        </w:rPr>
-        <w:t>Encontrar las fechas invertidas en la plataforma Indexa me obligó a revisar documento por documento.</w:t>
-      </w:r>
-    </w:p>
-    <w:p>
-      <w:pPr>
-        <w:spacing w:line="360" w:lineRule="auto" w:after="360"/>
+        <w:spacing w:line="360" w:lineRule="auto" w:after="280"/>
         <w:ind w:left="510" w:hanging="510"/>
         <w:jc w:val="both"/>
       </w:pPr>
@@ -3236,7 +2909,7 @@
           <w:bottom w:val="single" w:sz="18" w:space="0" w:color="BF9B30"/>
         </w:pBdr>
         <w:shd w:val="clear" w:color="auto" w:fill="1F3864"/>
-        <w:spacing w:line="360" w:lineRule="auto" w:before="0" w:after="480"/>
+        <w:spacing w:line="360" w:lineRule="auto" w:before="0" w:after="400"/>
         <w:jc w:val="center"/>
       </w:pPr>
       <w:r>
@@ -3251,7 +2924,7 @@
     </w:p>
     <w:p>
       <w:pPr>
-        <w:spacing w:line="360" w:lineRule="auto" w:after="400"/>
+        <w:spacing w:line="360" w:lineRule="auto" w:after="240"/>
         <w:ind w:left="510" w:hanging="510"/>
         <w:jc w:val="both"/>
       </w:pPr>
@@ -3270,12 +2943,12 @@
           <w:color w:val="1A1A1A"/>
           <w:sz w:val="24"/>
         </w:rPr>
-        <w:t>Llegar puntual y cumplir el horario completo desde el primer día.</w:t>
+        <w:t>Asistir todos los días y cumplir el horario completo desde el primero hasta el último día de la práctica.</w:t>
       </w:r>
     </w:p>
     <w:p>
       <w:pPr>
-        <w:spacing w:line="360" w:lineRule="auto" w:after="400"/>
+        <w:spacing w:line="360" w:lineRule="auto" w:after="240"/>
         <w:ind w:left="510" w:hanging="510"/>
         <w:jc w:val="both"/>
       </w:pPr>
@@ -3294,12 +2967,60 @@
           <w:color w:val="1A1A1A"/>
           <w:sz w:val="24"/>
         </w:rPr>
-        <w:t>Presentarse siempre con el uniforme completo y buena presentación.</w:t>
+        <w:t>Llegar puntual, porque es lo primero que la empresa toma en cuenta del practicante.</w:t>
       </w:r>
     </w:p>
     <w:p>
       <w:pPr>
-        <w:spacing w:line="360" w:lineRule="auto" w:after="400"/>
+        <w:spacing w:line="360" w:lineRule="auto" w:after="240"/>
+        <w:ind w:left="510" w:hanging="510"/>
+        <w:jc w:val="both"/>
+      </w:pPr>
+      <w:r>
+        <w:rPr>
+          <w:rFonts w:ascii="Arial" w:hAnsi="Arial"/>
+          <w:b/>
+          <w:color w:val="A67C00"/>
+          <w:sz w:val="24"/>
+        </w:rPr>
+        <w:t xml:space="preserve">▸  </w:t>
+      </w:r>
+      <w:r>
+        <w:rPr>
+          <w:rFonts w:ascii="Arial" w:hAnsi="Arial"/>
+          <w:color w:val="1A1A1A"/>
+          <w:sz w:val="24"/>
+        </w:rPr>
+        <w:t>Presentarse a diario con el uniforme completo y con buena presentación personal.</w:t>
+      </w:r>
+    </w:p>
+    <w:p>
+      <w:pPr>
+        <w:spacing w:line="360" w:lineRule="auto" w:after="240"/>
+        <w:ind w:left="510" w:hanging="510"/>
+        <w:jc w:val="both"/>
+      </w:pPr>
+      <w:r>
+        <w:rPr>
+          <w:rFonts w:ascii="Arial" w:hAnsi="Arial"/>
+          <w:b/>
+          <w:color w:val="A67C00"/>
+          <w:sz w:val="24"/>
+        </w:rPr>
+        <w:t xml:space="preserve">▸  </w:t>
+      </w:r>
+      <w:r>
+        <w:rPr>
+          <w:rFonts w:ascii="Arial" w:hAnsi="Arial"/>
+          <w:color w:val="1A1A1A"/>
+          <w:sz w:val="24"/>
+        </w:rPr>
+        <w:t>Cuidar el vocabulario y hablar con respeto, tanto con el personal como con los clientes que llegan a la oficina.</w:t>
+      </w:r>
+    </w:p>
+    <w:p>
+      <w:pPr>
+        <w:spacing w:line="360" w:lineRule="auto" w:after="240"/>
         <w:ind w:left="510" w:hanging="510"/>
         <w:jc w:val="both"/>
       </w:pPr>
@@ -3323,7 +3044,7 @@
     </w:p>
     <w:p>
       <w:pPr>
-        <w:spacing w:line="360" w:lineRule="auto" w:after="400"/>
+        <w:spacing w:line="360" w:lineRule="auto" w:after="240"/>
         <w:ind w:left="510" w:hanging="510"/>
         <w:jc w:val="both"/>
       </w:pPr>
@@ -3347,7 +3068,7 @@
     </w:p>
     <w:p>
       <w:pPr>
-        <w:spacing w:line="360" w:lineRule="auto" w:after="400"/>
+        <w:spacing w:line="360" w:lineRule="auto" w:after="240"/>
         <w:ind w:left="510" w:hanging="510"/>
         <w:jc w:val="both"/>
       </w:pPr>
@@ -3371,7 +3092,7 @@
     </w:p>
     <w:p>
       <w:pPr>
-        <w:spacing w:line="360" w:lineRule="auto" w:after="400"/>
+        <w:spacing w:line="360" w:lineRule="auto" w:after="240"/>
         <w:ind w:left="510" w:hanging="510"/>
         <w:jc w:val="both"/>
       </w:pPr>
@@ -3390,12 +3111,12 @@
           <w:color w:val="1A1A1A"/>
           <w:sz w:val="24"/>
         </w:rPr>
-        <w:t>Revisar el trabajo antes de darlo por terminado, sobre todo fechas y montos.</w:t>
+        <w:t>Revisar el trabajo antes de darlo por terminado, sobre todo las fechas y los montos.</w:t>
       </w:r>
     </w:p>
     <w:p>
       <w:pPr>
-        <w:spacing w:line="360" w:lineRule="auto" w:after="400"/>
+        <w:spacing w:line="360" w:lineRule="auto" w:after="240"/>
         <w:ind w:left="510" w:hanging="510"/>
         <w:jc w:val="both"/>
       </w:pPr>
@@ -3419,7 +3140,7 @@
     </w:p>
     <w:p>
       <w:pPr>
-        <w:spacing w:line="360" w:lineRule="auto" w:after="400"/>
+        <w:spacing w:line="360" w:lineRule="auto" w:after="240"/>
         <w:ind w:left="510" w:hanging="510"/>
         <w:jc w:val="both"/>
       </w:pPr>
@@ -3443,7 +3164,7 @@
     </w:p>
     <w:p>
       <w:pPr>
-        <w:spacing w:line="360" w:lineRule="auto" w:after="400"/>
+        <w:spacing w:line="360" w:lineRule="auto" w:after="240"/>
         <w:ind w:left="510" w:hanging="510"/>
         <w:jc w:val="both"/>
       </w:pPr>
@@ -3595,121 +3316,6 @@
           <w:color w:val="FFFFFF"/>
           <w:sz w:val="36"/>
         </w:rPr>
-        <w:t>CARTA DE REMISIÓN</w:t>
-      </w:r>
-    </w:p>
-    <w:tbl>
-      <w:tblPr>
-        <w:tblW w:type="auto" w:w="0"/>
-        <w:jc w:val="center"/>
-        <w:tblLayout w:type="fixed"/>
-        <w:tblLook w:firstColumn="1" w:firstRow="1" w:lastColumn="0" w:lastRow="0" w:noHBand="0" w:noVBand="1" w:val="04A0"/>
-        <w:tblBorders>
-          <w:top w:val="single" w:sz="8" w:space="0" w:color="2E5F8A"/>
-          <w:left w:val="single" w:sz="8" w:space="0" w:color="2E5F8A"/>
-          <w:bottom w:val="single" w:sz="8" w:space="0" w:color="2E5F8A"/>
-          <w:right w:val="single" w:sz="8" w:space="0" w:color="2E5F8A"/>
-          <w:insideH w:val="single" w:sz="8" w:space="0" w:color="2E5F8A"/>
-          <w:insideV w:val="single" w:sz="8" w:space="0" w:color="2E5F8A"/>
-        </w:tblBorders>
-        <w:tblCellMar>
-          <w:top w:w="170" w:type="dxa"/>
-          <w:left w:w="170" w:type="dxa"/>
-          <w:bottom w:w="170" w:type="dxa"/>
-          <w:right w:w="170" w:type="dxa"/>
-        </w:tblCellMar>
-      </w:tblPr>
-      <w:tblGrid>
-        <w:gridCol w:w="9071"/>
-      </w:tblGrid>
-      <w:tr>
-        <w:trPr>
-          <w:trHeight w:val="10886" w:hRule="exact"/>
-        </w:trPr>
-        <w:tc>
-          <w:tcPr>
-            <w:tcW w:type="dxa" w:w="9071"/>
-            <w:vAlign w:val="center"/>
-            <w:shd w:val="clear" w:color="auto" w:fill="F2F6FA"/>
-          </w:tcPr>
-          <w:p>
-            <w:pPr>
-              <w:spacing w:line="360" w:lineRule="auto" w:after="280"/>
-              <w:jc w:val="center"/>
-            </w:pPr>
-            <w:r/>
-            <w:r>
-              <w:rPr>
-                <w:rFonts w:ascii="Arial" w:hAnsi="Arial"/>
-                <w:b/>
-                <w:color w:val="1F3864"/>
-                <w:sz w:val="24"/>
-              </w:rPr>
-              <w:t>AQUÍ VA LA CARTA DE REMISIÓN</w:t>
-            </w:r>
-          </w:p>
-          <w:p>
-            <w:pPr>
-              <w:spacing w:line="360" w:lineRule="auto" w:after="200"/>
-              <w:jc w:val="center"/>
-            </w:pPr>
-            <w:r>
-              <w:rPr>
-                <w:rFonts w:ascii="Arial" w:hAnsi="Arial"/>
-                <w:color w:val="595959"/>
-                <w:sz w:val="22"/>
-              </w:rPr>
-              <w:t>Es la carta con la que el centro educativo te remite a la empresa.</w:t>
-            </w:r>
-          </w:p>
-          <w:p>
-            <w:pPr>
-              <w:spacing w:line="360" w:lineRule="auto" w:after="200"/>
-              <w:jc w:val="center"/>
-            </w:pPr>
-            <w:r>
-              <w:rPr>
-                <w:rFonts w:ascii="Arial" w:hAnsi="Arial"/>
-                <w:color w:val="595959"/>
-                <w:sz w:val="22"/>
-              </w:rPr>
-              <w:t>La entrega el catedrático y debe ir firmada y sellada por la dirección.</w:t>
-            </w:r>
-          </w:p>
-          <w:p>
-            <w:pPr>
-              <w:spacing w:line="360" w:lineRule="auto" w:after="200"/>
-              <w:jc w:val="center"/>
-            </w:pPr>
-            <w:r>
-              <w:rPr>
-                <w:rFonts w:ascii="Arial" w:hAnsi="Arial"/>
-                <w:color w:val="595959"/>
-                <w:sz w:val="22"/>
-              </w:rPr>
-              <w:t>Escanéala y pégala aquí, ocupando toda la hoja.</w:t>
-            </w:r>
-          </w:p>
-        </w:tc>
-      </w:tr>
-    </w:tbl>
-    <w:p>
-      <w:pPr>
-        <w:pageBreakBefore/>
-        <w:pBdr>
-          <w:bottom w:val="single" w:sz="18" w:space="0" w:color="BF9B30"/>
-        </w:pBdr>
-        <w:shd w:val="clear" w:color="auto" w:fill="1F3864"/>
-        <w:spacing w:line="360" w:lineRule="auto" w:before="0" w:after="360"/>
-        <w:jc w:val="center"/>
-      </w:pPr>
-      <w:r>
-        <w:rPr>
-          <w:rFonts w:ascii="Arial" w:hAnsi="Arial"/>
-          <w:b/>
-          <w:color w:val="FFFFFF"/>
-          <w:sz w:val="36"/>
-        </w:rPr>
         <w:t>CARTA DE ACEPTACIÓN</w:t>
       </w:r>
     </w:p>
@@ -3774,7 +3380,7 @@
                 <w:color w:val="595959"/>
                 <w:sz w:val="22"/>
               </w:rPr>
-              <w:t>Es la carta en la que TOPDIC Constructora S. de R.L. hace constar que aceptó tu solicitud de práctica.</w:t>
+              <w:t>Es la carta en la que TOPDIC Constructora S. de R.L. hace constar que aceptó tu solicitud para realizar la práctica profesional.</w:t>
             </w:r>
           </w:p>
           <w:p>
@@ -3788,237 +3394,7 @@
                 <w:color w:val="595959"/>
                 <w:sz w:val="22"/>
               </w:rPr>
-              <w:t>Debe llevar los datos de la empresa, tu nombre, la carrera, el área, el periodo, y la firma y sello de Recursos Humanos.</w:t>
-            </w:r>
-          </w:p>
-          <w:p>
-            <w:pPr>
-              <w:spacing w:line="360" w:lineRule="auto" w:after="200"/>
-              <w:jc w:val="center"/>
-            </w:pPr>
-            <w:r>
-              <w:rPr>
-                <w:rFonts w:ascii="Arial" w:hAnsi="Arial"/>
-                <w:color w:val="595959"/>
-                <w:sz w:val="22"/>
-              </w:rPr>
-              <w:t>Escanéala y pégala aquí, ocupando toda la hoja.</w:t>
-            </w:r>
-          </w:p>
-        </w:tc>
-      </w:tr>
-    </w:tbl>
-    <w:p>
-      <w:pPr>
-        <w:pageBreakBefore/>
-        <w:pBdr>
-          <w:bottom w:val="single" w:sz="18" w:space="0" w:color="BF9B30"/>
-        </w:pBdr>
-        <w:shd w:val="clear" w:color="auto" w:fill="1F3864"/>
-        <w:spacing w:line="360" w:lineRule="auto" w:before="0" w:after="360"/>
-        <w:jc w:val="center"/>
-      </w:pPr>
-      <w:r>
-        <w:rPr>
-          <w:rFonts w:ascii="Arial" w:hAnsi="Arial"/>
-          <w:b/>
-          <w:color w:val="FFFFFF"/>
-          <w:sz w:val="32"/>
-        </w:rPr>
-        <w:t>SOLICITUD DE PRÁCTICA PROFESIONAL</w:t>
-      </w:r>
-    </w:p>
-    <w:tbl>
-      <w:tblPr>
-        <w:tblW w:type="auto" w:w="0"/>
-        <w:jc w:val="center"/>
-        <w:tblLayout w:type="fixed"/>
-        <w:tblLook w:firstColumn="1" w:firstRow="1" w:lastColumn="0" w:lastRow="0" w:noHBand="0" w:noVBand="1" w:val="04A0"/>
-        <w:tblBorders>
-          <w:top w:val="single" w:sz="8" w:space="0" w:color="2E5F8A"/>
-          <w:left w:val="single" w:sz="8" w:space="0" w:color="2E5F8A"/>
-          <w:bottom w:val="single" w:sz="8" w:space="0" w:color="2E5F8A"/>
-          <w:right w:val="single" w:sz="8" w:space="0" w:color="2E5F8A"/>
-          <w:insideH w:val="single" w:sz="8" w:space="0" w:color="2E5F8A"/>
-          <w:insideV w:val="single" w:sz="8" w:space="0" w:color="2E5F8A"/>
-        </w:tblBorders>
-        <w:tblCellMar>
-          <w:top w:w="170" w:type="dxa"/>
-          <w:left w:w="170" w:type="dxa"/>
-          <w:bottom w:w="170" w:type="dxa"/>
-          <w:right w:w="170" w:type="dxa"/>
-        </w:tblCellMar>
-      </w:tblPr>
-      <w:tblGrid>
-        <w:gridCol w:w="9071"/>
-      </w:tblGrid>
-      <w:tr>
-        <w:trPr>
-          <w:trHeight w:val="10886" w:hRule="exact"/>
-        </w:trPr>
-        <w:tc>
-          <w:tcPr>
-            <w:tcW w:type="dxa" w:w="9071"/>
-            <w:vAlign w:val="center"/>
-            <w:shd w:val="clear" w:color="auto" w:fill="F2F6FA"/>
-          </w:tcPr>
-          <w:p>
-            <w:pPr>
-              <w:spacing w:line="360" w:lineRule="auto" w:after="280"/>
-              <w:jc w:val="center"/>
-            </w:pPr>
-            <w:r/>
-            <w:r>
-              <w:rPr>
-                <w:rFonts w:ascii="Arial" w:hAnsi="Arial"/>
-                <w:b/>
-                <w:color w:val="1F3864"/>
-                <w:sz w:val="24"/>
-              </w:rPr>
-              <w:t>AQUÍ VA LA SOLICITUD</w:t>
-            </w:r>
-          </w:p>
-          <w:p>
-            <w:pPr>
-              <w:spacing w:line="360" w:lineRule="auto" w:after="200"/>
-              <w:jc w:val="center"/>
-            </w:pPr>
-            <w:r>
-              <w:rPr>
-                <w:rFonts w:ascii="Arial" w:hAnsi="Arial"/>
-                <w:color w:val="595959"/>
-                <w:sz w:val="22"/>
-              </w:rPr>
-              <w:t>Es la solicitud que presentaste a la empresa para pedir el espacio de práctica.</w:t>
-            </w:r>
-          </w:p>
-          <w:p>
-            <w:pPr>
-              <w:spacing w:line="360" w:lineRule="auto" w:after="200"/>
-              <w:jc w:val="center"/>
-            </w:pPr>
-            <w:r>
-              <w:rPr>
-                <w:rFonts w:ascii="Arial" w:hAnsi="Arial"/>
-                <w:color w:val="595959"/>
-                <w:sz w:val="22"/>
-              </w:rPr>
-              <w:t>La entrega el catedrático y debe llevar el sello de recibido de la empresa.</w:t>
-            </w:r>
-          </w:p>
-          <w:p>
-            <w:pPr>
-              <w:spacing w:line="360" w:lineRule="auto" w:after="200"/>
-              <w:jc w:val="center"/>
-            </w:pPr>
-            <w:r>
-              <w:rPr>
-                <w:rFonts w:ascii="Arial" w:hAnsi="Arial"/>
-                <w:color w:val="595959"/>
-                <w:sz w:val="22"/>
-              </w:rPr>
-              <w:t>Escanéala y pégala aquí, ocupando toda la hoja.</w:t>
-            </w:r>
-          </w:p>
-        </w:tc>
-      </w:tr>
-    </w:tbl>
-    <w:p>
-      <w:pPr>
-        <w:pageBreakBefore/>
-        <w:pBdr>
-          <w:bottom w:val="single" w:sz="18" w:space="0" w:color="BF9B30"/>
-        </w:pBdr>
-        <w:shd w:val="clear" w:color="auto" w:fill="1F3864"/>
-        <w:spacing w:line="360" w:lineRule="auto" w:before="0" w:after="360"/>
-        <w:jc w:val="center"/>
-      </w:pPr>
-      <w:r>
-        <w:rPr>
-          <w:rFonts w:ascii="Arial" w:hAnsi="Arial"/>
-          <w:b/>
-          <w:color w:val="FFFFFF"/>
-          <w:sz w:val="36"/>
-        </w:rPr>
-        <w:t>CREDENCIAL</w:t>
-      </w:r>
-    </w:p>
-    <w:tbl>
-      <w:tblPr>
-        <w:tblW w:type="auto" w:w="0"/>
-        <w:jc w:val="center"/>
-        <w:tblLayout w:type="fixed"/>
-        <w:tblLook w:firstColumn="1" w:firstRow="1" w:lastColumn="0" w:lastRow="0" w:noHBand="0" w:noVBand="1" w:val="04A0"/>
-        <w:tblBorders>
-          <w:top w:val="single" w:sz="8" w:space="0" w:color="2E5F8A"/>
-          <w:left w:val="single" w:sz="8" w:space="0" w:color="2E5F8A"/>
-          <w:bottom w:val="single" w:sz="8" w:space="0" w:color="2E5F8A"/>
-          <w:right w:val="single" w:sz="8" w:space="0" w:color="2E5F8A"/>
-          <w:insideH w:val="single" w:sz="8" w:space="0" w:color="2E5F8A"/>
-          <w:insideV w:val="single" w:sz="8" w:space="0" w:color="2E5F8A"/>
-        </w:tblBorders>
-        <w:tblCellMar>
-          <w:top w:w="170" w:type="dxa"/>
-          <w:left w:w="170" w:type="dxa"/>
-          <w:bottom w:w="170" w:type="dxa"/>
-          <w:right w:w="170" w:type="dxa"/>
-        </w:tblCellMar>
-      </w:tblPr>
-      <w:tblGrid>
-        <w:gridCol w:w="9071"/>
-      </w:tblGrid>
-      <w:tr>
-        <w:trPr>
-          <w:trHeight w:val="10886" w:hRule="exact"/>
-        </w:trPr>
-        <w:tc>
-          <w:tcPr>
-            <w:tcW w:type="dxa" w:w="9071"/>
-            <w:vAlign w:val="center"/>
-            <w:shd w:val="clear" w:color="auto" w:fill="F2F6FA"/>
-          </w:tcPr>
-          <w:p>
-            <w:pPr>
-              <w:spacing w:line="360" w:lineRule="auto" w:after="280"/>
-              <w:jc w:val="center"/>
-            </w:pPr>
-            <w:r/>
-            <w:r>
-              <w:rPr>
-                <w:rFonts w:ascii="Arial" w:hAnsi="Arial"/>
-                <w:b/>
-                <w:color w:val="1F3864"/>
-                <w:sz w:val="24"/>
-              </w:rPr>
-              <w:t>AQUÍ VA LA CREDENCIAL</w:t>
-            </w:r>
-          </w:p>
-          <w:p>
-            <w:pPr>
-              <w:spacing w:line="360" w:lineRule="auto" w:after="200"/>
-              <w:jc w:val="center"/>
-            </w:pPr>
-            <w:r>
-              <w:rPr>
-                <w:rFonts w:ascii="Arial" w:hAnsi="Arial"/>
-                <w:color w:val="595959"/>
-                <w:sz w:val="22"/>
-              </w:rPr>
-              <w:t>Es el documento con el que el director del centro educativo te acredita para realizar la práctica.</w:t>
-            </w:r>
-          </w:p>
-          <w:p>
-            <w:pPr>
-              <w:spacing w:line="360" w:lineRule="auto" w:after="200"/>
-              <w:jc w:val="center"/>
-            </w:pPr>
-            <w:r>
-              <w:rPr>
-                <w:rFonts w:ascii="Arial" w:hAnsi="Arial"/>
-                <w:color w:val="595959"/>
-                <w:sz w:val="22"/>
-              </w:rPr>
-              <w:t>Debe llevar tu nombre, la carrera, las fechas, y la firma y sello del director.</w:t>
+              <w:t>Debe llevar la firma y el sello de la empresa.</w:t>
             </w:r>
           </w:p>
           <w:p>
@@ -4106,7 +3482,7 @@
       </w:tblGrid>
       <w:tr>
         <w:trPr>
-          <w:trHeight w:val="481" w:hRule="exact"/>
+          <w:trHeight w:val="453" w:hRule="exact"/>
         </w:trPr>
         <w:tc>
           <w:tcPr>
@@ -4272,7 +3648,7 @@
       </w:tr>
       <w:tr>
         <w:trPr>
-          <w:trHeight w:val="385" w:hRule="exact"/>
+          <w:trHeight w:val="351" w:hRule="exact"/>
         </w:trPr>
         <w:tc>
           <w:tcPr>
@@ -4301,7 +3677,7 @@
       </w:tr>
       <w:tr>
         <w:trPr>
-          <w:trHeight w:val="385" w:hRule="exact"/>
+          <w:trHeight w:val="351" w:hRule="exact"/>
         </w:trPr>
         <w:tc>
           <w:tcPr>
@@ -4458,7 +3834,7 @@
       </w:tr>
       <w:tr>
         <w:trPr>
-          <w:trHeight w:val="385" w:hRule="exact"/>
+          <w:trHeight w:val="351" w:hRule="exact"/>
         </w:trPr>
         <w:tc>
           <w:tcPr>
@@ -4615,7 +3991,7 @@
       </w:tr>
       <w:tr>
         <w:trPr>
-          <w:trHeight w:val="385" w:hRule="exact"/>
+          <w:trHeight w:val="351" w:hRule="exact"/>
         </w:trPr>
         <w:tc>
           <w:tcPr>
@@ -4772,7 +4148,7 @@
       </w:tr>
       <w:tr>
         <w:trPr>
-          <w:trHeight w:val="385" w:hRule="exact"/>
+          <w:trHeight w:val="351" w:hRule="exact"/>
         </w:trPr>
         <w:tc>
           <w:tcPr>
@@ -4929,7 +4305,7 @@
       </w:tr>
       <w:tr>
         <w:trPr>
-          <w:trHeight w:val="385" w:hRule="exact"/>
+          <w:trHeight w:val="351" w:hRule="exact"/>
         </w:trPr>
         <w:tc>
           <w:tcPr>
@@ -5086,7 +4462,7 @@
       </w:tr>
       <w:tr>
         <w:trPr>
-          <w:trHeight w:val="385" w:hRule="exact"/>
+          <w:trHeight w:val="351" w:hRule="exact"/>
         </w:trPr>
         <w:tc>
           <w:tcPr>
@@ -5115,7 +4491,7 @@
       </w:tr>
       <w:tr>
         <w:trPr>
-          <w:trHeight w:val="385" w:hRule="exact"/>
+          <w:trHeight w:val="351" w:hRule="exact"/>
         </w:trPr>
         <w:tc>
           <w:tcPr>
@@ -5272,7 +4648,7 @@
       </w:tr>
       <w:tr>
         <w:trPr>
-          <w:trHeight w:val="385" w:hRule="exact"/>
+          <w:trHeight w:val="351" w:hRule="exact"/>
         </w:trPr>
         <w:tc>
           <w:tcPr>
@@ -5429,7 +4805,7 @@
       </w:tr>
       <w:tr>
         <w:trPr>
-          <w:trHeight w:val="385" w:hRule="exact"/>
+          <w:trHeight w:val="351" w:hRule="exact"/>
         </w:trPr>
         <w:tc>
           <w:tcPr>
@@ -5586,7 +4962,7 @@
       </w:tr>
       <w:tr>
         <w:trPr>
-          <w:trHeight w:val="385" w:hRule="exact"/>
+          <w:trHeight w:val="351" w:hRule="exact"/>
         </w:trPr>
         <w:tc>
           <w:tcPr>
@@ -5743,7 +5119,7 @@
       </w:tr>
       <w:tr>
         <w:trPr>
-          <w:trHeight w:val="385" w:hRule="exact"/>
+          <w:trHeight w:val="351" w:hRule="exact"/>
         </w:trPr>
         <w:tc>
           <w:tcPr>
@@ -5900,7 +5276,7 @@
       </w:tr>
       <w:tr>
         <w:trPr>
-          <w:trHeight w:val="385" w:hRule="exact"/>
+          <w:trHeight w:val="351" w:hRule="exact"/>
         </w:trPr>
         <w:tc>
           <w:tcPr>
@@ -5929,7 +5305,7 @@
       </w:tr>
       <w:tr>
         <w:trPr>
-          <w:trHeight w:val="385" w:hRule="exact"/>
+          <w:trHeight w:val="351" w:hRule="exact"/>
         </w:trPr>
         <w:tc>
           <w:tcPr>
@@ -6086,7 +5462,7 @@
       </w:tr>
       <w:tr>
         <w:trPr>
-          <w:trHeight w:val="385" w:hRule="exact"/>
+          <w:trHeight w:val="351" w:hRule="exact"/>
         </w:trPr>
         <w:tc>
           <w:tcPr>
@@ -6243,7 +5619,7 @@
       </w:tr>
       <w:tr>
         <w:trPr>
-          <w:trHeight w:val="385" w:hRule="exact"/>
+          <w:trHeight w:val="351" w:hRule="exact"/>
         </w:trPr>
         <w:tc>
           <w:tcPr>
@@ -6400,7 +5776,7 @@
       </w:tr>
       <w:tr>
         <w:trPr>
-          <w:trHeight w:val="385" w:hRule="exact"/>
+          <w:trHeight w:val="351" w:hRule="exact"/>
         </w:trPr>
         <w:tc>
           <w:tcPr>
@@ -6557,7 +5933,7 @@
       </w:tr>
       <w:tr>
         <w:trPr>
-          <w:trHeight w:val="385" w:hRule="exact"/>
+          <w:trHeight w:val="351" w:hRule="exact"/>
         </w:trPr>
         <w:tc>
           <w:tcPr>
@@ -6714,7 +6090,7 @@
       </w:tr>
       <w:tr>
         <w:trPr>
-          <w:trHeight w:val="385" w:hRule="exact"/>
+          <w:trHeight w:val="351" w:hRule="exact"/>
         </w:trPr>
         <w:tc>
           <w:tcPr>
@@ -6743,7 +6119,7 @@
       </w:tr>
       <w:tr>
         <w:trPr>
-          <w:trHeight w:val="385" w:hRule="exact"/>
+          <w:trHeight w:val="351" w:hRule="exact"/>
         </w:trPr>
         <w:tc>
           <w:tcPr>
@@ -6900,7 +6276,7 @@
       </w:tr>
       <w:tr>
         <w:trPr>
-          <w:trHeight w:val="385" w:hRule="exact"/>
+          <w:trHeight w:val="351" w:hRule="exact"/>
         </w:trPr>
         <w:tc>
           <w:tcPr>
@@ -7057,7 +6433,7 @@
       </w:tr>
       <w:tr>
         <w:trPr>
-          <w:trHeight w:val="385" w:hRule="exact"/>
+          <w:trHeight w:val="351" w:hRule="exact"/>
         </w:trPr>
         <w:tc>
           <w:tcPr>
@@ -7214,7 +6590,7 @@
       </w:tr>
       <w:tr>
         <w:trPr>
-          <w:trHeight w:val="385" w:hRule="exact"/>
+          <w:trHeight w:val="351" w:hRule="exact"/>
         </w:trPr>
         <w:tc>
           <w:tcPr>
@@ -7371,7 +6747,7 @@
       </w:tr>
       <w:tr>
         <w:trPr>
-          <w:trHeight w:val="385" w:hRule="exact"/>
+          <w:trHeight w:val="351" w:hRule="exact"/>
         </w:trPr>
         <w:tc>
           <w:tcPr>
@@ -7528,7 +6904,7 @@
       </w:tr>
       <w:tr>
         <w:trPr>
-          <w:trHeight w:val="385" w:hRule="exact"/>
+          <w:trHeight w:val="351" w:hRule="exact"/>
         </w:trPr>
         <w:tc>
           <w:tcPr>
@@ -7557,7 +6933,7 @@
       </w:tr>
       <w:tr>
         <w:trPr>
-          <w:trHeight w:val="385" w:hRule="exact"/>
+          <w:trHeight w:val="351" w:hRule="exact"/>
         </w:trPr>
         <w:tc>
           <w:tcPr>
@@ -7712,7 +7088,76 @@
           </w:p>
         </w:tc>
       </w:tr>
+      <w:tr>
+        <w:trPr>
+          <w:trHeight w:val="396" w:hRule="exact"/>
+        </w:trPr>
+        <w:tc>
+          <w:tcPr>
+            <w:tcW w:type="dxa" w:w="5216"/>
+            <w:gridSpan w:val="4"/>
+            <w:vAlign w:val="center"/>
+            <w:shd w:val="clear" w:color="auto" w:fill="2E5F8A"/>
+          </w:tcPr>
+          <w:p>
+            <w:pPr>
+              <w:spacing w:line="240" w:lineRule="auto" w:after="0" w:before="0"/>
+              <w:jc w:val="center"/>
+            </w:pPr>
+            <w:r/>
+            <w:r>
+              <w:rPr>
+                <w:rFonts w:ascii="Arial" w:hAnsi="Arial"/>
+                <w:b/>
+                <w:color w:val="FFFFFF"/>
+                <w:sz w:val="18"/>
+              </w:rPr>
+              <w:t>TOTAL DE DÍAS ASISTIDOS</w:t>
+            </w:r>
+          </w:p>
+        </w:tc>
+        <w:tc>
+          <w:tcPr>
+            <w:tcW w:type="dxa" w:w="3288"/>
+            <w:gridSpan w:val="3"/>
+            <w:vAlign w:val="center"/>
+            <w:shd w:val="clear" w:color="auto" w:fill="E4ECF5"/>
+          </w:tcPr>
+          <w:p>
+            <w:pPr>
+              <w:spacing w:line="240" w:lineRule="auto" w:after="0" w:before="0"/>
+              <w:jc w:val="center"/>
+            </w:pPr>
+            <w:r/>
+            <w:r>
+              <w:rPr>
+                <w:rFonts w:ascii="Arial" w:hAnsi="Arial"/>
+                <w:b/>
+                <w:color w:val="1F3864"/>
+                <w:sz w:val="18"/>
+              </w:rPr>
+              <w:t>21 días</w:t>
+            </w:r>
+          </w:p>
+        </w:tc>
+      </w:tr>
     </w:tbl>
+    <w:p>
+      <w:pPr>
+        <w:spacing w:line="240" w:lineRule="auto" w:before="160" w:after="0"/>
+        <w:jc w:val="left"/>
+      </w:pPr>
+      <w:r>
+        <w:rPr>
+          <w:rFonts w:ascii="Arial" w:hAnsi="Arial"/>
+          <w:b w:val="0"/>
+          <w:i w:val="0"/>
+          <w:color w:val="595959"/>
+          <w:sz w:val="18"/>
+        </w:rPr>
+        <w:t>Nota: la empresa no laboraba sábados ni domingos, por lo que esos días no se incluyen en el cuadro.</w:t>
+      </w:r>
+    </w:p>
     <w:p>
       <w:pPr>
         <w:pageBreakBefore/>
@@ -8394,439 +7839,7 @@
           <w:color w:val="595959"/>
           <w:sz w:val="24"/>
         </w:rPr>
-        <w:t>Semana 4</w:t>
-      </w:r>
-    </w:p>
-    <w:tbl>
-      <w:tblPr>
-        <w:tblW w:type="auto" w:w="0"/>
-        <w:jc w:val="center"/>
-        <w:tblLayout w:type="fixed"/>
-        <w:tblLook w:firstColumn="1" w:firstRow="1" w:lastColumn="0" w:lastRow="0" w:noHBand="0" w:noVBand="1" w:val="04A0"/>
-        <w:tblBorders>
-          <w:top w:val="single" w:sz="6" w:space="0" w:color="2E5F8A"/>
-          <w:left w:val="single" w:sz="6" w:space="0" w:color="2E5F8A"/>
-          <w:bottom w:val="single" w:sz="6" w:space="0" w:color="2E5F8A"/>
-          <w:right w:val="single" w:sz="6" w:space="0" w:color="2E5F8A"/>
-          <w:insideH w:val="single" w:sz="6" w:space="0" w:color="2E5F8A"/>
-          <w:insideV w:val="single" w:sz="6" w:space="0" w:color="2E5F8A"/>
-        </w:tblBorders>
-        <w:tblCellMar>
-          <w:top w:w="80" w:type="dxa"/>
-          <w:left w:w="80" w:type="dxa"/>
-          <w:bottom w:w="80" w:type="dxa"/>
-          <w:right w:w="80" w:type="dxa"/>
-        </w:tblCellMar>
-      </w:tblPr>
-      <w:tblGrid>
-        <w:gridCol w:w="4535"/>
-        <w:gridCol w:w="4535"/>
-      </w:tblGrid>
-      <w:tr>
-        <w:trPr>
-          <w:trHeight w:val="5159" w:hRule="exact"/>
-        </w:trPr>
-        <w:tc>
-          <w:tcPr>
-            <w:tcW w:type="dxa" w:w="4535"/>
-            <w:vAlign w:val="center"/>
-            <w:shd w:val="clear" w:color="auto" w:fill="F2F6FA"/>
-          </w:tcPr>
-          <w:p>
-            <w:pPr>
-              <w:spacing w:line="360" w:lineRule="auto" w:after="80"/>
-              <w:jc w:val="center"/>
-            </w:pPr>
-            <w:r>
-              <w:rPr>
-                <w:rFonts w:ascii="Arial" w:hAnsi="Arial"/>
-                <w:b/>
-                <w:color w:val="1F3864"/>
-                <w:sz w:val="22"/>
-              </w:rPr>
-              <w:t>Hoja de bitácora 1</w:t>
-            </w:r>
-          </w:p>
-          <w:p>
-            <w:pPr>
-              <w:spacing w:line="240" w:lineRule="auto"/>
-              <w:jc w:val="center"/>
-            </w:pPr>
-            <w:r>
-              <w:rPr>
-                <w:rFonts w:ascii="Arial" w:hAnsi="Arial"/>
-                <w:color w:val="8C8C8C"/>
-                <w:sz w:val="18"/>
-              </w:rPr>
-              <w:t>Pega aquí la imagen escaneada</w:t>
-            </w:r>
-          </w:p>
-        </w:tc>
-        <w:tc>
-          <w:tcPr>
-            <w:tcW w:type="dxa" w:w="4535"/>
-            <w:vAlign w:val="center"/>
-            <w:shd w:val="clear" w:color="auto" w:fill="F2F6FA"/>
-          </w:tcPr>
-          <w:p>
-            <w:pPr>
-              <w:spacing w:line="360" w:lineRule="auto" w:after="80"/>
-              <w:jc w:val="center"/>
-            </w:pPr>
-            <w:r>
-              <w:rPr>
-                <w:rFonts w:ascii="Arial" w:hAnsi="Arial"/>
-                <w:b/>
-                <w:color w:val="1F3864"/>
-                <w:sz w:val="22"/>
-              </w:rPr>
-              <w:t>Hoja de bitácora 2</w:t>
-            </w:r>
-          </w:p>
-          <w:p>
-            <w:pPr>
-              <w:spacing w:line="240" w:lineRule="auto"/>
-              <w:jc w:val="center"/>
-            </w:pPr>
-            <w:r>
-              <w:rPr>
-                <w:rFonts w:ascii="Arial" w:hAnsi="Arial"/>
-                <w:color w:val="8C8C8C"/>
-                <w:sz w:val="18"/>
-              </w:rPr>
-              <w:t>Pega aquí la imagen escaneada</w:t>
-            </w:r>
-          </w:p>
-        </w:tc>
-      </w:tr>
-      <w:tr>
-        <w:trPr>
-          <w:trHeight w:val="5159" w:hRule="exact"/>
-        </w:trPr>
-        <w:tc>
-          <w:tcPr>
-            <w:tcW w:type="dxa" w:w="4535"/>
-            <w:vAlign w:val="center"/>
-            <w:shd w:val="clear" w:color="auto" w:fill="F2F6FA"/>
-          </w:tcPr>
-          <w:p>
-            <w:pPr>
-              <w:spacing w:line="360" w:lineRule="auto" w:after="80"/>
-              <w:jc w:val="center"/>
-            </w:pPr>
-            <w:r>
-              <w:rPr>
-                <w:rFonts w:ascii="Arial" w:hAnsi="Arial"/>
-                <w:b/>
-                <w:color w:val="1F3864"/>
-                <w:sz w:val="22"/>
-              </w:rPr>
-              <w:t>Hoja de bitácora 3</w:t>
-            </w:r>
-          </w:p>
-          <w:p>
-            <w:pPr>
-              <w:spacing w:line="240" w:lineRule="auto"/>
-              <w:jc w:val="center"/>
-            </w:pPr>
-            <w:r>
-              <w:rPr>
-                <w:rFonts w:ascii="Arial" w:hAnsi="Arial"/>
-                <w:color w:val="8C8C8C"/>
-                <w:sz w:val="18"/>
-              </w:rPr>
-              <w:t>Pega aquí la imagen escaneada</w:t>
-            </w:r>
-          </w:p>
-        </w:tc>
-        <w:tc>
-          <w:tcPr>
-            <w:tcW w:type="dxa" w:w="4535"/>
-            <w:vAlign w:val="center"/>
-            <w:shd w:val="clear" w:color="auto" w:fill="F2F6FA"/>
-          </w:tcPr>
-          <w:p>
-            <w:pPr>
-              <w:spacing w:line="360" w:lineRule="auto" w:after="80"/>
-              <w:jc w:val="center"/>
-            </w:pPr>
-            <w:r>
-              <w:rPr>
-                <w:rFonts w:ascii="Arial" w:hAnsi="Arial"/>
-                <w:b/>
-                <w:color w:val="1F3864"/>
-                <w:sz w:val="22"/>
-              </w:rPr>
-              <w:t>Hoja de bitácora 4</w:t>
-            </w:r>
-          </w:p>
-          <w:p>
-            <w:pPr>
-              <w:spacing w:line="240" w:lineRule="auto"/>
-              <w:jc w:val="center"/>
-            </w:pPr>
-            <w:r>
-              <w:rPr>
-                <w:rFonts w:ascii="Arial" w:hAnsi="Arial"/>
-                <w:color w:val="8C8C8C"/>
-                <w:sz w:val="18"/>
-              </w:rPr>
-              <w:t>Pega aquí la imagen escaneada</w:t>
-            </w:r>
-          </w:p>
-        </w:tc>
-      </w:tr>
-    </w:tbl>
-    <w:p>
-      <w:pPr>
-        <w:pageBreakBefore/>
-        <w:pBdr>
-          <w:bottom w:val="single" w:sz="18" w:space="0" w:color="BF9B30"/>
-        </w:pBdr>
-        <w:shd w:val="clear" w:color="auto" w:fill="1F3864"/>
-        <w:spacing w:line="360" w:lineRule="auto" w:before="0" w:after="160"/>
-        <w:jc w:val="center"/>
-      </w:pPr>
-      <w:r>
-        <w:rPr>
-          <w:rFonts w:ascii="Arial" w:hAnsi="Arial"/>
-          <w:b/>
-          <w:color w:val="FFFFFF"/>
-          <w:sz w:val="36"/>
-        </w:rPr>
-        <w:t>BITÁCORA</w:t>
-      </w:r>
-    </w:p>
-    <w:p>
-      <w:pPr>
-        <w:spacing w:line="240" w:lineRule="auto" w:before="0" w:after="240"/>
-        <w:jc w:val="center"/>
-      </w:pPr>
-      <w:r>
-        <w:rPr>
-          <w:rFonts w:ascii="Arial" w:hAnsi="Arial"/>
-          <w:b/>
-          <w:i w:val="0"/>
-          <w:color w:val="595959"/>
-          <w:sz w:val="24"/>
-        </w:rPr>
-        <w:t>Semana 5</w:t>
-      </w:r>
-    </w:p>
-    <w:tbl>
-      <w:tblPr>
-        <w:tblW w:type="auto" w:w="0"/>
-        <w:jc w:val="center"/>
-        <w:tblLayout w:type="fixed"/>
-        <w:tblLook w:firstColumn="1" w:firstRow="1" w:lastColumn="0" w:lastRow="0" w:noHBand="0" w:noVBand="1" w:val="04A0"/>
-        <w:tblBorders>
-          <w:top w:val="single" w:sz="6" w:space="0" w:color="2E5F8A"/>
-          <w:left w:val="single" w:sz="6" w:space="0" w:color="2E5F8A"/>
-          <w:bottom w:val="single" w:sz="6" w:space="0" w:color="2E5F8A"/>
-          <w:right w:val="single" w:sz="6" w:space="0" w:color="2E5F8A"/>
-          <w:insideH w:val="single" w:sz="6" w:space="0" w:color="2E5F8A"/>
-          <w:insideV w:val="single" w:sz="6" w:space="0" w:color="2E5F8A"/>
-        </w:tblBorders>
-        <w:tblCellMar>
-          <w:top w:w="80" w:type="dxa"/>
-          <w:left w:w="80" w:type="dxa"/>
-          <w:bottom w:w="80" w:type="dxa"/>
-          <w:right w:w="80" w:type="dxa"/>
-        </w:tblCellMar>
-      </w:tblPr>
-      <w:tblGrid>
-        <w:gridCol w:w="4535"/>
-        <w:gridCol w:w="4535"/>
-      </w:tblGrid>
-      <w:tr>
-        <w:trPr>
-          <w:trHeight w:val="5159" w:hRule="exact"/>
-        </w:trPr>
-        <w:tc>
-          <w:tcPr>
-            <w:tcW w:type="dxa" w:w="4535"/>
-            <w:vAlign w:val="center"/>
-            <w:shd w:val="clear" w:color="auto" w:fill="F2F6FA"/>
-          </w:tcPr>
-          <w:p>
-            <w:pPr>
-              <w:spacing w:line="360" w:lineRule="auto" w:after="80"/>
-              <w:jc w:val="center"/>
-            </w:pPr>
-            <w:r>
-              <w:rPr>
-                <w:rFonts w:ascii="Arial" w:hAnsi="Arial"/>
-                <w:b/>
-                <w:color w:val="1F3864"/>
-                <w:sz w:val="22"/>
-              </w:rPr>
-              <w:t>Hoja de bitácora 1</w:t>
-            </w:r>
-          </w:p>
-          <w:p>
-            <w:pPr>
-              <w:spacing w:line="240" w:lineRule="auto"/>
-              <w:jc w:val="center"/>
-            </w:pPr>
-            <w:r>
-              <w:rPr>
-                <w:rFonts w:ascii="Arial" w:hAnsi="Arial"/>
-                <w:color w:val="8C8C8C"/>
-                <w:sz w:val="18"/>
-              </w:rPr>
-              <w:t>Pega aquí la imagen escaneada</w:t>
-            </w:r>
-          </w:p>
-        </w:tc>
-        <w:tc>
-          <w:tcPr>
-            <w:tcW w:type="dxa" w:w="4535"/>
-            <w:vAlign w:val="center"/>
-            <w:shd w:val="clear" w:color="auto" w:fill="F2F6FA"/>
-          </w:tcPr>
-          <w:p>
-            <w:pPr>
-              <w:spacing w:line="360" w:lineRule="auto" w:after="80"/>
-              <w:jc w:val="center"/>
-            </w:pPr>
-            <w:r>
-              <w:rPr>
-                <w:rFonts w:ascii="Arial" w:hAnsi="Arial"/>
-                <w:b/>
-                <w:color w:val="1F3864"/>
-                <w:sz w:val="22"/>
-              </w:rPr>
-              <w:t>Hoja de bitácora 2</w:t>
-            </w:r>
-          </w:p>
-          <w:p>
-            <w:pPr>
-              <w:spacing w:line="240" w:lineRule="auto"/>
-              <w:jc w:val="center"/>
-            </w:pPr>
-            <w:r>
-              <w:rPr>
-                <w:rFonts w:ascii="Arial" w:hAnsi="Arial"/>
-                <w:color w:val="8C8C8C"/>
-                <w:sz w:val="18"/>
-              </w:rPr>
-              <w:t>Pega aquí la imagen escaneada</w:t>
-            </w:r>
-          </w:p>
-        </w:tc>
-      </w:tr>
-      <w:tr>
-        <w:trPr>
-          <w:trHeight w:val="5159" w:hRule="exact"/>
-        </w:trPr>
-        <w:tc>
-          <w:tcPr>
-            <w:tcW w:type="dxa" w:w="4535"/>
-            <w:vAlign w:val="center"/>
-            <w:shd w:val="clear" w:color="auto" w:fill="F2F6FA"/>
-          </w:tcPr>
-          <w:p>
-            <w:pPr>
-              <w:spacing w:line="360" w:lineRule="auto" w:after="80"/>
-              <w:jc w:val="center"/>
-            </w:pPr>
-            <w:r>
-              <w:rPr>
-                <w:rFonts w:ascii="Arial" w:hAnsi="Arial"/>
-                <w:b/>
-                <w:color w:val="1F3864"/>
-                <w:sz w:val="22"/>
-              </w:rPr>
-              <w:t>Hoja de bitácora 3</w:t>
-            </w:r>
-          </w:p>
-          <w:p>
-            <w:pPr>
-              <w:spacing w:line="240" w:lineRule="auto"/>
-              <w:jc w:val="center"/>
-            </w:pPr>
-            <w:r>
-              <w:rPr>
-                <w:rFonts w:ascii="Arial" w:hAnsi="Arial"/>
-                <w:color w:val="8C8C8C"/>
-                <w:sz w:val="18"/>
-              </w:rPr>
-              <w:t>Pega aquí la imagen escaneada</w:t>
-            </w:r>
-          </w:p>
-        </w:tc>
-        <w:tc>
-          <w:tcPr>
-            <w:tcW w:type="dxa" w:w="4535"/>
-            <w:vAlign w:val="center"/>
-            <w:shd w:val="clear" w:color="auto" w:fill="F2F6FA"/>
-          </w:tcPr>
-          <w:p>
-            <w:pPr>
-              <w:spacing w:line="360" w:lineRule="auto" w:after="80"/>
-              <w:jc w:val="center"/>
-            </w:pPr>
-            <w:r>
-              <w:rPr>
-                <w:rFonts w:ascii="Arial" w:hAnsi="Arial"/>
-                <w:b/>
-                <w:color w:val="1F3864"/>
-                <w:sz w:val="22"/>
-              </w:rPr>
-              <w:t>Hoja de bitácora 4</w:t>
-            </w:r>
-          </w:p>
-          <w:p>
-            <w:pPr>
-              <w:spacing w:line="240" w:lineRule="auto"/>
-              <w:jc w:val="center"/>
-            </w:pPr>
-            <w:r>
-              <w:rPr>
-                <w:rFonts w:ascii="Arial" w:hAnsi="Arial"/>
-                <w:color w:val="8C8C8C"/>
-                <w:sz w:val="18"/>
-              </w:rPr>
-              <w:t>Pega aquí la imagen escaneada</w:t>
-            </w:r>
-          </w:p>
-        </w:tc>
-      </w:tr>
-    </w:tbl>
-    <w:p>
-      <w:pPr>
-        <w:pageBreakBefore/>
-        <w:pBdr>
-          <w:bottom w:val="single" w:sz="18" w:space="0" w:color="BF9B30"/>
-        </w:pBdr>
-        <w:shd w:val="clear" w:color="auto" w:fill="1F3864"/>
-        <w:spacing w:line="360" w:lineRule="auto" w:before="0" w:after="160"/>
-        <w:jc w:val="center"/>
-      </w:pPr>
-      <w:r>
-        <w:rPr>
-          <w:rFonts w:ascii="Arial" w:hAnsi="Arial"/>
-          <w:b/>
-          <w:color w:val="FFFFFF"/>
-          <w:sz w:val="36"/>
-        </w:rPr>
-        <w:t>BITÁCORA</w:t>
-      </w:r>
-    </w:p>
-    <w:p>
-      <w:pPr>
-        <w:spacing w:line="240" w:lineRule="auto" w:before="0" w:after="240"/>
-        <w:jc w:val="center"/>
-      </w:pPr>
-      <w:r>
-        <w:rPr>
-          <w:rFonts w:ascii="Arial" w:hAnsi="Arial"/>
-          <w:b/>
-          <w:i w:val="0"/>
-          <w:color w:val="595959"/>
-          <w:sz w:val="24"/>
-        </w:rPr>
-        <w:t>Hojas restantes</w:t>
+        <w:t>Semanas 4 y 5</w:t>
       </w:r>
     </w:p>
     <w:tbl>
@@ -9592,7 +8605,7 @@
                 <w:color w:val="1F3864"/>
                 <w:sz w:val="24"/>
               </w:rPr>
-              <w:t>AQUÍ VA EL FLUJOGRAMA DE LAS ACTIVIDADES</w:t>
+              <w:t>AQUÍ VA EL FLUJOGRAMA DE LA EMPRESA</w:t>
             </w:r>
           </w:p>
           <w:p>
@@ -9606,7 +8619,7 @@
                 <w:color w:val="595959"/>
                 <w:sz w:val="22"/>
               </w:rPr>
-              <w:t>Dibuja el proceso de las actividades que te asignaron en el área contable.</w:t>
+              <w:t>Pega aquí el flujograma con el proceso de las actividades que te asignaron en el Departamento de Contabilidad.</w:t>
             </w:r>
           </w:p>
           <w:p>
@@ -9620,31 +8633,16 @@
                 <w:color w:val="595959"/>
                 <w:sz w:val="22"/>
               </w:rPr>
-              <w:t>Puede seguir este orden: recepción de la factura → revisión de los datos → registro en VisionWin → elaboración de la partida → revisión del balance → archivo del documento → declaración ante el SAR.</w:t>
-            </w:r>
-          </w:p>
-          <w:p>
-            <w:pPr>
-              <w:spacing w:line="360" w:lineRule="auto" w:after="200"/>
-              <w:jc w:val="center"/>
-            </w:pPr>
-            <w:r>
-              <w:rPr>
-                <w:rFonts w:ascii="Arial" w:hAnsi="Arial"/>
-                <w:color w:val="595959"/>
-                <w:sz w:val="22"/>
-              </w:rPr>
-              <w:t>Podés hacerlo con Insertar → Formas o con SmartArt.</w:t>
+              <w:t>Debe ocupar toda la hoja.</w:t>
             </w:r>
           </w:p>
         </w:tc>
       </w:tr>
     </w:tbl>
     <w:sectPr>
-      <w:headerReference w:type="default" r:id="rId9"/>
-      <w:footerReference w:type="default" r:id="rId10"/>
+      <w:footerReference w:type="default" r:id="rId9"/>
       <w:pgSz w:w="11906" w:h="16838"/>
-      <w:pgMar w:top="1474" w:right="1417" w:bottom="1474" w:left="1417" w:header="765" w:footer="765" w:gutter="0"/>
+      <w:pgMar w:top="1474" w:right="1417" w:bottom="1474" w:left="1417" w:header="765" w:footer="794" w:gutter="0"/>
       <w:cols w:space="720"/>
       <w:titlePg/>
       <w:docGrid w:linePitch="360"/>
@@ -9664,21 +8662,9 @@
   <w:p>
     <w:pPr>
       <w:pStyle w:val="Footer"/>
-      <w:tabs>
-        <w:tab w:pos="9071" w:val="right"/>
-      </w:tabs>
-      <w:spacing w:before="0" w:line="240" w:lineRule="auto"/>
-      <w:jc w:val="left"/>
+      <w:spacing w:before="0" w:after="0" w:line="240" w:lineRule="auto"/>
+      <w:jc w:val="center"/>
     </w:pPr>
-    <w:r>
-      <w:rPr>
-        <w:rFonts w:ascii="Arial" w:hAnsi="Arial"/>
-        <w:color w:val="8C8C8C"/>
-        <w:sz w:val="18"/>
-      </w:rPr>
-      <w:t>Informe de Práctica Profesional</w:t>
-      <w:tab/>
-    </w:r>
     <w:r>
       <w:rPr>
         <w:rFonts w:ascii="Arial" w:hAnsi="Arial"/>
@@ -9692,29 +8678,6 @@
     </w:r>
   </w:p>
 </w:ftr>
-</file>
-
-<file path=word/header1.xml><?xml version="1.0" encoding="utf-8"?>
-<w:hdr xmlns:m="http://schemas.openxmlformats.org/officeDocument/2006/math" xmlns:mc="http://schemas.openxmlformats.org/markup-compatibility/2006" xmlns:mo="http://schemas.microsoft.com/office/mac/office/2008/main" xmlns:mv="urn:schemas-microsoft-com:mac:vml" xmlns:o="urn:schemas-microsoft-com:office:office" xmlns:r="http://schemas.openxmlformats.org/officeDocument/2006/relationships" xmlns:v="urn:schemas-microsoft-com:vml" xmlns:w10="urn:schemas-microsoft-com:office:word" xmlns:w14="http://schemas.microsoft.com/office/word/2010/wordml" xmlns:w="http://schemas.openxmlformats.org/wordprocessingml/2006/main" xmlns:wne="http://schemas.microsoft.com/office/word/2006/wordml" xmlns:wp14="http://schemas.microsoft.com/office/word/2010/wordprocessingDrawing" xmlns:wp="http://schemas.openxmlformats.org/drawingml/2006/wordprocessingDrawing" xmlns:wpc="http://schemas.microsoft.com/office/word/2010/wordprocessingCanvas" xmlns:wpg="http://schemas.microsoft.com/office/word/2010/wordprocessingGroup" xmlns:wpi="http://schemas.microsoft.com/office/word/2010/wordprocessingInk" xmlns:wps="http://schemas.microsoft.com/office/word/2010/wordprocessingShape" mc:Ignorable="w14 wp14">
-  <w:p>
-    <w:pPr>
-      <w:pStyle w:val="Header"/>
-      <w:pBdr>
-        <w:bottom w:val="single" w:sz="6" w:space="3" w:color="BF9B30"/>
-      </w:pBdr>
-      <w:spacing w:after="0" w:line="240" w:lineRule="auto"/>
-      <w:jc w:val="right"/>
-    </w:pPr>
-    <w:r>
-      <w:rPr>
-        <w:rFonts w:ascii="Arial" w:hAnsi="Arial"/>
-        <w:color w:val="2E5F8A"/>
-        <w:sz w:val="18"/>
-      </w:rPr>
-      <w:t>TOPDIC Constructora S. de R.L.</w:t>
-    </w:r>
-  </w:p>
-</w:hdr>
 </file>
 
 <file path=word/numbering.xml><?xml version="1.0" encoding="utf-8"?>
@@ -10099,6 +9062,10 @@
     <w:unhideWhenUsed/>
     <w:rsid w:val="00E618BF"/>
     <w:pPr>
+      <w:tabs>
+        <w:tab w:val="center" w:pos="4680"/>
+        <w:tab w:val="right" w:pos="9360"/>
+      </w:tabs>
       <w:spacing w:after="0" w:line="240" w:lineRule="auto"/>
     </w:pPr>
   </w:style>
@@ -10117,6 +9084,10 @@
     <w:unhideWhenUsed/>
     <w:rsid w:val="00E618BF"/>
     <w:pPr>
+      <w:tabs>
+        <w:tab w:val="center" w:pos="4680"/>
+        <w:tab w:val="right" w:pos="9360"/>
+      </w:tabs>
       <w:spacing w:after="0" w:line="240" w:lineRule="auto"/>
     </w:pPr>
   </w:style>
